--- a/doc/02-NguyenMinhThuan.docx
+++ b/doc/02-NguyenMinhThuan.docx
@@ -81,19 +81,27 @@
           <w:szCs w:val="26"/>
         </w:rPr>
       </w:pPr>
-      <w:proofErr w:type="spellStart"/>
-      <w:r>
-        <w:rPr>
-          <w:rFonts w:ascii="Times New Roman" w:hAnsi="Times New Roman" w:cs="Times New Roman"/>
-          <w:sz w:val="26"/>
-          <w:szCs w:val="26"/>
-        </w:rPr>
-        <w:t>Nhóm</w:t>
-      </w:r>
-      <w:proofErr w:type="spellEnd"/>
-      <w:r>
-        <w:rPr>
-          <w:rFonts w:ascii="Times New Roman" w:hAnsi="Times New Roman" w:cs="Times New Roman"/>
+      <w:r>
+        <w:rPr>
+          <w:rFonts w:ascii="Times New Roman" w:hAnsi="Times New Roman" w:cs="Times New Roman"/>
+          <w:sz w:val="26"/>
+          <w:szCs w:val="26"/>
+        </w:rPr>
+        <w:t xml:space="preserve">Nhóm </w:t>
+      </w:r>
+      <w:r>
+        <w:rPr>
+          <w:rFonts w:ascii="Times New Roman" w:hAnsi="Times New Roman" w:cs="Times New Roman"/>
+          <w:color w:val="000000" w:themeColor="text1"/>
+          <w:sz w:val="26"/>
+          <w:szCs w:val="26"/>
+        </w:rPr>
+        <w:t>04</w:t>
+      </w:r>
+      <w:r>
+        <w:rPr>
+          <w:rFonts w:ascii="Times New Roman" w:hAnsi="Times New Roman" w:cs="Times New Roman"/>
+          <w:color w:val="FF0000"/>
           <w:sz w:val="26"/>
           <w:szCs w:val="26"/>
         </w:rPr>
@@ -102,24 +110,6 @@
       <w:r>
         <w:rPr>
           <w:rFonts w:ascii="Times New Roman" w:hAnsi="Times New Roman" w:cs="Times New Roman"/>
-          <w:color w:val="000000" w:themeColor="text1"/>
-          <w:sz w:val="26"/>
-          <w:szCs w:val="26"/>
-        </w:rPr>
-        <w:t>04</w:t>
-      </w:r>
-      <w:r>
-        <w:rPr>
-          <w:rFonts w:ascii="Times New Roman" w:hAnsi="Times New Roman" w:cs="Times New Roman"/>
-          <w:color w:val="FF0000"/>
-          <w:sz w:val="26"/>
-          <w:szCs w:val="26"/>
-        </w:rPr>
-        <w:t xml:space="preserve"> </w:t>
-      </w:r>
-      <w:r>
-        <w:rPr>
-          <w:rFonts w:ascii="Times New Roman" w:hAnsi="Times New Roman" w:cs="Times New Roman"/>
           <w:sz w:val="26"/>
           <w:szCs w:val="26"/>
         </w:rPr>
@@ -131,37 +121,8 @@
           <w:sz w:val="26"/>
           <w:szCs w:val="26"/>
         </w:rPr>
-        <w:t xml:space="preserve">Thành </w:t>
-      </w:r>
-      <w:proofErr w:type="spellStart"/>
-      <w:r>
-        <w:rPr>
-          <w:rFonts w:ascii="Times New Roman" w:hAnsi="Times New Roman" w:cs="Times New Roman"/>
-          <w:sz w:val="26"/>
-          <w:szCs w:val="26"/>
-        </w:rPr>
-        <w:t>viên</w:t>
-      </w:r>
-      <w:proofErr w:type="spellEnd"/>
-      <w:r>
-        <w:rPr>
-          <w:rFonts w:ascii="Times New Roman" w:hAnsi="Times New Roman" w:cs="Times New Roman"/>
-          <w:sz w:val="26"/>
-          <w:szCs w:val="26"/>
-        </w:rPr>
-        <w:t xml:space="preserve"> </w:t>
-      </w:r>
-      <w:proofErr w:type="spellStart"/>
-      <w:proofErr w:type="gramStart"/>
-      <w:r>
-        <w:rPr>
-          <w:rFonts w:ascii="Times New Roman" w:hAnsi="Times New Roman" w:cs="Times New Roman"/>
-          <w:sz w:val="26"/>
-          <w:szCs w:val="26"/>
-        </w:rPr>
-        <w:t>nhóm</w:t>
-      </w:r>
-      <w:proofErr w:type="spellEnd"/>
+        <w:t>Thành viên nhóm</w:t>
+      </w:r>
       <w:r>
         <w:rPr>
           <w:rFonts w:ascii="Times New Roman" w:hAnsi="Times New Roman" w:cs="Times New Roman"/>
@@ -170,7 +131,6 @@
         </w:rPr>
         <w:t xml:space="preserve"> :</w:t>
       </w:r>
-      <w:proofErr w:type="gramEnd"/>
     </w:p>
     <w:p>
       <w:pPr>
@@ -276,47 +236,7 @@
                 <w:sz w:val="26"/>
                 <w:szCs w:val="26"/>
               </w:rPr>
-              <w:t>Lê Trần Quang Thanh (</w:t>
-            </w:r>
-            <w:proofErr w:type="spellStart"/>
-            <w:r>
-              <w:rPr>
-                <w:rFonts w:ascii="Times New Roman" w:hAnsi="Times New Roman" w:cs="Times New Roman"/>
-                <w:color w:val="000000" w:themeColor="text1"/>
-                <w:sz w:val="26"/>
-                <w:szCs w:val="26"/>
-              </w:rPr>
-              <w:t>Nhóm</w:t>
-            </w:r>
-            <w:proofErr w:type="spellEnd"/>
-            <w:r>
-              <w:rPr>
-                <w:rFonts w:ascii="Times New Roman" w:hAnsi="Times New Roman" w:cs="Times New Roman"/>
-                <w:color w:val="000000" w:themeColor="text1"/>
-                <w:sz w:val="26"/>
-                <w:szCs w:val="26"/>
-              </w:rPr>
-              <w:t xml:space="preserve"> </w:t>
-            </w:r>
-            <w:proofErr w:type="spellStart"/>
-            <w:r>
-              <w:rPr>
-                <w:rFonts w:ascii="Times New Roman" w:hAnsi="Times New Roman" w:cs="Times New Roman"/>
-                <w:color w:val="000000" w:themeColor="text1"/>
-                <w:sz w:val="26"/>
-                <w:szCs w:val="26"/>
-              </w:rPr>
-              <w:t>trưởng</w:t>
-            </w:r>
-            <w:proofErr w:type="spellEnd"/>
-            <w:r>
-              <w:rPr>
-                <w:rFonts w:ascii="Times New Roman" w:hAnsi="Times New Roman" w:cs="Times New Roman"/>
-                <w:color w:val="000000" w:themeColor="text1"/>
-                <w:sz w:val="26"/>
-                <w:szCs w:val="26"/>
-              </w:rPr>
-              <w:t>)</w:t>
+              <w:t>Lê Trần Quang Thanh (Nhóm trưởng)</w:t>
             </w:r>
           </w:p>
         </w:tc>
@@ -475,27 +395,7 @@
                 <w:sz w:val="26"/>
                 <w:szCs w:val="26"/>
               </w:rPr>
-              <w:t xml:space="preserve">Nguyễn </w:t>
-            </w:r>
-            <w:proofErr w:type="spellStart"/>
-            <w:r>
-              <w:rPr>
-                <w:rFonts w:ascii="Times New Roman" w:hAnsi="Times New Roman" w:cs="Times New Roman"/>
-                <w:color w:val="000000" w:themeColor="text1"/>
-                <w:sz w:val="26"/>
-                <w:szCs w:val="26"/>
-              </w:rPr>
-              <w:t>Khắc</w:t>
-            </w:r>
-            <w:proofErr w:type="spellEnd"/>
-            <w:r>
-              <w:rPr>
-                <w:rFonts w:ascii="Times New Roman" w:hAnsi="Times New Roman" w:cs="Times New Roman"/>
-                <w:color w:val="000000" w:themeColor="text1"/>
-                <w:sz w:val="26"/>
-                <w:szCs w:val="26"/>
-              </w:rPr>
-              <w:t xml:space="preserve"> Duy</w:t>
+              <w:t>Nguyễn Khắc Duy</w:t>
             </w:r>
           </w:p>
         </w:tc>
@@ -541,7 +441,6 @@
                 <w:szCs w:val="26"/>
               </w:rPr>
             </w:pPr>
-            <w:proofErr w:type="spellStart"/>
             <w:r>
               <w:rPr>
                 <w:rFonts w:ascii="Times New Roman" w:hAnsi="Times New Roman" w:cs="Times New Roman"/>
@@ -549,17 +448,7 @@
                 <w:sz w:val="26"/>
                 <w:szCs w:val="26"/>
               </w:rPr>
-              <w:t>Hồ</w:t>
-            </w:r>
-            <w:proofErr w:type="spellEnd"/>
-            <w:r>
-              <w:rPr>
-                <w:rFonts w:ascii="Times New Roman" w:hAnsi="Times New Roman" w:cs="Times New Roman"/>
-                <w:color w:val="000000" w:themeColor="text1"/>
-                <w:sz w:val="26"/>
-                <w:szCs w:val="26"/>
-              </w:rPr>
-              <w:t xml:space="preserve"> Văn Khánh</w:t>
+              <w:t>Hồ Văn Khánh</w:t>
             </w:r>
           </w:p>
         </w:tc>
@@ -615,7 +504,6 @@
           <w:szCs w:val="26"/>
         </w:rPr>
       </w:pPr>
-      <w:proofErr w:type="spellStart"/>
       <w:r>
         <w:rPr>
           <w:rFonts w:ascii="Times New Roman" w:hAnsi="Times New Roman" w:cs="Times New Roman"/>
@@ -623,57 +511,7 @@
           <w:sz w:val="26"/>
           <w:szCs w:val="26"/>
         </w:rPr>
-        <w:t>Tên</w:t>
-      </w:r>
-      <w:proofErr w:type="spellEnd"/>
-      <w:r>
-        <w:rPr>
-          <w:rFonts w:ascii="Times New Roman" w:hAnsi="Times New Roman" w:cs="Times New Roman"/>
-          <w:i/>
-          <w:sz w:val="26"/>
-          <w:szCs w:val="26"/>
-        </w:rPr>
-        <w:t xml:space="preserve"> </w:t>
-      </w:r>
-      <w:proofErr w:type="spellStart"/>
-      <w:r>
-        <w:rPr>
-          <w:rFonts w:ascii="Times New Roman" w:hAnsi="Times New Roman" w:cs="Times New Roman"/>
-          <w:i/>
-          <w:sz w:val="26"/>
-          <w:szCs w:val="26"/>
-        </w:rPr>
-        <w:t>ứng</w:t>
-      </w:r>
-      <w:proofErr w:type="spellEnd"/>
-      <w:r>
-        <w:rPr>
-          <w:rFonts w:ascii="Times New Roman" w:hAnsi="Times New Roman" w:cs="Times New Roman"/>
-          <w:i/>
-          <w:sz w:val="26"/>
-          <w:szCs w:val="26"/>
-        </w:rPr>
-        <w:t xml:space="preserve"> </w:t>
-      </w:r>
-      <w:proofErr w:type="spellStart"/>
-      <w:r>
-        <w:rPr>
-          <w:rFonts w:ascii="Times New Roman" w:hAnsi="Times New Roman" w:cs="Times New Roman"/>
-          <w:i/>
-          <w:sz w:val="26"/>
-          <w:szCs w:val="26"/>
-        </w:rPr>
-        <w:t>dụng</w:t>
-      </w:r>
-      <w:proofErr w:type="spellEnd"/>
-      <w:r>
-        <w:rPr>
-          <w:rFonts w:ascii="Times New Roman" w:hAnsi="Times New Roman" w:cs="Times New Roman"/>
-          <w:i/>
-          <w:sz w:val="26"/>
-          <w:szCs w:val="26"/>
-        </w:rPr>
-        <w:t>:</w:t>
+        <w:t>Tên ứng dụng:</w:t>
       </w:r>
       <w:r>
         <w:rPr>
@@ -717,16 +555,14 @@
           <w:szCs w:val="26"/>
         </w:rPr>
       </w:pPr>
-      <w:proofErr w:type="spellStart"/>
-      <w:r>
-        <w:rPr>
-          <w:rFonts w:ascii="Times New Roman" w:hAnsi="Times New Roman" w:cs="Times New Roman"/>
-          <w:sz w:val="26"/>
-          <w:szCs w:val="26"/>
-        </w:rPr>
-        <w:t>Thời</w:t>
-      </w:r>
-      <w:proofErr w:type="spellEnd"/>
+      <w:r>
+        <w:rPr>
+          <w:rFonts w:ascii="Times New Roman" w:hAnsi="Times New Roman" w:cs="Times New Roman"/>
+          <w:sz w:val="26"/>
+          <w:szCs w:val="26"/>
+        </w:rPr>
+        <w:t>Thời gian thực hiện: Từ</w:t>
+      </w:r>
       <w:r>
         <w:rPr>
           <w:rFonts w:ascii="Times New Roman" w:hAnsi="Times New Roman" w:cs="Times New Roman"/>
@@ -735,78 +571,6 @@
         </w:rPr>
         <w:t xml:space="preserve"> </w:t>
       </w:r>
-      <w:proofErr w:type="spellStart"/>
-      <w:r>
-        <w:rPr>
-          <w:rFonts w:ascii="Times New Roman" w:hAnsi="Times New Roman" w:cs="Times New Roman"/>
-          <w:sz w:val="26"/>
-          <w:szCs w:val="26"/>
-        </w:rPr>
-        <w:t>gian</w:t>
-      </w:r>
-      <w:proofErr w:type="spellEnd"/>
-      <w:r>
-        <w:rPr>
-          <w:rFonts w:ascii="Times New Roman" w:hAnsi="Times New Roman" w:cs="Times New Roman"/>
-          <w:sz w:val="26"/>
-          <w:szCs w:val="26"/>
-        </w:rPr>
-        <w:t xml:space="preserve"> </w:t>
-      </w:r>
-      <w:proofErr w:type="spellStart"/>
-      <w:r>
-        <w:rPr>
-          <w:rFonts w:ascii="Times New Roman" w:hAnsi="Times New Roman" w:cs="Times New Roman"/>
-          <w:sz w:val="26"/>
-          <w:szCs w:val="26"/>
-        </w:rPr>
-        <w:t>thực</w:t>
-      </w:r>
-      <w:proofErr w:type="spellEnd"/>
-      <w:r>
-        <w:rPr>
-          <w:rFonts w:ascii="Times New Roman" w:hAnsi="Times New Roman" w:cs="Times New Roman"/>
-          <w:sz w:val="26"/>
-          <w:szCs w:val="26"/>
-        </w:rPr>
-        <w:t xml:space="preserve"> </w:t>
-      </w:r>
-      <w:proofErr w:type="spellStart"/>
-      <w:r>
-        <w:rPr>
-          <w:rFonts w:ascii="Times New Roman" w:hAnsi="Times New Roman" w:cs="Times New Roman"/>
-          <w:sz w:val="26"/>
-          <w:szCs w:val="26"/>
-        </w:rPr>
-        <w:t>hiện</w:t>
-      </w:r>
-      <w:proofErr w:type="spellEnd"/>
-      <w:r>
-        <w:rPr>
-          <w:rFonts w:ascii="Times New Roman" w:hAnsi="Times New Roman" w:cs="Times New Roman"/>
-          <w:sz w:val="26"/>
-          <w:szCs w:val="26"/>
-        </w:rPr>
-        <w:t xml:space="preserve">: </w:t>
-      </w:r>
-      <w:proofErr w:type="spellStart"/>
-      <w:r>
-        <w:rPr>
-          <w:rFonts w:ascii="Times New Roman" w:hAnsi="Times New Roman" w:cs="Times New Roman"/>
-          <w:sz w:val="26"/>
-          <w:szCs w:val="26"/>
-        </w:rPr>
-        <w:t>Từ</w:t>
-      </w:r>
-      <w:proofErr w:type="spellEnd"/>
-      <w:r>
-        <w:rPr>
-          <w:rFonts w:ascii="Times New Roman" w:hAnsi="Times New Roman" w:cs="Times New Roman"/>
-          <w:sz w:val="26"/>
-          <w:szCs w:val="26"/>
-        </w:rPr>
-        <w:t xml:space="preserve"> </w:t>
-      </w:r>
       <w:r>
         <w:rPr>
           <w:rFonts w:ascii="Times New Roman" w:hAnsi="Times New Roman" w:cs="Times New Roman"/>
@@ -853,25 +617,7 @@
           <w:sz w:val="26"/>
           <w:szCs w:val="26"/>
         </w:rPr>
-        <w:t xml:space="preserve"> </w:t>
-      </w:r>
-      <w:proofErr w:type="spellStart"/>
-      <w:r>
-        <w:rPr>
-          <w:rFonts w:ascii="Times New Roman" w:hAnsi="Times New Roman" w:cs="Times New Roman"/>
-          <w:sz w:val="26"/>
-          <w:szCs w:val="26"/>
-        </w:rPr>
-        <w:t>đến</w:t>
-      </w:r>
-      <w:proofErr w:type="spellEnd"/>
-      <w:r>
-        <w:rPr>
-          <w:rFonts w:ascii="Times New Roman" w:hAnsi="Times New Roman" w:cs="Times New Roman"/>
-          <w:sz w:val="26"/>
-          <w:szCs w:val="26"/>
-        </w:rPr>
-        <w:t xml:space="preserve"> </w:t>
+        <w:t xml:space="preserve"> đến </w:t>
       </w:r>
       <w:r>
         <w:rPr>
@@ -927,25 +673,7 @@
           <w:sz w:val="26"/>
           <w:szCs w:val="26"/>
         </w:rPr>
-        <w:t xml:space="preserve"> </w:t>
-      </w:r>
-      <w:proofErr w:type="spellStart"/>
-      <w:r>
-        <w:rPr>
-          <w:rFonts w:ascii="Times New Roman" w:hAnsi="Times New Roman" w:cs="Times New Roman"/>
-          <w:sz w:val="26"/>
-          <w:szCs w:val="26"/>
-        </w:rPr>
-        <w:t>tuần</w:t>
-      </w:r>
-      <w:proofErr w:type="spellEnd"/>
-      <w:r>
-        <w:rPr>
-          <w:rFonts w:ascii="Times New Roman" w:hAnsi="Times New Roman" w:cs="Times New Roman"/>
-          <w:sz w:val="26"/>
-          <w:szCs w:val="26"/>
-        </w:rPr>
-        <w:t>)</w:t>
+        <w:t xml:space="preserve"> tuần)</w:t>
       </w:r>
     </w:p>
     <w:p>
@@ -986,67 +714,16 @@
           <w:sz w:val="26"/>
           <w:szCs w:val="26"/>
         </w:rPr>
-        <w:t xml:space="preserve">Thu </w:t>
-      </w:r>
-      <w:proofErr w:type="spellStart"/>
-      <w:r>
-        <w:rPr>
-          <w:rFonts w:ascii="Times New Roman" w:hAnsi="Times New Roman" w:cs="Times New Roman"/>
-          <w:b/>
-          <w:sz w:val="26"/>
-          <w:szCs w:val="26"/>
-        </w:rPr>
-        <w:t>thập</w:t>
-      </w:r>
-      <w:proofErr w:type="spellEnd"/>
-      <w:r>
-        <w:rPr>
-          <w:rFonts w:ascii="Times New Roman" w:hAnsi="Times New Roman" w:cs="Times New Roman"/>
-          <w:b/>
-          <w:sz w:val="26"/>
-          <w:szCs w:val="26"/>
-        </w:rPr>
-        <w:t xml:space="preserve"> </w:t>
-      </w:r>
-      <w:proofErr w:type="spellStart"/>
-      <w:r>
-        <w:rPr>
-          <w:rFonts w:ascii="Times New Roman" w:hAnsi="Times New Roman" w:cs="Times New Roman"/>
-          <w:b/>
-          <w:sz w:val="26"/>
-          <w:szCs w:val="26"/>
-        </w:rPr>
-        <w:t>yêu</w:t>
-      </w:r>
-      <w:proofErr w:type="spellEnd"/>
-      <w:r>
-        <w:rPr>
-          <w:rFonts w:ascii="Times New Roman" w:hAnsi="Times New Roman" w:cs="Times New Roman"/>
-          <w:b/>
-          <w:sz w:val="26"/>
-          <w:szCs w:val="26"/>
-        </w:rPr>
-        <w:t xml:space="preserve"> </w:t>
-      </w:r>
-      <w:proofErr w:type="spellStart"/>
-      <w:r>
-        <w:rPr>
-          <w:rFonts w:ascii="Times New Roman" w:hAnsi="Times New Roman" w:cs="Times New Roman"/>
-          <w:b/>
-          <w:sz w:val="26"/>
-          <w:szCs w:val="26"/>
-        </w:rPr>
-        <w:t>cầu</w:t>
-      </w:r>
-      <w:proofErr w:type="spellEnd"/>
-      <w:r>
-        <w:rPr>
-          <w:rFonts w:ascii="Times New Roman" w:hAnsi="Times New Roman" w:cs="Times New Roman"/>
-          <w:b/>
-          <w:sz w:val="26"/>
-          <w:szCs w:val="26"/>
-        </w:rPr>
-        <w:t>:</w:t>
+        <w:t>Thu thập</w:t>
+      </w:r>
+      <w:r>
+        <w:rPr>
+          <w:rFonts w:ascii="Times New Roman" w:hAnsi="Times New Roman" w:cs="Times New Roman"/>
+          <w:b/>
+          <w:sz w:val="26"/>
+          <w:szCs w:val="26"/>
+        </w:rPr>
+        <w:t xml:space="preserve"> yêu cầu:</w:t>
       </w:r>
     </w:p>
     <w:p>
@@ -1065,77 +742,24 @@
           <w:szCs w:val="26"/>
         </w:rPr>
       </w:pPr>
-      <w:proofErr w:type="spellStart"/>
-      <w:r>
-        <w:rPr>
-          <w:rFonts w:ascii="Times New Roman" w:hAnsi="Times New Roman" w:cs="Times New Roman"/>
-          <w:b/>
-          <w:sz w:val="26"/>
-          <w:szCs w:val="26"/>
-        </w:rPr>
-        <w:t>Khảo</w:t>
-      </w:r>
-      <w:proofErr w:type="spellEnd"/>
-      <w:r>
-        <w:rPr>
-          <w:rFonts w:ascii="Times New Roman" w:hAnsi="Times New Roman" w:cs="Times New Roman"/>
-          <w:b/>
-          <w:sz w:val="26"/>
-          <w:szCs w:val="26"/>
-        </w:rPr>
-        <w:t xml:space="preserve"> </w:t>
-      </w:r>
-      <w:proofErr w:type="spellStart"/>
-      <w:r>
-        <w:rPr>
-          <w:rFonts w:ascii="Times New Roman" w:hAnsi="Times New Roman" w:cs="Times New Roman"/>
-          <w:b/>
-          <w:sz w:val="26"/>
-          <w:szCs w:val="26"/>
-        </w:rPr>
-        <w:t>sát</w:t>
-      </w:r>
-      <w:proofErr w:type="spellEnd"/>
-      <w:r>
-        <w:rPr>
-          <w:rFonts w:ascii="Times New Roman" w:hAnsi="Times New Roman" w:cs="Times New Roman"/>
-          <w:b/>
-          <w:sz w:val="26"/>
-          <w:szCs w:val="26"/>
-        </w:rPr>
-        <w:t xml:space="preserve"> </w:t>
-      </w:r>
-      <w:proofErr w:type="spellStart"/>
-      <w:r>
-        <w:rPr>
-          <w:rFonts w:ascii="Times New Roman" w:hAnsi="Times New Roman" w:cs="Times New Roman"/>
-          <w:b/>
-          <w:sz w:val="26"/>
-          <w:szCs w:val="26"/>
-        </w:rPr>
-        <w:t>hiện</w:t>
-      </w:r>
-      <w:proofErr w:type="spellEnd"/>
-      <w:r>
-        <w:rPr>
-          <w:rFonts w:ascii="Times New Roman" w:hAnsi="Times New Roman" w:cs="Times New Roman"/>
-          <w:b/>
-          <w:sz w:val="26"/>
-          <w:szCs w:val="26"/>
-        </w:rPr>
-        <w:t xml:space="preserve"> </w:t>
-      </w:r>
-      <w:proofErr w:type="spellStart"/>
-      <w:r>
-        <w:rPr>
-          <w:rFonts w:ascii="Times New Roman" w:hAnsi="Times New Roman" w:cs="Times New Roman"/>
-          <w:b/>
-          <w:sz w:val="26"/>
-          <w:szCs w:val="26"/>
-        </w:rPr>
-        <w:t>trạng</w:t>
-      </w:r>
-      <w:proofErr w:type="spellEnd"/>
+      <w:r>
+        <w:rPr>
+          <w:rFonts w:ascii="Times New Roman" w:hAnsi="Times New Roman" w:cs="Times New Roman"/>
+          <w:b/>
+          <w:sz w:val="26"/>
+          <w:szCs w:val="26"/>
+        </w:rPr>
+        <w:t>Khảo sát</w:t>
+      </w:r>
+      <w:r>
+        <w:rPr>
+          <w:rFonts w:ascii="Times New Roman" w:hAnsi="Times New Roman" w:cs="Times New Roman"/>
+          <w:b/>
+          <w:sz w:val="26"/>
+          <w:szCs w:val="26"/>
+        </w:rPr>
+        <w:t xml:space="preserve"> hiện trạng</w:t>
+      </w:r>
       <w:r>
         <w:rPr>
           <w:rFonts w:ascii="Times New Roman" w:hAnsi="Times New Roman" w:cs="Times New Roman"/>
@@ -1144,6 +768,28 @@
           <w:szCs w:val="26"/>
         </w:rPr>
         <w:t>:</w:t>
+      </w:r>
+    </w:p>
+    <w:p>
+      <w:pPr>
+        <w:spacing w:after="120" w:line="240" w:lineRule="auto"/>
+        <w:ind w:left="720"/>
+        <w:jc w:val="both"/>
+        <w:rPr>
+          <w:rFonts w:ascii="Times New Roman" w:hAnsi="Times New Roman" w:cs="Times New Roman"/>
+          <w:b/>
+          <w:sz w:val="26"/>
+          <w:szCs w:val="26"/>
+        </w:rPr>
+      </w:pPr>
+      <w:r>
+        <w:rPr>
+          <w:rFonts w:ascii="Times New Roman" w:hAnsi="Times New Roman" w:cs="Times New Roman"/>
+          <w:b/>
+          <w:sz w:val="26"/>
+          <w:szCs w:val="26"/>
+        </w:rPr>
+        <w:t>// comment</w:t>
       </w:r>
     </w:p>
     <w:p>
@@ -1169,59 +815,8 @@
           <w:sz w:val="26"/>
           <w:szCs w:val="26"/>
         </w:rPr>
-        <w:t xml:space="preserve">Quy </w:t>
-      </w:r>
-      <w:proofErr w:type="spellStart"/>
-      <w:r>
-        <w:rPr>
-          <w:rFonts w:ascii="Times New Roman" w:hAnsi="Times New Roman" w:cs="Times New Roman"/>
-          <w:b/>
-          <w:sz w:val="26"/>
-          <w:szCs w:val="26"/>
-        </w:rPr>
-        <w:t>trình</w:t>
-      </w:r>
-      <w:proofErr w:type="spellEnd"/>
-      <w:r>
-        <w:rPr>
-          <w:rFonts w:ascii="Times New Roman" w:hAnsi="Times New Roman" w:cs="Times New Roman"/>
-          <w:b/>
-          <w:sz w:val="26"/>
-          <w:szCs w:val="26"/>
-        </w:rPr>
-        <w:t xml:space="preserve"> </w:t>
-      </w:r>
-      <w:proofErr w:type="spellStart"/>
-      <w:r>
-        <w:rPr>
-          <w:rFonts w:ascii="Times New Roman" w:hAnsi="Times New Roman" w:cs="Times New Roman"/>
-          <w:b/>
-          <w:sz w:val="26"/>
-          <w:szCs w:val="26"/>
-        </w:rPr>
-        <w:t>nghiệp</w:t>
-      </w:r>
-      <w:proofErr w:type="spellEnd"/>
-      <w:r>
-        <w:rPr>
-          <w:rFonts w:ascii="Times New Roman" w:hAnsi="Times New Roman" w:cs="Times New Roman"/>
-          <w:b/>
-          <w:sz w:val="26"/>
-          <w:szCs w:val="26"/>
-        </w:rPr>
-        <w:t xml:space="preserve"> </w:t>
-      </w:r>
-      <w:proofErr w:type="spellStart"/>
-      <w:r>
-        <w:rPr>
-          <w:rFonts w:ascii="Times New Roman" w:hAnsi="Times New Roman" w:cs="Times New Roman"/>
-          <w:b/>
-          <w:sz w:val="26"/>
-          <w:szCs w:val="26"/>
-        </w:rPr>
-        <w:t>vụ</w:t>
-      </w:r>
-      <w:proofErr w:type="spellEnd"/>
+        <w:t>Quy trình nghiệp vụ</w:t>
+      </w:r>
     </w:p>
     <w:p>
       <w:pPr>
@@ -1246,27 +841,7 @@
           <w:sz w:val="26"/>
           <w:szCs w:val="26"/>
         </w:rPr>
-        <w:t xml:space="preserve">Quy </w:t>
-      </w:r>
-      <w:proofErr w:type="spellStart"/>
-      <w:r>
-        <w:rPr>
-          <w:rFonts w:ascii="Times New Roman" w:hAnsi="Times New Roman" w:cs="Times New Roman"/>
-          <w:b/>
-          <w:sz w:val="26"/>
-          <w:szCs w:val="26"/>
-        </w:rPr>
-        <w:t>định</w:t>
-      </w:r>
-      <w:proofErr w:type="spellEnd"/>
-      <w:r>
-        <w:rPr>
-          <w:rFonts w:ascii="Times New Roman" w:hAnsi="Times New Roman" w:cs="Times New Roman"/>
-          <w:b/>
-          <w:sz w:val="26"/>
-          <w:szCs w:val="26"/>
-        </w:rPr>
-        <w:t>:</w:t>
+        <w:t>Quy định:</w:t>
       </w:r>
     </w:p>
     <w:p>
@@ -1307,308 +882,44 @@
           <w:sz w:val="26"/>
           <w:szCs w:val="26"/>
         </w:rPr>
-        <w:t xml:space="preserve">Danh </w:t>
-      </w:r>
-      <w:proofErr w:type="spellStart"/>
-      <w:r>
-        <w:rPr>
-          <w:rFonts w:ascii="Times New Roman" w:hAnsi="Times New Roman" w:cs="Times New Roman"/>
-          <w:b/>
-          <w:sz w:val="26"/>
-          <w:szCs w:val="26"/>
-        </w:rPr>
-        <w:t>sách</w:t>
-      </w:r>
-      <w:proofErr w:type="spellEnd"/>
-      <w:r>
-        <w:rPr>
-          <w:rFonts w:ascii="Times New Roman" w:hAnsi="Times New Roman" w:cs="Times New Roman"/>
-          <w:b/>
-          <w:sz w:val="26"/>
-          <w:szCs w:val="26"/>
-        </w:rPr>
-        <w:t xml:space="preserve"> </w:t>
-      </w:r>
-      <w:proofErr w:type="spellStart"/>
-      <w:r>
-        <w:rPr>
-          <w:rFonts w:ascii="Times New Roman" w:hAnsi="Times New Roman" w:cs="Times New Roman"/>
-          <w:b/>
-          <w:sz w:val="26"/>
-          <w:szCs w:val="26"/>
-        </w:rPr>
-        <w:t>các</w:t>
-      </w:r>
-      <w:proofErr w:type="spellEnd"/>
-      <w:r>
-        <w:rPr>
-          <w:rFonts w:ascii="Times New Roman" w:hAnsi="Times New Roman" w:cs="Times New Roman"/>
-          <w:b/>
-          <w:sz w:val="26"/>
-          <w:szCs w:val="26"/>
-        </w:rPr>
-        <w:t xml:space="preserve"> </w:t>
-      </w:r>
-      <w:proofErr w:type="spellStart"/>
-      <w:r>
-        <w:rPr>
-          <w:rFonts w:ascii="Times New Roman" w:hAnsi="Times New Roman" w:cs="Times New Roman"/>
-          <w:b/>
-          <w:sz w:val="26"/>
-          <w:szCs w:val="26"/>
-        </w:rPr>
-        <w:t>c</w:t>
-      </w:r>
-      <w:r>
-        <w:rPr>
-          <w:rFonts w:ascii="Times New Roman" w:hAnsi="Times New Roman" w:cs="Times New Roman"/>
-          <w:b/>
-          <w:sz w:val="26"/>
-          <w:szCs w:val="26"/>
-        </w:rPr>
-        <w:t>âu</w:t>
-      </w:r>
-      <w:proofErr w:type="spellEnd"/>
-      <w:r>
-        <w:rPr>
-          <w:rFonts w:ascii="Times New Roman" w:hAnsi="Times New Roman" w:cs="Times New Roman"/>
-          <w:b/>
-          <w:sz w:val="26"/>
-          <w:szCs w:val="26"/>
-        </w:rPr>
-        <w:t xml:space="preserve"> </w:t>
-      </w:r>
-      <w:proofErr w:type="spellStart"/>
-      <w:r>
-        <w:rPr>
-          <w:rFonts w:ascii="Times New Roman" w:hAnsi="Times New Roman" w:cs="Times New Roman"/>
-          <w:b/>
-          <w:sz w:val="26"/>
-          <w:szCs w:val="26"/>
-        </w:rPr>
-        <w:t>hỏi</w:t>
-      </w:r>
-      <w:proofErr w:type="spellEnd"/>
-      <w:r>
-        <w:rPr>
-          <w:rFonts w:ascii="Times New Roman" w:hAnsi="Times New Roman" w:cs="Times New Roman"/>
-          <w:b/>
-          <w:sz w:val="26"/>
-          <w:szCs w:val="26"/>
-        </w:rPr>
-        <w:t xml:space="preserve"> </w:t>
-      </w:r>
-      <w:proofErr w:type="spellStart"/>
-      <w:r>
-        <w:rPr>
-          <w:rFonts w:ascii="Times New Roman" w:hAnsi="Times New Roman" w:cs="Times New Roman"/>
-          <w:b/>
-          <w:sz w:val="26"/>
-          <w:szCs w:val="26"/>
-        </w:rPr>
-        <w:t>khi</w:t>
-      </w:r>
-      <w:proofErr w:type="spellEnd"/>
-      <w:r>
-        <w:rPr>
-          <w:rFonts w:ascii="Times New Roman" w:hAnsi="Times New Roman" w:cs="Times New Roman"/>
-          <w:b/>
-          <w:sz w:val="26"/>
-          <w:szCs w:val="26"/>
-        </w:rPr>
-        <w:t xml:space="preserve"> </w:t>
-      </w:r>
-      <w:proofErr w:type="spellStart"/>
-      <w:r>
-        <w:rPr>
-          <w:rFonts w:ascii="Times New Roman" w:hAnsi="Times New Roman" w:cs="Times New Roman"/>
-          <w:b/>
-          <w:sz w:val="26"/>
-          <w:szCs w:val="26"/>
-        </w:rPr>
-        <w:t>thu</w:t>
-      </w:r>
-      <w:proofErr w:type="spellEnd"/>
-      <w:r>
-        <w:rPr>
-          <w:rFonts w:ascii="Times New Roman" w:hAnsi="Times New Roman" w:cs="Times New Roman"/>
-          <w:b/>
-          <w:sz w:val="26"/>
-          <w:szCs w:val="26"/>
-        </w:rPr>
-        <w:t xml:space="preserve"> </w:t>
-      </w:r>
-      <w:proofErr w:type="spellStart"/>
-      <w:r>
-        <w:rPr>
-          <w:rFonts w:ascii="Times New Roman" w:hAnsi="Times New Roman" w:cs="Times New Roman"/>
-          <w:b/>
-          <w:sz w:val="26"/>
-          <w:szCs w:val="26"/>
-        </w:rPr>
-        <w:t>thập</w:t>
-      </w:r>
-      <w:proofErr w:type="spellEnd"/>
-      <w:r>
-        <w:rPr>
-          <w:rFonts w:ascii="Times New Roman" w:hAnsi="Times New Roman" w:cs="Times New Roman"/>
-          <w:b/>
-          <w:sz w:val="26"/>
-          <w:szCs w:val="26"/>
-        </w:rPr>
-        <w:t xml:space="preserve"> </w:t>
-      </w:r>
-      <w:proofErr w:type="spellStart"/>
-      <w:r>
-        <w:rPr>
-          <w:rFonts w:ascii="Times New Roman" w:hAnsi="Times New Roman" w:cs="Times New Roman"/>
-          <w:b/>
-          <w:sz w:val="26"/>
-          <w:szCs w:val="26"/>
-        </w:rPr>
-        <w:t>và</w:t>
-      </w:r>
-      <w:proofErr w:type="spellEnd"/>
-      <w:r>
-        <w:rPr>
-          <w:rFonts w:ascii="Times New Roman" w:hAnsi="Times New Roman" w:cs="Times New Roman"/>
-          <w:b/>
-          <w:sz w:val="26"/>
-          <w:szCs w:val="26"/>
-        </w:rPr>
-        <w:t xml:space="preserve"> </w:t>
-      </w:r>
-      <w:proofErr w:type="spellStart"/>
-      <w:r>
-        <w:rPr>
-          <w:rFonts w:ascii="Times New Roman" w:hAnsi="Times New Roman" w:cs="Times New Roman"/>
-          <w:b/>
-          <w:sz w:val="26"/>
-          <w:szCs w:val="26"/>
-        </w:rPr>
-        <w:t>làm</w:t>
-      </w:r>
-      <w:proofErr w:type="spellEnd"/>
-      <w:r>
-        <w:rPr>
-          <w:rFonts w:ascii="Times New Roman" w:hAnsi="Times New Roman" w:cs="Times New Roman"/>
-          <w:b/>
-          <w:sz w:val="26"/>
-          <w:szCs w:val="26"/>
-        </w:rPr>
-        <w:t xml:space="preserve"> </w:t>
-      </w:r>
-      <w:proofErr w:type="spellStart"/>
-      <w:r>
-        <w:rPr>
-          <w:rFonts w:ascii="Times New Roman" w:hAnsi="Times New Roman" w:cs="Times New Roman"/>
-          <w:b/>
-          <w:sz w:val="26"/>
-          <w:szCs w:val="26"/>
-        </w:rPr>
-        <w:t>rõ</w:t>
-      </w:r>
-      <w:proofErr w:type="spellEnd"/>
-      <w:r>
-        <w:rPr>
-          <w:rFonts w:ascii="Times New Roman" w:hAnsi="Times New Roman" w:cs="Times New Roman"/>
-          <w:b/>
-          <w:sz w:val="26"/>
-          <w:szCs w:val="26"/>
-        </w:rPr>
-        <w:t xml:space="preserve"> </w:t>
-      </w:r>
-      <w:proofErr w:type="spellStart"/>
-      <w:r>
-        <w:rPr>
-          <w:rFonts w:ascii="Times New Roman" w:hAnsi="Times New Roman" w:cs="Times New Roman"/>
-          <w:b/>
-          <w:sz w:val="26"/>
-          <w:szCs w:val="26"/>
-        </w:rPr>
-        <w:t>yêu</w:t>
-      </w:r>
-      <w:proofErr w:type="spellEnd"/>
-      <w:r>
-        <w:rPr>
-          <w:rFonts w:ascii="Times New Roman" w:hAnsi="Times New Roman" w:cs="Times New Roman"/>
-          <w:b/>
-          <w:sz w:val="26"/>
-          <w:szCs w:val="26"/>
-        </w:rPr>
-        <w:t xml:space="preserve"> </w:t>
-      </w:r>
-      <w:proofErr w:type="spellStart"/>
-      <w:r>
-        <w:rPr>
-          <w:rFonts w:ascii="Times New Roman" w:hAnsi="Times New Roman" w:cs="Times New Roman"/>
-          <w:b/>
-          <w:sz w:val="26"/>
-          <w:szCs w:val="26"/>
-        </w:rPr>
-        <w:t>cầu</w:t>
-      </w:r>
-      <w:proofErr w:type="spellEnd"/>
-      <w:r>
-        <w:rPr>
-          <w:rFonts w:ascii="Times New Roman" w:hAnsi="Times New Roman" w:cs="Times New Roman"/>
-          <w:b/>
-          <w:sz w:val="26"/>
-          <w:szCs w:val="26"/>
-        </w:rPr>
-        <w:t xml:space="preserve"> </w:t>
-      </w:r>
-      <w:proofErr w:type="spellStart"/>
-      <w:r>
-        <w:rPr>
-          <w:rFonts w:ascii="Times New Roman" w:hAnsi="Times New Roman" w:cs="Times New Roman"/>
-          <w:b/>
-          <w:sz w:val="26"/>
-          <w:szCs w:val="26"/>
-        </w:rPr>
-        <w:t>của</w:t>
-      </w:r>
-      <w:proofErr w:type="spellEnd"/>
-      <w:r>
-        <w:rPr>
-          <w:rFonts w:ascii="Times New Roman" w:hAnsi="Times New Roman" w:cs="Times New Roman"/>
-          <w:b/>
-          <w:sz w:val="26"/>
-          <w:szCs w:val="26"/>
-        </w:rPr>
-        <w:t xml:space="preserve"> </w:t>
-      </w:r>
-      <w:proofErr w:type="spellStart"/>
-      <w:r>
-        <w:rPr>
-          <w:rFonts w:ascii="Times New Roman" w:hAnsi="Times New Roman" w:cs="Times New Roman"/>
-          <w:b/>
-          <w:sz w:val="26"/>
-          <w:szCs w:val="26"/>
-        </w:rPr>
-        <w:t>ứng</w:t>
-      </w:r>
-      <w:proofErr w:type="spellEnd"/>
-      <w:r>
-        <w:rPr>
-          <w:rFonts w:ascii="Times New Roman" w:hAnsi="Times New Roman" w:cs="Times New Roman"/>
-          <w:b/>
-          <w:sz w:val="26"/>
-          <w:szCs w:val="26"/>
-        </w:rPr>
-        <w:t xml:space="preserve"> </w:t>
-      </w:r>
-      <w:proofErr w:type="spellStart"/>
-      <w:r>
-        <w:rPr>
-          <w:rFonts w:ascii="Times New Roman" w:hAnsi="Times New Roman" w:cs="Times New Roman"/>
-          <w:b/>
-          <w:sz w:val="26"/>
-          <w:szCs w:val="26"/>
-        </w:rPr>
-        <w:t>dụng</w:t>
-      </w:r>
-      <w:proofErr w:type="spellEnd"/>
+        <w:t>Danh sách các c</w:t>
+      </w:r>
+      <w:r>
+        <w:rPr>
+          <w:rFonts w:ascii="Times New Roman" w:hAnsi="Times New Roman" w:cs="Times New Roman"/>
+          <w:b/>
+          <w:sz w:val="26"/>
+          <w:szCs w:val="26"/>
+        </w:rPr>
+        <w:t xml:space="preserve">âu hỏi khi thu thập </w:t>
+      </w:r>
+      <w:r>
+        <w:rPr>
+          <w:rFonts w:ascii="Times New Roman" w:hAnsi="Times New Roman" w:cs="Times New Roman"/>
+          <w:b/>
+          <w:sz w:val="26"/>
+          <w:szCs w:val="26"/>
+        </w:rPr>
+        <w:t xml:space="preserve">và làm rõ </w:t>
+      </w:r>
+      <w:r>
+        <w:rPr>
+          <w:rFonts w:ascii="Times New Roman" w:hAnsi="Times New Roman" w:cs="Times New Roman"/>
+          <w:b/>
+          <w:sz w:val="26"/>
+          <w:szCs w:val="26"/>
+        </w:rPr>
+        <w:t>yêu cầu</w:t>
+      </w:r>
+      <w:r>
+        <w:rPr>
+          <w:rFonts w:ascii="Times New Roman" w:hAnsi="Times New Roman" w:cs="Times New Roman"/>
+          <w:b/>
+          <w:sz w:val="26"/>
+          <w:szCs w:val="26"/>
+        </w:rPr>
+        <w:t xml:space="preserve"> của ứng dụng</w:t>
+      </w:r>
     </w:p>
     <w:tbl>
       <w:tblPr>
@@ -1670,7 +981,6 @@
                 <w:szCs w:val="26"/>
               </w:rPr>
             </w:pPr>
-            <w:proofErr w:type="spellStart"/>
             <w:r>
               <w:rPr>
                 <w:rFonts w:ascii="Times New Roman" w:hAnsi="Times New Roman" w:cs="Times New Roman"/>
@@ -1679,10 +989,18 @@
                 <w:sz w:val="26"/>
                 <w:szCs w:val="26"/>
               </w:rPr>
-              <w:t>Câu</w:t>
+              <w:t>Câu hỏi (Questions)</w:t>
             </w:r>
-            <w:proofErr w:type="spellEnd"/>
-            <w:r>
+          </w:p>
+        </w:tc>
+        <w:tc>
+          <w:tcPr>
+            <w:tcW w:w="1836" w:type="pct"/>
+          </w:tcPr>
+          <w:p>
+            <w:pPr>
+              <w:spacing w:after="120"/>
+              <w:jc w:val="center"/>
               <w:rPr>
                 <w:rFonts w:ascii="Times New Roman" w:hAnsi="Times New Roman" w:cs="Times New Roman"/>
                 <w:b/>
@@ -1690,9 +1008,7 @@
                 <w:sz w:val="26"/>
                 <w:szCs w:val="26"/>
               </w:rPr>
-              <w:t xml:space="preserve"> </w:t>
-            </w:r>
-            <w:proofErr w:type="spellStart"/>
+            </w:pPr>
             <w:r>
               <w:rPr>
                 <w:rFonts w:ascii="Times New Roman" w:hAnsi="Times New Roman" w:cs="Times New Roman"/>
@@ -1701,10 +1017,18 @@
                 <w:sz w:val="26"/>
                 <w:szCs w:val="26"/>
               </w:rPr>
-              <w:t>hỏi</w:t>
+              <w:t>Trả lời (Answers)</w:t>
             </w:r>
-            <w:proofErr w:type="spellEnd"/>
-            <w:r>
+          </w:p>
+        </w:tc>
+        <w:tc>
+          <w:tcPr>
+            <w:tcW w:w="1330" w:type="pct"/>
+          </w:tcPr>
+          <w:p>
+            <w:pPr>
+              <w:spacing w:after="120"/>
+              <w:jc w:val="center"/>
               <w:rPr>
                 <w:rFonts w:ascii="Times New Roman" w:hAnsi="Times New Roman" w:cs="Times New Roman"/>
                 <w:b/>
@@ -1712,18 +1036,8 @@
                 <w:sz w:val="26"/>
                 <w:szCs w:val="26"/>
               </w:rPr>
-              <w:t xml:space="preserve"> (Questions)</w:t>
-            </w:r>
-          </w:p>
-        </w:tc>
-        <w:tc>
-          <w:tcPr>
-            <w:tcW w:w="1836" w:type="pct"/>
-          </w:tcPr>
-          <w:p>
-            <w:pPr>
-              <w:spacing w:after="120"/>
-              <w:jc w:val="center"/>
+            </w:pPr>
+            <w:r>
               <w:rPr>
                 <w:rFonts w:ascii="Times New Roman" w:hAnsi="Times New Roman" w:cs="Times New Roman"/>
                 <w:b/>
@@ -1731,103 +1045,8 @@
                 <w:sz w:val="26"/>
                 <w:szCs w:val="26"/>
               </w:rPr>
-            </w:pPr>
-            <w:proofErr w:type="spellStart"/>
-            <w:r>
-              <w:rPr>
-                <w:rFonts w:ascii="Times New Roman" w:hAnsi="Times New Roman" w:cs="Times New Roman"/>
-                <w:b/>
-                <w:i/>
-                <w:sz w:val="26"/>
-                <w:szCs w:val="26"/>
-              </w:rPr>
-              <w:t>Trả</w:t>
+              <w:t>Ghi chú</w:t>
             </w:r>
-            <w:proofErr w:type="spellEnd"/>
-            <w:r>
-              <w:rPr>
-                <w:rFonts w:ascii="Times New Roman" w:hAnsi="Times New Roman" w:cs="Times New Roman"/>
-                <w:b/>
-                <w:i/>
-                <w:sz w:val="26"/>
-                <w:szCs w:val="26"/>
-              </w:rPr>
-              <w:t xml:space="preserve"> </w:t>
-            </w:r>
-            <w:proofErr w:type="spellStart"/>
-            <w:r>
-              <w:rPr>
-                <w:rFonts w:ascii="Times New Roman" w:hAnsi="Times New Roman" w:cs="Times New Roman"/>
-                <w:b/>
-                <w:i/>
-                <w:sz w:val="26"/>
-                <w:szCs w:val="26"/>
-              </w:rPr>
-              <w:t>lời</w:t>
-            </w:r>
-            <w:proofErr w:type="spellEnd"/>
-            <w:r>
-              <w:rPr>
-                <w:rFonts w:ascii="Times New Roman" w:hAnsi="Times New Roman" w:cs="Times New Roman"/>
-                <w:b/>
-                <w:i/>
-                <w:sz w:val="26"/>
-                <w:szCs w:val="26"/>
-              </w:rPr>
-              <w:t xml:space="preserve"> (Answers)</w:t>
-            </w:r>
-          </w:p>
-        </w:tc>
-        <w:tc>
-          <w:tcPr>
-            <w:tcW w:w="1330" w:type="pct"/>
-          </w:tcPr>
-          <w:p>
-            <w:pPr>
-              <w:spacing w:after="120"/>
-              <w:jc w:val="center"/>
-              <w:rPr>
-                <w:rFonts w:ascii="Times New Roman" w:hAnsi="Times New Roman" w:cs="Times New Roman"/>
-                <w:b/>
-                <w:i/>
-                <w:sz w:val="26"/>
-                <w:szCs w:val="26"/>
-              </w:rPr>
-            </w:pPr>
-            <w:proofErr w:type="spellStart"/>
-            <w:r>
-              <w:rPr>
-                <w:rFonts w:ascii="Times New Roman" w:hAnsi="Times New Roman" w:cs="Times New Roman"/>
-                <w:b/>
-                <w:i/>
-                <w:sz w:val="26"/>
-                <w:szCs w:val="26"/>
-              </w:rPr>
-              <w:t>Ghi</w:t>
-            </w:r>
-            <w:proofErr w:type="spellEnd"/>
-            <w:r>
-              <w:rPr>
-                <w:rFonts w:ascii="Times New Roman" w:hAnsi="Times New Roman" w:cs="Times New Roman"/>
-                <w:b/>
-                <w:i/>
-                <w:sz w:val="26"/>
-                <w:szCs w:val="26"/>
-              </w:rPr>
-              <w:t xml:space="preserve"> </w:t>
-            </w:r>
-            <w:proofErr w:type="spellStart"/>
-            <w:r>
-              <w:rPr>
-                <w:rFonts w:ascii="Times New Roman" w:hAnsi="Times New Roman" w:cs="Times New Roman"/>
-                <w:b/>
-                <w:i/>
-                <w:sz w:val="26"/>
-                <w:szCs w:val="26"/>
-              </w:rPr>
-              <w:t>chú</w:t>
-            </w:r>
-            <w:proofErr w:type="spellEnd"/>
           </w:p>
         </w:tc>
       </w:tr>
@@ -2658,35 +1877,14 @@
           <w:szCs w:val="26"/>
         </w:rPr>
       </w:pPr>
-      <w:proofErr w:type="spellStart"/>
-      <w:r>
-        <w:rPr>
-          <w:rFonts w:ascii="Times New Roman" w:hAnsi="Times New Roman" w:cs="Times New Roman"/>
-          <w:b/>
-          <w:sz w:val="26"/>
-          <w:szCs w:val="26"/>
-        </w:rPr>
-        <w:t>Yêu</w:t>
-      </w:r>
-      <w:proofErr w:type="spellEnd"/>
-      <w:r>
-        <w:rPr>
-          <w:rFonts w:ascii="Times New Roman" w:hAnsi="Times New Roman" w:cs="Times New Roman"/>
-          <w:b/>
-          <w:sz w:val="26"/>
-          <w:szCs w:val="26"/>
-        </w:rPr>
-        <w:t xml:space="preserve"> </w:t>
-      </w:r>
-      <w:proofErr w:type="spellStart"/>
-      <w:r>
-        <w:rPr>
-          <w:rFonts w:ascii="Times New Roman" w:hAnsi="Times New Roman" w:cs="Times New Roman"/>
-          <w:b/>
-          <w:sz w:val="26"/>
-          <w:szCs w:val="26"/>
-        </w:rPr>
-        <w:t>cầ</w:t>
+      <w:r>
+        <w:rPr>
+          <w:rFonts w:ascii="Times New Roman" w:hAnsi="Times New Roman" w:cs="Times New Roman"/>
+          <w:b/>
+          <w:sz w:val="26"/>
+          <w:szCs w:val="26"/>
+        </w:rPr>
+        <w:t>Yêu cầ</w:t>
       </w:r>
       <w:r>
         <w:rPr>
@@ -2697,147 +1895,15 @@
         </w:rPr>
         <w:t>u</w:t>
       </w:r>
-      <w:proofErr w:type="spellEnd"/>
-      <w:r>
-        <w:rPr>
-          <w:rFonts w:ascii="Times New Roman" w:hAnsi="Times New Roman" w:cs="Times New Roman"/>
-          <w:b/>
-          <w:sz w:val="26"/>
-          <w:szCs w:val="26"/>
-        </w:rPr>
-        <w:t xml:space="preserve"> </w:t>
-      </w:r>
-      <w:proofErr w:type="spellStart"/>
-      <w:r>
-        <w:rPr>
-          <w:rFonts w:ascii="Times New Roman" w:hAnsi="Times New Roman" w:cs="Times New Roman"/>
-          <w:b/>
-          <w:sz w:val="26"/>
-          <w:szCs w:val="26"/>
-        </w:rPr>
-        <w:t>chức</w:t>
-      </w:r>
-      <w:proofErr w:type="spellEnd"/>
-      <w:r>
-        <w:rPr>
-          <w:rFonts w:ascii="Times New Roman" w:hAnsi="Times New Roman" w:cs="Times New Roman"/>
-          <w:b/>
-          <w:sz w:val="26"/>
-          <w:szCs w:val="26"/>
-        </w:rPr>
-        <w:t xml:space="preserve"> </w:t>
-      </w:r>
-      <w:proofErr w:type="spellStart"/>
-      <w:r>
-        <w:rPr>
-          <w:rFonts w:ascii="Times New Roman" w:hAnsi="Times New Roman" w:cs="Times New Roman"/>
-          <w:b/>
-          <w:sz w:val="26"/>
-          <w:szCs w:val="26"/>
-        </w:rPr>
-        <w:t>năng</w:t>
-      </w:r>
-      <w:proofErr w:type="spellEnd"/>
-      <w:r>
-        <w:rPr>
-          <w:rFonts w:ascii="Times New Roman" w:hAnsi="Times New Roman" w:cs="Times New Roman"/>
-          <w:b/>
-          <w:sz w:val="26"/>
-          <w:szCs w:val="26"/>
-        </w:rPr>
-        <w:t xml:space="preserve">/phi </w:t>
-      </w:r>
-      <w:proofErr w:type="spellStart"/>
-      <w:r>
-        <w:rPr>
-          <w:rFonts w:ascii="Times New Roman" w:hAnsi="Times New Roman" w:cs="Times New Roman"/>
-          <w:b/>
-          <w:sz w:val="26"/>
-          <w:szCs w:val="26"/>
-        </w:rPr>
-        <w:t>chức</w:t>
-      </w:r>
-      <w:proofErr w:type="spellEnd"/>
-      <w:r>
-        <w:rPr>
-          <w:rFonts w:ascii="Times New Roman" w:hAnsi="Times New Roman" w:cs="Times New Roman"/>
-          <w:b/>
-          <w:sz w:val="26"/>
-          <w:szCs w:val="26"/>
-        </w:rPr>
-        <w:t xml:space="preserve"> </w:t>
-      </w:r>
-      <w:proofErr w:type="spellStart"/>
-      <w:r>
-        <w:rPr>
-          <w:rFonts w:ascii="Times New Roman" w:hAnsi="Times New Roman" w:cs="Times New Roman"/>
-          <w:b/>
-          <w:sz w:val="26"/>
-          <w:szCs w:val="26"/>
-        </w:rPr>
-        <w:t>năng</w:t>
-      </w:r>
-      <w:proofErr w:type="spellEnd"/>
-      <w:r>
-        <w:rPr>
-          <w:rFonts w:ascii="Times New Roman" w:hAnsi="Times New Roman" w:cs="Times New Roman"/>
-          <w:b/>
-          <w:sz w:val="26"/>
-          <w:szCs w:val="26"/>
-        </w:rPr>
-        <w:t xml:space="preserve"> </w:t>
-      </w:r>
-      <w:proofErr w:type="spellStart"/>
-      <w:r>
-        <w:rPr>
-          <w:rFonts w:ascii="Times New Roman" w:hAnsi="Times New Roman" w:cs="Times New Roman"/>
-          <w:b/>
-          <w:sz w:val="26"/>
-          <w:szCs w:val="26"/>
-        </w:rPr>
-        <w:t>của</w:t>
-      </w:r>
-      <w:proofErr w:type="spellEnd"/>
-      <w:r>
-        <w:rPr>
-          <w:rFonts w:ascii="Times New Roman" w:hAnsi="Times New Roman" w:cs="Times New Roman"/>
-          <w:b/>
-          <w:sz w:val="26"/>
-          <w:szCs w:val="26"/>
-        </w:rPr>
-        <w:t xml:space="preserve"> </w:t>
-      </w:r>
-      <w:proofErr w:type="spellStart"/>
-      <w:r>
-        <w:rPr>
-          <w:rFonts w:ascii="Times New Roman" w:hAnsi="Times New Roman" w:cs="Times New Roman"/>
-          <w:b/>
-          <w:sz w:val="26"/>
-          <w:szCs w:val="26"/>
-        </w:rPr>
-        <w:t>ứng</w:t>
-      </w:r>
-      <w:proofErr w:type="spellEnd"/>
-      <w:r>
-        <w:rPr>
-          <w:rFonts w:ascii="Times New Roman" w:hAnsi="Times New Roman" w:cs="Times New Roman"/>
-          <w:b/>
-          <w:sz w:val="26"/>
-          <w:szCs w:val="26"/>
-        </w:rPr>
-        <w:t xml:space="preserve"> </w:t>
-      </w:r>
-      <w:proofErr w:type="spellStart"/>
-      <w:r>
-        <w:rPr>
-          <w:rFonts w:ascii="Times New Roman" w:hAnsi="Times New Roman" w:cs="Times New Roman"/>
-          <w:b/>
-          <w:sz w:val="26"/>
-          <w:szCs w:val="26"/>
-        </w:rPr>
-        <w:t>dụng</w:t>
-      </w:r>
-      <w:proofErr w:type="spellEnd"/>
+      <w:r>
+        <w:rPr>
+          <w:rFonts w:ascii="Times New Roman" w:hAnsi="Times New Roman" w:cs="Times New Roman"/>
+          <w:b/>
+          <w:sz w:val="26"/>
+          <w:szCs w:val="26"/>
+        </w:rPr>
+        <w:t xml:space="preserve"> chức năng/phi chức năng của ứng dụng</w:t>
+      </w:r>
     </w:p>
     <w:p>
       <w:pPr>
@@ -2868,176 +1934,14 @@
           <w:szCs w:val="26"/>
         </w:rPr>
       </w:pPr>
-      <w:proofErr w:type="spellStart"/>
-      <w:r>
-        <w:rPr>
-          <w:rFonts w:ascii="Times New Roman" w:hAnsi="Times New Roman" w:cs="Times New Roman"/>
-          <w:b/>
-          <w:sz w:val="26"/>
-          <w:szCs w:val="26"/>
-        </w:rPr>
-        <w:lastRenderedPageBreak/>
-        <w:t>Sơ</w:t>
-      </w:r>
-      <w:proofErr w:type="spellEnd"/>
-      <w:r>
-        <w:rPr>
-          <w:rFonts w:ascii="Times New Roman" w:hAnsi="Times New Roman" w:cs="Times New Roman"/>
-          <w:b/>
-          <w:sz w:val="26"/>
-          <w:szCs w:val="26"/>
-        </w:rPr>
-        <w:t xml:space="preserve"> </w:t>
-      </w:r>
-      <w:proofErr w:type="spellStart"/>
-      <w:r>
-        <w:rPr>
-          <w:rFonts w:ascii="Times New Roman" w:hAnsi="Times New Roman" w:cs="Times New Roman"/>
-          <w:b/>
-          <w:sz w:val="26"/>
-          <w:szCs w:val="26"/>
-        </w:rPr>
-        <w:t>đồ</w:t>
-      </w:r>
-      <w:proofErr w:type="spellEnd"/>
-      <w:r>
-        <w:rPr>
-          <w:rFonts w:ascii="Times New Roman" w:hAnsi="Times New Roman" w:cs="Times New Roman"/>
-          <w:b/>
-          <w:sz w:val="26"/>
-          <w:szCs w:val="26"/>
-        </w:rPr>
-        <w:t xml:space="preserve"> </w:t>
-      </w:r>
-      <w:proofErr w:type="spellStart"/>
-      <w:r>
-        <w:rPr>
-          <w:rFonts w:ascii="Times New Roman" w:hAnsi="Times New Roman" w:cs="Times New Roman"/>
-          <w:b/>
-          <w:sz w:val="26"/>
-          <w:szCs w:val="26"/>
-        </w:rPr>
-        <w:t>phân</w:t>
-      </w:r>
-      <w:proofErr w:type="spellEnd"/>
-      <w:r>
-        <w:rPr>
-          <w:rFonts w:ascii="Times New Roman" w:hAnsi="Times New Roman" w:cs="Times New Roman"/>
-          <w:b/>
-          <w:sz w:val="26"/>
-          <w:szCs w:val="26"/>
-        </w:rPr>
-        <w:t xml:space="preserve"> </w:t>
-      </w:r>
-      <w:proofErr w:type="spellStart"/>
-      <w:r>
-        <w:rPr>
-          <w:rFonts w:ascii="Times New Roman" w:hAnsi="Times New Roman" w:cs="Times New Roman"/>
-          <w:b/>
-          <w:sz w:val="26"/>
-          <w:szCs w:val="26"/>
-        </w:rPr>
-        <w:t>cấp</w:t>
-      </w:r>
-      <w:proofErr w:type="spellEnd"/>
-      <w:r>
-        <w:rPr>
-          <w:rFonts w:ascii="Times New Roman" w:hAnsi="Times New Roman" w:cs="Times New Roman"/>
-          <w:b/>
-          <w:sz w:val="26"/>
-          <w:szCs w:val="26"/>
-        </w:rPr>
-        <w:t xml:space="preserve"> </w:t>
-      </w:r>
-      <w:proofErr w:type="spellStart"/>
-      <w:r>
-        <w:rPr>
-          <w:rFonts w:ascii="Times New Roman" w:hAnsi="Times New Roman" w:cs="Times New Roman"/>
-          <w:b/>
-          <w:sz w:val="26"/>
-          <w:szCs w:val="26"/>
-        </w:rPr>
-        <w:t>chức</w:t>
-      </w:r>
-      <w:proofErr w:type="spellEnd"/>
-      <w:r>
-        <w:rPr>
-          <w:rFonts w:ascii="Times New Roman" w:hAnsi="Times New Roman" w:cs="Times New Roman"/>
-          <w:b/>
-          <w:sz w:val="26"/>
-          <w:szCs w:val="26"/>
-        </w:rPr>
-        <w:t xml:space="preserve"> </w:t>
-      </w:r>
-      <w:proofErr w:type="spellStart"/>
-      <w:r>
-        <w:rPr>
-          <w:rFonts w:ascii="Times New Roman" w:hAnsi="Times New Roman" w:cs="Times New Roman"/>
-          <w:b/>
-          <w:sz w:val="26"/>
-          <w:szCs w:val="26"/>
-        </w:rPr>
-        <w:t>năng</w:t>
-      </w:r>
-      <w:proofErr w:type="spellEnd"/>
-      <w:r>
-        <w:rPr>
-          <w:rFonts w:ascii="Times New Roman" w:hAnsi="Times New Roman" w:cs="Times New Roman"/>
-          <w:b/>
-          <w:sz w:val="26"/>
-          <w:szCs w:val="26"/>
-        </w:rPr>
-        <w:t xml:space="preserve"> </w:t>
-      </w:r>
-      <w:proofErr w:type="spellStart"/>
-      <w:r>
-        <w:rPr>
-          <w:rFonts w:ascii="Times New Roman" w:hAnsi="Times New Roman" w:cs="Times New Roman"/>
-          <w:b/>
-          <w:sz w:val="26"/>
-          <w:szCs w:val="26"/>
-        </w:rPr>
-        <w:t>của</w:t>
-      </w:r>
-      <w:proofErr w:type="spellEnd"/>
-      <w:r>
-        <w:rPr>
-          <w:rFonts w:ascii="Times New Roman" w:hAnsi="Times New Roman" w:cs="Times New Roman"/>
-          <w:b/>
-          <w:sz w:val="26"/>
-          <w:szCs w:val="26"/>
-        </w:rPr>
-        <w:t xml:space="preserve"> </w:t>
-      </w:r>
-      <w:proofErr w:type="spellStart"/>
-      <w:r>
-        <w:rPr>
-          <w:rFonts w:ascii="Times New Roman" w:hAnsi="Times New Roman" w:cs="Times New Roman"/>
-          <w:b/>
-          <w:sz w:val="26"/>
-          <w:szCs w:val="26"/>
-        </w:rPr>
-        <w:t>ứng</w:t>
-      </w:r>
-      <w:proofErr w:type="spellEnd"/>
-      <w:r>
-        <w:rPr>
-          <w:rFonts w:ascii="Times New Roman" w:hAnsi="Times New Roman" w:cs="Times New Roman"/>
-          <w:b/>
-          <w:sz w:val="26"/>
-          <w:szCs w:val="26"/>
-        </w:rPr>
-        <w:t xml:space="preserve"> </w:t>
-      </w:r>
-      <w:proofErr w:type="spellStart"/>
-      <w:r>
-        <w:rPr>
-          <w:rFonts w:ascii="Times New Roman" w:hAnsi="Times New Roman" w:cs="Times New Roman"/>
-          <w:b/>
-          <w:sz w:val="26"/>
-          <w:szCs w:val="26"/>
-        </w:rPr>
-        <w:t>dụn</w:t>
+      <w:r>
+        <w:rPr>
+          <w:rFonts w:ascii="Times New Roman" w:hAnsi="Times New Roman" w:cs="Times New Roman"/>
+          <w:b/>
+          <w:sz w:val="26"/>
+          <w:szCs w:val="26"/>
+        </w:rPr>
+        <w:t>Sơ đồ phân cấp chức năng của ứng dụn</w:t>
       </w:r>
       <w:r>
         <w:rPr>
@@ -3048,7 +1952,6 @@
         </w:rPr>
         <w:t>g</w:t>
       </w:r>
-      <w:proofErr w:type="spellEnd"/>
     </w:p>
     <w:p>
       <w:pPr>
@@ -3086,183 +1989,7 @@
           <w:b/>
           <w:sz w:val="26"/>
         </w:rPr>
-        <w:t xml:space="preserve">Các </w:t>
-      </w:r>
-      <w:proofErr w:type="spellStart"/>
-      <w:r>
-        <w:rPr>
-          <w:b/>
-          <w:sz w:val="26"/>
-        </w:rPr>
-        <w:t>chức</w:t>
-      </w:r>
-      <w:proofErr w:type="spellEnd"/>
-      <w:r>
-        <w:rPr>
-          <w:b/>
-          <w:sz w:val="26"/>
-        </w:rPr>
-        <w:t xml:space="preserve"> </w:t>
-      </w:r>
-      <w:proofErr w:type="spellStart"/>
-      <w:r>
-        <w:rPr>
-          <w:b/>
-          <w:sz w:val="26"/>
-        </w:rPr>
-        <w:t>năng</w:t>
-      </w:r>
-      <w:proofErr w:type="spellEnd"/>
-      <w:r>
-        <w:rPr>
-          <w:b/>
-          <w:sz w:val="26"/>
-        </w:rPr>
-        <w:t xml:space="preserve"> </w:t>
-      </w:r>
-      <w:proofErr w:type="spellStart"/>
-      <w:r>
-        <w:rPr>
-          <w:b/>
-          <w:sz w:val="26"/>
-        </w:rPr>
-        <w:t>chính</w:t>
-      </w:r>
-      <w:proofErr w:type="spellEnd"/>
-      <w:r>
-        <w:rPr>
-          <w:b/>
-          <w:sz w:val="26"/>
-        </w:rPr>
-        <w:t xml:space="preserve"> </w:t>
-      </w:r>
-      <w:proofErr w:type="spellStart"/>
-      <w:r>
-        <w:rPr>
-          <w:b/>
-          <w:sz w:val="26"/>
-        </w:rPr>
-        <w:t>cho</w:t>
-      </w:r>
-      <w:proofErr w:type="spellEnd"/>
-      <w:r>
-        <w:rPr>
-          <w:b/>
-          <w:sz w:val="26"/>
-        </w:rPr>
-        <w:t xml:space="preserve"> </w:t>
-      </w:r>
-      <w:proofErr w:type="spellStart"/>
-      <w:r>
-        <w:rPr>
-          <w:b/>
-          <w:sz w:val="26"/>
-        </w:rPr>
-        <w:t>ứng</w:t>
-      </w:r>
-      <w:proofErr w:type="spellEnd"/>
-      <w:r>
-        <w:rPr>
-          <w:b/>
-          <w:sz w:val="26"/>
-        </w:rPr>
-        <w:t xml:space="preserve"> </w:t>
-      </w:r>
-      <w:proofErr w:type="spellStart"/>
-      <w:r>
-        <w:rPr>
-          <w:b/>
-          <w:sz w:val="26"/>
-        </w:rPr>
-        <w:t>dụng</w:t>
-      </w:r>
-      <w:proofErr w:type="spellEnd"/>
-      <w:r>
-        <w:rPr>
-          <w:b/>
-          <w:sz w:val="26"/>
-        </w:rPr>
-        <w:t xml:space="preserve"> (</w:t>
-      </w:r>
-      <w:proofErr w:type="spellStart"/>
-      <w:r>
-        <w:rPr>
-          <w:b/>
-          <w:sz w:val="26"/>
-        </w:rPr>
-        <w:t>Mục</w:t>
-      </w:r>
-      <w:proofErr w:type="spellEnd"/>
-      <w:r>
-        <w:rPr>
-          <w:b/>
-          <w:sz w:val="26"/>
-        </w:rPr>
-        <w:t xml:space="preserve"> </w:t>
-      </w:r>
-      <w:proofErr w:type="spellStart"/>
-      <w:r>
-        <w:rPr>
-          <w:b/>
-          <w:sz w:val="26"/>
-        </w:rPr>
-        <w:t>tiêu</w:t>
-      </w:r>
-      <w:proofErr w:type="spellEnd"/>
-      <w:r>
-        <w:rPr>
-          <w:b/>
-          <w:sz w:val="26"/>
-        </w:rPr>
-        <w:t xml:space="preserve"> </w:t>
-      </w:r>
-      <w:proofErr w:type="spellStart"/>
-      <w:r>
-        <w:rPr>
-          <w:b/>
-          <w:sz w:val="26"/>
-        </w:rPr>
-        <w:t>của</w:t>
-      </w:r>
-      <w:proofErr w:type="spellEnd"/>
-      <w:r>
-        <w:rPr>
-          <w:b/>
-          <w:sz w:val="26"/>
-        </w:rPr>
-        <w:t xml:space="preserve"> </w:t>
-      </w:r>
-      <w:proofErr w:type="spellStart"/>
-      <w:r>
-        <w:rPr>
-          <w:b/>
-          <w:sz w:val="26"/>
-        </w:rPr>
-        <w:t>ứng</w:t>
-      </w:r>
-      <w:proofErr w:type="spellEnd"/>
-      <w:r>
-        <w:rPr>
-          <w:b/>
-          <w:sz w:val="26"/>
-        </w:rPr>
-        <w:t xml:space="preserve"> </w:t>
-      </w:r>
-      <w:proofErr w:type="spellStart"/>
-      <w:r>
-        <w:rPr>
-          <w:b/>
-          <w:sz w:val="26"/>
-        </w:rPr>
-        <w:t>dụng</w:t>
-      </w:r>
-      <w:proofErr w:type="spellEnd"/>
-      <w:r>
-        <w:rPr>
-          <w:b/>
-          <w:sz w:val="26"/>
-        </w:rPr>
-        <w:t>)</w:t>
+        <w:t>Các chức năng chính cho ứng dụng (Mục tiêu của ứng dụng)</w:t>
       </w:r>
     </w:p>
     <w:p>
@@ -3291,48 +2018,8 @@
           <w:sz w:val="26"/>
           <w:szCs w:val="26"/>
         </w:rPr>
-        <w:t xml:space="preserve">Link </w:t>
-      </w:r>
-      <w:proofErr w:type="spellStart"/>
-      <w:r>
-        <w:rPr>
-          <w:rFonts w:ascii="Times New Roman" w:hAnsi="Times New Roman" w:cs="Times New Roman"/>
-          <w:b/>
-          <w:i/>
-          <w:iCs/>
-          <w:color w:val="FF0000"/>
-          <w:sz w:val="26"/>
-          <w:szCs w:val="26"/>
-        </w:rPr>
-        <w:t>nhật</w:t>
-      </w:r>
-      <w:proofErr w:type="spellEnd"/>
-      <w:r>
-        <w:rPr>
-          <w:rFonts w:ascii="Times New Roman" w:hAnsi="Times New Roman" w:cs="Times New Roman"/>
-          <w:b/>
-          <w:i/>
-          <w:iCs/>
-          <w:color w:val="FF0000"/>
-          <w:sz w:val="26"/>
-          <w:szCs w:val="26"/>
-        </w:rPr>
-        <w:t xml:space="preserve"> </w:t>
-      </w:r>
-      <w:proofErr w:type="spellStart"/>
-      <w:r>
-        <w:rPr>
-          <w:rFonts w:ascii="Times New Roman" w:hAnsi="Times New Roman" w:cs="Times New Roman"/>
-          <w:b/>
-          <w:i/>
-          <w:iCs/>
-          <w:color w:val="FF0000"/>
-          <w:sz w:val="26"/>
-          <w:szCs w:val="26"/>
-        </w:rPr>
-        <w:t>ký</w:t>
-      </w:r>
-      <w:proofErr w:type="spellEnd"/>
+        <w:t>Link nhật ký</w:t>
+      </w:r>
     </w:p>
     <w:p>
       <w:pPr>
@@ -3970,7 +2657,7 @@
         <w:rFonts w:hint="default"/>
       </w:rPr>
     </w:lvl>
-    <w:lvl w:ilvl="1" w:tplc="04090019" w:tentative="1">
+    <w:lvl w:ilvl="1" w:tplc="04090019">
       <w:start w:val="1"/>
       <w:numFmt w:val="lowerLetter"/>
       <w:lvlText w:val="%2."/>
@@ -4784,6 +3471,7 @@
   <w:style w:type="character" w:default="1" w:styleId="DefaultParagraphFont">
     <w:name w:val="Default Paragraph Font"/>
     <w:uiPriority w:val="1"/>
+    <w:semiHidden/>
     <w:unhideWhenUsed/>
   </w:style>
   <w:style w:type="table" w:default="1" w:styleId="TableNormal">

--- a/doc/02-NguyenMinhThuan.docx
+++ b/doc/02-NguyenMinhThuan.docx
@@ -113,16 +113,26 @@
           <w:sz w:val="26"/>
           <w:szCs w:val="26"/>
         </w:rPr>
-        <w:t>- Thành viên nhóm</w:t>
-      </w:r>
+        <w:t xml:space="preserve">- Thành viên </w:t>
+      </w:r>
+      <w:proofErr w:type="gramStart"/>
       <w:r>
         <w:rPr>
           <w:rFonts w:ascii="Times New Roman" w:hAnsi="Times New Roman" w:cs="Times New Roman"/>
           <w:sz w:val="26"/>
           <w:szCs w:val="26"/>
         </w:rPr>
+        <w:t>nhóm</w:t>
+      </w:r>
+      <w:r>
+        <w:rPr>
+          <w:rFonts w:ascii="Times New Roman" w:hAnsi="Times New Roman" w:cs="Times New Roman"/>
+          <w:sz w:val="26"/>
+          <w:szCs w:val="26"/>
+        </w:rPr>
         <w:t xml:space="preserve"> :</w:t>
       </w:r>
+      <w:proofErr w:type="gramEnd"/>
     </w:p>
     <w:p>
       <w:pPr>
@@ -1048,15 +1058,7 @@
           <w:sz w:val="26"/>
           <w:szCs w:val="26"/>
         </w:rPr>
-        <w:t xml:space="preserve"> bằng cách xem lại lịch sử điều trị, kiểm tra tình trạng hiện tại và ghi nhận kết quả. Dựa trên kết quả tái khám, bác sĩ có thể xác định tình trạng đã ổn định, tiếp tục kế hoạch điều trị, điều chỉnh kế hoạch </w:t>
-      </w:r>
-      <w:r>
-        <w:rPr>
-          <w:sz w:val="26"/>
-          <w:szCs w:val="26"/>
-        </w:rPr>
-        <w:lastRenderedPageBreak/>
-        <w:t>hoặc thực hiện thêm dịch vụ. Kết quả tái khám được lưu vào hồ sơ và là cơ sở cho các buổi điều trị hoặc lịch tái khám tiếp theo.</w:t>
+        <w:t xml:space="preserve"> bằng cách xem lại lịch sử điều trị, kiểm tra tình trạng hiện tại và ghi nhận kết quả. Dựa trên kết quả tái khám, bác sĩ có thể xác định tình trạng đã ổn định, tiếp tục kế hoạch điều trị, điều chỉnh kế hoạch hoặc thực hiện thêm dịch vụ. Kết quả tái khám được lưu vào hồ sơ và là cơ sở cho các buổi điều trị hoặc lịch tái khám tiếp theo.</w:t>
       </w:r>
     </w:p>
     <w:p>
@@ -1074,6 +1076,7 @@
           <w:sz w:val="26"/>
           <w:szCs w:val="26"/>
         </w:rPr>
+        <w:lastRenderedPageBreak/>
         <w:t xml:space="preserve">Khi toàn bộ dịch vụ trong kế hoạch đã hoàn thành và bác sĩ xác nhận kết quả đạt yêu cầu, phòng khám thực hiện </w:t>
       </w:r>
       <w:r>
@@ -1363,7 +1366,6 @@
           <w:sz w:val="26"/>
           <w:szCs w:val="26"/>
         </w:rPr>
-        <w:lastRenderedPageBreak/>
         <w:t>Dựa trên tình trạng thực tế, bác sĩ xác định phương án điều trị phù hợp. Một bệnh nhân có thể có nhiều vấn đề răng miệng và cần thực hiện nhiều dịch vụ khác nhau.</w:t>
       </w:r>
     </w:p>
@@ -1385,6 +1387,7 @@
           <w:sz w:val="26"/>
           <w:szCs w:val="26"/>
         </w:rPr>
+        <w:lastRenderedPageBreak/>
         <w:t>Bước 4: Tư vấn cho bệnh nhân</w:t>
       </w:r>
     </w:p>
@@ -1731,8 +1734,43 @@
           <w:sz w:val="26"/>
           <w:szCs w:val="26"/>
         </w:rPr>
+        <w:t>Bước 1: Bệnh nhân đến phòng khám</w:t>
+      </w:r>
+    </w:p>
+    <w:p>
+      <w:pPr>
+        <w:pStyle w:val="NormalWeb"/>
+        <w:ind w:left="360" w:firstLine="360"/>
+        <w:rPr>
+          <w:sz w:val="26"/>
+          <w:szCs w:val="26"/>
+        </w:rPr>
+      </w:pPr>
+      <w:r>
+        <w:rPr>
+          <w:sz w:val="26"/>
+          <w:szCs w:val="26"/>
+        </w:rPr>
+        <w:t>Bệnh nhân đến phòng khám theo lịch đã được đặt trước.</w:t>
+      </w:r>
+    </w:p>
+    <w:p>
+      <w:pPr>
+        <w:pStyle w:val="NormalWeb"/>
+        <w:ind w:left="360" w:firstLine="360"/>
+        <w:rPr>
+          <w:sz w:val="26"/>
+          <w:szCs w:val="26"/>
+        </w:rPr>
+      </w:pPr>
+      <w:r>
+        <w:rPr>
+          <w:rStyle w:val="Strong"/>
+          <w:sz w:val="26"/>
+          <w:szCs w:val="26"/>
+        </w:rPr>
         <w:lastRenderedPageBreak/>
-        <w:t>Bước 1: Bệnh nhân đến phòng khám</w:t>
+        <w:t>Bước 2: Tiếp nhận bệnh nhân</w:t>
       </w:r>
     </w:p>
     <w:p>
@@ -1749,7 +1787,7 @@
           <w:sz w:val="26"/>
           <w:szCs w:val="26"/>
         </w:rPr>
-        <w:t>Bệnh nhân đến phòng khám theo lịch đã được đặt trước.</w:t>
+        <w:t>Nhân viên xác nhận thông tin bệnh nhân và kiểm tra lịch hẹn tương ứng.</w:t>
       </w:r>
     </w:p>
     <w:p>
@@ -1767,7 +1805,24 @@
           <w:sz w:val="26"/>
           <w:szCs w:val="26"/>
         </w:rPr>
-        <w:t>Bước 2: Tiếp nhận bệnh nhân</w:t>
+        <w:t>Bước 3: Kiểm tra kế hoạch điều trị</w:t>
+      </w:r>
+    </w:p>
+    <w:p>
+      <w:pPr>
+        <w:pStyle w:val="NormalWeb"/>
+        <w:ind w:left="720"/>
+        <w:rPr>
+          <w:sz w:val="26"/>
+          <w:szCs w:val="26"/>
+        </w:rPr>
+      </w:pPr>
+      <w:r>
+        <w:rPr>
+          <w:sz w:val="26"/>
+          <w:szCs w:val="26"/>
+        </w:rPr>
+        <w:t>Nhân viên hoặc bác sĩ kiểm tra bệnh nhân đang có kế hoạch điều trị nào và đang ở giai đoạn nào.</w:t>
       </w:r>
     </w:p>
     <w:p>
@@ -1781,10 +1836,28 @@
       </w:pPr>
       <w:r>
         <w:rPr>
-          <w:sz w:val="26"/>
-          <w:szCs w:val="26"/>
-        </w:rPr>
-        <w:t>Nhân viên xác nhận thông tin bệnh nhân và kiểm tra lịch hẹn tương ứng.</w:t>
+          <w:rStyle w:val="Strong"/>
+          <w:sz w:val="26"/>
+          <w:szCs w:val="26"/>
+        </w:rPr>
+        <w:t>Bước 4: Kiểm tra lịch sử điều trị</w:t>
+      </w:r>
+    </w:p>
+    <w:p>
+      <w:pPr>
+        <w:pStyle w:val="NormalWeb"/>
+        <w:ind w:left="720"/>
+        <w:rPr>
+          <w:sz w:val="26"/>
+          <w:szCs w:val="26"/>
+        </w:rPr>
+      </w:pPr>
+      <w:r>
+        <w:rPr>
+          <w:sz w:val="26"/>
+          <w:szCs w:val="26"/>
+        </w:rPr>
+        <w:t>Bác sĩ xem lại các buổi điều trị trước đó, những dịch vụ đã thực hiện và kết quả của các buổi trước.</w:t>
       </w:r>
     </w:p>
     <w:p>
@@ -1802,7 +1875,24 @@
           <w:sz w:val="26"/>
           <w:szCs w:val="26"/>
         </w:rPr>
-        <w:t>Bước 3: Kiểm tra kế hoạch điều trị</w:t>
+        <w:t>Bước 5: Kiểm tra tình trạng hiện tại</w:t>
+      </w:r>
+    </w:p>
+    <w:p>
+      <w:pPr>
+        <w:pStyle w:val="NormalWeb"/>
+        <w:ind w:left="720"/>
+        <w:rPr>
+          <w:sz w:val="26"/>
+          <w:szCs w:val="26"/>
+        </w:rPr>
+      </w:pPr>
+      <w:r>
+        <w:rPr>
+          <w:sz w:val="26"/>
+          <w:szCs w:val="26"/>
+        </w:rPr>
+        <w:t>Bác sĩ kiểm tra tình trạng răng miệng tại thời điểm bệnh nhân đến điều trị để xác định có thể tiếp tục theo kế hoạch hay cần đánh giá lại.</w:t>
       </w:r>
     </w:p>
     <w:p>
@@ -1816,10 +1906,28 @@
       </w:pPr>
       <w:r>
         <w:rPr>
-          <w:sz w:val="26"/>
-          <w:szCs w:val="26"/>
-        </w:rPr>
-        <w:t>Nhân viên hoặc bác sĩ kiểm tra bệnh nhân đang có kế hoạch điều trị nào và đang ở giai đoạn nào.</w:t>
+          <w:rStyle w:val="Strong"/>
+          <w:sz w:val="26"/>
+          <w:szCs w:val="26"/>
+        </w:rPr>
+        <w:t>Bước 6: Xác định nội dung buổi điều trị</w:t>
+      </w:r>
+    </w:p>
+    <w:p>
+      <w:pPr>
+        <w:pStyle w:val="NormalWeb"/>
+        <w:ind w:left="720"/>
+        <w:rPr>
+          <w:sz w:val="26"/>
+          <w:szCs w:val="26"/>
+        </w:rPr>
+      </w:pPr>
+      <w:r>
+        <w:rPr>
+          <w:sz w:val="26"/>
+          <w:szCs w:val="26"/>
+        </w:rPr>
+        <w:t>Bác sĩ xác định những dịch vụ cần thực hiện trong buổi hiện tại dựa trên kế hoạch và tình trạng thực tế.</w:t>
       </w:r>
     </w:p>
     <w:p>
@@ -1837,7 +1945,7 @@
           <w:sz w:val="26"/>
           <w:szCs w:val="26"/>
         </w:rPr>
-        <w:t>Bước 4: Kiểm tra lịch sử điều trị</w:t>
+        <w:t>Bước 7: Kiểm tra khả năng tiếp tục kế hoạch</w:t>
       </w:r>
     </w:p>
     <w:p>
@@ -1854,13 +1962,30 @@
           <w:sz w:val="26"/>
           <w:szCs w:val="26"/>
         </w:rPr>
-        <w:t>Bác sĩ xem lại các buổi điều trị trước đó, những dịch vụ đã thực hiện và kết quả của các buổi trước.</w:t>
-      </w:r>
-    </w:p>
-    <w:p>
-      <w:pPr>
-        <w:pStyle w:val="NormalWeb"/>
-        <w:ind w:left="360" w:firstLine="360"/>
+        <w:t>Nếu tình trạng phù hợp, bác sĩ tiếp tục thực hiện dịch vụ.</w:t>
+      </w:r>
+    </w:p>
+    <w:p>
+      <w:pPr>
+        <w:pStyle w:val="NormalWeb"/>
+        <w:ind w:left="720"/>
+        <w:rPr>
+          <w:sz w:val="26"/>
+          <w:szCs w:val="26"/>
+        </w:rPr>
+      </w:pPr>
+      <w:r>
+        <w:rPr>
+          <w:sz w:val="26"/>
+          <w:szCs w:val="26"/>
+        </w:rPr>
+        <w:t>Nếu phát hiện vấn đề ảnh hưởng đến kế hoạch, bác sĩ tạm dừng việc thực hiện và đánh giá lại để quyết định có cần điều chỉnh kế hoạch hay không.</w:t>
+      </w:r>
+    </w:p>
+    <w:p>
+      <w:pPr>
+        <w:pStyle w:val="NormalWeb"/>
+        <w:ind w:left="720"/>
         <w:rPr>
           <w:sz w:val="26"/>
           <w:szCs w:val="26"/>
@@ -1872,30 +1997,44 @@
           <w:sz w:val="26"/>
           <w:szCs w:val="26"/>
         </w:rPr>
-        <w:t>Bước 5: Kiểm tra tình trạng hiện tại</w:t>
-      </w:r>
-    </w:p>
-    <w:p>
-      <w:pPr>
-        <w:pStyle w:val="NormalWeb"/>
-        <w:ind w:left="720"/>
-        <w:rPr>
-          <w:sz w:val="26"/>
-          <w:szCs w:val="26"/>
-        </w:rPr>
-      </w:pPr>
-      <w:r>
-        <w:rPr>
-          <w:sz w:val="26"/>
-          <w:szCs w:val="26"/>
-        </w:rPr>
-        <w:t>Bác sĩ kiểm tra tình trạng răng miệng tại thời điểm bệnh nhân đến điều trị để xác định có thể tiếp tục theo kế hoạch hay cần đánh giá lại.</w:t>
-      </w:r>
-    </w:p>
-    <w:p>
-      <w:pPr>
-        <w:pStyle w:val="NormalWeb"/>
-        <w:ind w:left="360" w:firstLine="360"/>
+        <w:t>Bước 8: Thực hiện dịch vụ</w:t>
+      </w:r>
+    </w:p>
+    <w:p>
+      <w:pPr>
+        <w:pStyle w:val="NormalWeb"/>
+        <w:ind w:left="720"/>
+        <w:rPr>
+          <w:sz w:val="26"/>
+          <w:szCs w:val="26"/>
+        </w:rPr>
+      </w:pPr>
+      <w:r>
+        <w:rPr>
+          <w:sz w:val="26"/>
+          <w:szCs w:val="26"/>
+        </w:rPr>
+        <w:t>Bác sĩ thực hiện các dịch vụ được xác định cho buổi điều trị.</w:t>
+      </w:r>
+      <w:r>
+        <w:rPr>
+          <w:sz w:val="26"/>
+          <w:szCs w:val="26"/>
+        </w:rPr>
+        <w:t xml:space="preserve"> </w:t>
+      </w:r>
+      <w:r>
+        <w:rPr>
+          <w:sz w:val="26"/>
+          <w:szCs w:val="26"/>
+        </w:rPr>
+        <w:t>Y tá hỗ trợ bác sĩ trong quá trình điều trị theo nội dung được phân công, chuẩn bị và cung cấp dụng cụ, vật tư cần thiết.</w:t>
+      </w:r>
+    </w:p>
+    <w:p>
+      <w:pPr>
+        <w:pStyle w:val="NormalWeb"/>
+        <w:ind w:left="720"/>
         <w:rPr>
           <w:sz w:val="26"/>
           <w:szCs w:val="26"/>
@@ -1907,30 +2046,30 @@
           <w:sz w:val="26"/>
           <w:szCs w:val="26"/>
         </w:rPr>
-        <w:t>Bước 6: Xác định nội dung buổi điều trị</w:t>
-      </w:r>
-    </w:p>
-    <w:p>
-      <w:pPr>
-        <w:pStyle w:val="NormalWeb"/>
-        <w:ind w:left="720"/>
-        <w:rPr>
-          <w:sz w:val="26"/>
-          <w:szCs w:val="26"/>
-        </w:rPr>
-      </w:pPr>
-      <w:r>
-        <w:rPr>
-          <w:sz w:val="26"/>
-          <w:szCs w:val="26"/>
-        </w:rPr>
-        <w:t>Bác sĩ xác định những dịch vụ cần thực hiện trong buổi hiện tại dựa trên kế hoạch và tình trạng thực tế.</w:t>
-      </w:r>
-    </w:p>
-    <w:p>
-      <w:pPr>
-        <w:pStyle w:val="NormalWeb"/>
-        <w:ind w:left="360" w:firstLine="360"/>
+        <w:t>Bước 9: Đánh giá sau điều trị</w:t>
+      </w:r>
+    </w:p>
+    <w:p>
+      <w:pPr>
+        <w:pStyle w:val="NormalWeb"/>
+        <w:ind w:left="720"/>
+        <w:rPr>
+          <w:sz w:val="26"/>
+          <w:szCs w:val="26"/>
+        </w:rPr>
+      </w:pPr>
+      <w:r>
+        <w:rPr>
+          <w:sz w:val="26"/>
+          <w:szCs w:val="26"/>
+        </w:rPr>
+        <w:t>Sau khi thực hiện, bác sĩ kiểm tra tình trạng và đánh giá kết quả của buổi điều trị.</w:t>
+      </w:r>
+    </w:p>
+    <w:p>
+      <w:pPr>
+        <w:pStyle w:val="NormalWeb"/>
+        <w:ind w:left="720"/>
         <w:rPr>
           <w:sz w:val="26"/>
           <w:szCs w:val="26"/>
@@ -1942,41 +2081,24 @@
           <w:sz w:val="26"/>
           <w:szCs w:val="26"/>
         </w:rPr>
-        <w:t>Bước 7: Kiểm tra khả năng tiếp tục kế hoạch</w:t>
-      </w:r>
-    </w:p>
-    <w:p>
-      <w:pPr>
-        <w:pStyle w:val="NormalWeb"/>
-        <w:ind w:left="360" w:firstLine="360"/>
-        <w:rPr>
-          <w:sz w:val="26"/>
-          <w:szCs w:val="26"/>
-        </w:rPr>
-      </w:pPr>
-      <w:r>
-        <w:rPr>
-          <w:sz w:val="26"/>
-          <w:szCs w:val="26"/>
-        </w:rPr>
-        <w:t>Nếu tình trạng phù hợp, bác sĩ tiếp tục thực hiện dịch vụ.</w:t>
-      </w:r>
-    </w:p>
-    <w:p>
-      <w:pPr>
-        <w:pStyle w:val="NormalWeb"/>
-        <w:ind w:left="720"/>
-        <w:rPr>
-          <w:sz w:val="26"/>
-          <w:szCs w:val="26"/>
-        </w:rPr>
-      </w:pPr>
-      <w:r>
-        <w:rPr>
-          <w:sz w:val="26"/>
-          <w:szCs w:val="26"/>
-        </w:rPr>
-        <w:t>Nếu phát hiện vấn đề ảnh hưởng đến kế hoạch, bác sĩ tạm dừng việc thực hiện và đánh giá lại để quyết định có cần điều chỉnh kế hoạch hay không.</w:t>
+        <w:t>Bước 10: Ghi nhận nội dung điều trị</w:t>
+      </w:r>
+    </w:p>
+    <w:p>
+      <w:pPr>
+        <w:pStyle w:val="NormalWeb"/>
+        <w:ind w:left="720"/>
+        <w:rPr>
+          <w:sz w:val="26"/>
+          <w:szCs w:val="26"/>
+        </w:rPr>
+      </w:pPr>
+      <w:r>
+        <w:rPr>
+          <w:sz w:val="26"/>
+          <w:szCs w:val="26"/>
+        </w:rPr>
+        <w:t>Bác sĩ ghi nhận các dịch vụ đã thực hiện, vị trí điều trị nếu cần, tình trạng trước và sau điều trị, kết quả và các ghi chú chuyên môn.</w:t>
       </w:r>
     </w:p>
     <w:p>
@@ -1994,91 +2116,7 @@
           <w:sz w:val="26"/>
           <w:szCs w:val="26"/>
         </w:rPr>
-        <w:t>Bước 8: Thực hiện dịch vụ</w:t>
-      </w:r>
-    </w:p>
-    <w:p>
-      <w:pPr>
-        <w:pStyle w:val="NormalWeb"/>
-        <w:ind w:left="720"/>
-        <w:rPr>
-          <w:sz w:val="26"/>
-          <w:szCs w:val="26"/>
-        </w:rPr>
-      </w:pPr>
-      <w:r>
-        <w:rPr>
-          <w:sz w:val="26"/>
-          <w:szCs w:val="26"/>
-        </w:rPr>
-        <w:t>Bác sĩ thực hiện các dịch vụ được xác định cho buổi điều trị.</w:t>
-      </w:r>
-      <w:r>
-        <w:rPr>
-          <w:sz w:val="26"/>
-          <w:szCs w:val="26"/>
-        </w:rPr>
-        <w:t xml:space="preserve"> </w:t>
-      </w:r>
-      <w:r>
-        <w:rPr>
-          <w:sz w:val="26"/>
-          <w:szCs w:val="26"/>
-        </w:rPr>
-        <w:t>Y tá hỗ trợ bác sĩ trong quá trình điều trị theo nội dung được phân công, chuẩn bị và cung cấp dụng cụ, vật tư cần thiết.</w:t>
-      </w:r>
-    </w:p>
-    <w:p>
-      <w:pPr>
-        <w:pStyle w:val="NormalWeb"/>
-        <w:ind w:left="720"/>
-        <w:rPr>
-          <w:sz w:val="26"/>
-          <w:szCs w:val="26"/>
-        </w:rPr>
-      </w:pPr>
-      <w:r>
-        <w:rPr>
-          <w:rStyle w:val="Strong"/>
-          <w:sz w:val="26"/>
-          <w:szCs w:val="26"/>
-        </w:rPr>
-        <w:t>Bước 9: Đánh giá sau điều trị</w:t>
-      </w:r>
-    </w:p>
-    <w:p>
-      <w:pPr>
-        <w:pStyle w:val="NormalWeb"/>
-        <w:ind w:left="720"/>
-        <w:rPr>
-          <w:sz w:val="26"/>
-          <w:szCs w:val="26"/>
-        </w:rPr>
-      </w:pPr>
-      <w:r>
-        <w:rPr>
-          <w:sz w:val="26"/>
-          <w:szCs w:val="26"/>
-        </w:rPr>
-        <w:t>Sau khi thực hiện, bác sĩ kiểm tra tình trạng và đánh giá kết quả của buổi điều trị.</w:t>
-      </w:r>
-    </w:p>
-    <w:p>
-      <w:pPr>
-        <w:pStyle w:val="NormalWeb"/>
-        <w:ind w:left="720"/>
-        <w:rPr>
-          <w:sz w:val="26"/>
-          <w:szCs w:val="26"/>
-        </w:rPr>
-      </w:pPr>
-      <w:r>
-        <w:rPr>
-          <w:rStyle w:val="Strong"/>
-          <w:sz w:val="26"/>
-          <w:szCs w:val="26"/>
-        </w:rPr>
-        <w:t>Bước 10: Ghi nhận nội dung điều trị</w:t>
+        <w:t>Bước 11: Xác nhận buổi điều trị</w:t>
       </w:r>
     </w:p>
     <w:p>
@@ -2096,41 +2134,6 @@
           <w:szCs w:val="26"/>
         </w:rPr>
         <w:lastRenderedPageBreak/>
-        <w:t>Bác sĩ ghi nhận các dịch vụ đã thực hiện, vị trí điều trị nếu cần, tình trạng trước và sau điều trị, kết quả và các ghi chú chuyên môn.</w:t>
-      </w:r>
-    </w:p>
-    <w:p>
-      <w:pPr>
-        <w:pStyle w:val="NormalWeb"/>
-        <w:ind w:left="720"/>
-        <w:rPr>
-          <w:sz w:val="26"/>
-          <w:szCs w:val="26"/>
-        </w:rPr>
-      </w:pPr>
-      <w:r>
-        <w:rPr>
-          <w:rStyle w:val="Strong"/>
-          <w:sz w:val="26"/>
-          <w:szCs w:val="26"/>
-        </w:rPr>
-        <w:t>Bước 11: Xác nhận buổi điều trị</w:t>
-      </w:r>
-    </w:p>
-    <w:p>
-      <w:pPr>
-        <w:pStyle w:val="NormalWeb"/>
-        <w:ind w:left="720"/>
-        <w:rPr>
-          <w:sz w:val="26"/>
-          <w:szCs w:val="26"/>
-        </w:rPr>
-      </w:pPr>
-      <w:r>
-        <w:rPr>
-          <w:sz w:val="26"/>
-          <w:szCs w:val="26"/>
-        </w:rPr>
         <w:t>Bác sĩ xác nhận buổi điều trị đã được thực hiện và hoàn tất.</w:t>
       </w:r>
     </w:p>
@@ -2568,82 +2571,82 @@
           <w:sz w:val="26"/>
           <w:szCs w:val="26"/>
         </w:rPr>
+        <w:t>Bước 1:</w:t>
+      </w:r>
+      <w:r>
+        <w:rPr>
+          <w:sz w:val="26"/>
+          <w:szCs w:val="26"/>
+        </w:rPr>
+        <w:t xml:space="preserve"> Bác sĩ phát hiện vấn đề mới trong quá trình điều trị hoặc tái khám.</w:t>
+      </w:r>
+    </w:p>
+    <w:p>
+      <w:pPr>
+        <w:pStyle w:val="NormalWeb"/>
+        <w:ind w:left="720"/>
+        <w:rPr>
+          <w:sz w:val="26"/>
+          <w:szCs w:val="26"/>
+        </w:rPr>
+      </w:pPr>
+      <w:r>
+        <w:rPr>
+          <w:rStyle w:val="Strong"/>
+          <w:sz w:val="26"/>
+          <w:szCs w:val="26"/>
+        </w:rPr>
+        <w:t>Bước 2:</w:t>
+      </w:r>
+      <w:r>
+        <w:rPr>
+          <w:sz w:val="26"/>
+          <w:szCs w:val="26"/>
+        </w:rPr>
+        <w:t xml:space="preserve"> Bác sĩ xem lại kế hoạch hiện tại và lịch sử điều trị.</w:t>
+      </w:r>
+    </w:p>
+    <w:p>
+      <w:pPr>
+        <w:pStyle w:val="NormalWeb"/>
+        <w:ind w:left="720"/>
+        <w:rPr>
+          <w:sz w:val="26"/>
+          <w:szCs w:val="26"/>
+        </w:rPr>
+      </w:pPr>
+      <w:r>
+        <w:rPr>
+          <w:rStyle w:val="Strong"/>
+          <w:sz w:val="26"/>
+          <w:szCs w:val="26"/>
+        </w:rPr>
+        <w:t>Bước 3:</w:t>
+      </w:r>
+      <w:r>
+        <w:rPr>
+          <w:sz w:val="26"/>
+          <w:szCs w:val="26"/>
+        </w:rPr>
+        <w:t xml:space="preserve"> Bác sĩ đánh giá nguyên nhân khiến kế hoạch cần thay đổi.</w:t>
+      </w:r>
+    </w:p>
+    <w:p>
+      <w:pPr>
+        <w:pStyle w:val="NormalWeb"/>
+        <w:ind w:left="720"/>
+        <w:rPr>
+          <w:sz w:val="26"/>
+          <w:szCs w:val="26"/>
+        </w:rPr>
+      </w:pPr>
+      <w:r>
+        <w:rPr>
+          <w:rStyle w:val="Strong"/>
+          <w:sz w:val="26"/>
+          <w:szCs w:val="26"/>
+        </w:rPr>
         <w:lastRenderedPageBreak/>
-        <w:t>Bước 1:</w:t>
-      </w:r>
-      <w:r>
-        <w:rPr>
-          <w:sz w:val="26"/>
-          <w:szCs w:val="26"/>
-        </w:rPr>
-        <w:t xml:space="preserve"> Bác sĩ phát hiện vấn đề mới trong quá trình điều trị hoặc tái khám.</w:t>
-      </w:r>
-    </w:p>
-    <w:p>
-      <w:pPr>
-        <w:pStyle w:val="NormalWeb"/>
-        <w:ind w:left="720"/>
-        <w:rPr>
-          <w:sz w:val="26"/>
-          <w:szCs w:val="26"/>
-        </w:rPr>
-      </w:pPr>
-      <w:r>
-        <w:rPr>
-          <w:rStyle w:val="Strong"/>
-          <w:sz w:val="26"/>
-          <w:szCs w:val="26"/>
-        </w:rPr>
-        <w:t>Bước 2:</w:t>
-      </w:r>
-      <w:r>
-        <w:rPr>
-          <w:sz w:val="26"/>
-          <w:szCs w:val="26"/>
-        </w:rPr>
-        <w:t xml:space="preserve"> Bác sĩ xem lại kế hoạch hiện tại và lịch sử điều trị.</w:t>
-      </w:r>
-    </w:p>
-    <w:p>
-      <w:pPr>
-        <w:pStyle w:val="NormalWeb"/>
-        <w:ind w:left="720"/>
-        <w:rPr>
-          <w:sz w:val="26"/>
-          <w:szCs w:val="26"/>
-        </w:rPr>
-      </w:pPr>
-      <w:r>
-        <w:rPr>
-          <w:rStyle w:val="Strong"/>
-          <w:sz w:val="26"/>
-          <w:szCs w:val="26"/>
-        </w:rPr>
-        <w:t>Bước 3:</w:t>
-      </w:r>
-      <w:r>
-        <w:rPr>
-          <w:sz w:val="26"/>
-          <w:szCs w:val="26"/>
-        </w:rPr>
-        <w:t xml:space="preserve"> Bác sĩ đánh giá nguyên nhân khiến kế hoạch cần thay đổi.</w:t>
-      </w:r>
-    </w:p>
-    <w:p>
-      <w:pPr>
-        <w:pStyle w:val="NormalWeb"/>
-        <w:ind w:left="720"/>
-        <w:rPr>
-          <w:sz w:val="26"/>
-          <w:szCs w:val="26"/>
-        </w:rPr>
-      </w:pPr>
-      <w:r>
-        <w:rPr>
-          <w:rStyle w:val="Strong"/>
-          <w:sz w:val="26"/>
-          <w:szCs w:val="26"/>
-        </w:rPr>
         <w:t>Bước 4:</w:t>
       </w:r>
       <w:r>
@@ -3062,60 +3065,60 @@
           <w:sz w:val="26"/>
           <w:szCs w:val="26"/>
         </w:rPr>
+        <w:t>Nhân viên thông báo thời gian dự kiến và thống nhất thời gian với bệnh nhân.</w:t>
+      </w:r>
+    </w:p>
+    <w:p>
+      <w:pPr>
+        <w:pStyle w:val="NormalWeb"/>
+        <w:ind w:left="720"/>
+        <w:rPr>
+          <w:sz w:val="26"/>
+          <w:szCs w:val="26"/>
+        </w:rPr>
+      </w:pPr>
+      <w:r>
+        <w:rPr>
+          <w:rStyle w:val="Strong"/>
+          <w:sz w:val="26"/>
+          <w:szCs w:val="26"/>
+        </w:rPr>
+        <w:t>Bước 6: Kiểm tra trùng lịch</w:t>
+      </w:r>
+    </w:p>
+    <w:p>
+      <w:pPr>
+        <w:pStyle w:val="NormalWeb"/>
+        <w:ind w:left="720"/>
+        <w:rPr>
+          <w:sz w:val="26"/>
+          <w:szCs w:val="26"/>
+        </w:rPr>
+      </w:pPr>
+      <w:r>
+        <w:rPr>
+          <w:sz w:val="26"/>
+          <w:szCs w:val="26"/>
+        </w:rPr>
+        <w:t>Nhân viên kiểm tra xem thời gian lựa chọn có bị trùng với lịch làm việc hoặc lịch hẹn khác hay không.</w:t>
+      </w:r>
+    </w:p>
+    <w:p>
+      <w:pPr>
+        <w:pStyle w:val="NormalWeb"/>
+        <w:ind w:left="720"/>
+        <w:rPr>
+          <w:sz w:val="26"/>
+          <w:szCs w:val="26"/>
+        </w:rPr>
+      </w:pPr>
+      <w:r>
+        <w:rPr>
+          <w:rStyle w:val="Strong"/>
+          <w:sz w:val="26"/>
+          <w:szCs w:val="26"/>
+        </w:rPr>
         <w:lastRenderedPageBreak/>
-        <w:t>Nhân viên thông báo thời gian dự kiến và thống nhất thời gian với bệnh nhân.</w:t>
-      </w:r>
-    </w:p>
-    <w:p>
-      <w:pPr>
-        <w:pStyle w:val="NormalWeb"/>
-        <w:ind w:left="720"/>
-        <w:rPr>
-          <w:sz w:val="26"/>
-          <w:szCs w:val="26"/>
-        </w:rPr>
-      </w:pPr>
-      <w:r>
-        <w:rPr>
-          <w:rStyle w:val="Strong"/>
-          <w:sz w:val="26"/>
-          <w:szCs w:val="26"/>
-        </w:rPr>
-        <w:t>Bước 6: Kiểm tra trùng lịch</w:t>
-      </w:r>
-    </w:p>
-    <w:p>
-      <w:pPr>
-        <w:pStyle w:val="NormalWeb"/>
-        <w:ind w:left="720"/>
-        <w:rPr>
-          <w:sz w:val="26"/>
-          <w:szCs w:val="26"/>
-        </w:rPr>
-      </w:pPr>
-      <w:r>
-        <w:rPr>
-          <w:sz w:val="26"/>
-          <w:szCs w:val="26"/>
-        </w:rPr>
-        <w:t>Nhân viên kiểm tra xem thời gian lựa chọn có bị trùng với lịch làm việc hoặc lịch hẹn khác hay không.</w:t>
-      </w:r>
-    </w:p>
-    <w:p>
-      <w:pPr>
-        <w:pStyle w:val="NormalWeb"/>
-        <w:ind w:left="720"/>
-        <w:rPr>
-          <w:sz w:val="26"/>
-          <w:szCs w:val="26"/>
-        </w:rPr>
-      </w:pPr>
-      <w:r>
-        <w:rPr>
-          <w:rStyle w:val="Strong"/>
-          <w:sz w:val="26"/>
-          <w:szCs w:val="26"/>
-        </w:rPr>
         <w:t>Bước 7: Tạo lịch tái khám</w:t>
       </w:r>
     </w:p>
@@ -3610,115 +3613,115 @@
           <w:sz w:val="26"/>
           <w:szCs w:val="26"/>
         </w:rPr>
+        <w:t>Trường hợp bệnh nhân không đến</w:t>
+      </w:r>
+    </w:p>
+    <w:p>
+      <w:pPr>
+        <w:spacing w:before="100" w:beforeAutospacing="1" w:afterLines="120" w:after="288" w:line="240" w:lineRule="auto"/>
+        <w:ind w:left="720"/>
+        <w:rPr>
+          <w:rFonts w:ascii="Times New Roman" w:eastAsia="Times New Roman" w:hAnsi="Times New Roman" w:cs="Times New Roman"/>
+          <w:sz w:val="26"/>
+          <w:szCs w:val="26"/>
+        </w:rPr>
+      </w:pPr>
+      <w:r>
+        <w:rPr>
+          <w:rFonts w:ascii="Times New Roman" w:eastAsia="Times New Roman" w:hAnsi="Times New Roman" w:cs="Times New Roman"/>
+          <w:b/>
+          <w:bCs/>
+          <w:sz w:val="26"/>
+          <w:szCs w:val="26"/>
+        </w:rPr>
+        <w:t>Bước 1:</w:t>
+      </w:r>
+      <w:r>
+        <w:rPr>
+          <w:rFonts w:ascii="Times New Roman" w:eastAsia="Times New Roman" w:hAnsi="Times New Roman" w:cs="Times New Roman"/>
+          <w:sz w:val="26"/>
+          <w:szCs w:val="26"/>
+        </w:rPr>
+        <w:t xml:space="preserve"> Đến thời gian hẹn nhưng bệnh nhân không đến phòng khám.</w:t>
+      </w:r>
+    </w:p>
+    <w:p>
+      <w:pPr>
+        <w:spacing w:before="100" w:beforeAutospacing="1" w:afterLines="120" w:after="288" w:line="240" w:lineRule="auto"/>
+        <w:ind w:left="720"/>
+        <w:rPr>
+          <w:rFonts w:ascii="Times New Roman" w:eastAsia="Times New Roman" w:hAnsi="Times New Roman" w:cs="Times New Roman"/>
+          <w:sz w:val="26"/>
+          <w:szCs w:val="26"/>
+        </w:rPr>
+      </w:pPr>
+      <w:r>
+        <w:rPr>
+          <w:rFonts w:ascii="Times New Roman" w:eastAsia="Times New Roman" w:hAnsi="Times New Roman" w:cs="Times New Roman"/>
+          <w:b/>
+          <w:bCs/>
+          <w:sz w:val="26"/>
+          <w:szCs w:val="26"/>
+        </w:rPr>
+        <w:t>Bước 2:</w:t>
+      </w:r>
+      <w:r>
+        <w:rPr>
+          <w:rFonts w:ascii="Times New Roman" w:eastAsia="Times New Roman" w:hAnsi="Times New Roman" w:cs="Times New Roman"/>
+          <w:sz w:val="26"/>
+          <w:szCs w:val="26"/>
+        </w:rPr>
+        <w:t xml:space="preserve"> Nhân viên kiểm tra tình trạng lịch hẹn.</w:t>
+      </w:r>
+    </w:p>
+    <w:p>
+      <w:pPr>
+        <w:spacing w:before="100" w:beforeAutospacing="1" w:afterLines="120" w:after="288" w:line="240" w:lineRule="auto"/>
+        <w:ind w:left="720"/>
+        <w:rPr>
+          <w:rFonts w:ascii="Times New Roman" w:eastAsia="Times New Roman" w:hAnsi="Times New Roman" w:cs="Times New Roman"/>
+          <w:sz w:val="26"/>
+          <w:szCs w:val="26"/>
+        </w:rPr>
+      </w:pPr>
+      <w:r>
+        <w:rPr>
+          <w:rFonts w:ascii="Times New Roman" w:eastAsia="Times New Roman" w:hAnsi="Times New Roman" w:cs="Times New Roman"/>
+          <w:b/>
+          <w:bCs/>
+          <w:sz w:val="26"/>
+          <w:szCs w:val="26"/>
+        </w:rPr>
+        <w:t>Bước 3:</w:t>
+      </w:r>
+      <w:r>
+        <w:rPr>
+          <w:rFonts w:ascii="Times New Roman" w:eastAsia="Times New Roman" w:hAnsi="Times New Roman" w:cs="Times New Roman"/>
+          <w:sz w:val="26"/>
+          <w:szCs w:val="26"/>
+        </w:rPr>
+        <w:t xml:space="preserve"> Lịch được ghi nhận trạng thái không đến.</w:t>
+      </w:r>
+    </w:p>
+    <w:p>
+      <w:pPr>
+        <w:spacing w:before="100" w:beforeAutospacing="1" w:afterLines="120" w:after="288" w:line="240" w:lineRule="auto"/>
+        <w:ind w:left="720"/>
+        <w:rPr>
+          <w:rFonts w:ascii="Times New Roman" w:eastAsia="Times New Roman" w:hAnsi="Times New Roman" w:cs="Times New Roman"/>
+          <w:sz w:val="26"/>
+          <w:szCs w:val="26"/>
+        </w:rPr>
+      </w:pPr>
+      <w:r>
+        <w:rPr>
+          <w:rFonts w:ascii="Times New Roman" w:eastAsia="Times New Roman" w:hAnsi="Times New Roman" w:cs="Times New Roman"/>
+          <w:b/>
+          <w:bCs/>
+          <w:sz w:val="26"/>
+          <w:szCs w:val="26"/>
+        </w:rPr>
         <w:lastRenderedPageBreak/>
-        <w:t>Trường hợp bệnh nhân không đến</w:t>
-      </w:r>
-    </w:p>
-    <w:p>
-      <w:pPr>
-        <w:spacing w:before="100" w:beforeAutospacing="1" w:afterLines="120" w:after="288" w:line="240" w:lineRule="auto"/>
-        <w:ind w:left="720"/>
-        <w:rPr>
-          <w:rFonts w:ascii="Times New Roman" w:eastAsia="Times New Roman" w:hAnsi="Times New Roman" w:cs="Times New Roman"/>
-          <w:sz w:val="26"/>
-          <w:szCs w:val="26"/>
-        </w:rPr>
-      </w:pPr>
-      <w:r>
-        <w:rPr>
-          <w:rFonts w:ascii="Times New Roman" w:eastAsia="Times New Roman" w:hAnsi="Times New Roman" w:cs="Times New Roman"/>
-          <w:b/>
-          <w:bCs/>
-          <w:sz w:val="26"/>
-          <w:szCs w:val="26"/>
-        </w:rPr>
-        <w:t>Bước 1:</w:t>
-      </w:r>
-      <w:r>
-        <w:rPr>
-          <w:rFonts w:ascii="Times New Roman" w:eastAsia="Times New Roman" w:hAnsi="Times New Roman" w:cs="Times New Roman"/>
-          <w:sz w:val="26"/>
-          <w:szCs w:val="26"/>
-        </w:rPr>
-        <w:t xml:space="preserve"> Đến thời gian hẹn nhưng bệnh nhân không đến phòng khám.</w:t>
-      </w:r>
-    </w:p>
-    <w:p>
-      <w:pPr>
-        <w:spacing w:before="100" w:beforeAutospacing="1" w:afterLines="120" w:after="288" w:line="240" w:lineRule="auto"/>
-        <w:ind w:left="720"/>
-        <w:rPr>
-          <w:rFonts w:ascii="Times New Roman" w:eastAsia="Times New Roman" w:hAnsi="Times New Roman" w:cs="Times New Roman"/>
-          <w:sz w:val="26"/>
-          <w:szCs w:val="26"/>
-        </w:rPr>
-      </w:pPr>
-      <w:r>
-        <w:rPr>
-          <w:rFonts w:ascii="Times New Roman" w:eastAsia="Times New Roman" w:hAnsi="Times New Roman" w:cs="Times New Roman"/>
-          <w:b/>
-          <w:bCs/>
-          <w:sz w:val="26"/>
-          <w:szCs w:val="26"/>
-        </w:rPr>
-        <w:t>Bước 2:</w:t>
-      </w:r>
-      <w:r>
-        <w:rPr>
-          <w:rFonts w:ascii="Times New Roman" w:eastAsia="Times New Roman" w:hAnsi="Times New Roman" w:cs="Times New Roman"/>
-          <w:sz w:val="26"/>
-          <w:szCs w:val="26"/>
-        </w:rPr>
-        <w:t xml:space="preserve"> Nhân viên kiểm tra tình trạng lịch hẹn.</w:t>
-      </w:r>
-    </w:p>
-    <w:p>
-      <w:pPr>
-        <w:spacing w:before="100" w:beforeAutospacing="1" w:afterLines="120" w:after="288" w:line="240" w:lineRule="auto"/>
-        <w:ind w:left="720"/>
-        <w:rPr>
-          <w:rFonts w:ascii="Times New Roman" w:eastAsia="Times New Roman" w:hAnsi="Times New Roman" w:cs="Times New Roman"/>
-          <w:sz w:val="26"/>
-          <w:szCs w:val="26"/>
-        </w:rPr>
-      </w:pPr>
-      <w:r>
-        <w:rPr>
-          <w:rFonts w:ascii="Times New Roman" w:eastAsia="Times New Roman" w:hAnsi="Times New Roman" w:cs="Times New Roman"/>
-          <w:b/>
-          <w:bCs/>
-          <w:sz w:val="26"/>
-          <w:szCs w:val="26"/>
-        </w:rPr>
-        <w:t>Bước 3:</w:t>
-      </w:r>
-      <w:r>
-        <w:rPr>
-          <w:rFonts w:ascii="Times New Roman" w:eastAsia="Times New Roman" w:hAnsi="Times New Roman" w:cs="Times New Roman"/>
-          <w:sz w:val="26"/>
-          <w:szCs w:val="26"/>
-        </w:rPr>
-        <w:t xml:space="preserve"> Lịch được ghi nhận trạng thái không đến.</w:t>
-      </w:r>
-    </w:p>
-    <w:p>
-      <w:pPr>
-        <w:spacing w:before="100" w:beforeAutospacing="1" w:afterLines="120" w:after="288" w:line="240" w:lineRule="auto"/>
-        <w:ind w:left="720"/>
-        <w:rPr>
-          <w:rFonts w:ascii="Times New Roman" w:eastAsia="Times New Roman" w:hAnsi="Times New Roman" w:cs="Times New Roman"/>
-          <w:sz w:val="26"/>
-          <w:szCs w:val="26"/>
-        </w:rPr>
-      </w:pPr>
-      <w:r>
-        <w:rPr>
-          <w:rFonts w:ascii="Times New Roman" w:eastAsia="Times New Roman" w:hAnsi="Times New Roman" w:cs="Times New Roman"/>
-          <w:b/>
-          <w:bCs/>
-          <w:sz w:val="26"/>
-          <w:szCs w:val="26"/>
-        </w:rPr>
         <w:t>Bước 4:</w:t>
       </w:r>
       <w:r>
@@ -4436,7 +4439,6 @@
           <w:sz w:val="26"/>
           <w:szCs w:val="26"/>
         </w:rPr>
-        <w:lastRenderedPageBreak/>
         <w:t>Bước 1</w:t>
       </w:r>
       <w:r>
@@ -4571,6 +4573,7 @@
           <w:sz w:val="26"/>
           <w:szCs w:val="26"/>
         </w:rPr>
+        <w:lastRenderedPageBreak/>
         <w:t>Bước 3:</w:t>
       </w:r>
       <w:r>
@@ -4938,59 +4941,59 @@
           <w:sz w:val="26"/>
           <w:szCs w:val="26"/>
         </w:rPr>
+        <w:t>Bước 5: Chuẩn bị trước buổi điều trị hoặc tái khám</w:t>
+      </w:r>
+    </w:p>
+    <w:p>
+      <w:pPr>
+        <w:pStyle w:val="NormalWeb"/>
+        <w:ind w:left="720"/>
+        <w:rPr>
+          <w:sz w:val="26"/>
+          <w:szCs w:val="26"/>
+        </w:rPr>
+      </w:pPr>
+      <w:r>
+        <w:rPr>
+          <w:sz w:val="26"/>
+          <w:szCs w:val="26"/>
+        </w:rPr>
+        <w:t>Dựa trên lịch và nội dung được phân công, y tá chuẩn bị phòng, dụng cụ, vật tư và các điều kiện cần thiết phục vụ cho buổi điều trị hoặc tái khám.</w:t>
+      </w:r>
+    </w:p>
+    <w:p>
+      <w:pPr>
+        <w:pStyle w:val="NormalWeb"/>
+        <w:ind w:left="720"/>
+        <w:rPr>
+          <w:sz w:val="26"/>
+          <w:szCs w:val="26"/>
+        </w:rPr>
+      </w:pPr>
+      <w:r>
+        <w:rPr>
+          <w:rStyle w:val="Strong"/>
+          <w:sz w:val="26"/>
+          <w:szCs w:val="26"/>
+        </w:rPr>
+        <w:t>Bước 6: Hỗ trợ bác sĩ</w:t>
+      </w:r>
+    </w:p>
+    <w:p>
+      <w:pPr>
+        <w:pStyle w:val="NormalWeb"/>
+        <w:ind w:left="720"/>
+        <w:rPr>
+          <w:sz w:val="26"/>
+          <w:szCs w:val="26"/>
+        </w:rPr>
+      </w:pPr>
+      <w:r>
+        <w:rPr>
+          <w:sz w:val="26"/>
+          <w:szCs w:val="26"/>
+        </w:rPr>
         <w:lastRenderedPageBreak/>
-        <w:t>Bước 5: Chuẩn bị trước buổi điều trị hoặc tái khám</w:t>
-      </w:r>
-    </w:p>
-    <w:p>
-      <w:pPr>
-        <w:pStyle w:val="NormalWeb"/>
-        <w:ind w:left="720"/>
-        <w:rPr>
-          <w:sz w:val="26"/>
-          <w:szCs w:val="26"/>
-        </w:rPr>
-      </w:pPr>
-      <w:r>
-        <w:rPr>
-          <w:sz w:val="26"/>
-          <w:szCs w:val="26"/>
-        </w:rPr>
-        <w:t>Dựa trên lịch và nội dung được phân công, y tá chuẩn bị phòng, dụng cụ, vật tư và các điều kiện cần thiết phục vụ cho buổi điều trị hoặc tái khám.</w:t>
-      </w:r>
-    </w:p>
-    <w:p>
-      <w:pPr>
-        <w:pStyle w:val="NormalWeb"/>
-        <w:ind w:left="720"/>
-        <w:rPr>
-          <w:sz w:val="26"/>
-          <w:szCs w:val="26"/>
-        </w:rPr>
-      </w:pPr>
-      <w:r>
-        <w:rPr>
-          <w:rStyle w:val="Strong"/>
-          <w:sz w:val="26"/>
-          <w:szCs w:val="26"/>
-        </w:rPr>
-        <w:t>Bước 6: Hỗ trợ bác sĩ</w:t>
-      </w:r>
-    </w:p>
-    <w:p>
-      <w:pPr>
-        <w:pStyle w:val="NormalWeb"/>
-        <w:ind w:left="720"/>
-        <w:rPr>
-          <w:sz w:val="26"/>
-          <w:szCs w:val="26"/>
-        </w:rPr>
-      </w:pPr>
-      <w:r>
-        <w:rPr>
-          <w:sz w:val="26"/>
-          <w:szCs w:val="26"/>
-        </w:rPr>
         <w:t>Khi đến thời gian được phân công, y tá hỗ trợ bác sĩ trong quá trình điều trị hoặc tái khám theo phạm vi công việc được giao.</w:t>
       </w:r>
     </w:p>
@@ -5268,32 +5271,32 @@
           <w:sz w:val="26"/>
           <w:szCs w:val="26"/>
         </w:rPr>
+        <w:t>Quy định 7: Về kết quả tái khám:</w:t>
+      </w:r>
+      <w:r>
+        <w:rPr>
+          <w:sz w:val="26"/>
+          <w:szCs w:val="26"/>
+        </w:rPr>
+        <w:t xml:space="preserve"> Kết quả mỗi lần tái khám phải được ghi nhận vào hồ sơ bệnh nhân và làm cơ sở để quyết định tiếp tục điều trị, điều chỉnh kế hoạch, tái khám tiếp hoặc hoàn tất điều trị.</w:t>
+      </w:r>
+    </w:p>
+    <w:p>
+      <w:pPr>
+        <w:pStyle w:val="NormalWeb"/>
+        <w:ind w:left="720"/>
+        <w:rPr>
+          <w:sz w:val="26"/>
+          <w:szCs w:val="26"/>
+        </w:rPr>
+      </w:pPr>
+      <w:r>
+        <w:rPr>
+          <w:rStyle w:val="Strong"/>
+          <w:sz w:val="26"/>
+          <w:szCs w:val="26"/>
+        </w:rPr>
         <w:lastRenderedPageBreak/>
-        <w:t>Quy định 7: Về kết quả tái khám:</w:t>
-      </w:r>
-      <w:r>
-        <w:rPr>
-          <w:sz w:val="26"/>
-          <w:szCs w:val="26"/>
-        </w:rPr>
-        <w:t xml:space="preserve"> Kết quả mỗi lần tái khám phải được ghi nhận vào hồ sơ bệnh nhân và làm cơ sở để quyết định tiếp tục điều trị, điều chỉnh kế hoạch, tái khám tiếp hoặc hoàn tất điều trị.</w:t>
-      </w:r>
-    </w:p>
-    <w:p>
-      <w:pPr>
-        <w:pStyle w:val="NormalWeb"/>
-        <w:ind w:left="720"/>
-        <w:rPr>
-          <w:sz w:val="26"/>
-          <w:szCs w:val="26"/>
-        </w:rPr>
-      </w:pPr>
-      <w:r>
-        <w:rPr>
-          <w:rStyle w:val="Strong"/>
-          <w:sz w:val="26"/>
-          <w:szCs w:val="26"/>
-        </w:rPr>
         <w:t>Quy định 8: Về hoàn tất điều trị:</w:t>
       </w:r>
       <w:r>
@@ -6452,7 +6455,6 @@
           <w:sz w:val="26"/>
           <w:szCs w:val="26"/>
         </w:rPr>
-        <w:lastRenderedPageBreak/>
         <w:t>Sơ đồ phân cấp chức năng của ứng dụn</w:t>
       </w:r>
       <w:r>
@@ -6532,6 +6534,7 @@
           <w:sz w:val="26"/>
           <w:szCs w:val="26"/>
         </w:rPr>
+        <w:lastRenderedPageBreak/>
         <w:t>Link nhật ký</w:t>
       </w:r>
     </w:p>
@@ -8466,6 +8469,7 @@
   <w:style w:type="character" w:default="1" w:styleId="DefaultParagraphFont">
     <w:name w:val="Default Paragraph Font"/>
     <w:uiPriority w:val="1"/>
+    <w:semiHidden/>
     <w:unhideWhenUsed/>
   </w:style>
   <w:style w:type="table" w:default="1" w:styleId="TableNormal">

--- a/doc/02-NguyenMinhThuan.docx
+++ b/doc/02-NguyenMinhThuan.docx
@@ -113,16 +113,26 @@
           <w:sz w:val="26"/>
           <w:szCs w:val="26"/>
         </w:rPr>
-        <w:t>- Thành viên nhóm</w:t>
-      </w:r>
+        <w:t xml:space="preserve">- Thành viên </w:t>
+      </w:r>
+      <w:proofErr w:type="gramStart"/>
       <w:r>
         <w:rPr>
           <w:rFonts w:ascii="Times New Roman" w:hAnsi="Times New Roman" w:cs="Times New Roman"/>
           <w:sz w:val="26"/>
           <w:szCs w:val="26"/>
         </w:rPr>
+        <w:t>nhóm</w:t>
+      </w:r>
+      <w:r>
+        <w:rPr>
+          <w:rFonts w:ascii="Times New Roman" w:hAnsi="Times New Roman" w:cs="Times New Roman"/>
+          <w:sz w:val="26"/>
+          <w:szCs w:val="26"/>
+        </w:rPr>
         <w:t xml:space="preserve"> :</w:t>
       </w:r>
+      <w:proofErr w:type="gramEnd"/>
     </w:p>
     <w:p>
       <w:pPr>
@@ -851,7 +861,14 @@
           <w:sz w:val="26"/>
           <w:szCs w:val="26"/>
         </w:rPr>
-        <w:t xml:space="preserve">Khi đến ngày hẹn, bệnh nhân được tiếp nhận để </w:t>
+        <w:t>Đ</w:t>
+      </w:r>
+      <w:r>
+        <w:rPr>
+          <w:sz w:val="26"/>
+          <w:szCs w:val="26"/>
+        </w:rPr>
+        <w:t xml:space="preserve">ến ngày hẹn, bệnh nhân được tiếp nhận để </w:t>
       </w:r>
       <w:r>
         <w:rPr>
@@ -919,7 +936,14 @@
           <w:sz w:val="26"/>
           <w:szCs w:val="26"/>
         </w:rPr>
-        <w:t xml:space="preserve">Sau mỗi buổi, phòng khám thực hiện </w:t>
+        <w:t>Kết thúc</w:t>
+      </w:r>
+      <w:r>
+        <w:rPr>
+          <w:sz w:val="26"/>
+          <w:szCs w:val="26"/>
+        </w:rPr>
+        <w:t xml:space="preserve"> mỗi buổi, phòng khám thực hiện </w:t>
       </w:r>
       <w:r>
         <w:rPr>
@@ -1033,7 +1057,14 @@
           <w:sz w:val="26"/>
           <w:szCs w:val="26"/>
         </w:rPr>
-        <w:t xml:space="preserve">Khi bệnh nhân đến theo lịch, bác sĩ thực hiện </w:t>
+        <w:t>Tại buổi tái khám</w:t>
+      </w:r>
+      <w:r>
+        <w:rPr>
+          <w:sz w:val="26"/>
+          <w:szCs w:val="26"/>
+        </w:rPr>
+        <w:t xml:space="preserve">, bác sĩ thực hiện </w:t>
       </w:r>
       <w:r>
         <w:rPr>
@@ -1048,7 +1079,7 @@
           <w:sz w:val="26"/>
           <w:szCs w:val="26"/>
         </w:rPr>
-        <w:t xml:space="preserve"> bằng cách xem lại lịch sử điều trị, kiểm tra tình trạng hiện tại và ghi nhận kết quả. Dựa trên kết quả tái khám, bác sĩ có thể xác định tình trạng đã ổn định, tiếp tục kế hoạch điều trị, điều chỉnh kế hoạch </w:t>
+        <w:t xml:space="preserve"> bằng cách xem lại lịch sử điều trị, kiểm tra tình trạng hiện tại và ghi nhận kết quả. Dựa trên kết quả tái khám, bác sĩ có thể xác định tình trạng đã ổn định, tiếp tục kế hoạch điều trị, điều chỉnh kế hoạch hoặc thực </w:t>
       </w:r>
       <w:r>
         <w:rPr>
@@ -1056,7 +1087,7 @@
           <w:szCs w:val="26"/>
         </w:rPr>
         <w:lastRenderedPageBreak/>
-        <w:t>hoặc thực hiện thêm dịch vụ. Kết quả tái khám được lưu vào hồ sơ và là cơ sở cho các buổi điều trị hoặc lịch tái khám tiếp theo.</w:t>
+        <w:t>hiện thêm dịch vụ. Kết quả tái khám được lưu vào hồ sơ và là cơ sở cho các buổi điều trị hoặc lịch tái khám tiếp theo.</w:t>
       </w:r>
     </w:p>
     <w:p>
@@ -1074,7 +1105,14 @@
           <w:sz w:val="26"/>
           <w:szCs w:val="26"/>
         </w:rPr>
-        <w:t xml:space="preserve">Khi toàn bộ dịch vụ trong kế hoạch đã hoàn thành và bác sĩ xác nhận kết quả đạt yêu cầu, phòng khám thực hiện </w:t>
+        <w:t>T</w:t>
+      </w:r>
+      <w:r>
+        <w:rPr>
+          <w:sz w:val="26"/>
+          <w:szCs w:val="26"/>
+        </w:rPr>
+        <w:t xml:space="preserve">oàn bộ dịch vụ trong kế hoạch đã hoàn thành và bác sĩ xác nhận kết quả đạt yêu cầu, phòng khám thực hiện </w:t>
       </w:r>
       <w:r>
         <w:rPr>

--- a/doc/02-NguyenMinhThuan.docx
+++ b/doc/02-NguyenMinhThuan.docx
@@ -1057,7 +1057,14 @@
           <w:sz w:val="26"/>
           <w:szCs w:val="26"/>
         </w:rPr>
-        <w:t>Tại buổi tái khám</w:t>
+        <w:t>Vào</w:t>
+      </w:r>
+      <w:r>
+        <w:rPr>
+          <w:sz w:val="26"/>
+          <w:szCs w:val="26"/>
+        </w:rPr>
+        <w:t xml:space="preserve"> buổi tái khám</w:t>
       </w:r>
       <w:r>
         <w:rPr>
@@ -8504,6 +8511,7 @@
   <w:style w:type="character" w:default="1" w:styleId="DefaultParagraphFont">
     <w:name w:val="Default Paragraph Font"/>
     <w:uiPriority w:val="1"/>
+    <w:semiHidden/>
     <w:unhideWhenUsed/>
   </w:style>
   <w:style w:type="table" w:default="1" w:styleId="TableNormal">

--- a/doc/02-NguyenMinhThuan.docx
+++ b/doc/02-NguyenMinhThuan.docx
@@ -113,26 +113,16 @@
           <w:sz w:val="26"/>
           <w:szCs w:val="26"/>
         </w:rPr>
-        <w:t xml:space="preserve">- Thành viên </w:t>
-      </w:r>
-      <w:proofErr w:type="gramStart"/>
+        <w:t>- Thành viên nhóm</w:t>
+      </w:r>
       <w:r>
         <w:rPr>
           <w:rFonts w:ascii="Times New Roman" w:hAnsi="Times New Roman" w:cs="Times New Roman"/>
           <w:sz w:val="26"/>
           <w:szCs w:val="26"/>
         </w:rPr>
-        <w:t>nhóm</w:t>
-      </w:r>
-      <w:r>
-        <w:rPr>
-          <w:rFonts w:ascii="Times New Roman" w:hAnsi="Times New Roman" w:cs="Times New Roman"/>
-          <w:sz w:val="26"/>
-          <w:szCs w:val="26"/>
-        </w:rPr>
         <w:t xml:space="preserve"> :</w:t>
       </w:r>
-      <w:proofErr w:type="gramEnd"/>
     </w:p>
     <w:p>
       <w:pPr>
@@ -861,7 +851,21 @@
           <w:sz w:val="26"/>
           <w:szCs w:val="26"/>
         </w:rPr>
-        <w:t xml:space="preserve">Khi đến ngày hẹn, bệnh nhân được tiếp nhận để </w:t>
+        <w:t>Đ</w:t>
+      </w:r>
+      <w:r>
+        <w:rPr>
+          <w:sz w:val="26"/>
+          <w:szCs w:val="26"/>
+        </w:rPr>
+        <w:t>ến ngày hẹn</w:t>
+      </w:r>
+      <w:r>
+        <w:rPr>
+          <w:sz w:val="26"/>
+          <w:szCs w:val="26"/>
+        </w:rPr>
+        <w:t xml:space="preserve">, bệnh nhân được tiếp nhận để </w:t>
       </w:r>
       <w:r>
         <w:rPr>
@@ -929,7 +933,21 @@
           <w:sz w:val="26"/>
           <w:szCs w:val="26"/>
         </w:rPr>
-        <w:t xml:space="preserve">Sau mỗi buổi, phòng khám thực hiện </w:t>
+        <w:t>Kết thúc</w:t>
+      </w:r>
+      <w:r>
+        <w:rPr>
+          <w:sz w:val="26"/>
+          <w:szCs w:val="26"/>
+        </w:rPr>
+        <w:t xml:space="preserve"> mỗi buổi</w:t>
+      </w:r>
+      <w:r>
+        <w:rPr>
+          <w:sz w:val="26"/>
+          <w:szCs w:val="26"/>
+        </w:rPr>
+        <w:t xml:space="preserve">, phòng khám thực hiện </w:t>
       </w:r>
       <w:r>
         <w:rPr>
@@ -1043,7 +1061,21 @@
           <w:sz w:val="26"/>
           <w:szCs w:val="26"/>
         </w:rPr>
-        <w:t xml:space="preserve">Khi bệnh nhân đến theo lịch, bác sĩ thực hiện </w:t>
+        <w:t>Vào</w:t>
+      </w:r>
+      <w:r>
+        <w:rPr>
+          <w:sz w:val="26"/>
+          <w:szCs w:val="26"/>
+        </w:rPr>
+        <w:t xml:space="preserve"> buổi tái khám</w:t>
+      </w:r>
+      <w:r>
+        <w:rPr>
+          <w:sz w:val="26"/>
+          <w:szCs w:val="26"/>
+        </w:rPr>
+        <w:t xml:space="preserve">, bác sĩ thực hiện </w:t>
       </w:r>
       <w:r>
         <w:rPr>
@@ -1058,7 +1090,15 @@
           <w:sz w:val="26"/>
           <w:szCs w:val="26"/>
         </w:rPr>
-        <w:t xml:space="preserve"> bằng cách xem lại lịch sử điều trị, kiểm tra tình trạng hiện tại và ghi nhận kết quả. Dựa trên kết quả tái khám, bác sĩ có thể xác định tình trạng đã ổn định, tiếp tục kế hoạch điều trị, điều chỉnh kế hoạch hoặc thực hiện thêm dịch vụ. Kết quả tái khám được lưu vào hồ sơ và là cơ sở cho các buổi điều trị hoặc lịch tái khám tiếp theo.</w:t>
+        <w:t xml:space="preserve"> bằng cách xem lại lịch sử điều trị, kiểm tra tình trạng hiện tại và ghi nhận kết quả. Dựa trên kết quả tái khám, bác sĩ có thể xác định tình trạng đã ổn định, tiếp tục kế hoạch điều trị, điều chỉnh kế hoạch hoặc thực </w:t>
+      </w:r>
+      <w:r>
+        <w:rPr>
+          <w:sz w:val="26"/>
+          <w:szCs w:val="26"/>
+        </w:rPr>
+        <w:lastRenderedPageBreak/>
+        <w:t>hiện thêm dịch vụ. Kết quả tái khám được lưu vào hồ sơ và là cơ sở cho các buổi điều trị hoặc lịch tái khám tiếp theo.</w:t>
       </w:r>
     </w:p>
     <w:p>
@@ -1076,8 +1116,14 @@
           <w:sz w:val="26"/>
           <w:szCs w:val="26"/>
         </w:rPr>
-        <w:lastRenderedPageBreak/>
-        <w:t xml:space="preserve">Khi toàn bộ dịch vụ trong kế hoạch đã hoàn thành và bác sĩ xác nhận kết quả đạt yêu cầu, phòng khám thực hiện </w:t>
+        <w:t>T</w:t>
+      </w:r>
+      <w:r>
+        <w:rPr>
+          <w:sz w:val="26"/>
+          <w:szCs w:val="26"/>
+        </w:rPr>
+        <w:t xml:space="preserve">oàn bộ dịch vụ trong kế hoạch đã hoàn thành và bác sĩ xác nhận kết quả đạt yêu cầu, phòng khám thực hiện </w:t>
       </w:r>
       <w:r>
         <w:rPr>
@@ -1366,6 +1412,7 @@
           <w:sz w:val="26"/>
           <w:szCs w:val="26"/>
         </w:rPr>
+        <w:lastRenderedPageBreak/>
         <w:t>Dựa trên tình trạng thực tế, bác sĩ xác định phương án điều trị phù hợp. Một bệnh nhân có thể có nhiều vấn đề răng miệng và cần thực hiện nhiều dịch vụ khác nhau.</w:t>
       </w:r>
     </w:p>
@@ -1387,7 +1434,6 @@
           <w:sz w:val="26"/>
           <w:szCs w:val="26"/>
         </w:rPr>
-        <w:lastRenderedPageBreak/>
         <w:t>Bước 4: Tư vấn cho bệnh nhân</w:t>
       </w:r>
     </w:p>
@@ -1734,6 +1780,7 @@
           <w:sz w:val="26"/>
           <w:szCs w:val="26"/>
         </w:rPr>
+        <w:lastRenderedPageBreak/>
         <w:t>Bước 1: Bệnh nhân đến phòng khám</w:t>
       </w:r>
     </w:p>
@@ -1769,31 +1816,342 @@
           <w:sz w:val="26"/>
           <w:szCs w:val="26"/>
         </w:rPr>
+        <w:t>Bước 2: Tiếp nhận bệnh nhân</w:t>
+      </w:r>
+    </w:p>
+    <w:p>
+      <w:pPr>
+        <w:pStyle w:val="NormalWeb"/>
+        <w:ind w:left="360" w:firstLine="360"/>
+        <w:rPr>
+          <w:sz w:val="26"/>
+          <w:szCs w:val="26"/>
+        </w:rPr>
+      </w:pPr>
+      <w:r>
+        <w:rPr>
+          <w:sz w:val="26"/>
+          <w:szCs w:val="26"/>
+        </w:rPr>
+        <w:t>Nhân viên xác nhận thông tin bệnh nhân và kiểm tra lịch hẹn tương ứng.</w:t>
+      </w:r>
+    </w:p>
+    <w:p>
+      <w:pPr>
+        <w:pStyle w:val="NormalWeb"/>
+        <w:ind w:left="360" w:firstLine="360"/>
+        <w:rPr>
+          <w:sz w:val="26"/>
+          <w:szCs w:val="26"/>
+        </w:rPr>
+      </w:pPr>
+      <w:r>
+        <w:rPr>
+          <w:rStyle w:val="Strong"/>
+          <w:sz w:val="26"/>
+          <w:szCs w:val="26"/>
+        </w:rPr>
+        <w:t>Bước 3: Kiểm tra kế hoạch điều trị</w:t>
+      </w:r>
+    </w:p>
+    <w:p>
+      <w:pPr>
+        <w:pStyle w:val="NormalWeb"/>
+        <w:ind w:left="720"/>
+        <w:rPr>
+          <w:sz w:val="26"/>
+          <w:szCs w:val="26"/>
+        </w:rPr>
+      </w:pPr>
+      <w:r>
+        <w:rPr>
+          <w:sz w:val="26"/>
+          <w:szCs w:val="26"/>
+        </w:rPr>
+        <w:t>Nhân viên hoặc bác sĩ kiểm tra bệnh nhân đang có kế hoạch điều trị nào và đang ở giai đoạn nào.</w:t>
+      </w:r>
+    </w:p>
+    <w:p>
+      <w:pPr>
+        <w:pStyle w:val="NormalWeb"/>
+        <w:ind w:left="360" w:firstLine="360"/>
+        <w:rPr>
+          <w:sz w:val="26"/>
+          <w:szCs w:val="26"/>
+        </w:rPr>
+      </w:pPr>
+      <w:r>
+        <w:rPr>
+          <w:rStyle w:val="Strong"/>
+          <w:sz w:val="26"/>
+          <w:szCs w:val="26"/>
+        </w:rPr>
+        <w:t>Bước 4: Kiểm tra lịch sử điều trị</w:t>
+      </w:r>
+    </w:p>
+    <w:p>
+      <w:pPr>
+        <w:pStyle w:val="NormalWeb"/>
+        <w:ind w:left="720"/>
+        <w:rPr>
+          <w:sz w:val="26"/>
+          <w:szCs w:val="26"/>
+        </w:rPr>
+      </w:pPr>
+      <w:r>
+        <w:rPr>
+          <w:sz w:val="26"/>
+          <w:szCs w:val="26"/>
+        </w:rPr>
+        <w:t>Bác sĩ xem lại các buổi điều trị trước đó, những dịch vụ đã thực hiện và kết quả của các buổi trước.</w:t>
+      </w:r>
+    </w:p>
+    <w:p>
+      <w:pPr>
+        <w:pStyle w:val="NormalWeb"/>
+        <w:ind w:left="360" w:firstLine="360"/>
+        <w:rPr>
+          <w:sz w:val="26"/>
+          <w:szCs w:val="26"/>
+        </w:rPr>
+      </w:pPr>
+      <w:r>
+        <w:rPr>
+          <w:rStyle w:val="Strong"/>
+          <w:sz w:val="26"/>
+          <w:szCs w:val="26"/>
+        </w:rPr>
+        <w:t>Bước 5: Kiểm tra tình trạng hiện tại</w:t>
+      </w:r>
+    </w:p>
+    <w:p>
+      <w:pPr>
+        <w:pStyle w:val="NormalWeb"/>
+        <w:ind w:left="720"/>
+        <w:rPr>
+          <w:sz w:val="26"/>
+          <w:szCs w:val="26"/>
+        </w:rPr>
+      </w:pPr>
+      <w:r>
+        <w:rPr>
+          <w:sz w:val="26"/>
+          <w:szCs w:val="26"/>
+        </w:rPr>
+        <w:t>Bác sĩ kiểm tra tình trạng răng miệng tại thời điểm bệnh nhân đến điều trị để xác định có thể tiếp tục theo kế hoạch hay cần đánh giá lại.</w:t>
+      </w:r>
+    </w:p>
+    <w:p>
+      <w:pPr>
+        <w:pStyle w:val="NormalWeb"/>
+        <w:ind w:left="360" w:firstLine="360"/>
+        <w:rPr>
+          <w:sz w:val="26"/>
+          <w:szCs w:val="26"/>
+        </w:rPr>
+      </w:pPr>
+      <w:r>
+        <w:rPr>
+          <w:rStyle w:val="Strong"/>
+          <w:sz w:val="26"/>
+          <w:szCs w:val="26"/>
+        </w:rPr>
+        <w:t>Bước 6: Xác định nội dung buổi điều trị</w:t>
+      </w:r>
+    </w:p>
+    <w:p>
+      <w:pPr>
+        <w:pStyle w:val="NormalWeb"/>
+        <w:ind w:left="720"/>
+        <w:rPr>
+          <w:sz w:val="26"/>
+          <w:szCs w:val="26"/>
+        </w:rPr>
+      </w:pPr>
+      <w:r>
+        <w:rPr>
+          <w:sz w:val="26"/>
+          <w:szCs w:val="26"/>
+        </w:rPr>
+        <w:t>Bác sĩ xác định những dịch vụ cần thực hiện trong buổi hiện tại dựa trên kế hoạch và tình trạng thực tế.</w:t>
+      </w:r>
+    </w:p>
+    <w:p>
+      <w:pPr>
+        <w:pStyle w:val="NormalWeb"/>
+        <w:ind w:left="360" w:firstLine="360"/>
+        <w:rPr>
+          <w:sz w:val="26"/>
+          <w:szCs w:val="26"/>
+        </w:rPr>
+      </w:pPr>
+      <w:r>
+        <w:rPr>
+          <w:rStyle w:val="Strong"/>
+          <w:sz w:val="26"/>
+          <w:szCs w:val="26"/>
+        </w:rPr>
+        <w:t>Bước 7: Kiểm tra khả năng tiếp tục kế hoạch</w:t>
+      </w:r>
+    </w:p>
+    <w:p>
+      <w:pPr>
+        <w:pStyle w:val="NormalWeb"/>
+        <w:ind w:left="360" w:firstLine="360"/>
+        <w:rPr>
+          <w:sz w:val="26"/>
+          <w:szCs w:val="26"/>
+        </w:rPr>
+      </w:pPr>
+      <w:r>
+        <w:rPr>
+          <w:sz w:val="26"/>
+          <w:szCs w:val="26"/>
+        </w:rPr>
+        <w:t>Nếu tình trạng phù hợp, bác sĩ tiếp tục thực hiện dịch vụ.</w:t>
+      </w:r>
+    </w:p>
+    <w:p>
+      <w:pPr>
+        <w:pStyle w:val="NormalWeb"/>
+        <w:ind w:left="720"/>
+        <w:rPr>
+          <w:sz w:val="26"/>
+          <w:szCs w:val="26"/>
+        </w:rPr>
+      </w:pPr>
+      <w:r>
+        <w:rPr>
+          <w:sz w:val="26"/>
+          <w:szCs w:val="26"/>
+        </w:rPr>
+        <w:t>Nếu phát hiện vấn đề ảnh hưởng đến kế hoạch, bác sĩ tạm dừng việc thực hiện và đánh giá lại để quyết định có cần điều chỉnh kế hoạch hay không.</w:t>
+      </w:r>
+    </w:p>
+    <w:p>
+      <w:pPr>
+        <w:pStyle w:val="NormalWeb"/>
+        <w:ind w:left="720"/>
+        <w:rPr>
+          <w:sz w:val="26"/>
+          <w:szCs w:val="26"/>
+        </w:rPr>
+      </w:pPr>
+      <w:r>
+        <w:rPr>
+          <w:rStyle w:val="Strong"/>
+          <w:sz w:val="26"/>
+          <w:szCs w:val="26"/>
+        </w:rPr>
+        <w:t>Bước 8: Thực hiện dịch vụ</w:t>
+      </w:r>
+    </w:p>
+    <w:p>
+      <w:pPr>
+        <w:pStyle w:val="NormalWeb"/>
+        <w:ind w:left="720"/>
+        <w:rPr>
+          <w:sz w:val="26"/>
+          <w:szCs w:val="26"/>
+        </w:rPr>
+      </w:pPr>
+      <w:r>
+        <w:rPr>
+          <w:sz w:val="26"/>
+          <w:szCs w:val="26"/>
+        </w:rPr>
+        <w:t>Bác sĩ thực hiện các dịch vụ được xác định cho buổi điều trị.</w:t>
+      </w:r>
+      <w:r>
+        <w:rPr>
+          <w:sz w:val="26"/>
+          <w:szCs w:val="26"/>
+        </w:rPr>
+        <w:t xml:space="preserve"> </w:t>
+      </w:r>
+      <w:r>
+        <w:rPr>
+          <w:sz w:val="26"/>
+          <w:szCs w:val="26"/>
+        </w:rPr>
+        <w:t>Y tá hỗ trợ bác sĩ trong quá trình điều trị theo nội dung được phân công, chuẩn bị và cung cấp dụng cụ, vật tư cần thiết.</w:t>
+      </w:r>
+    </w:p>
+    <w:p>
+      <w:pPr>
+        <w:pStyle w:val="NormalWeb"/>
+        <w:ind w:left="720"/>
+        <w:rPr>
+          <w:sz w:val="26"/>
+          <w:szCs w:val="26"/>
+        </w:rPr>
+      </w:pPr>
+      <w:r>
+        <w:rPr>
+          <w:rStyle w:val="Strong"/>
+          <w:sz w:val="26"/>
+          <w:szCs w:val="26"/>
+        </w:rPr>
+        <w:t>Bước 9: Đánh giá sau điều trị</w:t>
+      </w:r>
+    </w:p>
+    <w:p>
+      <w:pPr>
+        <w:pStyle w:val="NormalWeb"/>
+        <w:ind w:left="720"/>
+        <w:rPr>
+          <w:sz w:val="26"/>
+          <w:szCs w:val="26"/>
+        </w:rPr>
+      </w:pPr>
+      <w:r>
+        <w:rPr>
+          <w:sz w:val="26"/>
+          <w:szCs w:val="26"/>
+        </w:rPr>
+        <w:t>Sau khi thực hiện, bác sĩ kiểm tra tình trạng và đánh giá kết quả của buổi điều trị.</w:t>
+      </w:r>
+    </w:p>
+    <w:p>
+      <w:pPr>
+        <w:pStyle w:val="NormalWeb"/>
+        <w:ind w:left="720"/>
+        <w:rPr>
+          <w:sz w:val="26"/>
+          <w:szCs w:val="26"/>
+        </w:rPr>
+      </w:pPr>
+      <w:r>
+        <w:rPr>
+          <w:rStyle w:val="Strong"/>
+          <w:sz w:val="26"/>
+          <w:szCs w:val="26"/>
+        </w:rPr>
+        <w:t>Bước 10: Ghi nhận nội dung điều trị</w:t>
+      </w:r>
+    </w:p>
+    <w:p>
+      <w:pPr>
+        <w:pStyle w:val="NormalWeb"/>
+        <w:ind w:left="720"/>
+        <w:rPr>
+          <w:sz w:val="26"/>
+          <w:szCs w:val="26"/>
+        </w:rPr>
+      </w:pPr>
+      <w:r>
+        <w:rPr>
+          <w:sz w:val="26"/>
+          <w:szCs w:val="26"/>
+        </w:rPr>
         <w:lastRenderedPageBreak/>
-        <w:t>Bước 2: Tiếp nhận bệnh nhân</w:t>
-      </w:r>
-    </w:p>
-    <w:p>
-      <w:pPr>
-        <w:pStyle w:val="NormalWeb"/>
-        <w:ind w:left="360" w:firstLine="360"/>
-        <w:rPr>
-          <w:sz w:val="26"/>
-          <w:szCs w:val="26"/>
-        </w:rPr>
-      </w:pPr>
-      <w:r>
-        <w:rPr>
-          <w:sz w:val="26"/>
-          <w:szCs w:val="26"/>
-        </w:rPr>
-        <w:t>Nhân viên xác nhận thông tin bệnh nhân và kiểm tra lịch hẹn tương ứng.</w:t>
-      </w:r>
-    </w:p>
-    <w:p>
-      <w:pPr>
-        <w:pStyle w:val="NormalWeb"/>
-        <w:ind w:left="360" w:firstLine="360"/>
+        <w:t>Bác sĩ ghi nhận các dịch vụ đã thực hiện, vị trí điều trị nếu cần, tình trạng trước và sau điều trị, kết quả và các ghi chú chuyên môn.</w:t>
+      </w:r>
+    </w:p>
+    <w:p>
+      <w:pPr>
+        <w:pStyle w:val="NormalWeb"/>
+        <w:ind w:left="720"/>
         <w:rPr>
           <w:sz w:val="26"/>
           <w:szCs w:val="26"/>
@@ -1805,317 +2163,6 @@
           <w:sz w:val="26"/>
           <w:szCs w:val="26"/>
         </w:rPr>
-        <w:t>Bước 3: Kiểm tra kế hoạch điều trị</w:t>
-      </w:r>
-    </w:p>
-    <w:p>
-      <w:pPr>
-        <w:pStyle w:val="NormalWeb"/>
-        <w:ind w:left="720"/>
-        <w:rPr>
-          <w:sz w:val="26"/>
-          <w:szCs w:val="26"/>
-        </w:rPr>
-      </w:pPr>
-      <w:r>
-        <w:rPr>
-          <w:sz w:val="26"/>
-          <w:szCs w:val="26"/>
-        </w:rPr>
-        <w:t>Nhân viên hoặc bác sĩ kiểm tra bệnh nhân đang có kế hoạch điều trị nào và đang ở giai đoạn nào.</w:t>
-      </w:r>
-    </w:p>
-    <w:p>
-      <w:pPr>
-        <w:pStyle w:val="NormalWeb"/>
-        <w:ind w:left="360" w:firstLine="360"/>
-        <w:rPr>
-          <w:sz w:val="26"/>
-          <w:szCs w:val="26"/>
-        </w:rPr>
-      </w:pPr>
-      <w:r>
-        <w:rPr>
-          <w:rStyle w:val="Strong"/>
-          <w:sz w:val="26"/>
-          <w:szCs w:val="26"/>
-        </w:rPr>
-        <w:t>Bước 4: Kiểm tra lịch sử điều trị</w:t>
-      </w:r>
-    </w:p>
-    <w:p>
-      <w:pPr>
-        <w:pStyle w:val="NormalWeb"/>
-        <w:ind w:left="720"/>
-        <w:rPr>
-          <w:sz w:val="26"/>
-          <w:szCs w:val="26"/>
-        </w:rPr>
-      </w:pPr>
-      <w:r>
-        <w:rPr>
-          <w:sz w:val="26"/>
-          <w:szCs w:val="26"/>
-        </w:rPr>
-        <w:t>Bác sĩ xem lại các buổi điều trị trước đó, những dịch vụ đã thực hiện và kết quả của các buổi trước.</w:t>
-      </w:r>
-    </w:p>
-    <w:p>
-      <w:pPr>
-        <w:pStyle w:val="NormalWeb"/>
-        <w:ind w:left="360" w:firstLine="360"/>
-        <w:rPr>
-          <w:sz w:val="26"/>
-          <w:szCs w:val="26"/>
-        </w:rPr>
-      </w:pPr>
-      <w:r>
-        <w:rPr>
-          <w:rStyle w:val="Strong"/>
-          <w:sz w:val="26"/>
-          <w:szCs w:val="26"/>
-        </w:rPr>
-        <w:t>Bước 5: Kiểm tra tình trạng hiện tại</w:t>
-      </w:r>
-    </w:p>
-    <w:p>
-      <w:pPr>
-        <w:pStyle w:val="NormalWeb"/>
-        <w:ind w:left="720"/>
-        <w:rPr>
-          <w:sz w:val="26"/>
-          <w:szCs w:val="26"/>
-        </w:rPr>
-      </w:pPr>
-      <w:r>
-        <w:rPr>
-          <w:sz w:val="26"/>
-          <w:szCs w:val="26"/>
-        </w:rPr>
-        <w:t>Bác sĩ kiểm tra tình trạng răng miệng tại thời điểm bệnh nhân đến điều trị để xác định có thể tiếp tục theo kế hoạch hay cần đánh giá lại.</w:t>
-      </w:r>
-    </w:p>
-    <w:p>
-      <w:pPr>
-        <w:pStyle w:val="NormalWeb"/>
-        <w:ind w:left="360" w:firstLine="360"/>
-        <w:rPr>
-          <w:sz w:val="26"/>
-          <w:szCs w:val="26"/>
-        </w:rPr>
-      </w:pPr>
-      <w:r>
-        <w:rPr>
-          <w:rStyle w:val="Strong"/>
-          <w:sz w:val="26"/>
-          <w:szCs w:val="26"/>
-        </w:rPr>
-        <w:t>Bước 6: Xác định nội dung buổi điều trị</w:t>
-      </w:r>
-    </w:p>
-    <w:p>
-      <w:pPr>
-        <w:pStyle w:val="NormalWeb"/>
-        <w:ind w:left="720"/>
-        <w:rPr>
-          <w:sz w:val="26"/>
-          <w:szCs w:val="26"/>
-        </w:rPr>
-      </w:pPr>
-      <w:r>
-        <w:rPr>
-          <w:sz w:val="26"/>
-          <w:szCs w:val="26"/>
-        </w:rPr>
-        <w:t>Bác sĩ xác định những dịch vụ cần thực hiện trong buổi hiện tại dựa trên kế hoạch và tình trạng thực tế.</w:t>
-      </w:r>
-    </w:p>
-    <w:p>
-      <w:pPr>
-        <w:pStyle w:val="NormalWeb"/>
-        <w:ind w:left="360" w:firstLine="360"/>
-        <w:rPr>
-          <w:sz w:val="26"/>
-          <w:szCs w:val="26"/>
-        </w:rPr>
-      </w:pPr>
-      <w:r>
-        <w:rPr>
-          <w:rStyle w:val="Strong"/>
-          <w:sz w:val="26"/>
-          <w:szCs w:val="26"/>
-        </w:rPr>
-        <w:t>Bước 7: Kiểm tra khả năng tiếp tục kế hoạch</w:t>
-      </w:r>
-    </w:p>
-    <w:p>
-      <w:pPr>
-        <w:pStyle w:val="NormalWeb"/>
-        <w:ind w:left="360" w:firstLine="360"/>
-        <w:rPr>
-          <w:sz w:val="26"/>
-          <w:szCs w:val="26"/>
-        </w:rPr>
-      </w:pPr>
-      <w:r>
-        <w:rPr>
-          <w:sz w:val="26"/>
-          <w:szCs w:val="26"/>
-        </w:rPr>
-        <w:t>Nếu tình trạng phù hợp, bác sĩ tiếp tục thực hiện dịch vụ.</w:t>
-      </w:r>
-    </w:p>
-    <w:p>
-      <w:pPr>
-        <w:pStyle w:val="NormalWeb"/>
-        <w:ind w:left="720"/>
-        <w:rPr>
-          <w:sz w:val="26"/>
-          <w:szCs w:val="26"/>
-        </w:rPr>
-      </w:pPr>
-      <w:r>
-        <w:rPr>
-          <w:sz w:val="26"/>
-          <w:szCs w:val="26"/>
-        </w:rPr>
-        <w:t>Nếu phát hiện vấn đề ảnh hưởng đến kế hoạch, bác sĩ tạm dừng việc thực hiện và đánh giá lại để quyết định có cần điều chỉnh kế hoạch hay không.</w:t>
-      </w:r>
-    </w:p>
-    <w:p>
-      <w:pPr>
-        <w:pStyle w:val="NormalWeb"/>
-        <w:ind w:left="720"/>
-        <w:rPr>
-          <w:sz w:val="26"/>
-          <w:szCs w:val="26"/>
-        </w:rPr>
-      </w:pPr>
-      <w:r>
-        <w:rPr>
-          <w:rStyle w:val="Strong"/>
-          <w:sz w:val="26"/>
-          <w:szCs w:val="26"/>
-        </w:rPr>
-        <w:t>Bước 8: Thực hiện dịch vụ</w:t>
-      </w:r>
-    </w:p>
-    <w:p>
-      <w:pPr>
-        <w:pStyle w:val="NormalWeb"/>
-        <w:ind w:left="720"/>
-        <w:rPr>
-          <w:sz w:val="26"/>
-          <w:szCs w:val="26"/>
-        </w:rPr>
-      </w:pPr>
-      <w:r>
-        <w:rPr>
-          <w:sz w:val="26"/>
-          <w:szCs w:val="26"/>
-        </w:rPr>
-        <w:t>Bác sĩ thực hiện các dịch vụ được xác định cho buổi điều trị.</w:t>
-      </w:r>
-      <w:r>
-        <w:rPr>
-          <w:sz w:val="26"/>
-          <w:szCs w:val="26"/>
-        </w:rPr>
-        <w:t xml:space="preserve"> </w:t>
-      </w:r>
-      <w:r>
-        <w:rPr>
-          <w:sz w:val="26"/>
-          <w:szCs w:val="26"/>
-        </w:rPr>
-        <w:t>Y tá hỗ trợ bác sĩ trong quá trình điều trị theo nội dung được phân công, chuẩn bị và cung cấp dụng cụ, vật tư cần thiết.</w:t>
-      </w:r>
-    </w:p>
-    <w:p>
-      <w:pPr>
-        <w:pStyle w:val="NormalWeb"/>
-        <w:ind w:left="720"/>
-        <w:rPr>
-          <w:sz w:val="26"/>
-          <w:szCs w:val="26"/>
-        </w:rPr>
-      </w:pPr>
-      <w:r>
-        <w:rPr>
-          <w:rStyle w:val="Strong"/>
-          <w:sz w:val="26"/>
-          <w:szCs w:val="26"/>
-        </w:rPr>
-        <w:t>Bước 9: Đánh giá sau điều trị</w:t>
-      </w:r>
-    </w:p>
-    <w:p>
-      <w:pPr>
-        <w:pStyle w:val="NormalWeb"/>
-        <w:ind w:left="720"/>
-        <w:rPr>
-          <w:sz w:val="26"/>
-          <w:szCs w:val="26"/>
-        </w:rPr>
-      </w:pPr>
-      <w:r>
-        <w:rPr>
-          <w:sz w:val="26"/>
-          <w:szCs w:val="26"/>
-        </w:rPr>
-        <w:t>Sau khi thực hiện, bác sĩ kiểm tra tình trạng và đánh giá kết quả của buổi điều trị.</w:t>
-      </w:r>
-    </w:p>
-    <w:p>
-      <w:pPr>
-        <w:pStyle w:val="NormalWeb"/>
-        <w:ind w:left="720"/>
-        <w:rPr>
-          <w:sz w:val="26"/>
-          <w:szCs w:val="26"/>
-        </w:rPr>
-      </w:pPr>
-      <w:r>
-        <w:rPr>
-          <w:rStyle w:val="Strong"/>
-          <w:sz w:val="26"/>
-          <w:szCs w:val="26"/>
-        </w:rPr>
-        <w:t>Bước 10: Ghi nhận nội dung điều trị</w:t>
-      </w:r>
-    </w:p>
-    <w:p>
-      <w:pPr>
-        <w:pStyle w:val="NormalWeb"/>
-        <w:ind w:left="720"/>
-        <w:rPr>
-          <w:sz w:val="26"/>
-          <w:szCs w:val="26"/>
-        </w:rPr>
-      </w:pPr>
-      <w:r>
-        <w:rPr>
-          <w:sz w:val="26"/>
-          <w:szCs w:val="26"/>
-        </w:rPr>
-        <w:t>Bác sĩ ghi nhận các dịch vụ đã thực hiện, vị trí điều trị nếu cần, tình trạng trước và sau điều trị, kết quả và các ghi chú chuyên môn.</w:t>
-      </w:r>
-    </w:p>
-    <w:p>
-      <w:pPr>
-        <w:pStyle w:val="NormalWeb"/>
-        <w:ind w:left="720"/>
-        <w:rPr>
-          <w:sz w:val="26"/>
-          <w:szCs w:val="26"/>
-        </w:rPr>
-      </w:pPr>
-      <w:r>
-        <w:rPr>
-          <w:rStyle w:val="Strong"/>
-          <w:sz w:val="26"/>
-          <w:szCs w:val="26"/>
-        </w:rPr>
         <w:t>Bước 11: Xác nhận buổi điều trị</w:t>
       </w:r>
     </w:p>
@@ -2133,7 +2180,6 @@
           <w:sz w:val="26"/>
           <w:szCs w:val="26"/>
         </w:rPr>
-        <w:lastRenderedPageBreak/>
         <w:t>Bác sĩ xác nhận buổi điều trị đã được thực hiện và hoàn tất.</w:t>
       </w:r>
     </w:p>
@@ -2571,6 +2617,7 @@
           <w:sz w:val="26"/>
           <w:szCs w:val="26"/>
         </w:rPr>
+        <w:lastRenderedPageBreak/>
         <w:t>Bước 1:</w:t>
       </w:r>
       <w:r>
@@ -2646,7 +2693,6 @@
           <w:sz w:val="26"/>
           <w:szCs w:val="26"/>
         </w:rPr>
-        <w:lastRenderedPageBreak/>
         <w:t>Bước 4:</w:t>
       </w:r>
       <w:r>
@@ -3065,6 +3111,7 @@
           <w:sz w:val="26"/>
           <w:szCs w:val="26"/>
         </w:rPr>
+        <w:lastRenderedPageBreak/>
         <w:t>Nhân viên thông báo thời gian dự kiến và thống nhất thời gian với bệnh nhân.</w:t>
       </w:r>
     </w:p>
@@ -3118,7 +3165,6 @@
           <w:sz w:val="26"/>
           <w:szCs w:val="26"/>
         </w:rPr>
-        <w:lastRenderedPageBreak/>
         <w:t>Bước 7: Tạo lịch tái khám</w:t>
       </w:r>
     </w:p>
@@ -3613,6 +3659,7 @@
           <w:sz w:val="26"/>
           <w:szCs w:val="26"/>
         </w:rPr>
+        <w:lastRenderedPageBreak/>
         <w:t>Trường hợp bệnh nhân không đến</w:t>
       </w:r>
     </w:p>
@@ -3721,7 +3768,6 @@
           <w:sz w:val="26"/>
           <w:szCs w:val="26"/>
         </w:rPr>
-        <w:lastRenderedPageBreak/>
         <w:t>Bước 4:</w:t>
       </w:r>
       <w:r>
@@ -4439,6 +4485,7 @@
           <w:sz w:val="26"/>
           <w:szCs w:val="26"/>
         </w:rPr>
+        <w:lastRenderedPageBreak/>
         <w:t>Bước 1</w:t>
       </w:r>
       <w:r>
@@ -4573,7 +4620,6 @@
           <w:sz w:val="26"/>
           <w:szCs w:val="26"/>
         </w:rPr>
-        <w:lastRenderedPageBreak/>
         <w:t>Bước 3:</w:t>
       </w:r>
       <w:r>
@@ -4941,6 +4987,7 @@
           <w:sz w:val="26"/>
           <w:szCs w:val="26"/>
         </w:rPr>
+        <w:lastRenderedPageBreak/>
         <w:t>Bước 5: Chuẩn bị trước buổi điều trị hoặc tái khám</w:t>
       </w:r>
     </w:p>
@@ -4993,7 +5040,6 @@
           <w:sz w:val="26"/>
           <w:szCs w:val="26"/>
         </w:rPr>
-        <w:lastRenderedPageBreak/>
         <w:t>Khi đến thời gian được phân công, y tá hỗ trợ bác sĩ trong quá trình điều trị hoặc tái khám theo phạm vi công việc được giao.</w:t>
       </w:r>
     </w:p>
@@ -5271,6 +5317,7 @@
           <w:sz w:val="26"/>
           <w:szCs w:val="26"/>
         </w:rPr>
+        <w:lastRenderedPageBreak/>
         <w:t>Quy định 7: Về kết quả tái khám:</w:t>
       </w:r>
       <w:r>
@@ -5296,7 +5343,6 @@
           <w:sz w:val="26"/>
           <w:szCs w:val="26"/>
         </w:rPr>
-        <w:lastRenderedPageBreak/>
         <w:t>Quy định 8: Về hoàn tất điều trị:</w:t>
       </w:r>
       <w:r>
@@ -6455,6 +6501,7 @@
           <w:sz w:val="26"/>
           <w:szCs w:val="26"/>
         </w:rPr>
+        <w:lastRenderedPageBreak/>
         <w:t>Sơ đồ phân cấp chức năng của ứng dụn</w:t>
       </w:r>
       <w:r>
@@ -6534,7 +6581,6 @@
           <w:sz w:val="26"/>
           <w:szCs w:val="26"/>
         </w:rPr>
-        <w:lastRenderedPageBreak/>
         <w:t>Link nhật ký</w:t>
       </w:r>
     </w:p>

--- a/doc/02-NguyenMinhThuan.docx
+++ b/doc/02-NguyenMinhThuan.docx
@@ -113,16 +113,26 @@
           <w:sz w:val="26"/>
           <w:szCs w:val="26"/>
         </w:rPr>
-        <w:t>- Thành viên nhóm</w:t>
-      </w:r>
+        <w:t xml:space="preserve">- Thành viên </w:t>
+      </w:r>
+      <w:proofErr w:type="gramStart"/>
       <w:r>
         <w:rPr>
           <w:rFonts w:ascii="Times New Roman" w:hAnsi="Times New Roman" w:cs="Times New Roman"/>
           <w:sz w:val="26"/>
           <w:szCs w:val="26"/>
         </w:rPr>
+        <w:t>nhóm</w:t>
+      </w:r>
+      <w:r>
+        <w:rPr>
+          <w:rFonts w:ascii="Times New Roman" w:hAnsi="Times New Roman" w:cs="Times New Roman"/>
+          <w:sz w:val="26"/>
+          <w:szCs w:val="26"/>
+        </w:rPr>
         <w:t xml:space="preserve"> :</w:t>
       </w:r>
+      <w:proofErr w:type="gramEnd"/>
     </w:p>
     <w:p>
       <w:pPr>
@@ -5115,6 +5125,64 @@
     </w:p>
     <w:p>
       <w:pPr>
+        <w:pStyle w:val="NormalWeb"/>
+        <w:ind w:left="720"/>
+        <w:rPr>
+          <w:sz w:val="26"/>
+          <w:szCs w:val="26"/>
+        </w:rPr>
+      </w:pPr>
+      <w:r>
+        <w:rPr>
+          <w:noProof/>
+          <w:sz w:val="26"/>
+          <w:szCs w:val="26"/>
+        </w:rPr>
+        <w:drawing>
+          <wp:inline distT="0" distB="0" distL="0" distR="0" wp14:anchorId="041E02EA" wp14:editId="302AC97D">
+            <wp:extent cx="5994944" cy="4747895"/>
+            <wp:effectExtent l="0" t="0" r="6350" b="0"/>
+            <wp:docPr id="1470818073" name="Picture 13"/>
+            <wp:cNvGraphicFramePr>
+              <a:graphicFrameLocks xmlns:a="http://schemas.openxmlformats.org/drawingml/2006/main" noChangeAspect="1"/>
+            </wp:cNvGraphicFramePr>
+            <a:graphic xmlns:a="http://schemas.openxmlformats.org/drawingml/2006/main">
+              <a:graphicData uri="http://schemas.openxmlformats.org/drawingml/2006/picture">
+                <pic:pic xmlns:pic="http://schemas.openxmlformats.org/drawingml/2006/picture">
+                  <pic:nvPicPr>
+                    <pic:cNvPr id="1470818073" name="Picture 1470818073"/>
+                    <pic:cNvPicPr/>
+                  </pic:nvPicPr>
+                  <pic:blipFill>
+                    <a:blip r:embed="rId7">
+                      <a:extLst>
+                        <a:ext uri="{28A0092B-C50C-407E-A947-70E740481C1C}">
+                          <a14:useLocalDpi xmlns:a14="http://schemas.microsoft.com/office/drawing/2010/main" val="0"/>
+                        </a:ext>
+                      </a:extLst>
+                    </a:blip>
+                    <a:stretch>
+                      <a:fillRect/>
+                    </a:stretch>
+                  </pic:blipFill>
+                  <pic:spPr>
+                    <a:xfrm>
+                      <a:off x="0" y="0"/>
+                      <a:ext cx="6031912" cy="4777173"/>
+                    </a:xfrm>
+                    <a:prstGeom prst="rect">
+                      <a:avLst/>
+                    </a:prstGeom>
+                  </pic:spPr>
+                </pic:pic>
+              </a:graphicData>
+            </a:graphic>
+          </wp:inline>
+        </w:drawing>
+      </w:r>
+    </w:p>
+    <w:p>
+      <w:pPr>
         <w:pStyle w:val="ListParagraph"/>
         <w:spacing w:before="100" w:beforeAutospacing="1" w:afterLines="120" w:after="288" w:line="240" w:lineRule="auto"/>
         <w:rPr>
@@ -5317,7 +5385,6 @@
           <w:sz w:val="26"/>
           <w:szCs w:val="26"/>
         </w:rPr>
-        <w:lastRenderedPageBreak/>
         <w:t>Quy định 7: Về kết quả tái khám:</w:t>
       </w:r>
       <w:r>
@@ -5497,9 +5564,9 @@
       </w:tblPr>
       <w:tblGrid>
         <w:gridCol w:w="679"/>
-        <w:gridCol w:w="3102"/>
-        <w:gridCol w:w="3750"/>
-        <w:gridCol w:w="2714"/>
+        <w:gridCol w:w="3101"/>
+        <w:gridCol w:w="4045"/>
+        <w:gridCol w:w="2420"/>
       </w:tblGrid>
       <w:tr>
         <w:trPr>
@@ -5507,7 +5574,7 @@
         </w:trPr>
         <w:tc>
           <w:tcPr>
-            <w:tcW w:w="314" w:type="pct"/>
+            <w:tcW w:w="331" w:type="pct"/>
           </w:tcPr>
           <w:p>
             <w:pPr>
@@ -5529,13 +5596,14 @@
                 <w:sz w:val="26"/>
                 <w:szCs w:val="26"/>
               </w:rPr>
+              <w:lastRenderedPageBreak/>
               <w:t>STT</w:t>
             </w:r>
           </w:p>
         </w:tc>
         <w:tc>
           <w:tcPr>
-            <w:tcW w:w="1520" w:type="pct"/>
+            <w:tcW w:w="1514" w:type="pct"/>
           </w:tcPr>
           <w:p>
             <w:pPr>
@@ -5563,7 +5631,7 @@
         </w:tc>
         <w:tc>
           <w:tcPr>
-            <w:tcW w:w="1836" w:type="pct"/>
+            <w:tcW w:w="1974" w:type="pct"/>
           </w:tcPr>
           <w:p>
             <w:pPr>
@@ -5591,7 +5659,7 @@
         </w:tc>
         <w:tc>
           <w:tcPr>
-            <w:tcW w:w="1330" w:type="pct"/>
+            <w:tcW w:w="1181" w:type="pct"/>
           </w:tcPr>
           <w:p>
             <w:pPr>
@@ -5624,7 +5692,7 @@
         </w:trPr>
         <w:tc>
           <w:tcPr>
-            <w:tcW w:w="314" w:type="pct"/>
+            <w:tcW w:w="331" w:type="pct"/>
             <w:vAlign w:val="center"/>
           </w:tcPr>
           <w:p>
@@ -5648,7 +5716,7 @@
         </w:tc>
         <w:tc>
           <w:tcPr>
-            <w:tcW w:w="1520" w:type="pct"/>
+            <w:tcW w:w="1514" w:type="pct"/>
             <w:vAlign w:val="center"/>
           </w:tcPr>
           <w:p>
@@ -5661,11 +5729,19 @@
                 <w:szCs w:val="26"/>
               </w:rPr>
             </w:pPr>
+            <w:r>
+              <w:rPr>
+                <w:rFonts w:ascii="Times New Roman" w:hAnsi="Times New Roman" w:cs="Times New Roman"/>
+                <w:sz w:val="26"/>
+                <w:szCs w:val="26"/>
+              </w:rPr>
+              <w:t>Sau khi bệnh nhân hoàn thành một lần điều trị, hệ thống có cần cho phép bác sĩ hoặc nhân viên tạo lịch tái khám tiếp theo không? Nếu có, tôi đề xuất lưu các thông tin gồm ngày tái khám, nội dung cần tái khám và bác sĩ phụ trách, đồng thời hệ thống hiển thị trạng thái như chưa tái khám, đã tái khám hoặc quá hạn để thuận tiện theo dõi. Cách xử lý này có phù hợp với quy trình thực tế của phòng khám không?</w:t>
+            </w:r>
           </w:p>
         </w:tc>
         <w:tc>
           <w:tcPr>
-            <w:tcW w:w="1836" w:type="pct"/>
+            <w:tcW w:w="1974" w:type="pct"/>
             <w:vAlign w:val="center"/>
           </w:tcPr>
           <w:p>
@@ -5678,11 +5754,19 @@
                 <w:szCs w:val="26"/>
               </w:rPr>
             </w:pPr>
+            <w:r>
+              <w:rPr>
+                <w:rFonts w:ascii="Times New Roman" w:hAnsi="Times New Roman" w:cs="Times New Roman"/>
+                <w:sz w:val="26"/>
+                <w:szCs w:val="26"/>
+              </w:rPr>
+              <w:t>Có. Hệ thống cần cho phép tạo lịch tái khám sau mỗi lần điều trị. Thông tin lịch tái khám gồm ngày tái khám, nội dung cần thực hiện và bác sĩ phụ trách. Hệ thống cũng cần theo dõi trạng thái của lịch tái khám để nhân viên dễ dàng quản lý và nhắc bệnh nhân khi cần thiết.</w:t>
+            </w:r>
           </w:p>
         </w:tc>
         <w:tc>
           <w:tcPr>
-            <w:tcW w:w="1330" w:type="pct"/>
+            <w:tcW w:w="1181" w:type="pct"/>
           </w:tcPr>
           <w:p>
             <w:pPr>
@@ -5694,6 +5778,14 @@
                 <w:szCs w:val="26"/>
               </w:rPr>
             </w:pPr>
+            <w:r>
+              <w:rPr>
+                <w:rFonts w:ascii="Times New Roman" w:hAnsi="Times New Roman" w:cs="Times New Roman"/>
+                <w:sz w:val="26"/>
+                <w:szCs w:val="26"/>
+              </w:rPr>
+              <w:t>Cần làm rõ thêm quy tắc xác định lịch tái khám và thời điểm hệ thống thông báo/nhắc bệnh nhân.</w:t>
+            </w:r>
           </w:p>
         </w:tc>
       </w:tr>
@@ -5703,7 +5795,7 @@
         </w:trPr>
         <w:tc>
           <w:tcPr>
-            <w:tcW w:w="314" w:type="pct"/>
+            <w:tcW w:w="331" w:type="pct"/>
             <w:vAlign w:val="center"/>
           </w:tcPr>
           <w:p>
@@ -5727,7 +5819,7 @@
         </w:tc>
         <w:tc>
           <w:tcPr>
-            <w:tcW w:w="1520" w:type="pct"/>
+            <w:tcW w:w="1514" w:type="pct"/>
             <w:vAlign w:val="center"/>
           </w:tcPr>
           <w:p>
@@ -5740,11 +5832,19 @@
                 <w:szCs w:val="26"/>
               </w:rPr>
             </w:pPr>
+            <w:r>
+              <w:rPr>
+                <w:rFonts w:ascii="Times New Roman" w:hAnsi="Times New Roman" w:cs="Times New Roman"/>
+                <w:sz w:val="26"/>
+                <w:szCs w:val="26"/>
+              </w:rPr>
+              <w:t>Trong quá trình điều trị, một bệnh nhân có thể có nhiều lần điều trị và tái khám. Tôi đề xuất hệ thống lưu lịch sử điều trị theo từng lần khám, bao gồm ngày điều trị, bác sĩ thực hiện, răng/vị trí điều trị, nội dung điều trị và ghi chú. Khi xem hồ sơ bệnh nhân, bác sĩ có thể theo dõi toàn bộ quá trình điều trị và biết được lần tái khám gần nhất. Cách quản lý lịch sử điều trị như vậy có phù hợp không?</w:t>
+            </w:r>
           </w:p>
         </w:tc>
         <w:tc>
           <w:tcPr>
-            <w:tcW w:w="1836" w:type="pct"/>
+            <w:tcW w:w="1974" w:type="pct"/>
             <w:vAlign w:val="center"/>
           </w:tcPr>
           <w:p>
@@ -5757,11 +5857,19 @@
                 <w:szCs w:val="26"/>
               </w:rPr>
             </w:pPr>
+            <w:r>
+              <w:rPr>
+                <w:rFonts w:ascii="Times New Roman" w:hAnsi="Times New Roman" w:cs="Times New Roman"/>
+                <w:sz w:val="26"/>
+                <w:szCs w:val="26"/>
+              </w:rPr>
+              <w:t>Phù hợp. Mỗi lần điều trị cần được lưu thành một bản ghi riêng và không ghi đè lên thông tin của các lần điều trị trước. Bác sĩ và nhân viên có thể xem lại lịch sử điều trị của bệnh nhân theo thứ tự thời gian, đồng thời theo dõi lịch tái khám liên quan đến từng lần điều trị.</w:t>
+            </w:r>
           </w:p>
         </w:tc>
         <w:tc>
           <w:tcPr>
-            <w:tcW w:w="1330" w:type="pct"/>
+            <w:tcW w:w="1181" w:type="pct"/>
           </w:tcPr>
           <w:p>
             <w:pPr>
@@ -5773,6 +5881,14 @@
                 <w:szCs w:val="26"/>
               </w:rPr>
             </w:pPr>
+            <w:r>
+              <w:rPr>
+                <w:rFonts w:ascii="Times New Roman" w:hAnsi="Times New Roman" w:cs="Times New Roman"/>
+                <w:sz w:val="26"/>
+                <w:szCs w:val="26"/>
+              </w:rPr>
+              <w:t>Cần xác định cụ thể các thông tin bắt buộc phải nhập trong mỗi lần điều trị và quyền của bác sĩ/nhân viên khi xem hoặc chỉnh sửa lịch sử điều trị.</w:t>
+            </w:r>
           </w:p>
         </w:tc>
       </w:tr>
@@ -5782,7 +5898,7 @@
         </w:trPr>
         <w:tc>
           <w:tcPr>
-            <w:tcW w:w="314" w:type="pct"/>
+            <w:tcW w:w="331" w:type="pct"/>
             <w:vAlign w:val="center"/>
           </w:tcPr>
           <w:p>
@@ -5806,7 +5922,7 @@
         </w:tc>
         <w:tc>
           <w:tcPr>
-            <w:tcW w:w="1520" w:type="pct"/>
+            <w:tcW w:w="1514" w:type="pct"/>
             <w:vAlign w:val="center"/>
           </w:tcPr>
           <w:p>
@@ -5823,7 +5939,7 @@
         </w:tc>
         <w:tc>
           <w:tcPr>
-            <w:tcW w:w="1836" w:type="pct"/>
+            <w:tcW w:w="1974" w:type="pct"/>
             <w:vAlign w:val="center"/>
           </w:tcPr>
           <w:p>
@@ -5840,7 +5956,7 @@
         </w:tc>
         <w:tc>
           <w:tcPr>
-            <w:tcW w:w="1330" w:type="pct"/>
+            <w:tcW w:w="1181" w:type="pct"/>
           </w:tcPr>
           <w:p>
             <w:pPr>
@@ -5861,7 +5977,7 @@
         </w:trPr>
         <w:tc>
           <w:tcPr>
-            <w:tcW w:w="314" w:type="pct"/>
+            <w:tcW w:w="331" w:type="pct"/>
             <w:vAlign w:val="center"/>
           </w:tcPr>
           <w:p>
@@ -5885,7 +6001,7 @@
         </w:tc>
         <w:tc>
           <w:tcPr>
-            <w:tcW w:w="1520" w:type="pct"/>
+            <w:tcW w:w="1514" w:type="pct"/>
             <w:vAlign w:val="center"/>
           </w:tcPr>
           <w:p>
@@ -5902,7 +6018,7 @@
         </w:tc>
         <w:tc>
           <w:tcPr>
-            <w:tcW w:w="1836" w:type="pct"/>
+            <w:tcW w:w="1974" w:type="pct"/>
             <w:vAlign w:val="center"/>
           </w:tcPr>
           <w:p>
@@ -5919,7 +6035,7 @@
         </w:tc>
         <w:tc>
           <w:tcPr>
-            <w:tcW w:w="1330" w:type="pct"/>
+            <w:tcW w:w="1181" w:type="pct"/>
           </w:tcPr>
           <w:p>
             <w:pPr>
@@ -5940,7 +6056,7 @@
         </w:trPr>
         <w:tc>
           <w:tcPr>
-            <w:tcW w:w="314" w:type="pct"/>
+            <w:tcW w:w="331" w:type="pct"/>
             <w:vAlign w:val="center"/>
           </w:tcPr>
           <w:p>
@@ -5964,7 +6080,7 @@
         </w:tc>
         <w:tc>
           <w:tcPr>
-            <w:tcW w:w="1520" w:type="pct"/>
+            <w:tcW w:w="1514" w:type="pct"/>
             <w:vAlign w:val="center"/>
           </w:tcPr>
           <w:p>
@@ -5981,7 +6097,7 @@
         </w:tc>
         <w:tc>
           <w:tcPr>
-            <w:tcW w:w="1836" w:type="pct"/>
+            <w:tcW w:w="1974" w:type="pct"/>
             <w:vAlign w:val="center"/>
           </w:tcPr>
           <w:p>
@@ -5998,7 +6114,7 @@
         </w:tc>
         <w:tc>
           <w:tcPr>
-            <w:tcW w:w="1330" w:type="pct"/>
+            <w:tcW w:w="1181" w:type="pct"/>
           </w:tcPr>
           <w:p>
             <w:pPr>
@@ -6019,7 +6135,7 @@
         </w:trPr>
         <w:tc>
           <w:tcPr>
-            <w:tcW w:w="314" w:type="pct"/>
+            <w:tcW w:w="331" w:type="pct"/>
             <w:vAlign w:val="center"/>
           </w:tcPr>
           <w:p>
@@ -6043,7 +6159,7 @@
         </w:tc>
         <w:tc>
           <w:tcPr>
-            <w:tcW w:w="1520" w:type="pct"/>
+            <w:tcW w:w="1514" w:type="pct"/>
             <w:vAlign w:val="center"/>
           </w:tcPr>
           <w:p>
@@ -6060,7 +6176,7 @@
         </w:tc>
         <w:tc>
           <w:tcPr>
-            <w:tcW w:w="1836" w:type="pct"/>
+            <w:tcW w:w="1974" w:type="pct"/>
             <w:vAlign w:val="center"/>
           </w:tcPr>
           <w:p>
@@ -6077,7 +6193,7 @@
         </w:tc>
         <w:tc>
           <w:tcPr>
-            <w:tcW w:w="1330" w:type="pct"/>
+            <w:tcW w:w="1181" w:type="pct"/>
           </w:tcPr>
           <w:p>
             <w:pPr>
@@ -6098,7 +6214,7 @@
         </w:trPr>
         <w:tc>
           <w:tcPr>
-            <w:tcW w:w="314" w:type="pct"/>
+            <w:tcW w:w="331" w:type="pct"/>
             <w:vAlign w:val="center"/>
           </w:tcPr>
           <w:p>
@@ -6122,7 +6238,7 @@
         </w:tc>
         <w:tc>
           <w:tcPr>
-            <w:tcW w:w="1520" w:type="pct"/>
+            <w:tcW w:w="1514" w:type="pct"/>
             <w:vAlign w:val="center"/>
           </w:tcPr>
           <w:p>
@@ -6139,7 +6255,7 @@
         </w:tc>
         <w:tc>
           <w:tcPr>
-            <w:tcW w:w="1836" w:type="pct"/>
+            <w:tcW w:w="1974" w:type="pct"/>
             <w:vAlign w:val="center"/>
           </w:tcPr>
           <w:p>
@@ -6156,7 +6272,7 @@
         </w:tc>
         <w:tc>
           <w:tcPr>
-            <w:tcW w:w="1330" w:type="pct"/>
+            <w:tcW w:w="1181" w:type="pct"/>
           </w:tcPr>
           <w:p>
             <w:pPr>
@@ -6177,7 +6293,7 @@
         </w:trPr>
         <w:tc>
           <w:tcPr>
-            <w:tcW w:w="314" w:type="pct"/>
+            <w:tcW w:w="331" w:type="pct"/>
             <w:vAlign w:val="center"/>
           </w:tcPr>
           <w:p>
@@ -6195,13 +6311,14 @@
                 <w:sz w:val="26"/>
                 <w:szCs w:val="26"/>
               </w:rPr>
+              <w:lastRenderedPageBreak/>
               <w:t>8.</w:t>
             </w:r>
           </w:p>
         </w:tc>
         <w:tc>
           <w:tcPr>
-            <w:tcW w:w="1520" w:type="pct"/>
+            <w:tcW w:w="1514" w:type="pct"/>
             <w:vAlign w:val="center"/>
           </w:tcPr>
           <w:p>
@@ -6218,7 +6335,7 @@
         </w:tc>
         <w:tc>
           <w:tcPr>
-            <w:tcW w:w="1836" w:type="pct"/>
+            <w:tcW w:w="1974" w:type="pct"/>
             <w:vAlign w:val="center"/>
           </w:tcPr>
           <w:p>
@@ -6235,7 +6352,7 @@
         </w:tc>
         <w:tc>
           <w:tcPr>
-            <w:tcW w:w="1330" w:type="pct"/>
+            <w:tcW w:w="1181" w:type="pct"/>
           </w:tcPr>
           <w:p>
             <w:pPr>
@@ -6256,7 +6373,7 @@
         </w:trPr>
         <w:tc>
           <w:tcPr>
-            <w:tcW w:w="314" w:type="pct"/>
+            <w:tcW w:w="331" w:type="pct"/>
             <w:vAlign w:val="center"/>
           </w:tcPr>
           <w:p>
@@ -6280,7 +6397,7 @@
         </w:tc>
         <w:tc>
           <w:tcPr>
-            <w:tcW w:w="1520" w:type="pct"/>
+            <w:tcW w:w="1514" w:type="pct"/>
             <w:vAlign w:val="center"/>
           </w:tcPr>
           <w:p>
@@ -6297,7 +6414,7 @@
         </w:tc>
         <w:tc>
           <w:tcPr>
-            <w:tcW w:w="1836" w:type="pct"/>
+            <w:tcW w:w="1974" w:type="pct"/>
             <w:vAlign w:val="center"/>
           </w:tcPr>
           <w:p>
@@ -6314,7 +6431,7 @@
         </w:tc>
         <w:tc>
           <w:tcPr>
-            <w:tcW w:w="1330" w:type="pct"/>
+            <w:tcW w:w="1181" w:type="pct"/>
           </w:tcPr>
           <w:p>
             <w:pPr>
@@ -6335,7 +6452,7 @@
         </w:trPr>
         <w:tc>
           <w:tcPr>
-            <w:tcW w:w="314" w:type="pct"/>
+            <w:tcW w:w="331" w:type="pct"/>
             <w:vAlign w:val="center"/>
           </w:tcPr>
           <w:p>
@@ -6359,7 +6476,7 @@
         </w:tc>
         <w:tc>
           <w:tcPr>
-            <w:tcW w:w="1520" w:type="pct"/>
+            <w:tcW w:w="1514" w:type="pct"/>
             <w:vAlign w:val="center"/>
           </w:tcPr>
           <w:p>
@@ -6376,7 +6493,7 @@
         </w:tc>
         <w:tc>
           <w:tcPr>
-            <w:tcW w:w="1836" w:type="pct"/>
+            <w:tcW w:w="1974" w:type="pct"/>
             <w:vAlign w:val="center"/>
           </w:tcPr>
           <w:p>
@@ -6393,7 +6510,7 @@
         </w:tc>
         <w:tc>
           <w:tcPr>
-            <w:tcW w:w="1330" w:type="pct"/>
+            <w:tcW w:w="1181" w:type="pct"/>
           </w:tcPr>
           <w:p>
             <w:pPr>
@@ -6501,7 +6618,6 @@
           <w:sz w:val="26"/>
           <w:szCs w:val="26"/>
         </w:rPr>
-        <w:lastRenderedPageBreak/>
         <w:t>Sơ đồ phân cấp chức năng của ứng dụn</w:t>
       </w:r>
       <w:r>
@@ -6608,12 +6724,12 @@
       </w:pPr>
     </w:p>
     <w:sectPr>
-      <w:headerReference w:type="even" r:id="rId7"/>
-      <w:headerReference w:type="default" r:id="rId8"/>
-      <w:footerReference w:type="even" r:id="rId9"/>
-      <w:footerReference w:type="default" r:id="rId10"/>
-      <w:headerReference w:type="first" r:id="rId11"/>
-      <w:footerReference w:type="first" r:id="rId12"/>
+      <w:headerReference w:type="even" r:id="rId8"/>
+      <w:headerReference w:type="default" r:id="rId9"/>
+      <w:footerReference w:type="even" r:id="rId10"/>
+      <w:footerReference w:type="default" r:id="rId11"/>
+      <w:headerReference w:type="first" r:id="rId12"/>
+      <w:footerReference w:type="first" r:id="rId13"/>
       <w:pgSz w:w="12240" w:h="15840" w:code="1"/>
       <w:pgMar w:top="851" w:right="851" w:bottom="851" w:left="1134" w:header="567" w:footer="567" w:gutter="0"/>
       <w:cols w:space="720"/>
@@ -8515,7 +8631,6 @@
   <w:style w:type="character" w:default="1" w:styleId="DefaultParagraphFont">
     <w:name w:val="Default Paragraph Font"/>
     <w:uiPriority w:val="1"/>
-    <w:semiHidden/>
     <w:unhideWhenUsed/>
   </w:style>
   <w:style w:type="table" w:default="1" w:styleId="TableNormal">

--- a/doc/02-NguyenMinhThuan.docx
+++ b/doc/02-NguyenMinhThuan.docx
@@ -843,7 +843,42 @@
           <w:sz w:val="26"/>
           <w:szCs w:val="26"/>
         </w:rPr>
-        <w:t xml:space="preserve"> được phân công, y tá có thể xem lịch làm việc và các buổi điều trị mà mình được phân công hỗ trợ. Dựa trên lịch và nội dung điều trị, y tá chuẩn bị phòng điều trị, dụng cụ, vật tư cần thiết và kiểm tra các điều kiện phục vụ cho buổi điều trị. Việc chuẩn bị được thực hiện trước khi bệnh nhân đến nhằm đảm bảo quá trình điều trị diễn ra đúng thời gian và hạn chế thiếu sót về dụng cụ, vật tư.</w:t>
+        <w:t xml:space="preserve"> được phân công, y tá có thể xem lịch làm việc và các buổi điều trị mà mình được phân công hỗ trợ</w:t>
+      </w:r>
+      <w:r>
+        <w:rPr>
+          <w:sz w:val="26"/>
+          <w:szCs w:val="26"/>
+        </w:rPr>
+        <w:t xml:space="preserve"> và </w:t>
+      </w:r>
+      <w:r>
+        <w:rPr>
+          <w:sz w:val="26"/>
+          <w:szCs w:val="26"/>
+        </w:rPr>
+        <w:t>hỗ trợ nha sĩ trong quá trình điều trị, cập nhật thông tin liên quan và tạo lịch tái khám</w:t>
+      </w:r>
+      <w:r>
+        <w:rPr>
+          <w:sz w:val="26"/>
+          <w:szCs w:val="26"/>
+        </w:rPr>
+        <w:t>, điều trị</w:t>
+      </w:r>
+      <w:r>
+        <w:rPr>
+          <w:sz w:val="26"/>
+          <w:szCs w:val="26"/>
+        </w:rPr>
+        <w:t xml:space="preserve"> theo chỉ định của nha sĩ</w:t>
+      </w:r>
+      <w:r>
+        <w:rPr>
+          <w:sz w:val="26"/>
+          <w:szCs w:val="26"/>
+        </w:rPr>
+        <w:t>. Dựa trên lịch và nội dung điều trị, y tá chuẩn bị phòng điều trị, dụng cụ, vật tư cần thiết và kiểm tra các điều kiện phục vụ cho buổi điều trị. Việc chuẩn bị được thực hiện trước khi bệnh nhân đến nhằm đảm bảo quá trình điều trị diễn ra đúng thời gian và hạn chế thiếu sót về dụng cụ, vật tư.</w:t>
       </w:r>
     </w:p>
     <w:p>
@@ -1790,7 +1825,6 @@
           <w:sz w:val="26"/>
           <w:szCs w:val="26"/>
         </w:rPr>
-        <w:lastRenderedPageBreak/>
         <w:t>Bước 1: Bệnh nhân đến phòng khám</w:t>
       </w:r>
     </w:p>
@@ -1808,6 +1842,7 @@
           <w:sz w:val="26"/>
           <w:szCs w:val="26"/>
         </w:rPr>
+        <w:lastRenderedPageBreak/>
         <w:t>Bệnh nhân đến phòng khám theo lịch đã được đặt trước.</w:t>
       </w:r>
     </w:p>
@@ -2154,7 +2189,6 @@
           <w:sz w:val="26"/>
           <w:szCs w:val="26"/>
         </w:rPr>
-        <w:lastRenderedPageBreak/>
         <w:t>Bác sĩ ghi nhận các dịch vụ đã thực hiện, vị trí điều trị nếu cần, tình trạng trước và sau điều trị, kết quả và các ghi chú chuyên môn.</w:t>
       </w:r>
     </w:p>
@@ -2173,6 +2207,7 @@
           <w:sz w:val="26"/>
           <w:szCs w:val="26"/>
         </w:rPr>
+        <w:lastRenderedPageBreak/>
         <w:t>Bước 11: Xác nhận buổi điều trị</w:t>
       </w:r>
     </w:p>
@@ -2627,7 +2662,6 @@
           <w:sz w:val="26"/>
           <w:szCs w:val="26"/>
         </w:rPr>
-        <w:lastRenderedPageBreak/>
         <w:t>Bước 1:</w:t>
       </w:r>
       <w:r>
@@ -2678,6 +2712,7 @@
           <w:sz w:val="26"/>
           <w:szCs w:val="26"/>
         </w:rPr>
+        <w:lastRenderedPageBreak/>
         <w:t>Bước 3:</w:t>
       </w:r>
       <w:r>
@@ -3121,7 +3156,6 @@
           <w:sz w:val="26"/>
           <w:szCs w:val="26"/>
         </w:rPr>
-        <w:lastRenderedPageBreak/>
         <w:t>Nhân viên thông báo thời gian dự kiến và thống nhất thời gian với bệnh nhân.</w:t>
       </w:r>
     </w:p>
@@ -3157,6 +3191,7 @@
           <w:sz w:val="26"/>
           <w:szCs w:val="26"/>
         </w:rPr>
+        <w:lastRenderedPageBreak/>
         <w:t>Nhân viên kiểm tra xem thời gian lựa chọn có bị trùng với lịch làm việc hoặc lịch hẹn khác hay không.</w:t>
       </w:r>
     </w:p>
@@ -3669,7 +3704,6 @@
           <w:sz w:val="26"/>
           <w:szCs w:val="26"/>
         </w:rPr>
-        <w:lastRenderedPageBreak/>
         <w:t>Trường hợp bệnh nhân không đến</w:t>
       </w:r>
     </w:p>
@@ -3749,6 +3783,7 @@
           <w:sz w:val="26"/>
           <w:szCs w:val="26"/>
         </w:rPr>
+        <w:lastRenderedPageBreak/>
         <w:t>Bước 3:</w:t>
       </w:r>
       <w:r>
@@ -4495,7 +4530,6 @@
           <w:sz w:val="26"/>
           <w:szCs w:val="26"/>
         </w:rPr>
-        <w:lastRenderedPageBreak/>
         <w:t>Bước 1</w:t>
       </w:r>
       <w:r>
@@ -4601,6 +4635,7 @@
           <w:sz w:val="26"/>
           <w:szCs w:val="26"/>
         </w:rPr>
+        <w:lastRenderedPageBreak/>
         <w:t>Bước 2:</w:t>
       </w:r>
       <w:r>
@@ -4997,7 +5032,6 @@
           <w:sz w:val="26"/>
           <w:szCs w:val="26"/>
         </w:rPr>
-        <w:lastRenderedPageBreak/>
         <w:t>Bước 5: Chuẩn bị trước buổi điều trị hoặc tái khám</w:t>
       </w:r>
     </w:p>
@@ -5050,6 +5084,7 @@
           <w:sz w:val="26"/>
           <w:szCs w:val="26"/>
         </w:rPr>
+        <w:lastRenderedPageBreak/>
         <w:t>Khi đến thời gian được phân công, y tá hỗ trợ bác sĩ trong quá trình điều trị hoặc tái khám theo phạm vi công việc được giao.</w:t>
       </w:r>
     </w:p>
@@ -5154,7 +5189,7 @@
                     <pic:cNvPicPr/>
                   </pic:nvPicPr>
                   <pic:blipFill>
-                    <a:blip r:embed="rId7">
+                    <a:blip r:embed="rId8">
                       <a:extLst>
                         <a:ext uri="{28A0092B-C50C-407E-A947-70E740481C1C}">
                           <a14:useLocalDpi xmlns:a14="http://schemas.microsoft.com/office/drawing/2010/main" val="0"/>
@@ -5260,6 +5295,7 @@
           <w:sz w:val="26"/>
           <w:szCs w:val="26"/>
         </w:rPr>
+        <w:lastRenderedPageBreak/>
         <w:t>Quy định 2: Về số buổi điều trị:</w:t>
       </w:r>
       <w:r>
@@ -5596,7 +5632,6 @@
                 <w:sz w:val="26"/>
                 <w:szCs w:val="26"/>
               </w:rPr>
-              <w:lastRenderedPageBreak/>
               <w:t>STT</w:t>
             </w:r>
           </w:p>
@@ -5735,7 +5770,16 @@
                 <w:sz w:val="26"/>
                 <w:szCs w:val="26"/>
               </w:rPr>
-              <w:t>Sau khi bệnh nhân hoàn thành một lần điều trị, hệ thống có cần cho phép bác sĩ hoặc nhân viên tạo lịch tái khám tiếp theo không? Nếu có, tôi đề xuất lưu các thông tin gồm ngày tái khám, nội dung cần tái khám và bác sĩ phụ trách, đồng thời hệ thống hiển thị trạng thái như chưa tái khám, đã tái khám hoặc quá hạn để thuận tiện theo dõi. Cách xử lý này có phù hợp với quy trình thực tế của phòng khám không?</w:t>
+              <w:t xml:space="preserve">Sau khi bệnh nhân hoàn thành một lần điều trị, hệ thống có cần cho phép bác sĩ hoặc nhân viên tạo lịch tái khám tiếp theo không? Nếu </w:t>
+            </w:r>
+            <w:r>
+              <w:rPr>
+                <w:rFonts w:ascii="Times New Roman" w:hAnsi="Times New Roman" w:cs="Times New Roman"/>
+                <w:sz w:val="26"/>
+                <w:szCs w:val="26"/>
+              </w:rPr>
+              <w:lastRenderedPageBreak/>
+              <w:t>có, tôi đề xuất lưu các thông tin gồm ngày tái khám, nội dung cần tái khám và bác sĩ phụ trách, đồng thời hệ thống hiển thị trạng thái như chưa tái khám, đã tái khám hoặc quá hạn để thuận tiện theo dõi. Cách xử lý này có phù hợp với quy trình thực tế của phòng khám không?</w:t>
             </w:r>
           </w:p>
         </w:tc>
@@ -5760,7 +5804,17 @@
                 <w:sz w:val="26"/>
                 <w:szCs w:val="26"/>
               </w:rPr>
-              <w:t>Có. Hệ thống cần cho phép tạo lịch tái khám sau mỗi lần điều trị. Thông tin lịch tái khám gồm ngày tái khám, nội dung cần thực hiện và bác sĩ phụ trách. Hệ thống cũng cần theo dõi trạng thái của lịch tái khám để nhân viên dễ dàng quản lý và nhắc bệnh nhân khi cần thiết.</w:t>
+              <w:lastRenderedPageBreak/>
+              <w:t xml:space="preserve">Có. Hệ thống cần cho phép tạo lịch tái khám sau mỗi lần điều trị. Thông tin lịch tái khám gồm ngày tái khám, nội dung cần thực hiện và bác sĩ phụ trách. Hệ thống cũng cần theo dõi </w:t>
+            </w:r>
+            <w:r>
+              <w:rPr>
+                <w:rFonts w:ascii="Times New Roman" w:hAnsi="Times New Roman" w:cs="Times New Roman"/>
+                <w:sz w:val="26"/>
+                <w:szCs w:val="26"/>
+              </w:rPr>
+              <w:lastRenderedPageBreak/>
+              <w:t>trạng thái của lịch tái khám để nhân viên dễ dàng quản lý và nhắc bệnh nhân khi cần thiết.</w:t>
             </w:r>
           </w:p>
         </w:tc>
@@ -5784,7 +5838,17 @@
                 <w:sz w:val="26"/>
                 <w:szCs w:val="26"/>
               </w:rPr>
-              <w:t>Cần làm rõ thêm quy tắc xác định lịch tái khám và thời điểm hệ thống thông báo/nhắc bệnh nhân.</w:t>
+              <w:lastRenderedPageBreak/>
+              <w:t xml:space="preserve">Cần làm rõ thêm quy tắc xác định lịch tái khám và thời điểm hệ </w:t>
+            </w:r>
+            <w:r>
+              <w:rPr>
+                <w:rFonts w:ascii="Times New Roman" w:hAnsi="Times New Roman" w:cs="Times New Roman"/>
+                <w:sz w:val="26"/>
+                <w:szCs w:val="26"/>
+              </w:rPr>
+              <w:lastRenderedPageBreak/>
+              <w:t>thống thông báo/nhắc bệnh nhân.</w:t>
             </w:r>
           </w:p>
         </w:tc>
@@ -5813,6 +5877,7 @@
                 <w:sz w:val="26"/>
                 <w:szCs w:val="26"/>
               </w:rPr>
+              <w:lastRenderedPageBreak/>
               <w:t>2.</w:t>
             </w:r>
           </w:p>
@@ -6311,7 +6376,6 @@
                 <w:sz w:val="26"/>
                 <w:szCs w:val="26"/>
               </w:rPr>
-              <w:lastRenderedPageBreak/>
               <w:t>8.</w:t>
             </w:r>
           </w:p>
@@ -6584,6 +6648,1550 @@
     </w:p>
     <w:p>
       <w:pPr>
+        <w:pStyle w:val="ListParagraph"/>
+        <w:numPr>
+          <w:ilvl w:val="1"/>
+          <w:numId w:val="4"/>
+        </w:numPr>
+        <w:spacing w:afterLines="120" w:after="288" w:line="240" w:lineRule="auto"/>
+        <w:jc w:val="both"/>
+        <w:rPr>
+          <w:rFonts w:ascii="Times New Roman" w:hAnsi="Times New Roman" w:cs="Times New Roman"/>
+          <w:b/>
+          <w:sz w:val="26"/>
+          <w:szCs w:val="26"/>
+        </w:rPr>
+      </w:pPr>
+      <w:r>
+        <w:rPr>
+          <w:rFonts w:ascii="Times New Roman" w:hAnsi="Times New Roman" w:cs="Times New Roman"/>
+          <w:b/>
+          <w:sz w:val="26"/>
+          <w:szCs w:val="26"/>
+        </w:rPr>
+        <w:t>Yêu cầu chức năng</w:t>
+      </w:r>
+    </w:p>
+    <w:p>
+      <w:pPr>
+        <w:pStyle w:val="ListParagraph"/>
+        <w:spacing w:afterLines="120" w:after="288" w:line="240" w:lineRule="auto"/>
+        <w:ind w:left="284"/>
+        <w:jc w:val="both"/>
+        <w:rPr>
+          <w:rFonts w:ascii="Times New Roman" w:hAnsi="Times New Roman" w:cs="Times New Roman"/>
+          <w:b/>
+          <w:sz w:val="26"/>
+          <w:szCs w:val="26"/>
+        </w:rPr>
+      </w:pPr>
+    </w:p>
+    <w:p>
+      <w:pPr>
+        <w:pStyle w:val="ListParagraph"/>
+        <w:numPr>
+          <w:ilvl w:val="0"/>
+          <w:numId w:val="14"/>
+        </w:numPr>
+        <w:spacing w:afterLines="120" w:after="288" w:line="240" w:lineRule="auto"/>
+        <w:jc w:val="both"/>
+        <w:rPr>
+          <w:rFonts w:ascii="Times New Roman" w:hAnsi="Times New Roman" w:cs="Times New Roman"/>
+          <w:bCs/>
+          <w:sz w:val="26"/>
+          <w:szCs w:val="26"/>
+          <w:u w:val="single"/>
+        </w:rPr>
+      </w:pPr>
+      <w:r>
+        <w:rPr>
+          <w:rFonts w:ascii="Times New Roman" w:hAnsi="Times New Roman" w:cs="Times New Roman"/>
+          <w:bCs/>
+          <w:sz w:val="26"/>
+          <w:szCs w:val="26"/>
+          <w:u w:val="single"/>
+        </w:rPr>
+        <w:t>Nha sĩ:</w:t>
+      </w:r>
+    </w:p>
+    <w:p>
+      <w:pPr>
+        <w:pStyle w:val="ListParagraph"/>
+        <w:numPr>
+          <w:ilvl w:val="1"/>
+          <w:numId w:val="14"/>
+        </w:numPr>
+        <w:spacing w:afterLines="120" w:after="288" w:line="240" w:lineRule="auto"/>
+        <w:jc w:val="both"/>
+        <w:rPr>
+          <w:rFonts w:ascii="Times New Roman" w:hAnsi="Times New Roman" w:cs="Times New Roman"/>
+          <w:bCs/>
+          <w:sz w:val="26"/>
+          <w:szCs w:val="26"/>
+        </w:rPr>
+      </w:pPr>
+      <w:r>
+        <w:rPr>
+          <w:rFonts w:ascii="Times New Roman" w:hAnsi="Times New Roman" w:cs="Times New Roman"/>
+          <w:bCs/>
+          <w:sz w:val="26"/>
+          <w:szCs w:val="26"/>
+        </w:rPr>
+        <w:t>Xem kế hoạch điều trị của bệnh nhân.</w:t>
+      </w:r>
+    </w:p>
+    <w:p>
+      <w:pPr>
+        <w:pStyle w:val="ListParagraph"/>
+        <w:numPr>
+          <w:ilvl w:val="1"/>
+          <w:numId w:val="14"/>
+        </w:numPr>
+        <w:spacing w:afterLines="120" w:after="288" w:line="240" w:lineRule="auto"/>
+        <w:jc w:val="both"/>
+        <w:rPr>
+          <w:rFonts w:ascii="Times New Roman" w:hAnsi="Times New Roman" w:cs="Times New Roman"/>
+          <w:bCs/>
+          <w:sz w:val="26"/>
+          <w:szCs w:val="26"/>
+        </w:rPr>
+      </w:pPr>
+      <w:r>
+        <w:rPr>
+          <w:rFonts w:ascii="Times New Roman" w:hAnsi="Times New Roman" w:cs="Times New Roman"/>
+          <w:bCs/>
+          <w:sz w:val="26"/>
+          <w:szCs w:val="26"/>
+        </w:rPr>
+        <w:t>Tạo kế hoạch điều trị.</w:t>
+      </w:r>
+    </w:p>
+    <w:p>
+      <w:pPr>
+        <w:pStyle w:val="ListParagraph"/>
+        <w:numPr>
+          <w:ilvl w:val="1"/>
+          <w:numId w:val="14"/>
+        </w:numPr>
+        <w:spacing w:afterLines="120" w:after="288" w:line="240" w:lineRule="auto"/>
+        <w:jc w:val="both"/>
+        <w:rPr>
+          <w:rFonts w:ascii="Times New Roman" w:hAnsi="Times New Roman" w:cs="Times New Roman"/>
+          <w:bCs/>
+          <w:sz w:val="26"/>
+          <w:szCs w:val="26"/>
+        </w:rPr>
+      </w:pPr>
+      <w:r>
+        <w:rPr>
+          <w:rFonts w:ascii="Times New Roman" w:hAnsi="Times New Roman" w:cs="Times New Roman"/>
+          <w:bCs/>
+          <w:sz w:val="26"/>
+          <w:szCs w:val="26"/>
+        </w:rPr>
+        <w:t>Xác định phương án điều trị.</w:t>
+      </w:r>
+    </w:p>
+    <w:p>
+      <w:pPr>
+        <w:pStyle w:val="ListParagraph"/>
+        <w:numPr>
+          <w:ilvl w:val="1"/>
+          <w:numId w:val="14"/>
+        </w:numPr>
+        <w:spacing w:afterLines="120" w:after="288" w:line="240" w:lineRule="auto"/>
+        <w:jc w:val="both"/>
+        <w:rPr>
+          <w:rFonts w:ascii="Times New Roman" w:hAnsi="Times New Roman" w:cs="Times New Roman"/>
+          <w:bCs/>
+          <w:sz w:val="26"/>
+          <w:szCs w:val="26"/>
+        </w:rPr>
+      </w:pPr>
+      <w:r>
+        <w:rPr>
+          <w:rFonts w:ascii="Times New Roman" w:hAnsi="Times New Roman" w:cs="Times New Roman"/>
+          <w:bCs/>
+          <w:sz w:val="26"/>
+          <w:szCs w:val="26"/>
+        </w:rPr>
+        <w:t>Thêm dịch vụ vào kế hoạch điều trị.</w:t>
+      </w:r>
+    </w:p>
+    <w:p>
+      <w:pPr>
+        <w:pStyle w:val="ListParagraph"/>
+        <w:numPr>
+          <w:ilvl w:val="1"/>
+          <w:numId w:val="14"/>
+        </w:numPr>
+        <w:spacing w:afterLines="120" w:after="288" w:line="240" w:lineRule="auto"/>
+        <w:jc w:val="both"/>
+        <w:rPr>
+          <w:rFonts w:ascii="Times New Roman" w:hAnsi="Times New Roman" w:cs="Times New Roman"/>
+          <w:bCs/>
+          <w:sz w:val="26"/>
+          <w:szCs w:val="26"/>
+        </w:rPr>
+      </w:pPr>
+      <w:r>
+        <w:rPr>
+          <w:rFonts w:ascii="Times New Roman" w:hAnsi="Times New Roman" w:cs="Times New Roman"/>
+          <w:bCs/>
+          <w:sz w:val="26"/>
+          <w:szCs w:val="26"/>
+        </w:rPr>
+        <w:t>Phân chia dịch vụ theo từng buổi điều trị.</w:t>
+      </w:r>
+    </w:p>
+    <w:p>
+      <w:pPr>
+        <w:pStyle w:val="ListParagraph"/>
+        <w:numPr>
+          <w:ilvl w:val="1"/>
+          <w:numId w:val="14"/>
+        </w:numPr>
+        <w:spacing w:afterLines="120" w:after="288" w:line="240" w:lineRule="auto"/>
+        <w:jc w:val="both"/>
+        <w:rPr>
+          <w:rFonts w:ascii="Times New Roman" w:hAnsi="Times New Roman" w:cs="Times New Roman"/>
+          <w:bCs/>
+          <w:sz w:val="26"/>
+          <w:szCs w:val="26"/>
+        </w:rPr>
+      </w:pPr>
+      <w:r>
+        <w:rPr>
+          <w:rFonts w:ascii="Times New Roman" w:hAnsi="Times New Roman" w:cs="Times New Roman"/>
+          <w:bCs/>
+          <w:sz w:val="26"/>
+          <w:szCs w:val="26"/>
+        </w:rPr>
+        <w:t>Xác nhận kế hoạch điều trị.</w:t>
+      </w:r>
+    </w:p>
+    <w:p>
+      <w:pPr>
+        <w:pStyle w:val="ListParagraph"/>
+        <w:numPr>
+          <w:ilvl w:val="1"/>
+          <w:numId w:val="14"/>
+        </w:numPr>
+        <w:spacing w:afterLines="120" w:after="288" w:line="240" w:lineRule="auto"/>
+        <w:jc w:val="both"/>
+        <w:rPr>
+          <w:rFonts w:ascii="Times New Roman" w:hAnsi="Times New Roman" w:cs="Times New Roman"/>
+          <w:bCs/>
+          <w:sz w:val="26"/>
+          <w:szCs w:val="26"/>
+        </w:rPr>
+      </w:pPr>
+      <w:r>
+        <w:rPr>
+          <w:rFonts w:ascii="Times New Roman" w:hAnsi="Times New Roman" w:cs="Times New Roman"/>
+          <w:bCs/>
+          <w:sz w:val="26"/>
+          <w:szCs w:val="26"/>
+        </w:rPr>
+        <w:t>Xem lịch sử điều trị của bệnh nhân.</w:t>
+      </w:r>
+    </w:p>
+    <w:p>
+      <w:pPr>
+        <w:pStyle w:val="ListParagraph"/>
+        <w:numPr>
+          <w:ilvl w:val="1"/>
+          <w:numId w:val="14"/>
+        </w:numPr>
+        <w:spacing w:afterLines="120" w:after="288" w:line="240" w:lineRule="auto"/>
+        <w:jc w:val="both"/>
+        <w:rPr>
+          <w:rFonts w:ascii="Times New Roman" w:hAnsi="Times New Roman" w:cs="Times New Roman"/>
+          <w:bCs/>
+          <w:sz w:val="26"/>
+          <w:szCs w:val="26"/>
+        </w:rPr>
+      </w:pPr>
+      <w:r>
+        <w:rPr>
+          <w:rFonts w:ascii="Times New Roman" w:hAnsi="Times New Roman" w:cs="Times New Roman"/>
+          <w:bCs/>
+          <w:sz w:val="26"/>
+          <w:szCs w:val="26"/>
+        </w:rPr>
+        <w:t>Xem tình trạng và tiến độ điều trị hiện tại.</w:t>
+      </w:r>
+    </w:p>
+    <w:p>
+      <w:pPr>
+        <w:pStyle w:val="ListParagraph"/>
+        <w:numPr>
+          <w:ilvl w:val="1"/>
+          <w:numId w:val="14"/>
+        </w:numPr>
+        <w:spacing w:afterLines="120" w:after="288" w:line="240" w:lineRule="auto"/>
+        <w:jc w:val="both"/>
+        <w:rPr>
+          <w:rFonts w:ascii="Times New Roman" w:hAnsi="Times New Roman" w:cs="Times New Roman"/>
+          <w:bCs/>
+          <w:sz w:val="26"/>
+          <w:szCs w:val="26"/>
+        </w:rPr>
+      </w:pPr>
+      <w:r>
+        <w:rPr>
+          <w:rFonts w:ascii="Times New Roman" w:hAnsi="Times New Roman" w:cs="Times New Roman"/>
+          <w:bCs/>
+          <w:sz w:val="26"/>
+          <w:szCs w:val="26"/>
+        </w:rPr>
+        <w:t>Cập nhật</w:t>
+      </w:r>
+      <w:r>
+        <w:rPr>
+          <w:rFonts w:ascii="Times New Roman" w:hAnsi="Times New Roman" w:cs="Times New Roman"/>
+          <w:bCs/>
+          <w:sz w:val="26"/>
+          <w:szCs w:val="26"/>
+        </w:rPr>
+        <w:t xml:space="preserve"> kết quả buổi điều trị.</w:t>
+      </w:r>
+    </w:p>
+    <w:p>
+      <w:pPr>
+        <w:pStyle w:val="ListParagraph"/>
+        <w:numPr>
+          <w:ilvl w:val="1"/>
+          <w:numId w:val="14"/>
+        </w:numPr>
+        <w:spacing w:afterLines="120" w:after="288" w:line="240" w:lineRule="auto"/>
+        <w:jc w:val="both"/>
+        <w:rPr>
+          <w:rFonts w:ascii="Times New Roman" w:hAnsi="Times New Roman" w:cs="Times New Roman"/>
+          <w:bCs/>
+          <w:sz w:val="26"/>
+          <w:szCs w:val="26"/>
+        </w:rPr>
+      </w:pPr>
+      <w:r>
+        <w:rPr>
+          <w:rFonts w:ascii="Times New Roman" w:hAnsi="Times New Roman" w:cs="Times New Roman"/>
+          <w:bCs/>
+          <w:sz w:val="26"/>
+          <w:szCs w:val="26"/>
+        </w:rPr>
+        <w:t>Cập nhật</w:t>
+      </w:r>
+      <w:r>
+        <w:rPr>
+          <w:rFonts w:ascii="Times New Roman" w:hAnsi="Times New Roman" w:cs="Times New Roman"/>
+          <w:bCs/>
+          <w:sz w:val="26"/>
+          <w:szCs w:val="26"/>
+        </w:rPr>
+        <w:t xml:space="preserve"> các dịch vụ đã thực hiện.</w:t>
+      </w:r>
+    </w:p>
+    <w:p>
+      <w:pPr>
+        <w:pStyle w:val="ListParagraph"/>
+        <w:numPr>
+          <w:ilvl w:val="1"/>
+          <w:numId w:val="14"/>
+        </w:numPr>
+        <w:spacing w:afterLines="120" w:after="288" w:line="240" w:lineRule="auto"/>
+        <w:jc w:val="both"/>
+        <w:rPr>
+          <w:rFonts w:ascii="Times New Roman" w:hAnsi="Times New Roman" w:cs="Times New Roman"/>
+          <w:bCs/>
+          <w:sz w:val="26"/>
+          <w:szCs w:val="26"/>
+        </w:rPr>
+      </w:pPr>
+      <w:r>
+        <w:rPr>
+          <w:rFonts w:ascii="Times New Roman" w:hAnsi="Times New Roman" w:cs="Times New Roman"/>
+          <w:bCs/>
+          <w:sz w:val="26"/>
+          <w:szCs w:val="26"/>
+        </w:rPr>
+        <w:t>Cập nhật</w:t>
+      </w:r>
+      <w:r>
+        <w:rPr>
+          <w:rFonts w:ascii="Times New Roman" w:hAnsi="Times New Roman" w:cs="Times New Roman"/>
+          <w:bCs/>
+          <w:sz w:val="26"/>
+          <w:szCs w:val="26"/>
+        </w:rPr>
+        <w:t xml:space="preserve"> tình trạng trước và sau điều trị.</w:t>
+      </w:r>
+    </w:p>
+    <w:p>
+      <w:pPr>
+        <w:pStyle w:val="ListParagraph"/>
+        <w:numPr>
+          <w:ilvl w:val="1"/>
+          <w:numId w:val="14"/>
+        </w:numPr>
+        <w:spacing w:afterLines="120" w:after="288" w:line="240" w:lineRule="auto"/>
+        <w:jc w:val="both"/>
+        <w:rPr>
+          <w:rFonts w:ascii="Times New Roman" w:hAnsi="Times New Roman" w:cs="Times New Roman"/>
+          <w:bCs/>
+          <w:sz w:val="26"/>
+          <w:szCs w:val="26"/>
+        </w:rPr>
+      </w:pPr>
+      <w:r>
+        <w:rPr>
+          <w:rFonts w:ascii="Times New Roman" w:hAnsi="Times New Roman" w:cs="Times New Roman"/>
+          <w:bCs/>
+          <w:sz w:val="26"/>
+          <w:szCs w:val="26"/>
+        </w:rPr>
+        <w:t>Xác nhận hoàn tất buổi điều trị.</w:t>
+      </w:r>
+    </w:p>
+    <w:p>
+      <w:pPr>
+        <w:pStyle w:val="ListParagraph"/>
+        <w:numPr>
+          <w:ilvl w:val="1"/>
+          <w:numId w:val="14"/>
+        </w:numPr>
+        <w:spacing w:afterLines="120" w:after="288" w:line="240" w:lineRule="auto"/>
+        <w:jc w:val="both"/>
+        <w:rPr>
+          <w:rFonts w:ascii="Times New Roman" w:hAnsi="Times New Roman" w:cs="Times New Roman"/>
+          <w:bCs/>
+          <w:sz w:val="26"/>
+          <w:szCs w:val="26"/>
+        </w:rPr>
+      </w:pPr>
+      <w:r>
+        <w:rPr>
+          <w:rFonts w:ascii="Times New Roman" w:hAnsi="Times New Roman" w:cs="Times New Roman"/>
+          <w:bCs/>
+          <w:sz w:val="26"/>
+          <w:szCs w:val="26"/>
+        </w:rPr>
+        <w:t>Điều chỉnh kế hoạch điều trị.</w:t>
+      </w:r>
+    </w:p>
+    <w:p>
+      <w:pPr>
+        <w:pStyle w:val="ListParagraph"/>
+        <w:numPr>
+          <w:ilvl w:val="1"/>
+          <w:numId w:val="14"/>
+        </w:numPr>
+        <w:spacing w:afterLines="120" w:after="288" w:line="240" w:lineRule="auto"/>
+        <w:jc w:val="both"/>
+        <w:rPr>
+          <w:rFonts w:ascii="Times New Roman" w:hAnsi="Times New Roman" w:cs="Times New Roman"/>
+          <w:bCs/>
+          <w:sz w:val="26"/>
+          <w:szCs w:val="26"/>
+        </w:rPr>
+      </w:pPr>
+      <w:r>
+        <w:rPr>
+          <w:rFonts w:ascii="Times New Roman" w:hAnsi="Times New Roman" w:cs="Times New Roman"/>
+          <w:bCs/>
+          <w:sz w:val="26"/>
+          <w:szCs w:val="26"/>
+        </w:rPr>
+        <w:t>Ghi nhận lý do điều chỉnh kế hoạch.</w:t>
+      </w:r>
+    </w:p>
+    <w:p>
+      <w:pPr>
+        <w:pStyle w:val="ListParagraph"/>
+        <w:numPr>
+          <w:ilvl w:val="1"/>
+          <w:numId w:val="14"/>
+        </w:numPr>
+        <w:spacing w:afterLines="120" w:after="288" w:line="240" w:lineRule="auto"/>
+        <w:jc w:val="both"/>
+        <w:rPr>
+          <w:rFonts w:ascii="Times New Roman" w:hAnsi="Times New Roman" w:cs="Times New Roman"/>
+          <w:bCs/>
+          <w:sz w:val="26"/>
+          <w:szCs w:val="26"/>
+        </w:rPr>
+      </w:pPr>
+      <w:r>
+        <w:rPr>
+          <w:rFonts w:ascii="Times New Roman" w:hAnsi="Times New Roman" w:cs="Times New Roman"/>
+          <w:bCs/>
+          <w:sz w:val="26"/>
+          <w:szCs w:val="26"/>
+        </w:rPr>
+        <w:t>Xác nhận kế hoạch điều trị sau khi điều chỉnh.</w:t>
+      </w:r>
+    </w:p>
+    <w:p>
+      <w:pPr>
+        <w:pStyle w:val="ListParagraph"/>
+        <w:numPr>
+          <w:ilvl w:val="1"/>
+          <w:numId w:val="14"/>
+        </w:numPr>
+        <w:spacing w:afterLines="120" w:after="288" w:line="240" w:lineRule="auto"/>
+        <w:jc w:val="both"/>
+        <w:rPr>
+          <w:rFonts w:ascii="Times New Roman" w:hAnsi="Times New Roman" w:cs="Times New Roman"/>
+          <w:bCs/>
+          <w:sz w:val="26"/>
+          <w:szCs w:val="26"/>
+        </w:rPr>
+      </w:pPr>
+      <w:r>
+        <w:rPr>
+          <w:rFonts w:ascii="Times New Roman" w:hAnsi="Times New Roman" w:cs="Times New Roman"/>
+          <w:bCs/>
+          <w:sz w:val="26"/>
+          <w:szCs w:val="26"/>
+        </w:rPr>
+        <w:t>Đánh giá nhu cầu tái khám.</w:t>
+      </w:r>
+    </w:p>
+    <w:p>
+      <w:pPr>
+        <w:pStyle w:val="ListParagraph"/>
+        <w:numPr>
+          <w:ilvl w:val="1"/>
+          <w:numId w:val="14"/>
+        </w:numPr>
+        <w:spacing w:afterLines="120" w:after="288" w:line="240" w:lineRule="auto"/>
+        <w:jc w:val="both"/>
+        <w:rPr>
+          <w:rFonts w:ascii="Times New Roman" w:hAnsi="Times New Roman" w:cs="Times New Roman"/>
+          <w:bCs/>
+          <w:sz w:val="26"/>
+          <w:szCs w:val="26"/>
+        </w:rPr>
+      </w:pPr>
+      <w:r>
+        <w:rPr>
+          <w:rFonts w:ascii="Times New Roman" w:hAnsi="Times New Roman" w:cs="Times New Roman"/>
+          <w:bCs/>
+          <w:sz w:val="26"/>
+          <w:szCs w:val="26"/>
+        </w:rPr>
+        <w:t>Xác định mục đích và thời gian tái khám.</w:t>
+      </w:r>
+    </w:p>
+    <w:p>
+      <w:pPr>
+        <w:pStyle w:val="ListParagraph"/>
+        <w:numPr>
+          <w:ilvl w:val="1"/>
+          <w:numId w:val="14"/>
+        </w:numPr>
+        <w:spacing w:afterLines="120" w:after="288" w:line="240" w:lineRule="auto"/>
+        <w:jc w:val="both"/>
+        <w:rPr>
+          <w:rFonts w:ascii="Times New Roman" w:hAnsi="Times New Roman" w:cs="Times New Roman"/>
+          <w:bCs/>
+          <w:sz w:val="26"/>
+          <w:szCs w:val="26"/>
+        </w:rPr>
+      </w:pPr>
+      <w:r>
+        <w:rPr>
+          <w:rFonts w:ascii="Times New Roman" w:hAnsi="Times New Roman" w:cs="Times New Roman"/>
+          <w:bCs/>
+          <w:sz w:val="26"/>
+          <w:szCs w:val="26"/>
+        </w:rPr>
+        <w:t>Xem kết quả các lần tái khám.</w:t>
+      </w:r>
+    </w:p>
+    <w:p>
+      <w:pPr>
+        <w:pStyle w:val="ListParagraph"/>
+        <w:numPr>
+          <w:ilvl w:val="1"/>
+          <w:numId w:val="14"/>
+        </w:numPr>
+        <w:spacing w:afterLines="120" w:after="288" w:line="240" w:lineRule="auto"/>
+        <w:jc w:val="both"/>
+        <w:rPr>
+          <w:rFonts w:ascii="Times New Roman" w:hAnsi="Times New Roman" w:cs="Times New Roman"/>
+          <w:bCs/>
+          <w:sz w:val="26"/>
+          <w:szCs w:val="26"/>
+        </w:rPr>
+      </w:pPr>
+      <w:r>
+        <w:rPr>
+          <w:rFonts w:ascii="Times New Roman" w:hAnsi="Times New Roman" w:cs="Times New Roman"/>
+          <w:bCs/>
+          <w:sz w:val="26"/>
+          <w:szCs w:val="26"/>
+        </w:rPr>
+        <w:t>Ghi nhận kết quả tái khám.</w:t>
+      </w:r>
+    </w:p>
+    <w:p>
+      <w:pPr>
+        <w:pStyle w:val="ListParagraph"/>
+        <w:numPr>
+          <w:ilvl w:val="1"/>
+          <w:numId w:val="14"/>
+        </w:numPr>
+        <w:spacing w:afterLines="120" w:after="288" w:line="240" w:lineRule="auto"/>
+        <w:jc w:val="both"/>
+        <w:rPr>
+          <w:rFonts w:ascii="Times New Roman" w:hAnsi="Times New Roman" w:cs="Times New Roman"/>
+          <w:bCs/>
+          <w:sz w:val="26"/>
+          <w:szCs w:val="26"/>
+        </w:rPr>
+      </w:pPr>
+      <w:r>
+        <w:rPr>
+          <w:rFonts w:ascii="Times New Roman" w:hAnsi="Times New Roman" w:cs="Times New Roman"/>
+          <w:bCs/>
+          <w:sz w:val="26"/>
+          <w:szCs w:val="26"/>
+        </w:rPr>
+        <w:t>Xác định phương án xử lý sau tái khám.</w:t>
+      </w:r>
+    </w:p>
+    <w:p>
+      <w:pPr>
+        <w:pStyle w:val="ListParagraph"/>
+        <w:numPr>
+          <w:ilvl w:val="1"/>
+          <w:numId w:val="14"/>
+        </w:numPr>
+        <w:spacing w:afterLines="120" w:after="288" w:line="240" w:lineRule="auto"/>
+        <w:jc w:val="both"/>
+        <w:rPr>
+          <w:rFonts w:ascii="Times New Roman" w:hAnsi="Times New Roman" w:cs="Times New Roman"/>
+          <w:bCs/>
+          <w:sz w:val="26"/>
+          <w:szCs w:val="26"/>
+        </w:rPr>
+      </w:pPr>
+      <w:r>
+        <w:rPr>
+          <w:rFonts w:ascii="Times New Roman" w:hAnsi="Times New Roman" w:cs="Times New Roman"/>
+          <w:bCs/>
+          <w:sz w:val="26"/>
+          <w:szCs w:val="26"/>
+        </w:rPr>
+        <w:t>Xác định dịch vụ hoặc buổi điều trị tiếp theo.</w:t>
+      </w:r>
+    </w:p>
+    <w:p>
+      <w:pPr>
+        <w:pStyle w:val="ListParagraph"/>
+        <w:numPr>
+          <w:ilvl w:val="1"/>
+          <w:numId w:val="14"/>
+        </w:numPr>
+        <w:spacing w:afterLines="120" w:after="288" w:line="240" w:lineRule="auto"/>
+        <w:jc w:val="both"/>
+        <w:rPr>
+          <w:rFonts w:ascii="Times New Roman" w:hAnsi="Times New Roman" w:cs="Times New Roman"/>
+          <w:bCs/>
+          <w:sz w:val="26"/>
+          <w:szCs w:val="26"/>
+        </w:rPr>
+      </w:pPr>
+      <w:r>
+        <w:rPr>
+          <w:rFonts w:ascii="Times New Roman" w:hAnsi="Times New Roman" w:cs="Times New Roman"/>
+          <w:bCs/>
+          <w:sz w:val="26"/>
+          <w:szCs w:val="26"/>
+        </w:rPr>
+        <w:t>Xác nhận hoàn tất kế hoạch điều trị.</w:t>
+      </w:r>
+    </w:p>
+    <w:p>
+      <w:pPr>
+        <w:pStyle w:val="ListParagraph"/>
+        <w:spacing w:afterLines="120" w:after="288" w:line="240" w:lineRule="auto"/>
+        <w:ind w:left="1800"/>
+        <w:jc w:val="both"/>
+        <w:rPr>
+          <w:rFonts w:ascii="Times New Roman" w:hAnsi="Times New Roman" w:cs="Times New Roman"/>
+          <w:bCs/>
+          <w:sz w:val="26"/>
+          <w:szCs w:val="26"/>
+        </w:rPr>
+      </w:pPr>
+    </w:p>
+    <w:p>
+      <w:pPr>
+        <w:pStyle w:val="ListParagraph"/>
+        <w:numPr>
+          <w:ilvl w:val="0"/>
+          <w:numId w:val="14"/>
+        </w:numPr>
+        <w:spacing w:afterLines="120" w:after="288" w:line="240" w:lineRule="auto"/>
+        <w:jc w:val="both"/>
+        <w:rPr>
+          <w:rFonts w:ascii="Times New Roman" w:hAnsi="Times New Roman" w:cs="Times New Roman"/>
+          <w:bCs/>
+          <w:sz w:val="26"/>
+          <w:szCs w:val="26"/>
+          <w:u w:val="single"/>
+        </w:rPr>
+      </w:pPr>
+      <w:r>
+        <w:rPr>
+          <w:rFonts w:ascii="Times New Roman" w:hAnsi="Times New Roman" w:cs="Times New Roman"/>
+          <w:bCs/>
+          <w:sz w:val="26"/>
+          <w:szCs w:val="26"/>
+          <w:u w:val="single"/>
+        </w:rPr>
+        <w:t>Y tá:</w:t>
+      </w:r>
+    </w:p>
+    <w:p>
+      <w:pPr>
+        <w:pStyle w:val="ListParagraph"/>
+        <w:numPr>
+          <w:ilvl w:val="1"/>
+          <w:numId w:val="14"/>
+        </w:numPr>
+        <w:spacing w:after="0" w:line="240" w:lineRule="auto"/>
+        <w:rPr>
+          <w:rFonts w:ascii="Times New Roman" w:eastAsia="Times New Roman" w:hAnsi="Times New Roman" w:cs="Times New Roman"/>
+          <w:sz w:val="26"/>
+          <w:szCs w:val="26"/>
+        </w:rPr>
+      </w:pPr>
+      <w:r>
+        <w:rPr>
+          <w:rFonts w:ascii="Times New Roman" w:eastAsia="Times New Roman" w:hAnsi="Times New Roman" w:cs="Times New Roman"/>
+          <w:sz w:val="26"/>
+          <w:szCs w:val="26"/>
+        </w:rPr>
+        <w:t xml:space="preserve">Xem lịch phân công điều trị. </w:t>
+      </w:r>
+    </w:p>
+    <w:p>
+      <w:pPr>
+        <w:pStyle w:val="ListParagraph"/>
+        <w:numPr>
+          <w:ilvl w:val="1"/>
+          <w:numId w:val="14"/>
+        </w:numPr>
+        <w:spacing w:after="0" w:line="240" w:lineRule="auto"/>
+        <w:rPr>
+          <w:rFonts w:ascii="Times New Roman" w:eastAsia="Times New Roman" w:hAnsi="Times New Roman" w:cs="Times New Roman"/>
+          <w:sz w:val="26"/>
+          <w:szCs w:val="26"/>
+        </w:rPr>
+      </w:pPr>
+      <w:r>
+        <w:rPr>
+          <w:rFonts w:ascii="Times New Roman" w:eastAsia="Times New Roman" w:hAnsi="Times New Roman" w:cs="Times New Roman"/>
+          <w:sz w:val="26"/>
+          <w:szCs w:val="26"/>
+        </w:rPr>
+        <w:t xml:space="preserve">Xem lịch phân công tái khám. </w:t>
+      </w:r>
+    </w:p>
+    <w:p>
+      <w:pPr>
+        <w:pStyle w:val="ListParagraph"/>
+        <w:numPr>
+          <w:ilvl w:val="1"/>
+          <w:numId w:val="14"/>
+        </w:numPr>
+        <w:spacing w:after="0" w:line="240" w:lineRule="auto"/>
+        <w:rPr>
+          <w:rFonts w:ascii="Times New Roman" w:eastAsia="Times New Roman" w:hAnsi="Times New Roman" w:cs="Times New Roman"/>
+          <w:sz w:val="26"/>
+          <w:szCs w:val="26"/>
+        </w:rPr>
+      </w:pPr>
+      <w:r>
+        <w:rPr>
+          <w:rFonts w:ascii="Times New Roman" w:eastAsia="Times New Roman" w:hAnsi="Times New Roman" w:cs="Times New Roman"/>
+          <w:sz w:val="26"/>
+          <w:szCs w:val="26"/>
+        </w:rPr>
+        <w:t xml:space="preserve">Xem chi tiết buổi điều trị được phân công. </w:t>
+      </w:r>
+    </w:p>
+    <w:p>
+      <w:pPr>
+        <w:pStyle w:val="ListParagraph"/>
+        <w:numPr>
+          <w:ilvl w:val="1"/>
+          <w:numId w:val="14"/>
+        </w:numPr>
+        <w:spacing w:after="0" w:line="240" w:lineRule="auto"/>
+        <w:rPr>
+          <w:rFonts w:ascii="Times New Roman" w:eastAsia="Times New Roman" w:hAnsi="Times New Roman" w:cs="Times New Roman"/>
+          <w:sz w:val="26"/>
+          <w:szCs w:val="26"/>
+        </w:rPr>
+      </w:pPr>
+      <w:r>
+        <w:rPr>
+          <w:rFonts w:ascii="Times New Roman" w:eastAsia="Times New Roman" w:hAnsi="Times New Roman" w:cs="Times New Roman"/>
+          <w:sz w:val="26"/>
+          <w:szCs w:val="26"/>
+        </w:rPr>
+        <w:t xml:space="preserve">Xem chi tiết buổi tái khám được phân công. </w:t>
+      </w:r>
+    </w:p>
+    <w:p>
+      <w:pPr>
+        <w:pStyle w:val="ListParagraph"/>
+        <w:numPr>
+          <w:ilvl w:val="1"/>
+          <w:numId w:val="14"/>
+        </w:numPr>
+        <w:spacing w:after="0" w:line="240" w:lineRule="auto"/>
+        <w:rPr>
+          <w:rFonts w:ascii="Times New Roman" w:eastAsia="Times New Roman" w:hAnsi="Times New Roman" w:cs="Times New Roman"/>
+          <w:sz w:val="26"/>
+          <w:szCs w:val="26"/>
+        </w:rPr>
+      </w:pPr>
+      <w:r>
+        <w:rPr>
+          <w:rFonts w:ascii="Times New Roman" w:eastAsia="Times New Roman" w:hAnsi="Times New Roman" w:cs="Times New Roman"/>
+          <w:sz w:val="26"/>
+          <w:szCs w:val="26"/>
+        </w:rPr>
+        <w:t xml:space="preserve">Theo dõi thay đổi lịch phân công. </w:t>
+      </w:r>
+    </w:p>
+    <w:p>
+      <w:pPr>
+        <w:pStyle w:val="ListParagraph"/>
+        <w:numPr>
+          <w:ilvl w:val="1"/>
+          <w:numId w:val="14"/>
+        </w:numPr>
+        <w:spacing w:after="0" w:line="240" w:lineRule="auto"/>
+        <w:rPr>
+          <w:rFonts w:ascii="Times New Roman" w:eastAsia="Times New Roman" w:hAnsi="Times New Roman" w:cs="Times New Roman"/>
+          <w:sz w:val="26"/>
+          <w:szCs w:val="26"/>
+        </w:rPr>
+      </w:pPr>
+      <w:r>
+        <w:rPr>
+          <w:rFonts w:ascii="Times New Roman" w:eastAsia="Times New Roman" w:hAnsi="Times New Roman" w:cs="Times New Roman"/>
+          <w:sz w:val="26"/>
+          <w:szCs w:val="26"/>
+        </w:rPr>
+        <w:t xml:space="preserve">Xem nội dung điều trị và các dịch vụ dự kiến. </w:t>
+      </w:r>
+    </w:p>
+    <w:p>
+      <w:pPr>
+        <w:pStyle w:val="ListParagraph"/>
+        <w:numPr>
+          <w:ilvl w:val="1"/>
+          <w:numId w:val="14"/>
+        </w:numPr>
+        <w:spacing w:after="0" w:line="240" w:lineRule="auto"/>
+        <w:rPr>
+          <w:rFonts w:ascii="Times New Roman" w:eastAsia="Times New Roman" w:hAnsi="Times New Roman" w:cs="Times New Roman"/>
+          <w:sz w:val="26"/>
+          <w:szCs w:val="26"/>
+        </w:rPr>
+      </w:pPr>
+      <w:r>
+        <w:rPr>
+          <w:rFonts w:ascii="Times New Roman" w:eastAsia="Times New Roman" w:hAnsi="Times New Roman" w:cs="Times New Roman"/>
+          <w:sz w:val="26"/>
+          <w:szCs w:val="26"/>
+        </w:rPr>
+        <w:t xml:space="preserve">Xem yêu cầu chuẩn bị cho buổi điều trị. </w:t>
+      </w:r>
+    </w:p>
+    <w:p>
+      <w:pPr>
+        <w:pStyle w:val="ListParagraph"/>
+        <w:numPr>
+          <w:ilvl w:val="1"/>
+          <w:numId w:val="14"/>
+        </w:numPr>
+        <w:spacing w:after="0" w:line="240" w:lineRule="auto"/>
+        <w:rPr>
+          <w:rFonts w:ascii="Times New Roman" w:eastAsia="Times New Roman" w:hAnsi="Times New Roman" w:cs="Times New Roman"/>
+          <w:sz w:val="26"/>
+          <w:szCs w:val="26"/>
+        </w:rPr>
+      </w:pPr>
+      <w:r>
+        <w:rPr>
+          <w:rFonts w:ascii="Times New Roman" w:eastAsia="Times New Roman" w:hAnsi="Times New Roman" w:cs="Times New Roman"/>
+          <w:sz w:val="26"/>
+          <w:szCs w:val="26"/>
+        </w:rPr>
+        <w:t xml:space="preserve">Xem yêu cầu chuẩn bị cho buổi tái khám. </w:t>
+      </w:r>
+    </w:p>
+    <w:p>
+      <w:pPr>
+        <w:pStyle w:val="ListParagraph"/>
+        <w:numPr>
+          <w:ilvl w:val="1"/>
+          <w:numId w:val="14"/>
+        </w:numPr>
+        <w:spacing w:after="0" w:line="240" w:lineRule="auto"/>
+        <w:rPr>
+          <w:rFonts w:ascii="Times New Roman" w:eastAsia="Times New Roman" w:hAnsi="Times New Roman" w:cs="Times New Roman"/>
+          <w:sz w:val="26"/>
+          <w:szCs w:val="26"/>
+        </w:rPr>
+      </w:pPr>
+      <w:r>
+        <w:rPr>
+          <w:rFonts w:ascii="Times New Roman" w:eastAsia="Times New Roman" w:hAnsi="Times New Roman" w:cs="Times New Roman"/>
+          <w:sz w:val="26"/>
+          <w:szCs w:val="26"/>
+        </w:rPr>
+        <w:t xml:space="preserve">Hỗ trợ nha sĩ trong quá trình thực hiện điều trị. </w:t>
+      </w:r>
+    </w:p>
+    <w:p>
+      <w:pPr>
+        <w:pStyle w:val="ListParagraph"/>
+        <w:numPr>
+          <w:ilvl w:val="1"/>
+          <w:numId w:val="14"/>
+        </w:numPr>
+        <w:spacing w:after="0" w:line="240" w:lineRule="auto"/>
+        <w:rPr>
+          <w:rFonts w:ascii="Times New Roman" w:eastAsia="Times New Roman" w:hAnsi="Times New Roman" w:cs="Times New Roman"/>
+          <w:sz w:val="26"/>
+          <w:szCs w:val="26"/>
+        </w:rPr>
+      </w:pPr>
+      <w:r>
+        <w:rPr>
+          <w:rFonts w:ascii="Times New Roman" w:eastAsia="Times New Roman" w:hAnsi="Times New Roman" w:cs="Times New Roman"/>
+          <w:sz w:val="26"/>
+          <w:szCs w:val="26"/>
+        </w:rPr>
+        <w:t xml:space="preserve">Hỗ trợ nha sĩ trong quá trình tái khám. </w:t>
+      </w:r>
+    </w:p>
+    <w:p>
+      <w:pPr>
+        <w:pStyle w:val="ListParagraph"/>
+        <w:numPr>
+          <w:ilvl w:val="1"/>
+          <w:numId w:val="14"/>
+        </w:numPr>
+        <w:spacing w:after="0" w:line="240" w:lineRule="auto"/>
+        <w:rPr>
+          <w:rFonts w:ascii="Times New Roman" w:eastAsia="Times New Roman" w:hAnsi="Times New Roman" w:cs="Times New Roman"/>
+          <w:sz w:val="26"/>
+          <w:szCs w:val="26"/>
+        </w:rPr>
+      </w:pPr>
+      <w:r>
+        <w:rPr>
+          <w:rFonts w:ascii="Times New Roman" w:eastAsia="Times New Roman" w:hAnsi="Times New Roman" w:cs="Times New Roman"/>
+          <w:sz w:val="26"/>
+          <w:szCs w:val="26"/>
+        </w:rPr>
+        <w:t xml:space="preserve">Ghi nhận thông tin hỗ trợ trong phạm vi được phân quyền. </w:t>
+      </w:r>
+    </w:p>
+    <w:p>
+      <w:pPr>
+        <w:pStyle w:val="ListParagraph"/>
+        <w:numPr>
+          <w:ilvl w:val="1"/>
+          <w:numId w:val="14"/>
+        </w:numPr>
+        <w:spacing w:after="0" w:line="240" w:lineRule="auto"/>
+        <w:rPr>
+          <w:rFonts w:ascii="Times New Roman" w:eastAsia="Times New Roman" w:hAnsi="Times New Roman" w:cs="Times New Roman"/>
+          <w:sz w:val="26"/>
+          <w:szCs w:val="26"/>
+        </w:rPr>
+      </w:pPr>
+      <w:r>
+        <w:rPr>
+          <w:rFonts w:ascii="Times New Roman" w:eastAsia="Times New Roman" w:hAnsi="Times New Roman" w:cs="Times New Roman"/>
+          <w:sz w:val="26"/>
+          <w:szCs w:val="26"/>
+        </w:rPr>
+        <w:t xml:space="preserve">Theo dõi các buổi điều trị tiếp theo. </w:t>
+      </w:r>
+    </w:p>
+    <w:p>
+      <w:pPr>
+        <w:pStyle w:val="ListParagraph"/>
+        <w:numPr>
+          <w:ilvl w:val="1"/>
+          <w:numId w:val="14"/>
+        </w:numPr>
+        <w:spacing w:after="0" w:line="240" w:lineRule="auto"/>
+        <w:rPr>
+          <w:rFonts w:ascii="Times New Roman" w:eastAsia="Times New Roman" w:hAnsi="Times New Roman" w:cs="Times New Roman"/>
+          <w:sz w:val="26"/>
+          <w:szCs w:val="26"/>
+        </w:rPr>
+      </w:pPr>
+      <w:r>
+        <w:rPr>
+          <w:rFonts w:ascii="Times New Roman" w:eastAsia="Times New Roman" w:hAnsi="Times New Roman" w:cs="Times New Roman"/>
+          <w:sz w:val="26"/>
+          <w:szCs w:val="26"/>
+        </w:rPr>
+        <w:lastRenderedPageBreak/>
+        <w:t xml:space="preserve">Theo dõi các lịch tái khám tiếp theo. </w:t>
+      </w:r>
+    </w:p>
+    <w:p>
+      <w:pPr>
+        <w:pStyle w:val="ListParagraph"/>
+        <w:numPr>
+          <w:ilvl w:val="1"/>
+          <w:numId w:val="14"/>
+        </w:numPr>
+        <w:spacing w:afterLines="120" w:after="288" w:line="240" w:lineRule="auto"/>
+        <w:jc w:val="both"/>
+        <w:rPr>
+          <w:rFonts w:ascii="Times New Roman" w:hAnsi="Times New Roman" w:cs="Times New Roman"/>
+          <w:bCs/>
+          <w:sz w:val="26"/>
+          <w:szCs w:val="26"/>
+          <w:u w:val="single"/>
+        </w:rPr>
+      </w:pPr>
+      <w:r>
+        <w:rPr>
+          <w:rFonts w:ascii="Times New Roman" w:eastAsia="Times New Roman" w:hAnsi="Times New Roman" w:cs="Times New Roman"/>
+          <w:sz w:val="26"/>
+          <w:szCs w:val="26"/>
+        </w:rPr>
+        <w:t>Tạo lịch tái khám theo chỉ định của nha sĩ.</w:t>
+      </w:r>
+    </w:p>
+    <w:p>
+      <w:pPr>
+        <w:pStyle w:val="ListParagraph"/>
+        <w:spacing w:afterLines="120" w:after="288" w:line="240" w:lineRule="auto"/>
+        <w:ind w:left="1800"/>
+        <w:jc w:val="both"/>
+        <w:rPr>
+          <w:rFonts w:ascii="Times New Roman" w:hAnsi="Times New Roman" w:cs="Times New Roman"/>
+          <w:bCs/>
+          <w:sz w:val="26"/>
+          <w:szCs w:val="26"/>
+          <w:u w:val="single"/>
+        </w:rPr>
+      </w:pPr>
+    </w:p>
+    <w:p>
+      <w:pPr>
+        <w:pStyle w:val="ListParagraph"/>
+        <w:numPr>
+          <w:ilvl w:val="1"/>
+          <w:numId w:val="4"/>
+        </w:numPr>
+        <w:spacing w:afterLines="120" w:after="288" w:line="240" w:lineRule="auto"/>
+        <w:jc w:val="both"/>
+        <w:rPr>
+          <w:rFonts w:ascii="Times New Roman" w:hAnsi="Times New Roman" w:cs="Times New Roman"/>
+          <w:b/>
+          <w:sz w:val="26"/>
+          <w:szCs w:val="26"/>
+        </w:rPr>
+      </w:pPr>
+      <w:r>
+        <w:rPr>
+          <w:rFonts w:ascii="Times New Roman" w:hAnsi="Times New Roman" w:cs="Times New Roman"/>
+          <w:b/>
+          <w:sz w:val="26"/>
+          <w:szCs w:val="26"/>
+        </w:rPr>
+        <w:t xml:space="preserve">Yêu cầu phi chức năng </w:t>
+      </w:r>
+    </w:p>
+    <w:p>
+      <w:pPr>
+        <w:pStyle w:val="ListParagraph"/>
+        <w:numPr>
+          <w:ilvl w:val="0"/>
+          <w:numId w:val="25"/>
+        </w:numPr>
+        <w:spacing w:afterLines="120" w:after="288" w:line="276" w:lineRule="auto"/>
+        <w:jc w:val="both"/>
+        <w:rPr>
+          <w:rFonts w:ascii="Times New Roman" w:hAnsi="Times New Roman" w:cs="Times New Roman"/>
+          <w:bCs/>
+          <w:sz w:val="26"/>
+          <w:szCs w:val="26"/>
+        </w:rPr>
+      </w:pPr>
+      <w:r>
+        <w:rPr>
+          <w:rFonts w:ascii="Times New Roman" w:hAnsi="Times New Roman" w:cs="Times New Roman"/>
+          <w:bCs/>
+          <w:sz w:val="26"/>
+          <w:szCs w:val="26"/>
+        </w:rPr>
+        <w:t>Hệ thống phải phân quyền chức năng theo vai trò:</w:t>
+      </w:r>
+    </w:p>
+    <w:p>
+      <w:pPr>
+        <w:pStyle w:val="ListParagraph"/>
+        <w:numPr>
+          <w:ilvl w:val="1"/>
+          <w:numId w:val="25"/>
+        </w:numPr>
+        <w:spacing w:afterLines="120" w:after="288" w:line="276" w:lineRule="auto"/>
+        <w:jc w:val="both"/>
+        <w:rPr>
+          <w:rFonts w:ascii="Times New Roman" w:hAnsi="Times New Roman" w:cs="Times New Roman"/>
+          <w:bCs/>
+          <w:sz w:val="26"/>
+          <w:szCs w:val="26"/>
+        </w:rPr>
+      </w:pPr>
+      <w:r>
+        <w:rPr>
+          <w:rFonts w:ascii="Times New Roman" w:hAnsi="Times New Roman" w:cs="Times New Roman"/>
+          <w:bCs/>
+          <w:sz w:val="26"/>
+          <w:szCs w:val="26"/>
+        </w:rPr>
+        <w:t xml:space="preserve">Nha sĩ được quản lý kế hoạch, điều trị và tái khám. </w:t>
+      </w:r>
+    </w:p>
+    <w:p>
+      <w:pPr>
+        <w:pStyle w:val="ListParagraph"/>
+        <w:numPr>
+          <w:ilvl w:val="1"/>
+          <w:numId w:val="25"/>
+        </w:numPr>
+        <w:spacing w:afterLines="120" w:after="288" w:line="276" w:lineRule="auto"/>
+        <w:jc w:val="both"/>
+        <w:rPr>
+          <w:rFonts w:ascii="Times New Roman" w:hAnsi="Times New Roman" w:cs="Times New Roman"/>
+          <w:bCs/>
+          <w:sz w:val="26"/>
+          <w:szCs w:val="26"/>
+        </w:rPr>
+      </w:pPr>
+      <w:r>
+        <w:rPr>
+          <w:rFonts w:ascii="Times New Roman" w:hAnsi="Times New Roman" w:cs="Times New Roman"/>
+          <w:bCs/>
+          <w:sz w:val="26"/>
+          <w:szCs w:val="26"/>
+        </w:rPr>
+        <w:t xml:space="preserve">Nhân viên được quản lý lịch điều trị/tái khám trong phạm vi được phân quyền. </w:t>
+      </w:r>
+    </w:p>
+    <w:p>
+      <w:pPr>
+        <w:pStyle w:val="ListParagraph"/>
+        <w:numPr>
+          <w:ilvl w:val="1"/>
+          <w:numId w:val="25"/>
+        </w:numPr>
+        <w:spacing w:afterLines="120" w:after="288" w:line="276" w:lineRule="auto"/>
+        <w:jc w:val="both"/>
+        <w:rPr>
+          <w:rFonts w:ascii="Times New Roman" w:hAnsi="Times New Roman" w:cs="Times New Roman"/>
+          <w:bCs/>
+          <w:sz w:val="26"/>
+          <w:szCs w:val="26"/>
+        </w:rPr>
+      </w:pPr>
+      <w:r>
+        <w:rPr>
+          <w:rFonts w:ascii="Times New Roman" w:hAnsi="Times New Roman" w:cs="Times New Roman"/>
+          <w:bCs/>
+          <w:sz w:val="26"/>
+          <w:szCs w:val="26"/>
+        </w:rPr>
+        <w:t>Y tá chỉ được xem các lịch được phân công và ghi nhận thông tin hỗ trợ trong phạm vi được cấp quyền.</w:t>
+      </w:r>
+    </w:p>
+    <w:p>
+      <w:pPr>
+        <w:pStyle w:val="ListParagraph"/>
+        <w:numPr>
+          <w:ilvl w:val="0"/>
+          <w:numId w:val="25"/>
+        </w:numPr>
+        <w:spacing w:afterLines="120" w:after="288" w:line="276" w:lineRule="auto"/>
+        <w:jc w:val="both"/>
+        <w:rPr>
+          <w:rFonts w:ascii="Times New Roman" w:hAnsi="Times New Roman" w:cs="Times New Roman"/>
+          <w:bCs/>
+          <w:sz w:val="26"/>
+          <w:szCs w:val="26"/>
+        </w:rPr>
+      </w:pPr>
+      <w:r>
+        <w:rPr>
+          <w:rFonts w:ascii="Times New Roman" w:hAnsi="Times New Roman" w:cs="Times New Roman"/>
+          <w:bCs/>
+          <w:sz w:val="26"/>
+          <w:szCs w:val="26"/>
+        </w:rPr>
+        <w:t>Thông tin kế hoạch điều trị, lịch sử điều trị và kết quả tái khám của bệnh nhân phải được bảo vệ, chỉ người dùng có quyền mới được phép truy cập.</w:t>
+      </w:r>
+    </w:p>
+    <w:p>
+      <w:pPr>
+        <w:pStyle w:val="ListParagraph"/>
+        <w:numPr>
+          <w:ilvl w:val="0"/>
+          <w:numId w:val="25"/>
+        </w:numPr>
+        <w:spacing w:afterLines="120" w:after="288" w:line="276" w:lineRule="auto"/>
+        <w:jc w:val="both"/>
+        <w:rPr>
+          <w:rFonts w:ascii="Times New Roman" w:hAnsi="Times New Roman" w:cs="Times New Roman"/>
+          <w:bCs/>
+          <w:sz w:val="26"/>
+          <w:szCs w:val="26"/>
+        </w:rPr>
+      </w:pPr>
+      <w:r>
+        <w:rPr>
+          <w:rFonts w:ascii="Times New Roman" w:hAnsi="Times New Roman" w:cs="Times New Roman"/>
+          <w:bCs/>
+          <w:sz w:val="26"/>
+          <w:szCs w:val="26"/>
+        </w:rPr>
+        <w:t>Hệ thống phải đảm bảo dữ liệu điều trị và tái khám được lưu chính xác, không làm mất hoặc ghi đè sai lịch sử điều trị đã thực hiện.</w:t>
+      </w:r>
+    </w:p>
+    <w:p>
+      <w:pPr>
+        <w:pStyle w:val="ListParagraph"/>
+        <w:numPr>
+          <w:ilvl w:val="0"/>
+          <w:numId w:val="25"/>
+        </w:numPr>
+        <w:spacing w:afterLines="120" w:after="288" w:line="276" w:lineRule="auto"/>
+        <w:jc w:val="both"/>
+        <w:rPr>
+          <w:rFonts w:ascii="Times New Roman" w:hAnsi="Times New Roman" w:cs="Times New Roman"/>
+          <w:bCs/>
+          <w:sz w:val="26"/>
+          <w:szCs w:val="26"/>
+        </w:rPr>
+      </w:pPr>
+      <w:r>
+        <w:rPr>
+          <w:rFonts w:ascii="Times New Roman" w:hAnsi="Times New Roman" w:cs="Times New Roman"/>
+          <w:bCs/>
+          <w:sz w:val="26"/>
+          <w:szCs w:val="26"/>
+        </w:rPr>
+        <w:t xml:space="preserve">Các thay đổi đối với kế hoạch điều trị phải được lưu lại, bao gồm </w:t>
+      </w:r>
+      <w:r>
+        <w:rPr>
+          <w:rFonts w:ascii="Times New Roman" w:hAnsi="Times New Roman" w:cs="Times New Roman"/>
+          <w:b/>
+          <w:bCs/>
+          <w:sz w:val="26"/>
+          <w:szCs w:val="26"/>
+        </w:rPr>
+        <w:t>lý do điều chỉnh và người thực hiện điều chỉnh</w:t>
+      </w:r>
+      <w:r>
+        <w:rPr>
+          <w:rFonts w:ascii="Times New Roman" w:hAnsi="Times New Roman" w:cs="Times New Roman"/>
+          <w:bCs/>
+          <w:sz w:val="26"/>
+          <w:szCs w:val="26"/>
+        </w:rPr>
+        <w:t>, phù hợp với quy trình khảo sát.</w:t>
+      </w:r>
+    </w:p>
+    <w:p>
+      <w:pPr>
+        <w:pStyle w:val="ListParagraph"/>
+        <w:numPr>
+          <w:ilvl w:val="0"/>
+          <w:numId w:val="25"/>
+        </w:numPr>
+        <w:spacing w:afterLines="120" w:after="288" w:line="276" w:lineRule="auto"/>
+        <w:jc w:val="both"/>
+        <w:rPr>
+          <w:rFonts w:ascii="Times New Roman" w:hAnsi="Times New Roman" w:cs="Times New Roman"/>
+          <w:bCs/>
+          <w:sz w:val="26"/>
+          <w:szCs w:val="26"/>
+        </w:rPr>
+      </w:pPr>
+      <w:r>
+        <w:rPr>
+          <w:rFonts w:ascii="Times New Roman" w:hAnsi="Times New Roman" w:cs="Times New Roman"/>
+          <w:bCs/>
+          <w:sz w:val="26"/>
+          <w:szCs w:val="26"/>
+        </w:rPr>
+        <w:t>Khi hoàn thành một buổi điều trị, trạng thái dịch vụ và tiến độ kế hoạch phải được cập nhật nhất quán với kết quả thực tế của buổi điều trị.</w:t>
+      </w:r>
+    </w:p>
+    <w:p>
+      <w:pPr>
+        <w:pStyle w:val="ListParagraph"/>
+        <w:numPr>
+          <w:ilvl w:val="0"/>
+          <w:numId w:val="25"/>
+        </w:numPr>
+        <w:spacing w:afterLines="120" w:after="288" w:line="276" w:lineRule="auto"/>
+        <w:jc w:val="both"/>
+        <w:rPr>
+          <w:rFonts w:ascii="Times New Roman" w:hAnsi="Times New Roman" w:cs="Times New Roman"/>
+          <w:bCs/>
+          <w:sz w:val="26"/>
+          <w:szCs w:val="26"/>
+        </w:rPr>
+      </w:pPr>
+      <w:r>
+        <w:rPr>
+          <w:rFonts w:ascii="Times New Roman" w:hAnsi="Times New Roman" w:cs="Times New Roman"/>
+          <w:bCs/>
+          <w:sz w:val="26"/>
+          <w:szCs w:val="26"/>
+        </w:rPr>
+        <w:t>Các thao tác tra cứu kế hoạch điều trị, lịch sử điều trị và lịch tái khám phải có thời gian phản hồi phù hợp để không gây gián đoạn quá trình tiếp nhận và điều trị.</w:t>
+      </w:r>
+    </w:p>
+    <w:p>
+      <w:pPr>
+        <w:pStyle w:val="ListParagraph"/>
+        <w:numPr>
+          <w:ilvl w:val="0"/>
+          <w:numId w:val="25"/>
+        </w:numPr>
+        <w:spacing w:afterLines="120" w:after="288" w:line="276" w:lineRule="auto"/>
+        <w:jc w:val="both"/>
+        <w:rPr>
+          <w:rFonts w:ascii="Times New Roman" w:hAnsi="Times New Roman" w:cs="Times New Roman"/>
+          <w:bCs/>
+          <w:sz w:val="26"/>
+          <w:szCs w:val="26"/>
+        </w:rPr>
+      </w:pPr>
+      <w:r>
+        <w:rPr>
+          <w:rFonts w:ascii="Times New Roman" w:hAnsi="Times New Roman" w:cs="Times New Roman"/>
+          <w:bCs/>
+          <w:sz w:val="26"/>
+          <w:szCs w:val="26"/>
+        </w:rPr>
+        <w:t>Hệ thống phải cho phép nha sĩ, nhân viên và y tá dễ dàng truy cập các thông tin cần thiết trong quá trình điều trị và tái khám.</w:t>
+      </w:r>
+    </w:p>
+    <w:p>
+      <w:pPr>
+        <w:pStyle w:val="ListParagraph"/>
+        <w:spacing w:afterLines="120" w:after="288" w:line="240" w:lineRule="auto"/>
+        <w:ind w:left="1440"/>
+        <w:jc w:val="both"/>
+        <w:rPr>
+          <w:rFonts w:ascii="Times New Roman" w:hAnsi="Times New Roman" w:cs="Times New Roman"/>
+          <w:b/>
+          <w:sz w:val="26"/>
+          <w:szCs w:val="26"/>
+        </w:rPr>
+      </w:pPr>
+    </w:p>
+    <w:p>
+      <w:pPr>
+        <w:spacing w:afterLines="120" w:after="288" w:line="240" w:lineRule="auto"/>
+        <w:ind w:left="1080"/>
+        <w:jc w:val="both"/>
+        <w:rPr>
+          <w:rFonts w:ascii="Times New Roman" w:hAnsi="Times New Roman" w:cs="Times New Roman"/>
+          <w:b/>
+          <w:sz w:val="26"/>
+          <w:szCs w:val="26"/>
+        </w:rPr>
+      </w:pPr>
+    </w:p>
+    <w:p>
+      <w:pPr>
+        <w:spacing w:afterLines="120" w:after="288" w:line="240" w:lineRule="auto"/>
+        <w:jc w:val="both"/>
+        <w:rPr>
+          <w:rFonts w:ascii="Times New Roman" w:hAnsi="Times New Roman" w:cs="Times New Roman"/>
+          <w:bCs/>
+          <w:sz w:val="26"/>
+          <w:szCs w:val="26"/>
+        </w:rPr>
+      </w:pPr>
+    </w:p>
+    <w:p>
+      <w:pPr>
+        <w:spacing w:afterLines="120" w:after="288" w:line="240" w:lineRule="auto"/>
+        <w:ind w:left="1080"/>
+        <w:jc w:val="both"/>
+        <w:rPr>
+          <w:rFonts w:ascii="Times New Roman" w:hAnsi="Times New Roman" w:cs="Times New Roman"/>
+          <w:bCs/>
+          <w:sz w:val="26"/>
+          <w:szCs w:val="26"/>
+        </w:rPr>
+      </w:pPr>
+      <w:r>
+        <w:rPr>
+          <w:rFonts w:ascii="Times New Roman" w:hAnsi="Times New Roman" w:cs="Times New Roman"/>
+          <w:bCs/>
+          <w:sz w:val="26"/>
+          <w:szCs w:val="26"/>
+        </w:rPr>
+        <w:tab/>
+      </w:r>
+    </w:p>
+    <w:p>
+      <w:pPr>
+        <w:pStyle w:val="ListParagraph"/>
+        <w:spacing w:afterLines="120" w:after="288" w:line="240" w:lineRule="auto"/>
+        <w:ind w:left="1440"/>
+        <w:jc w:val="both"/>
+        <w:rPr>
+          <w:rFonts w:ascii="Times New Roman" w:hAnsi="Times New Roman" w:cs="Times New Roman"/>
+          <w:bCs/>
+          <w:sz w:val="26"/>
+          <w:szCs w:val="26"/>
+          <w:u w:val="single"/>
+        </w:rPr>
+      </w:pPr>
+    </w:p>
+    <w:p>
+      <w:pPr>
+        <w:spacing w:afterLines="120" w:after="288" w:line="240" w:lineRule="auto"/>
+        <w:jc w:val="both"/>
+        <w:rPr>
+          <w:rFonts w:ascii="Times New Roman" w:hAnsi="Times New Roman" w:cs="Times New Roman"/>
+          <w:bCs/>
+          <w:sz w:val="26"/>
+          <w:szCs w:val="26"/>
+        </w:rPr>
+      </w:pPr>
+      <w:r>
+        <w:rPr>
+          <w:rFonts w:ascii="Times New Roman" w:hAnsi="Times New Roman" w:cs="Times New Roman"/>
+          <w:bCs/>
+          <w:sz w:val="26"/>
+          <w:szCs w:val="26"/>
+        </w:rPr>
+        <w:tab/>
+      </w:r>
+    </w:p>
+    <w:p>
+      <w:pPr>
+        <w:spacing w:afterLines="120" w:after="288" w:line="240" w:lineRule="auto"/>
+        <w:ind w:left="284"/>
+        <w:jc w:val="both"/>
+        <w:rPr>
+          <w:rFonts w:ascii="Times New Roman" w:hAnsi="Times New Roman" w:cs="Times New Roman"/>
+          <w:bCs/>
+          <w:sz w:val="26"/>
+          <w:szCs w:val="26"/>
+          <w:u w:val="single"/>
+        </w:rPr>
+      </w:pPr>
+    </w:p>
+    <w:p>
+      <w:pPr>
+        <w:spacing w:afterLines="120" w:after="288" w:line="240" w:lineRule="auto"/>
+        <w:ind w:left="720"/>
+        <w:jc w:val="both"/>
+        <w:rPr>
+          <w:rFonts w:ascii="Times New Roman" w:hAnsi="Times New Roman" w:cs="Times New Roman"/>
+          <w:b/>
+          <w:sz w:val="26"/>
+          <w:szCs w:val="26"/>
+        </w:rPr>
+      </w:pPr>
+    </w:p>
+    <w:p>
+      <w:pPr>
+        <w:pStyle w:val="ListParagraph"/>
+        <w:spacing w:afterLines="120" w:after="288" w:line="240" w:lineRule="auto"/>
+        <w:ind w:left="284"/>
+        <w:jc w:val="both"/>
+        <w:rPr>
+          <w:rFonts w:ascii="Times New Roman" w:hAnsi="Times New Roman" w:cs="Times New Roman"/>
+          <w:b/>
+          <w:sz w:val="26"/>
+          <w:szCs w:val="26"/>
+        </w:rPr>
+      </w:pPr>
+    </w:p>
+    <w:p>
+      <w:pPr>
+        <w:spacing w:afterLines="120" w:after="288" w:line="240" w:lineRule="auto"/>
+        <w:jc w:val="both"/>
+        <w:rPr>
+          <w:rFonts w:ascii="Times New Roman" w:hAnsi="Times New Roman" w:cs="Times New Roman"/>
+          <w:bCs/>
+          <w:sz w:val="26"/>
+          <w:szCs w:val="26"/>
+          <w:u w:val="single"/>
+        </w:rPr>
+      </w:pPr>
+    </w:p>
+    <w:p>
+      <w:pPr>
+        <w:pStyle w:val="ListParagraph"/>
+        <w:spacing w:afterLines="120" w:after="288" w:line="240" w:lineRule="auto"/>
+        <w:ind w:left="284"/>
+        <w:jc w:val="both"/>
+        <w:rPr>
+          <w:rFonts w:ascii="Times New Roman" w:hAnsi="Times New Roman" w:cs="Times New Roman"/>
+          <w:b/>
+          <w:sz w:val="26"/>
+          <w:szCs w:val="26"/>
+        </w:rPr>
+      </w:pPr>
+      <w:r>
+        <w:rPr>
+          <w:rFonts w:ascii="Times New Roman" w:hAnsi="Times New Roman" w:cs="Times New Roman"/>
+          <w:b/>
+          <w:sz w:val="26"/>
+          <w:szCs w:val="26"/>
+        </w:rPr>
+        <w:lastRenderedPageBreak/>
+        <w:tab/>
+      </w:r>
+    </w:p>
+    <w:p>
+      <w:pPr>
+        <w:pStyle w:val="ListParagraph"/>
+        <w:spacing w:afterLines="120" w:after="288" w:line="240" w:lineRule="auto"/>
+        <w:ind w:left="284"/>
+        <w:jc w:val="both"/>
+        <w:rPr>
+          <w:rFonts w:ascii="Times New Roman" w:hAnsi="Times New Roman" w:cs="Times New Roman"/>
+          <w:b/>
+          <w:sz w:val="26"/>
+          <w:szCs w:val="26"/>
+        </w:rPr>
+      </w:pPr>
+    </w:p>
+    <w:p>
+      <w:pPr>
         <w:spacing w:afterLines="120" w:after="288" w:line="240" w:lineRule="auto"/>
         <w:jc w:val="both"/>
         <w:rPr>
@@ -6724,12 +8332,12 @@
       </w:pPr>
     </w:p>
     <w:sectPr>
-      <w:headerReference w:type="even" r:id="rId8"/>
-      <w:headerReference w:type="default" r:id="rId9"/>
-      <w:footerReference w:type="even" r:id="rId10"/>
-      <w:footerReference w:type="default" r:id="rId11"/>
-      <w:headerReference w:type="first" r:id="rId12"/>
-      <w:footerReference w:type="first" r:id="rId13"/>
+      <w:headerReference w:type="even" r:id="rId9"/>
+      <w:headerReference w:type="default" r:id="rId10"/>
+      <w:footerReference w:type="even" r:id="rId11"/>
+      <w:footerReference w:type="default" r:id="rId12"/>
+      <w:headerReference w:type="first" r:id="rId13"/>
+      <w:footerReference w:type="first" r:id="rId14"/>
       <w:pgSz w:w="12240" w:h="15840" w:code="1"/>
       <w:pgMar w:top="851" w:right="851" w:bottom="851" w:left="1134" w:header="567" w:footer="567" w:gutter="0"/>
       <w:cols w:space="720"/>
@@ -7121,7 +8729,146 @@
 
 <file path=word/numbering.xml><?xml version="1.0" encoding="utf-8"?>
 <w:numbering xmlns:wpc="http://schemas.microsoft.com/office/word/2010/wordprocessingCanvas" xmlns:cx="http://schemas.microsoft.com/office/drawing/2014/chartex" xmlns:cx1="http://schemas.microsoft.com/office/drawing/2015/9/8/chartex" xmlns:cx2="http://schemas.microsoft.com/office/drawing/2015/10/21/chartex" xmlns:cx3="http://schemas.microsoft.com/office/drawing/2016/5/9/chartex" xmlns:cx4="http://schemas.microsoft.com/office/drawing/2016/5/10/chartex" xmlns:cx5="http://schemas.microsoft.com/office/drawing/2016/5/11/chartex" xmlns:cx6="http://schemas.microsoft.com/office/drawing/2016/5/12/chartex" xmlns:cx7="http://schemas.microsoft.com/office/drawing/2016/5/13/chartex" xmlns:cx8="http://schemas.microsoft.com/office/drawing/2016/5/14/chartex" xmlns:mc="http://schemas.openxmlformats.org/markup-compatibility/2006" xmlns:aink="http://schemas.microsoft.com/office/drawing/2016/ink" xmlns:am3d="http://schemas.microsoft.com/office/drawing/2017/model3d" xmlns:o="urn:schemas-microsoft-com:office:office" xmlns:oel="http://schemas.microsoft.com/office/2019/extlst" xmlns:r="http://schemas.openxmlformats.org/officeDocument/2006/relationships" xmlns:m="http://schemas.openxmlformats.org/officeDocument/2006/math" xmlns:v="urn:schemas-microsoft-com:vml" xmlns:wp14="http://schemas.microsoft.com/office/word/2010/wordprocessingDrawing" xmlns:wp="http://schemas.openxmlformats.org/drawingml/2006/wordprocessingDrawing" xmlns:w10="urn:schemas-microsoft-com:office:word" xmlns:w="http://schemas.openxmlformats.org/wordprocessingml/2006/main" xmlns:w14="http://schemas.microsoft.com/office/word/2010/wordml" xmlns:w15="http://schemas.microsoft.com/office/word/2012/wordml" xmlns:w16cex="http://schemas.microsoft.com/office/word/2018/wordml/cex" xmlns:w16cid="http://schemas.microsoft.com/office/word/2016/wordml/cid" xmlns:w16="http://schemas.microsoft.com/office/word/2018/wordml" xmlns:w16du="http://schemas.microsoft.com/office/word/2023/wordml/word16du" xmlns:w16sdtdh="http://schemas.microsoft.com/office/word/2020/wordml/sdtdatahash" xmlns:w16sdtfl="http://schemas.microsoft.com/office/word/2024/wordml/sdtformatlock" xmlns:w16se="http://schemas.microsoft.com/office/word/2015/wordml/symex" xmlns:wpg="http://schemas.microsoft.com/office/word/2010/wordprocessingGroup" xmlns:wpi="http://schemas.microsoft.com/office/word/2010/wordprocessingInk" xmlns:wne="http://schemas.microsoft.com/office/word/2006/wordml" xmlns:wps="http://schemas.microsoft.com/office/word/2010/wordprocessingShape" mc:Ignorable="w14 w15 w16se w16cid w16 w16cex w16sdtdh w16sdtfl w16du wp14">
+  <w:numPicBullet w:numPicBulletId="0">
+    <w:pict>
+      <v:shapetype id="_x0000_t75" coordsize="21600,21600" o:spt="75" o:preferrelative="t" path="m@4@5l@4@11@9@11@9@5xe" filled="f" stroked="f">
+        <v:stroke joinstyle="miter"/>
+        <v:formulas>
+          <v:f eqn="if lineDrawn pixelLineWidth 0"/>
+          <v:f eqn="sum @0 1 0"/>
+          <v:f eqn="sum 0 0 @1"/>
+          <v:f eqn="prod @2 1 2"/>
+          <v:f eqn="prod @3 21600 pixelWidth"/>
+          <v:f eqn="prod @3 21600 pixelHeight"/>
+          <v:f eqn="sum @0 0 1"/>
+          <v:f eqn="prod @6 1 2"/>
+          <v:f eqn="prod @7 21600 pixelWidth"/>
+          <v:f eqn="sum @8 21600 0"/>
+          <v:f eqn="prod @7 21600 pixelHeight"/>
+          <v:f eqn="sum @10 21600 0"/>
+        </v:formulas>
+        <v:path o:extrusionok="f" gradientshapeok="t" o:connecttype="rect"/>
+        <o:lock v:ext="edit" aspectratio="t"/>
+      </v:shapetype>
+      <v:shape id="_x0000_i1025" type="#_x0000_t75" style="width:11.15pt;height:11.15pt" o:bullet="t">
+        <v:imagedata r:id="rId1" o:title="mso5725"/>
+      </v:shape>
+    </w:pict>
+  </w:numPicBullet>
   <w:abstractNum w:abstractNumId="0" w15:restartNumberingAfterBreak="0">
+    <w:nsid w:val="01EF694D"/>
+    <w:multiLevelType w:val="hybridMultilevel"/>
+    <w:tmpl w:val="FC722652"/>
+    <w:lvl w:ilvl="0" w:tplc="04090001">
+      <w:start w:val="1"/>
+      <w:numFmt w:val="bullet"/>
+      <w:lvlText w:val=""/>
+      <w:lvlJc w:val="left"/>
+      <w:pPr>
+        <w:ind w:left="2520" w:hanging="360"/>
+      </w:pPr>
+      <w:rPr>
+        <w:rFonts w:ascii="Symbol" w:hAnsi="Symbol" w:hint="default"/>
+      </w:rPr>
+    </w:lvl>
+    <w:lvl w:ilvl="1" w:tplc="04090003" w:tentative="1">
+      <w:start w:val="1"/>
+      <w:numFmt w:val="bullet"/>
+      <w:lvlText w:val="o"/>
+      <w:lvlJc w:val="left"/>
+      <w:pPr>
+        <w:ind w:left="3240" w:hanging="360"/>
+      </w:pPr>
+      <w:rPr>
+        <w:rFonts w:ascii="Courier New" w:hAnsi="Courier New" w:cs="Courier New" w:hint="default"/>
+      </w:rPr>
+    </w:lvl>
+    <w:lvl w:ilvl="2" w:tplc="04090005" w:tentative="1">
+      <w:start w:val="1"/>
+      <w:numFmt w:val="bullet"/>
+      <w:lvlText w:val=""/>
+      <w:lvlJc w:val="left"/>
+      <w:pPr>
+        <w:ind w:left="3960" w:hanging="360"/>
+      </w:pPr>
+      <w:rPr>
+        <w:rFonts w:ascii="Wingdings" w:hAnsi="Wingdings" w:hint="default"/>
+      </w:rPr>
+    </w:lvl>
+    <w:lvl w:ilvl="3" w:tplc="04090001" w:tentative="1">
+      <w:start w:val="1"/>
+      <w:numFmt w:val="bullet"/>
+      <w:lvlText w:val=""/>
+      <w:lvlJc w:val="left"/>
+      <w:pPr>
+        <w:ind w:left="4680" w:hanging="360"/>
+      </w:pPr>
+      <w:rPr>
+        <w:rFonts w:ascii="Symbol" w:hAnsi="Symbol" w:hint="default"/>
+      </w:rPr>
+    </w:lvl>
+    <w:lvl w:ilvl="4" w:tplc="04090003" w:tentative="1">
+      <w:start w:val="1"/>
+      <w:numFmt w:val="bullet"/>
+      <w:lvlText w:val="o"/>
+      <w:lvlJc w:val="left"/>
+      <w:pPr>
+        <w:ind w:left="5400" w:hanging="360"/>
+      </w:pPr>
+      <w:rPr>
+        <w:rFonts w:ascii="Courier New" w:hAnsi="Courier New" w:cs="Courier New" w:hint="default"/>
+      </w:rPr>
+    </w:lvl>
+    <w:lvl w:ilvl="5" w:tplc="04090005" w:tentative="1">
+      <w:start w:val="1"/>
+      <w:numFmt w:val="bullet"/>
+      <w:lvlText w:val=""/>
+      <w:lvlJc w:val="left"/>
+      <w:pPr>
+        <w:ind w:left="6120" w:hanging="360"/>
+      </w:pPr>
+      <w:rPr>
+        <w:rFonts w:ascii="Wingdings" w:hAnsi="Wingdings" w:hint="default"/>
+      </w:rPr>
+    </w:lvl>
+    <w:lvl w:ilvl="6" w:tplc="04090001" w:tentative="1">
+      <w:start w:val="1"/>
+      <w:numFmt w:val="bullet"/>
+      <w:lvlText w:val=""/>
+      <w:lvlJc w:val="left"/>
+      <w:pPr>
+        <w:ind w:left="6840" w:hanging="360"/>
+      </w:pPr>
+      <w:rPr>
+        <w:rFonts w:ascii="Symbol" w:hAnsi="Symbol" w:hint="default"/>
+      </w:rPr>
+    </w:lvl>
+    <w:lvl w:ilvl="7" w:tplc="04090003" w:tentative="1">
+      <w:start w:val="1"/>
+      <w:numFmt w:val="bullet"/>
+      <w:lvlText w:val="o"/>
+      <w:lvlJc w:val="left"/>
+      <w:pPr>
+        <w:ind w:left="7560" w:hanging="360"/>
+      </w:pPr>
+      <w:rPr>
+        <w:rFonts w:ascii="Courier New" w:hAnsi="Courier New" w:cs="Courier New" w:hint="default"/>
+      </w:rPr>
+    </w:lvl>
+    <w:lvl w:ilvl="8" w:tplc="04090005" w:tentative="1">
+      <w:start w:val="1"/>
+      <w:numFmt w:val="bullet"/>
+      <w:lvlText w:val=""/>
+      <w:lvlJc w:val="left"/>
+      <w:pPr>
+        <w:ind w:left="8280" w:hanging="360"/>
+      </w:pPr>
+      <w:rPr>
+        <w:rFonts w:ascii="Wingdings" w:hAnsi="Wingdings" w:hint="default"/>
+      </w:rPr>
+    </w:lvl>
+  </w:abstractNum>
+  <w:abstractNum w:abstractNumId="1" w15:restartNumberingAfterBreak="0">
     <w:nsid w:val="0D2A3DA6"/>
     <w:multiLevelType w:val="hybridMultilevel"/>
     <w:tmpl w:val="95F8EFFC"/>
@@ -7234,7 +8981,233 @@
       </w:rPr>
     </w:lvl>
   </w:abstractNum>
-  <w:abstractNum w:abstractNumId="1" w15:restartNumberingAfterBreak="0">
+  <w:abstractNum w:abstractNumId="2" w15:restartNumberingAfterBreak="0">
+    <w:nsid w:val="11C44AC4"/>
+    <w:multiLevelType w:val="hybridMultilevel"/>
+    <w:tmpl w:val="08AC174C"/>
+    <w:lvl w:ilvl="0" w:tplc="0409000B">
+      <w:start w:val="1"/>
+      <w:numFmt w:val="bullet"/>
+      <w:lvlText w:val=""/>
+      <w:lvlJc w:val="left"/>
+      <w:pPr>
+        <w:ind w:left="1080" w:hanging="360"/>
+      </w:pPr>
+      <w:rPr>
+        <w:rFonts w:ascii="Wingdings" w:hAnsi="Wingdings" w:hint="default"/>
+      </w:rPr>
+    </w:lvl>
+    <w:lvl w:ilvl="1" w:tplc="04090003" w:tentative="1">
+      <w:start w:val="1"/>
+      <w:numFmt w:val="bullet"/>
+      <w:lvlText w:val="o"/>
+      <w:lvlJc w:val="left"/>
+      <w:pPr>
+        <w:ind w:left="1800" w:hanging="360"/>
+      </w:pPr>
+      <w:rPr>
+        <w:rFonts w:ascii="Courier New" w:hAnsi="Courier New" w:cs="Courier New" w:hint="default"/>
+      </w:rPr>
+    </w:lvl>
+    <w:lvl w:ilvl="2" w:tplc="04090005" w:tentative="1">
+      <w:start w:val="1"/>
+      <w:numFmt w:val="bullet"/>
+      <w:lvlText w:val=""/>
+      <w:lvlJc w:val="left"/>
+      <w:pPr>
+        <w:ind w:left="2520" w:hanging="360"/>
+      </w:pPr>
+      <w:rPr>
+        <w:rFonts w:ascii="Wingdings" w:hAnsi="Wingdings" w:hint="default"/>
+      </w:rPr>
+    </w:lvl>
+    <w:lvl w:ilvl="3" w:tplc="04090001" w:tentative="1">
+      <w:start w:val="1"/>
+      <w:numFmt w:val="bullet"/>
+      <w:lvlText w:val=""/>
+      <w:lvlJc w:val="left"/>
+      <w:pPr>
+        <w:ind w:left="3240" w:hanging="360"/>
+      </w:pPr>
+      <w:rPr>
+        <w:rFonts w:ascii="Symbol" w:hAnsi="Symbol" w:hint="default"/>
+      </w:rPr>
+    </w:lvl>
+    <w:lvl w:ilvl="4" w:tplc="04090003" w:tentative="1">
+      <w:start w:val="1"/>
+      <w:numFmt w:val="bullet"/>
+      <w:lvlText w:val="o"/>
+      <w:lvlJc w:val="left"/>
+      <w:pPr>
+        <w:ind w:left="3960" w:hanging="360"/>
+      </w:pPr>
+      <w:rPr>
+        <w:rFonts w:ascii="Courier New" w:hAnsi="Courier New" w:cs="Courier New" w:hint="default"/>
+      </w:rPr>
+    </w:lvl>
+    <w:lvl w:ilvl="5" w:tplc="04090005" w:tentative="1">
+      <w:start w:val="1"/>
+      <w:numFmt w:val="bullet"/>
+      <w:lvlText w:val=""/>
+      <w:lvlJc w:val="left"/>
+      <w:pPr>
+        <w:ind w:left="4680" w:hanging="360"/>
+      </w:pPr>
+      <w:rPr>
+        <w:rFonts w:ascii="Wingdings" w:hAnsi="Wingdings" w:hint="default"/>
+      </w:rPr>
+    </w:lvl>
+    <w:lvl w:ilvl="6" w:tplc="04090001" w:tentative="1">
+      <w:start w:val="1"/>
+      <w:numFmt w:val="bullet"/>
+      <w:lvlText w:val=""/>
+      <w:lvlJc w:val="left"/>
+      <w:pPr>
+        <w:ind w:left="5400" w:hanging="360"/>
+      </w:pPr>
+      <w:rPr>
+        <w:rFonts w:ascii="Symbol" w:hAnsi="Symbol" w:hint="default"/>
+      </w:rPr>
+    </w:lvl>
+    <w:lvl w:ilvl="7" w:tplc="04090003" w:tentative="1">
+      <w:start w:val="1"/>
+      <w:numFmt w:val="bullet"/>
+      <w:lvlText w:val="o"/>
+      <w:lvlJc w:val="left"/>
+      <w:pPr>
+        <w:ind w:left="6120" w:hanging="360"/>
+      </w:pPr>
+      <w:rPr>
+        <w:rFonts w:ascii="Courier New" w:hAnsi="Courier New" w:cs="Courier New" w:hint="default"/>
+      </w:rPr>
+    </w:lvl>
+    <w:lvl w:ilvl="8" w:tplc="04090005" w:tentative="1">
+      <w:start w:val="1"/>
+      <w:numFmt w:val="bullet"/>
+      <w:lvlText w:val=""/>
+      <w:lvlJc w:val="left"/>
+      <w:pPr>
+        <w:ind w:left="6840" w:hanging="360"/>
+      </w:pPr>
+      <w:rPr>
+        <w:rFonts w:ascii="Wingdings" w:hAnsi="Wingdings" w:hint="default"/>
+      </w:rPr>
+    </w:lvl>
+  </w:abstractNum>
+  <w:abstractNum w:abstractNumId="3" w15:restartNumberingAfterBreak="0">
+    <w:nsid w:val="1B6367BB"/>
+    <w:multiLevelType w:val="hybridMultilevel"/>
+    <w:tmpl w:val="67489252"/>
+    <w:lvl w:ilvl="0" w:tplc="04090001">
+      <w:start w:val="1"/>
+      <w:numFmt w:val="bullet"/>
+      <w:lvlText w:val=""/>
+      <w:lvlJc w:val="left"/>
+      <w:pPr>
+        <w:ind w:left="2520" w:hanging="360"/>
+      </w:pPr>
+      <w:rPr>
+        <w:rFonts w:ascii="Symbol" w:hAnsi="Symbol" w:hint="default"/>
+      </w:rPr>
+    </w:lvl>
+    <w:lvl w:ilvl="1" w:tplc="04090003" w:tentative="1">
+      <w:start w:val="1"/>
+      <w:numFmt w:val="bullet"/>
+      <w:lvlText w:val="o"/>
+      <w:lvlJc w:val="left"/>
+      <w:pPr>
+        <w:ind w:left="3240" w:hanging="360"/>
+      </w:pPr>
+      <w:rPr>
+        <w:rFonts w:ascii="Courier New" w:hAnsi="Courier New" w:cs="Courier New" w:hint="default"/>
+      </w:rPr>
+    </w:lvl>
+    <w:lvl w:ilvl="2" w:tplc="04090005" w:tentative="1">
+      <w:start w:val="1"/>
+      <w:numFmt w:val="bullet"/>
+      <w:lvlText w:val=""/>
+      <w:lvlJc w:val="left"/>
+      <w:pPr>
+        <w:ind w:left="3960" w:hanging="360"/>
+      </w:pPr>
+      <w:rPr>
+        <w:rFonts w:ascii="Wingdings" w:hAnsi="Wingdings" w:hint="default"/>
+      </w:rPr>
+    </w:lvl>
+    <w:lvl w:ilvl="3" w:tplc="04090001" w:tentative="1">
+      <w:start w:val="1"/>
+      <w:numFmt w:val="bullet"/>
+      <w:lvlText w:val=""/>
+      <w:lvlJc w:val="left"/>
+      <w:pPr>
+        <w:ind w:left="4680" w:hanging="360"/>
+      </w:pPr>
+      <w:rPr>
+        <w:rFonts w:ascii="Symbol" w:hAnsi="Symbol" w:hint="default"/>
+      </w:rPr>
+    </w:lvl>
+    <w:lvl w:ilvl="4" w:tplc="04090003" w:tentative="1">
+      <w:start w:val="1"/>
+      <w:numFmt w:val="bullet"/>
+      <w:lvlText w:val="o"/>
+      <w:lvlJc w:val="left"/>
+      <w:pPr>
+        <w:ind w:left="5400" w:hanging="360"/>
+      </w:pPr>
+      <w:rPr>
+        <w:rFonts w:ascii="Courier New" w:hAnsi="Courier New" w:cs="Courier New" w:hint="default"/>
+      </w:rPr>
+    </w:lvl>
+    <w:lvl w:ilvl="5" w:tplc="04090005" w:tentative="1">
+      <w:start w:val="1"/>
+      <w:numFmt w:val="bullet"/>
+      <w:lvlText w:val=""/>
+      <w:lvlJc w:val="left"/>
+      <w:pPr>
+        <w:ind w:left="6120" w:hanging="360"/>
+      </w:pPr>
+      <w:rPr>
+        <w:rFonts w:ascii="Wingdings" w:hAnsi="Wingdings" w:hint="default"/>
+      </w:rPr>
+    </w:lvl>
+    <w:lvl w:ilvl="6" w:tplc="04090001" w:tentative="1">
+      <w:start w:val="1"/>
+      <w:numFmt w:val="bullet"/>
+      <w:lvlText w:val=""/>
+      <w:lvlJc w:val="left"/>
+      <w:pPr>
+        <w:ind w:left="6840" w:hanging="360"/>
+      </w:pPr>
+      <w:rPr>
+        <w:rFonts w:ascii="Symbol" w:hAnsi="Symbol" w:hint="default"/>
+      </w:rPr>
+    </w:lvl>
+    <w:lvl w:ilvl="7" w:tplc="04090003" w:tentative="1">
+      <w:start w:val="1"/>
+      <w:numFmt w:val="bullet"/>
+      <w:lvlText w:val="o"/>
+      <w:lvlJc w:val="left"/>
+      <w:pPr>
+        <w:ind w:left="7560" w:hanging="360"/>
+      </w:pPr>
+      <w:rPr>
+        <w:rFonts w:ascii="Courier New" w:hAnsi="Courier New" w:cs="Courier New" w:hint="default"/>
+      </w:rPr>
+    </w:lvl>
+    <w:lvl w:ilvl="8" w:tplc="04090005" w:tentative="1">
+      <w:start w:val="1"/>
+      <w:numFmt w:val="bullet"/>
+      <w:lvlText w:val=""/>
+      <w:lvlJc w:val="left"/>
+      <w:pPr>
+        <w:ind w:left="8280" w:hanging="360"/>
+      </w:pPr>
+      <w:rPr>
+        <w:rFonts w:ascii="Wingdings" w:hAnsi="Wingdings" w:hint="default"/>
+      </w:rPr>
+    </w:lvl>
+  </w:abstractNum>
+  <w:abstractNum w:abstractNumId="4" w15:restartNumberingAfterBreak="0">
     <w:nsid w:val="22956ADA"/>
     <w:multiLevelType w:val="hybridMultilevel"/>
     <w:tmpl w:val="152EDC48"/>
@@ -7320,7 +9293,346 @@
       </w:pPr>
     </w:lvl>
   </w:abstractNum>
-  <w:abstractNum w:abstractNumId="2" w15:restartNumberingAfterBreak="0">
+  <w:abstractNum w:abstractNumId="5" w15:restartNumberingAfterBreak="0">
+    <w:nsid w:val="25E04496"/>
+    <w:multiLevelType w:val="hybridMultilevel"/>
+    <w:tmpl w:val="FCA039B4"/>
+    <w:lvl w:ilvl="0" w:tplc="394EDC3C">
+      <w:start w:val="1"/>
+      <w:numFmt w:val="bullet"/>
+      <w:lvlText w:val=""/>
+      <w:lvlJc w:val="center"/>
+      <w:pPr>
+        <w:ind w:left="720" w:hanging="360"/>
+      </w:pPr>
+      <w:rPr>
+        <w:rFonts w:ascii="Symbol" w:hAnsi="Symbol" w:hint="default"/>
+      </w:rPr>
+    </w:lvl>
+    <w:lvl w:ilvl="1" w:tplc="04090003" w:tentative="1">
+      <w:start w:val="1"/>
+      <w:numFmt w:val="bullet"/>
+      <w:lvlText w:val="o"/>
+      <w:lvlJc w:val="left"/>
+      <w:pPr>
+        <w:ind w:left="1440" w:hanging="360"/>
+      </w:pPr>
+      <w:rPr>
+        <w:rFonts w:ascii="Courier New" w:hAnsi="Courier New" w:cs="Courier New" w:hint="default"/>
+      </w:rPr>
+    </w:lvl>
+    <w:lvl w:ilvl="2" w:tplc="04090005" w:tentative="1">
+      <w:start w:val="1"/>
+      <w:numFmt w:val="bullet"/>
+      <w:lvlText w:val=""/>
+      <w:lvlJc w:val="left"/>
+      <w:pPr>
+        <w:ind w:left="2160" w:hanging="360"/>
+      </w:pPr>
+      <w:rPr>
+        <w:rFonts w:ascii="Wingdings" w:hAnsi="Wingdings" w:hint="default"/>
+      </w:rPr>
+    </w:lvl>
+    <w:lvl w:ilvl="3" w:tplc="04090001" w:tentative="1">
+      <w:start w:val="1"/>
+      <w:numFmt w:val="bullet"/>
+      <w:lvlText w:val=""/>
+      <w:lvlJc w:val="left"/>
+      <w:pPr>
+        <w:ind w:left="2880" w:hanging="360"/>
+      </w:pPr>
+      <w:rPr>
+        <w:rFonts w:ascii="Symbol" w:hAnsi="Symbol" w:hint="default"/>
+      </w:rPr>
+    </w:lvl>
+    <w:lvl w:ilvl="4" w:tplc="04090003" w:tentative="1">
+      <w:start w:val="1"/>
+      <w:numFmt w:val="bullet"/>
+      <w:lvlText w:val="o"/>
+      <w:lvlJc w:val="left"/>
+      <w:pPr>
+        <w:ind w:left="3600" w:hanging="360"/>
+      </w:pPr>
+      <w:rPr>
+        <w:rFonts w:ascii="Courier New" w:hAnsi="Courier New" w:cs="Courier New" w:hint="default"/>
+      </w:rPr>
+    </w:lvl>
+    <w:lvl w:ilvl="5" w:tplc="04090005" w:tentative="1">
+      <w:start w:val="1"/>
+      <w:numFmt w:val="bullet"/>
+      <w:lvlText w:val=""/>
+      <w:lvlJc w:val="left"/>
+      <w:pPr>
+        <w:ind w:left="4320" w:hanging="360"/>
+      </w:pPr>
+      <w:rPr>
+        <w:rFonts w:ascii="Wingdings" w:hAnsi="Wingdings" w:hint="default"/>
+      </w:rPr>
+    </w:lvl>
+    <w:lvl w:ilvl="6" w:tplc="04090001" w:tentative="1">
+      <w:start w:val="1"/>
+      <w:numFmt w:val="bullet"/>
+      <w:lvlText w:val=""/>
+      <w:lvlJc w:val="left"/>
+      <w:pPr>
+        <w:ind w:left="5040" w:hanging="360"/>
+      </w:pPr>
+      <w:rPr>
+        <w:rFonts w:ascii="Symbol" w:hAnsi="Symbol" w:hint="default"/>
+      </w:rPr>
+    </w:lvl>
+    <w:lvl w:ilvl="7" w:tplc="04090003" w:tentative="1">
+      <w:start w:val="1"/>
+      <w:numFmt w:val="bullet"/>
+      <w:lvlText w:val="o"/>
+      <w:lvlJc w:val="left"/>
+      <w:pPr>
+        <w:ind w:left="5760" w:hanging="360"/>
+      </w:pPr>
+      <w:rPr>
+        <w:rFonts w:ascii="Courier New" w:hAnsi="Courier New" w:cs="Courier New" w:hint="default"/>
+      </w:rPr>
+    </w:lvl>
+    <w:lvl w:ilvl="8" w:tplc="04090005" w:tentative="1">
+      <w:start w:val="1"/>
+      <w:numFmt w:val="bullet"/>
+      <w:lvlText w:val=""/>
+      <w:lvlJc w:val="left"/>
+      <w:pPr>
+        <w:ind w:left="6480" w:hanging="360"/>
+      </w:pPr>
+      <w:rPr>
+        <w:rFonts w:ascii="Wingdings" w:hAnsi="Wingdings" w:hint="default"/>
+      </w:rPr>
+    </w:lvl>
+  </w:abstractNum>
+  <w:abstractNum w:abstractNumId="6" w15:restartNumberingAfterBreak="0">
+    <w:nsid w:val="26780110"/>
+    <w:multiLevelType w:val="hybridMultilevel"/>
+    <w:tmpl w:val="D32A8F82"/>
+    <w:lvl w:ilvl="0" w:tplc="394EDC3C">
+      <w:start w:val="1"/>
+      <w:numFmt w:val="bullet"/>
+      <w:lvlText w:val=""/>
+      <w:lvlJc w:val="center"/>
+      <w:pPr>
+        <w:ind w:left="1800" w:hanging="360"/>
+      </w:pPr>
+      <w:rPr>
+        <w:rFonts w:ascii="Symbol" w:hAnsi="Symbol" w:hint="default"/>
+      </w:rPr>
+    </w:lvl>
+    <w:lvl w:ilvl="1" w:tplc="04090003" w:tentative="1">
+      <w:start w:val="1"/>
+      <w:numFmt w:val="bullet"/>
+      <w:lvlText w:val="o"/>
+      <w:lvlJc w:val="left"/>
+      <w:pPr>
+        <w:ind w:left="2520" w:hanging="360"/>
+      </w:pPr>
+      <w:rPr>
+        <w:rFonts w:ascii="Courier New" w:hAnsi="Courier New" w:cs="Courier New" w:hint="default"/>
+      </w:rPr>
+    </w:lvl>
+    <w:lvl w:ilvl="2" w:tplc="04090005" w:tentative="1">
+      <w:start w:val="1"/>
+      <w:numFmt w:val="bullet"/>
+      <w:lvlText w:val=""/>
+      <w:lvlJc w:val="left"/>
+      <w:pPr>
+        <w:ind w:left="3240" w:hanging="360"/>
+      </w:pPr>
+      <w:rPr>
+        <w:rFonts w:ascii="Wingdings" w:hAnsi="Wingdings" w:hint="default"/>
+      </w:rPr>
+    </w:lvl>
+    <w:lvl w:ilvl="3" w:tplc="04090001" w:tentative="1">
+      <w:start w:val="1"/>
+      <w:numFmt w:val="bullet"/>
+      <w:lvlText w:val=""/>
+      <w:lvlJc w:val="left"/>
+      <w:pPr>
+        <w:ind w:left="3960" w:hanging="360"/>
+      </w:pPr>
+      <w:rPr>
+        <w:rFonts w:ascii="Symbol" w:hAnsi="Symbol" w:hint="default"/>
+      </w:rPr>
+    </w:lvl>
+    <w:lvl w:ilvl="4" w:tplc="04090003" w:tentative="1">
+      <w:start w:val="1"/>
+      <w:numFmt w:val="bullet"/>
+      <w:lvlText w:val="o"/>
+      <w:lvlJc w:val="left"/>
+      <w:pPr>
+        <w:ind w:left="4680" w:hanging="360"/>
+      </w:pPr>
+      <w:rPr>
+        <w:rFonts w:ascii="Courier New" w:hAnsi="Courier New" w:cs="Courier New" w:hint="default"/>
+      </w:rPr>
+    </w:lvl>
+    <w:lvl w:ilvl="5" w:tplc="04090005" w:tentative="1">
+      <w:start w:val="1"/>
+      <w:numFmt w:val="bullet"/>
+      <w:lvlText w:val=""/>
+      <w:lvlJc w:val="left"/>
+      <w:pPr>
+        <w:ind w:left="5400" w:hanging="360"/>
+      </w:pPr>
+      <w:rPr>
+        <w:rFonts w:ascii="Wingdings" w:hAnsi="Wingdings" w:hint="default"/>
+      </w:rPr>
+    </w:lvl>
+    <w:lvl w:ilvl="6" w:tplc="04090001" w:tentative="1">
+      <w:start w:val="1"/>
+      <w:numFmt w:val="bullet"/>
+      <w:lvlText w:val=""/>
+      <w:lvlJc w:val="left"/>
+      <w:pPr>
+        <w:ind w:left="6120" w:hanging="360"/>
+      </w:pPr>
+      <w:rPr>
+        <w:rFonts w:ascii="Symbol" w:hAnsi="Symbol" w:hint="default"/>
+      </w:rPr>
+    </w:lvl>
+    <w:lvl w:ilvl="7" w:tplc="04090003" w:tentative="1">
+      <w:start w:val="1"/>
+      <w:numFmt w:val="bullet"/>
+      <w:lvlText w:val="o"/>
+      <w:lvlJc w:val="left"/>
+      <w:pPr>
+        <w:ind w:left="6840" w:hanging="360"/>
+      </w:pPr>
+      <w:rPr>
+        <w:rFonts w:ascii="Courier New" w:hAnsi="Courier New" w:cs="Courier New" w:hint="default"/>
+      </w:rPr>
+    </w:lvl>
+    <w:lvl w:ilvl="8" w:tplc="04090005" w:tentative="1">
+      <w:start w:val="1"/>
+      <w:numFmt w:val="bullet"/>
+      <w:lvlText w:val=""/>
+      <w:lvlJc w:val="left"/>
+      <w:pPr>
+        <w:ind w:left="7560" w:hanging="360"/>
+      </w:pPr>
+      <w:rPr>
+        <w:rFonts w:ascii="Wingdings" w:hAnsi="Wingdings" w:hint="default"/>
+      </w:rPr>
+    </w:lvl>
+  </w:abstractNum>
+  <w:abstractNum w:abstractNumId="7" w15:restartNumberingAfterBreak="0">
+    <w:nsid w:val="26EF66A8"/>
+    <w:multiLevelType w:val="hybridMultilevel"/>
+    <w:tmpl w:val="39C0F780"/>
+    <w:lvl w:ilvl="0" w:tplc="0409000B">
+      <w:start w:val="1"/>
+      <w:numFmt w:val="bullet"/>
+      <w:lvlText w:val=""/>
+      <w:lvlJc w:val="left"/>
+      <w:pPr>
+        <w:ind w:left="1800" w:hanging="360"/>
+      </w:pPr>
+      <w:rPr>
+        <w:rFonts w:ascii="Wingdings" w:hAnsi="Wingdings" w:hint="default"/>
+      </w:rPr>
+    </w:lvl>
+    <w:lvl w:ilvl="1" w:tplc="04090003" w:tentative="1">
+      <w:start w:val="1"/>
+      <w:numFmt w:val="bullet"/>
+      <w:lvlText w:val="o"/>
+      <w:lvlJc w:val="left"/>
+      <w:pPr>
+        <w:ind w:left="2520" w:hanging="360"/>
+      </w:pPr>
+      <w:rPr>
+        <w:rFonts w:ascii="Courier New" w:hAnsi="Courier New" w:cs="Courier New" w:hint="default"/>
+      </w:rPr>
+    </w:lvl>
+    <w:lvl w:ilvl="2" w:tplc="04090005" w:tentative="1">
+      <w:start w:val="1"/>
+      <w:numFmt w:val="bullet"/>
+      <w:lvlText w:val=""/>
+      <w:lvlJc w:val="left"/>
+      <w:pPr>
+        <w:ind w:left="3240" w:hanging="360"/>
+      </w:pPr>
+      <w:rPr>
+        <w:rFonts w:ascii="Wingdings" w:hAnsi="Wingdings" w:hint="default"/>
+      </w:rPr>
+    </w:lvl>
+    <w:lvl w:ilvl="3" w:tplc="04090001" w:tentative="1">
+      <w:start w:val="1"/>
+      <w:numFmt w:val="bullet"/>
+      <w:lvlText w:val=""/>
+      <w:lvlJc w:val="left"/>
+      <w:pPr>
+        <w:ind w:left="3960" w:hanging="360"/>
+      </w:pPr>
+      <w:rPr>
+        <w:rFonts w:ascii="Symbol" w:hAnsi="Symbol" w:hint="default"/>
+      </w:rPr>
+    </w:lvl>
+    <w:lvl w:ilvl="4" w:tplc="04090003" w:tentative="1">
+      <w:start w:val="1"/>
+      <w:numFmt w:val="bullet"/>
+      <w:lvlText w:val="o"/>
+      <w:lvlJc w:val="left"/>
+      <w:pPr>
+        <w:ind w:left="4680" w:hanging="360"/>
+      </w:pPr>
+      <w:rPr>
+        <w:rFonts w:ascii="Courier New" w:hAnsi="Courier New" w:cs="Courier New" w:hint="default"/>
+      </w:rPr>
+    </w:lvl>
+    <w:lvl w:ilvl="5" w:tplc="04090005" w:tentative="1">
+      <w:start w:val="1"/>
+      <w:numFmt w:val="bullet"/>
+      <w:lvlText w:val=""/>
+      <w:lvlJc w:val="left"/>
+      <w:pPr>
+        <w:ind w:left="5400" w:hanging="360"/>
+      </w:pPr>
+      <w:rPr>
+        <w:rFonts w:ascii="Wingdings" w:hAnsi="Wingdings" w:hint="default"/>
+      </w:rPr>
+    </w:lvl>
+    <w:lvl w:ilvl="6" w:tplc="04090001" w:tentative="1">
+      <w:start w:val="1"/>
+      <w:numFmt w:val="bullet"/>
+      <w:lvlText w:val=""/>
+      <w:lvlJc w:val="left"/>
+      <w:pPr>
+        <w:ind w:left="6120" w:hanging="360"/>
+      </w:pPr>
+      <w:rPr>
+        <w:rFonts w:ascii="Symbol" w:hAnsi="Symbol" w:hint="default"/>
+      </w:rPr>
+    </w:lvl>
+    <w:lvl w:ilvl="7" w:tplc="04090003" w:tentative="1">
+      <w:start w:val="1"/>
+      <w:numFmt w:val="bullet"/>
+      <w:lvlText w:val="o"/>
+      <w:lvlJc w:val="left"/>
+      <w:pPr>
+        <w:ind w:left="6840" w:hanging="360"/>
+      </w:pPr>
+      <w:rPr>
+        <w:rFonts w:ascii="Courier New" w:hAnsi="Courier New" w:cs="Courier New" w:hint="default"/>
+      </w:rPr>
+    </w:lvl>
+    <w:lvl w:ilvl="8" w:tplc="04090005" w:tentative="1">
+      <w:start w:val="1"/>
+      <w:numFmt w:val="bullet"/>
+      <w:lvlText w:val=""/>
+      <w:lvlJc w:val="left"/>
+      <w:pPr>
+        <w:ind w:left="7560" w:hanging="360"/>
+      </w:pPr>
+      <w:rPr>
+        <w:rFonts w:ascii="Wingdings" w:hAnsi="Wingdings" w:hint="default"/>
+      </w:rPr>
+    </w:lvl>
+  </w:abstractNum>
+  <w:abstractNum w:abstractNumId="8" w15:restartNumberingAfterBreak="0">
     <w:nsid w:val="2C39406B"/>
     <w:multiLevelType w:val="hybridMultilevel"/>
     <w:tmpl w:val="22FC64EE"/>
@@ -7433,7 +9745,572 @@
       </w:rPr>
     </w:lvl>
   </w:abstractNum>
-  <w:abstractNum w:abstractNumId="3" w15:restartNumberingAfterBreak="0">
+  <w:abstractNum w:abstractNumId="9" w15:restartNumberingAfterBreak="0">
+    <w:nsid w:val="2C765C32"/>
+    <w:multiLevelType w:val="hybridMultilevel"/>
+    <w:tmpl w:val="679E8B1E"/>
+    <w:lvl w:ilvl="0" w:tplc="4168AE56">
+      <w:start w:val="1"/>
+      <w:numFmt w:val="bullet"/>
+      <w:lvlText w:val=""/>
+      <w:lvlJc w:val="left"/>
+      <w:pPr>
+        <w:ind w:left="1800" w:hanging="360"/>
+      </w:pPr>
+      <w:rPr>
+        <w:rFonts w:ascii="Symbol" w:hAnsi="Symbol" w:hint="default"/>
+      </w:rPr>
+    </w:lvl>
+    <w:lvl w:ilvl="1" w:tplc="04090003">
+      <w:start w:val="1"/>
+      <w:numFmt w:val="bullet"/>
+      <w:lvlText w:val="o"/>
+      <w:lvlJc w:val="left"/>
+      <w:pPr>
+        <w:ind w:left="2520" w:hanging="360"/>
+      </w:pPr>
+      <w:rPr>
+        <w:rFonts w:ascii="Courier New" w:hAnsi="Courier New" w:cs="Courier New" w:hint="default"/>
+      </w:rPr>
+    </w:lvl>
+    <w:lvl w:ilvl="2" w:tplc="04090005" w:tentative="1">
+      <w:start w:val="1"/>
+      <w:numFmt w:val="bullet"/>
+      <w:lvlText w:val=""/>
+      <w:lvlJc w:val="left"/>
+      <w:pPr>
+        <w:ind w:left="3240" w:hanging="360"/>
+      </w:pPr>
+      <w:rPr>
+        <w:rFonts w:ascii="Wingdings" w:hAnsi="Wingdings" w:hint="default"/>
+      </w:rPr>
+    </w:lvl>
+    <w:lvl w:ilvl="3" w:tplc="04090001" w:tentative="1">
+      <w:start w:val="1"/>
+      <w:numFmt w:val="bullet"/>
+      <w:lvlText w:val=""/>
+      <w:lvlJc w:val="left"/>
+      <w:pPr>
+        <w:ind w:left="3960" w:hanging="360"/>
+      </w:pPr>
+      <w:rPr>
+        <w:rFonts w:ascii="Symbol" w:hAnsi="Symbol" w:hint="default"/>
+      </w:rPr>
+    </w:lvl>
+    <w:lvl w:ilvl="4" w:tplc="04090003" w:tentative="1">
+      <w:start w:val="1"/>
+      <w:numFmt w:val="bullet"/>
+      <w:lvlText w:val="o"/>
+      <w:lvlJc w:val="left"/>
+      <w:pPr>
+        <w:ind w:left="4680" w:hanging="360"/>
+      </w:pPr>
+      <w:rPr>
+        <w:rFonts w:ascii="Courier New" w:hAnsi="Courier New" w:cs="Courier New" w:hint="default"/>
+      </w:rPr>
+    </w:lvl>
+    <w:lvl w:ilvl="5" w:tplc="04090005" w:tentative="1">
+      <w:start w:val="1"/>
+      <w:numFmt w:val="bullet"/>
+      <w:lvlText w:val=""/>
+      <w:lvlJc w:val="left"/>
+      <w:pPr>
+        <w:ind w:left="5400" w:hanging="360"/>
+      </w:pPr>
+      <w:rPr>
+        <w:rFonts w:ascii="Wingdings" w:hAnsi="Wingdings" w:hint="default"/>
+      </w:rPr>
+    </w:lvl>
+    <w:lvl w:ilvl="6" w:tplc="04090001" w:tentative="1">
+      <w:start w:val="1"/>
+      <w:numFmt w:val="bullet"/>
+      <w:lvlText w:val=""/>
+      <w:lvlJc w:val="left"/>
+      <w:pPr>
+        <w:ind w:left="6120" w:hanging="360"/>
+      </w:pPr>
+      <w:rPr>
+        <w:rFonts w:ascii="Symbol" w:hAnsi="Symbol" w:hint="default"/>
+      </w:rPr>
+    </w:lvl>
+    <w:lvl w:ilvl="7" w:tplc="04090003" w:tentative="1">
+      <w:start w:val="1"/>
+      <w:numFmt w:val="bullet"/>
+      <w:lvlText w:val="o"/>
+      <w:lvlJc w:val="left"/>
+      <w:pPr>
+        <w:ind w:left="6840" w:hanging="360"/>
+      </w:pPr>
+      <w:rPr>
+        <w:rFonts w:ascii="Courier New" w:hAnsi="Courier New" w:cs="Courier New" w:hint="default"/>
+      </w:rPr>
+    </w:lvl>
+    <w:lvl w:ilvl="8" w:tplc="04090005" w:tentative="1">
+      <w:start w:val="1"/>
+      <w:numFmt w:val="bullet"/>
+      <w:lvlText w:val=""/>
+      <w:lvlJc w:val="left"/>
+      <w:pPr>
+        <w:ind w:left="7560" w:hanging="360"/>
+      </w:pPr>
+      <w:rPr>
+        <w:rFonts w:ascii="Wingdings" w:hAnsi="Wingdings" w:hint="default"/>
+      </w:rPr>
+    </w:lvl>
+  </w:abstractNum>
+  <w:abstractNum w:abstractNumId="10" w15:restartNumberingAfterBreak="0">
+    <w:nsid w:val="376C6A75"/>
+    <w:multiLevelType w:val="hybridMultilevel"/>
+    <w:tmpl w:val="9BFCA664"/>
+    <w:lvl w:ilvl="0" w:tplc="04090001">
+      <w:start w:val="1"/>
+      <w:numFmt w:val="bullet"/>
+      <w:lvlText w:val=""/>
+      <w:lvlJc w:val="left"/>
+      <w:pPr>
+        <w:ind w:left="1080" w:hanging="360"/>
+      </w:pPr>
+      <w:rPr>
+        <w:rFonts w:ascii="Symbol" w:hAnsi="Symbol" w:hint="default"/>
+      </w:rPr>
+    </w:lvl>
+    <w:lvl w:ilvl="1" w:tplc="04090003" w:tentative="1">
+      <w:start w:val="1"/>
+      <w:numFmt w:val="bullet"/>
+      <w:lvlText w:val="o"/>
+      <w:lvlJc w:val="left"/>
+      <w:pPr>
+        <w:ind w:left="1800" w:hanging="360"/>
+      </w:pPr>
+      <w:rPr>
+        <w:rFonts w:ascii="Courier New" w:hAnsi="Courier New" w:cs="Courier New" w:hint="default"/>
+      </w:rPr>
+    </w:lvl>
+    <w:lvl w:ilvl="2" w:tplc="04090005" w:tentative="1">
+      <w:start w:val="1"/>
+      <w:numFmt w:val="bullet"/>
+      <w:lvlText w:val=""/>
+      <w:lvlJc w:val="left"/>
+      <w:pPr>
+        <w:ind w:left="2520" w:hanging="360"/>
+      </w:pPr>
+      <w:rPr>
+        <w:rFonts w:ascii="Wingdings" w:hAnsi="Wingdings" w:hint="default"/>
+      </w:rPr>
+    </w:lvl>
+    <w:lvl w:ilvl="3" w:tplc="04090001" w:tentative="1">
+      <w:start w:val="1"/>
+      <w:numFmt w:val="bullet"/>
+      <w:lvlText w:val=""/>
+      <w:lvlJc w:val="left"/>
+      <w:pPr>
+        <w:ind w:left="3240" w:hanging="360"/>
+      </w:pPr>
+      <w:rPr>
+        <w:rFonts w:ascii="Symbol" w:hAnsi="Symbol" w:hint="default"/>
+      </w:rPr>
+    </w:lvl>
+    <w:lvl w:ilvl="4" w:tplc="04090003" w:tentative="1">
+      <w:start w:val="1"/>
+      <w:numFmt w:val="bullet"/>
+      <w:lvlText w:val="o"/>
+      <w:lvlJc w:val="left"/>
+      <w:pPr>
+        <w:ind w:left="3960" w:hanging="360"/>
+      </w:pPr>
+      <w:rPr>
+        <w:rFonts w:ascii="Courier New" w:hAnsi="Courier New" w:cs="Courier New" w:hint="default"/>
+      </w:rPr>
+    </w:lvl>
+    <w:lvl w:ilvl="5" w:tplc="04090005" w:tentative="1">
+      <w:start w:val="1"/>
+      <w:numFmt w:val="bullet"/>
+      <w:lvlText w:val=""/>
+      <w:lvlJc w:val="left"/>
+      <w:pPr>
+        <w:ind w:left="4680" w:hanging="360"/>
+      </w:pPr>
+      <w:rPr>
+        <w:rFonts w:ascii="Wingdings" w:hAnsi="Wingdings" w:hint="default"/>
+      </w:rPr>
+    </w:lvl>
+    <w:lvl w:ilvl="6" w:tplc="04090001" w:tentative="1">
+      <w:start w:val="1"/>
+      <w:numFmt w:val="bullet"/>
+      <w:lvlText w:val=""/>
+      <w:lvlJc w:val="left"/>
+      <w:pPr>
+        <w:ind w:left="5400" w:hanging="360"/>
+      </w:pPr>
+      <w:rPr>
+        <w:rFonts w:ascii="Symbol" w:hAnsi="Symbol" w:hint="default"/>
+      </w:rPr>
+    </w:lvl>
+    <w:lvl w:ilvl="7" w:tplc="04090003" w:tentative="1">
+      <w:start w:val="1"/>
+      <w:numFmt w:val="bullet"/>
+      <w:lvlText w:val="o"/>
+      <w:lvlJc w:val="left"/>
+      <w:pPr>
+        <w:ind w:left="6120" w:hanging="360"/>
+      </w:pPr>
+      <w:rPr>
+        <w:rFonts w:ascii="Courier New" w:hAnsi="Courier New" w:cs="Courier New" w:hint="default"/>
+      </w:rPr>
+    </w:lvl>
+    <w:lvl w:ilvl="8" w:tplc="04090005" w:tentative="1">
+      <w:start w:val="1"/>
+      <w:numFmt w:val="bullet"/>
+      <w:lvlText w:val=""/>
+      <w:lvlJc w:val="left"/>
+      <w:pPr>
+        <w:ind w:left="6840" w:hanging="360"/>
+      </w:pPr>
+      <w:rPr>
+        <w:rFonts w:ascii="Wingdings" w:hAnsi="Wingdings" w:hint="default"/>
+      </w:rPr>
+    </w:lvl>
+  </w:abstractNum>
+  <w:abstractNum w:abstractNumId="11" w15:restartNumberingAfterBreak="0">
+    <w:nsid w:val="3C827BF3"/>
+    <w:multiLevelType w:val="hybridMultilevel"/>
+    <w:tmpl w:val="65E8DF1C"/>
+    <w:lvl w:ilvl="0" w:tplc="4168AE56">
+      <w:start w:val="1"/>
+      <w:numFmt w:val="bullet"/>
+      <w:lvlText w:val=""/>
+      <w:lvlJc w:val="left"/>
+      <w:pPr>
+        <w:ind w:left="2160" w:hanging="360"/>
+      </w:pPr>
+      <w:rPr>
+        <w:rFonts w:ascii="Symbol" w:hAnsi="Symbol" w:hint="default"/>
+      </w:rPr>
+    </w:lvl>
+    <w:lvl w:ilvl="1" w:tplc="04090003" w:tentative="1">
+      <w:start w:val="1"/>
+      <w:numFmt w:val="bullet"/>
+      <w:lvlText w:val="o"/>
+      <w:lvlJc w:val="left"/>
+      <w:pPr>
+        <w:ind w:left="2880" w:hanging="360"/>
+      </w:pPr>
+      <w:rPr>
+        <w:rFonts w:ascii="Courier New" w:hAnsi="Courier New" w:cs="Courier New" w:hint="default"/>
+      </w:rPr>
+    </w:lvl>
+    <w:lvl w:ilvl="2" w:tplc="04090005" w:tentative="1">
+      <w:start w:val="1"/>
+      <w:numFmt w:val="bullet"/>
+      <w:lvlText w:val=""/>
+      <w:lvlJc w:val="left"/>
+      <w:pPr>
+        <w:ind w:left="3600" w:hanging="360"/>
+      </w:pPr>
+      <w:rPr>
+        <w:rFonts w:ascii="Wingdings" w:hAnsi="Wingdings" w:hint="default"/>
+      </w:rPr>
+    </w:lvl>
+    <w:lvl w:ilvl="3" w:tplc="04090001" w:tentative="1">
+      <w:start w:val="1"/>
+      <w:numFmt w:val="bullet"/>
+      <w:lvlText w:val=""/>
+      <w:lvlJc w:val="left"/>
+      <w:pPr>
+        <w:ind w:left="4320" w:hanging="360"/>
+      </w:pPr>
+      <w:rPr>
+        <w:rFonts w:ascii="Symbol" w:hAnsi="Symbol" w:hint="default"/>
+      </w:rPr>
+    </w:lvl>
+    <w:lvl w:ilvl="4" w:tplc="04090003" w:tentative="1">
+      <w:start w:val="1"/>
+      <w:numFmt w:val="bullet"/>
+      <w:lvlText w:val="o"/>
+      <w:lvlJc w:val="left"/>
+      <w:pPr>
+        <w:ind w:left="5040" w:hanging="360"/>
+      </w:pPr>
+      <w:rPr>
+        <w:rFonts w:ascii="Courier New" w:hAnsi="Courier New" w:cs="Courier New" w:hint="default"/>
+      </w:rPr>
+    </w:lvl>
+    <w:lvl w:ilvl="5" w:tplc="04090005" w:tentative="1">
+      <w:start w:val="1"/>
+      <w:numFmt w:val="bullet"/>
+      <w:lvlText w:val=""/>
+      <w:lvlJc w:val="left"/>
+      <w:pPr>
+        <w:ind w:left="5760" w:hanging="360"/>
+      </w:pPr>
+      <w:rPr>
+        <w:rFonts w:ascii="Wingdings" w:hAnsi="Wingdings" w:hint="default"/>
+      </w:rPr>
+    </w:lvl>
+    <w:lvl w:ilvl="6" w:tplc="04090001" w:tentative="1">
+      <w:start w:val="1"/>
+      <w:numFmt w:val="bullet"/>
+      <w:lvlText w:val=""/>
+      <w:lvlJc w:val="left"/>
+      <w:pPr>
+        <w:ind w:left="6480" w:hanging="360"/>
+      </w:pPr>
+      <w:rPr>
+        <w:rFonts w:ascii="Symbol" w:hAnsi="Symbol" w:hint="default"/>
+      </w:rPr>
+    </w:lvl>
+    <w:lvl w:ilvl="7" w:tplc="04090003" w:tentative="1">
+      <w:start w:val="1"/>
+      <w:numFmt w:val="bullet"/>
+      <w:lvlText w:val="o"/>
+      <w:lvlJc w:val="left"/>
+      <w:pPr>
+        <w:ind w:left="7200" w:hanging="360"/>
+      </w:pPr>
+      <w:rPr>
+        <w:rFonts w:ascii="Courier New" w:hAnsi="Courier New" w:cs="Courier New" w:hint="default"/>
+      </w:rPr>
+    </w:lvl>
+    <w:lvl w:ilvl="8" w:tplc="04090005" w:tentative="1">
+      <w:start w:val="1"/>
+      <w:numFmt w:val="bullet"/>
+      <w:lvlText w:val=""/>
+      <w:lvlJc w:val="left"/>
+      <w:pPr>
+        <w:ind w:left="7920" w:hanging="360"/>
+      </w:pPr>
+      <w:rPr>
+        <w:rFonts w:ascii="Wingdings" w:hAnsi="Wingdings" w:hint="default"/>
+      </w:rPr>
+    </w:lvl>
+  </w:abstractNum>
+  <w:abstractNum w:abstractNumId="12" w15:restartNumberingAfterBreak="0">
+    <w:nsid w:val="445E7A82"/>
+    <w:multiLevelType w:val="hybridMultilevel"/>
+    <w:tmpl w:val="CD06DA86"/>
+    <w:lvl w:ilvl="0" w:tplc="394EDC3C">
+      <w:start w:val="1"/>
+      <w:numFmt w:val="bullet"/>
+      <w:lvlText w:val=""/>
+      <w:lvlJc w:val="center"/>
+      <w:pPr>
+        <w:ind w:left="1080" w:hanging="360"/>
+      </w:pPr>
+      <w:rPr>
+        <w:rFonts w:ascii="Symbol" w:hAnsi="Symbol" w:hint="default"/>
+      </w:rPr>
+    </w:lvl>
+    <w:lvl w:ilvl="1" w:tplc="4168AE56">
+      <w:start w:val="1"/>
+      <w:numFmt w:val="bullet"/>
+      <w:lvlText w:val=""/>
+      <w:lvlJc w:val="left"/>
+      <w:pPr>
+        <w:ind w:left="1800" w:hanging="360"/>
+      </w:pPr>
+      <w:rPr>
+        <w:rFonts w:ascii="Symbol" w:hAnsi="Symbol" w:hint="default"/>
+      </w:rPr>
+    </w:lvl>
+    <w:lvl w:ilvl="2" w:tplc="04090005" w:tentative="1">
+      <w:start w:val="1"/>
+      <w:numFmt w:val="bullet"/>
+      <w:lvlText w:val=""/>
+      <w:lvlJc w:val="left"/>
+      <w:pPr>
+        <w:ind w:left="2520" w:hanging="360"/>
+      </w:pPr>
+      <w:rPr>
+        <w:rFonts w:ascii="Wingdings" w:hAnsi="Wingdings" w:hint="default"/>
+      </w:rPr>
+    </w:lvl>
+    <w:lvl w:ilvl="3" w:tplc="04090001" w:tentative="1">
+      <w:start w:val="1"/>
+      <w:numFmt w:val="bullet"/>
+      <w:lvlText w:val=""/>
+      <w:lvlJc w:val="left"/>
+      <w:pPr>
+        <w:ind w:left="3240" w:hanging="360"/>
+      </w:pPr>
+      <w:rPr>
+        <w:rFonts w:ascii="Symbol" w:hAnsi="Symbol" w:hint="default"/>
+      </w:rPr>
+    </w:lvl>
+    <w:lvl w:ilvl="4" w:tplc="04090003" w:tentative="1">
+      <w:start w:val="1"/>
+      <w:numFmt w:val="bullet"/>
+      <w:lvlText w:val="o"/>
+      <w:lvlJc w:val="left"/>
+      <w:pPr>
+        <w:ind w:left="3960" w:hanging="360"/>
+      </w:pPr>
+      <w:rPr>
+        <w:rFonts w:ascii="Courier New" w:hAnsi="Courier New" w:cs="Courier New" w:hint="default"/>
+      </w:rPr>
+    </w:lvl>
+    <w:lvl w:ilvl="5" w:tplc="04090005" w:tentative="1">
+      <w:start w:val="1"/>
+      <w:numFmt w:val="bullet"/>
+      <w:lvlText w:val=""/>
+      <w:lvlJc w:val="left"/>
+      <w:pPr>
+        <w:ind w:left="4680" w:hanging="360"/>
+      </w:pPr>
+      <w:rPr>
+        <w:rFonts w:ascii="Wingdings" w:hAnsi="Wingdings" w:hint="default"/>
+      </w:rPr>
+    </w:lvl>
+    <w:lvl w:ilvl="6" w:tplc="04090001" w:tentative="1">
+      <w:start w:val="1"/>
+      <w:numFmt w:val="bullet"/>
+      <w:lvlText w:val=""/>
+      <w:lvlJc w:val="left"/>
+      <w:pPr>
+        <w:ind w:left="5400" w:hanging="360"/>
+      </w:pPr>
+      <w:rPr>
+        <w:rFonts w:ascii="Symbol" w:hAnsi="Symbol" w:hint="default"/>
+      </w:rPr>
+    </w:lvl>
+    <w:lvl w:ilvl="7" w:tplc="04090003" w:tentative="1">
+      <w:start w:val="1"/>
+      <w:numFmt w:val="bullet"/>
+      <w:lvlText w:val="o"/>
+      <w:lvlJc w:val="left"/>
+      <w:pPr>
+        <w:ind w:left="6120" w:hanging="360"/>
+      </w:pPr>
+      <w:rPr>
+        <w:rFonts w:ascii="Courier New" w:hAnsi="Courier New" w:cs="Courier New" w:hint="default"/>
+      </w:rPr>
+    </w:lvl>
+    <w:lvl w:ilvl="8" w:tplc="04090005" w:tentative="1">
+      <w:start w:val="1"/>
+      <w:numFmt w:val="bullet"/>
+      <w:lvlText w:val=""/>
+      <w:lvlJc w:val="left"/>
+      <w:pPr>
+        <w:ind w:left="6840" w:hanging="360"/>
+      </w:pPr>
+      <w:rPr>
+        <w:rFonts w:ascii="Wingdings" w:hAnsi="Wingdings" w:hint="default"/>
+      </w:rPr>
+    </w:lvl>
+  </w:abstractNum>
+  <w:abstractNum w:abstractNumId="13" w15:restartNumberingAfterBreak="0">
+    <w:nsid w:val="52C3509E"/>
+    <w:multiLevelType w:val="hybridMultilevel"/>
+    <w:tmpl w:val="57408BEE"/>
+    <w:lvl w:ilvl="0" w:tplc="0409000B">
+      <w:start w:val="1"/>
+      <w:numFmt w:val="bullet"/>
+      <w:lvlText w:val=""/>
+      <w:lvlJc w:val="left"/>
+      <w:pPr>
+        <w:ind w:left="1440" w:hanging="360"/>
+      </w:pPr>
+      <w:rPr>
+        <w:rFonts w:ascii="Wingdings" w:hAnsi="Wingdings" w:hint="default"/>
+      </w:rPr>
+    </w:lvl>
+    <w:lvl w:ilvl="1" w:tplc="04090003" w:tentative="1">
+      <w:start w:val="1"/>
+      <w:numFmt w:val="bullet"/>
+      <w:lvlText w:val="o"/>
+      <w:lvlJc w:val="left"/>
+      <w:pPr>
+        <w:ind w:left="2160" w:hanging="360"/>
+      </w:pPr>
+      <w:rPr>
+        <w:rFonts w:ascii="Courier New" w:hAnsi="Courier New" w:cs="Courier New" w:hint="default"/>
+      </w:rPr>
+    </w:lvl>
+    <w:lvl w:ilvl="2" w:tplc="04090005" w:tentative="1">
+      <w:start w:val="1"/>
+      <w:numFmt w:val="bullet"/>
+      <w:lvlText w:val=""/>
+      <w:lvlJc w:val="left"/>
+      <w:pPr>
+        <w:ind w:left="2880" w:hanging="360"/>
+      </w:pPr>
+      <w:rPr>
+        <w:rFonts w:ascii="Wingdings" w:hAnsi="Wingdings" w:hint="default"/>
+      </w:rPr>
+    </w:lvl>
+    <w:lvl w:ilvl="3" w:tplc="04090001" w:tentative="1">
+      <w:start w:val="1"/>
+      <w:numFmt w:val="bullet"/>
+      <w:lvlText w:val=""/>
+      <w:lvlJc w:val="left"/>
+      <w:pPr>
+        <w:ind w:left="3600" w:hanging="360"/>
+      </w:pPr>
+      <w:rPr>
+        <w:rFonts w:ascii="Symbol" w:hAnsi="Symbol" w:hint="default"/>
+      </w:rPr>
+    </w:lvl>
+    <w:lvl w:ilvl="4" w:tplc="04090003" w:tentative="1">
+      <w:start w:val="1"/>
+      <w:numFmt w:val="bullet"/>
+      <w:lvlText w:val="o"/>
+      <w:lvlJc w:val="left"/>
+      <w:pPr>
+        <w:ind w:left="4320" w:hanging="360"/>
+      </w:pPr>
+      <w:rPr>
+        <w:rFonts w:ascii="Courier New" w:hAnsi="Courier New" w:cs="Courier New" w:hint="default"/>
+      </w:rPr>
+    </w:lvl>
+    <w:lvl w:ilvl="5" w:tplc="04090005" w:tentative="1">
+      <w:start w:val="1"/>
+      <w:numFmt w:val="bullet"/>
+      <w:lvlText w:val=""/>
+      <w:lvlJc w:val="left"/>
+      <w:pPr>
+        <w:ind w:left="5040" w:hanging="360"/>
+      </w:pPr>
+      <w:rPr>
+        <w:rFonts w:ascii="Wingdings" w:hAnsi="Wingdings" w:hint="default"/>
+      </w:rPr>
+    </w:lvl>
+    <w:lvl w:ilvl="6" w:tplc="04090001" w:tentative="1">
+      <w:start w:val="1"/>
+      <w:numFmt w:val="bullet"/>
+      <w:lvlText w:val=""/>
+      <w:lvlJc w:val="left"/>
+      <w:pPr>
+        <w:ind w:left="5760" w:hanging="360"/>
+      </w:pPr>
+      <w:rPr>
+        <w:rFonts w:ascii="Symbol" w:hAnsi="Symbol" w:hint="default"/>
+      </w:rPr>
+    </w:lvl>
+    <w:lvl w:ilvl="7" w:tplc="04090003" w:tentative="1">
+      <w:start w:val="1"/>
+      <w:numFmt w:val="bullet"/>
+      <w:lvlText w:val="o"/>
+      <w:lvlJc w:val="left"/>
+      <w:pPr>
+        <w:ind w:left="6480" w:hanging="360"/>
+      </w:pPr>
+      <w:rPr>
+        <w:rFonts w:ascii="Courier New" w:hAnsi="Courier New" w:cs="Courier New" w:hint="default"/>
+      </w:rPr>
+    </w:lvl>
+    <w:lvl w:ilvl="8" w:tplc="04090005" w:tentative="1">
+      <w:start w:val="1"/>
+      <w:numFmt w:val="bullet"/>
+      <w:lvlText w:val=""/>
+      <w:lvlJc w:val="left"/>
+      <w:pPr>
+        <w:ind w:left="7200" w:hanging="360"/>
+      </w:pPr>
+      <w:rPr>
+        <w:rFonts w:ascii="Wingdings" w:hAnsi="Wingdings" w:hint="default"/>
+      </w:rPr>
+    </w:lvl>
+  </w:abstractNum>
+  <w:abstractNum w:abstractNumId="14" w15:restartNumberingAfterBreak="0">
     <w:nsid w:val="53FD5395"/>
     <w:multiLevelType w:val="hybridMultilevel"/>
     <w:tmpl w:val="F13E80CC"/>
@@ -7522,7 +10399,120 @@
       </w:pPr>
     </w:lvl>
   </w:abstractNum>
-  <w:abstractNum w:abstractNumId="4" w15:restartNumberingAfterBreak="0">
+  <w:abstractNum w:abstractNumId="15" w15:restartNumberingAfterBreak="0">
+    <w:nsid w:val="58F04543"/>
+    <w:multiLevelType w:val="hybridMultilevel"/>
+    <w:tmpl w:val="DE0297C6"/>
+    <w:lvl w:ilvl="0" w:tplc="4168AE56">
+      <w:start w:val="1"/>
+      <w:numFmt w:val="bullet"/>
+      <w:lvlText w:val=""/>
+      <w:lvlJc w:val="left"/>
+      <w:pPr>
+        <w:ind w:left="1800" w:hanging="360"/>
+      </w:pPr>
+      <w:rPr>
+        <w:rFonts w:ascii="Symbol" w:hAnsi="Symbol" w:hint="default"/>
+      </w:rPr>
+    </w:lvl>
+    <w:lvl w:ilvl="1" w:tplc="04090003" w:tentative="1">
+      <w:start w:val="1"/>
+      <w:numFmt w:val="bullet"/>
+      <w:lvlText w:val="o"/>
+      <w:lvlJc w:val="left"/>
+      <w:pPr>
+        <w:ind w:left="1440" w:hanging="360"/>
+      </w:pPr>
+      <w:rPr>
+        <w:rFonts w:ascii="Courier New" w:hAnsi="Courier New" w:cs="Courier New" w:hint="default"/>
+      </w:rPr>
+    </w:lvl>
+    <w:lvl w:ilvl="2" w:tplc="04090005">
+      <w:start w:val="1"/>
+      <w:numFmt w:val="bullet"/>
+      <w:lvlText w:val=""/>
+      <w:lvlJc w:val="left"/>
+      <w:pPr>
+        <w:ind w:left="2160" w:hanging="360"/>
+      </w:pPr>
+      <w:rPr>
+        <w:rFonts w:ascii="Wingdings" w:hAnsi="Wingdings" w:hint="default"/>
+      </w:rPr>
+    </w:lvl>
+    <w:lvl w:ilvl="3" w:tplc="04090001" w:tentative="1">
+      <w:start w:val="1"/>
+      <w:numFmt w:val="bullet"/>
+      <w:lvlText w:val=""/>
+      <w:lvlJc w:val="left"/>
+      <w:pPr>
+        <w:ind w:left="2880" w:hanging="360"/>
+      </w:pPr>
+      <w:rPr>
+        <w:rFonts w:ascii="Symbol" w:hAnsi="Symbol" w:hint="default"/>
+      </w:rPr>
+    </w:lvl>
+    <w:lvl w:ilvl="4" w:tplc="04090003" w:tentative="1">
+      <w:start w:val="1"/>
+      <w:numFmt w:val="bullet"/>
+      <w:lvlText w:val="o"/>
+      <w:lvlJc w:val="left"/>
+      <w:pPr>
+        <w:ind w:left="3600" w:hanging="360"/>
+      </w:pPr>
+      <w:rPr>
+        <w:rFonts w:ascii="Courier New" w:hAnsi="Courier New" w:cs="Courier New" w:hint="default"/>
+      </w:rPr>
+    </w:lvl>
+    <w:lvl w:ilvl="5" w:tplc="04090005" w:tentative="1">
+      <w:start w:val="1"/>
+      <w:numFmt w:val="bullet"/>
+      <w:lvlText w:val=""/>
+      <w:lvlJc w:val="left"/>
+      <w:pPr>
+        <w:ind w:left="4320" w:hanging="360"/>
+      </w:pPr>
+      <w:rPr>
+        <w:rFonts w:ascii="Wingdings" w:hAnsi="Wingdings" w:hint="default"/>
+      </w:rPr>
+    </w:lvl>
+    <w:lvl w:ilvl="6" w:tplc="04090001" w:tentative="1">
+      <w:start w:val="1"/>
+      <w:numFmt w:val="bullet"/>
+      <w:lvlText w:val=""/>
+      <w:lvlJc w:val="left"/>
+      <w:pPr>
+        <w:ind w:left="5040" w:hanging="360"/>
+      </w:pPr>
+      <w:rPr>
+        <w:rFonts w:ascii="Symbol" w:hAnsi="Symbol" w:hint="default"/>
+      </w:rPr>
+    </w:lvl>
+    <w:lvl w:ilvl="7" w:tplc="04090003" w:tentative="1">
+      <w:start w:val="1"/>
+      <w:numFmt w:val="bullet"/>
+      <w:lvlText w:val="o"/>
+      <w:lvlJc w:val="left"/>
+      <w:pPr>
+        <w:ind w:left="5760" w:hanging="360"/>
+      </w:pPr>
+      <w:rPr>
+        <w:rFonts w:ascii="Courier New" w:hAnsi="Courier New" w:cs="Courier New" w:hint="default"/>
+      </w:rPr>
+    </w:lvl>
+    <w:lvl w:ilvl="8" w:tplc="04090005" w:tentative="1">
+      <w:start w:val="1"/>
+      <w:numFmt w:val="bullet"/>
+      <w:lvlText w:val=""/>
+      <w:lvlJc w:val="left"/>
+      <w:pPr>
+        <w:ind w:left="6480" w:hanging="360"/>
+      </w:pPr>
+      <w:rPr>
+        <w:rFonts w:ascii="Wingdings" w:hAnsi="Wingdings" w:hint="default"/>
+      </w:rPr>
+    </w:lvl>
+  </w:abstractNum>
+  <w:abstractNum w:abstractNumId="16" w15:restartNumberingAfterBreak="0">
     <w:nsid w:val="59FD1723"/>
     <w:multiLevelType w:val="hybridMultilevel"/>
     <w:tmpl w:val="8990CF0E"/>
@@ -7662,7 +10652,7 @@
       </w:rPr>
     </w:lvl>
   </w:abstractNum>
-  <w:abstractNum w:abstractNumId="5" w15:restartNumberingAfterBreak="0">
+  <w:abstractNum w:abstractNumId="17" w15:restartNumberingAfterBreak="0">
     <w:nsid w:val="60F1451F"/>
     <w:multiLevelType w:val="hybridMultilevel"/>
     <w:tmpl w:val="96E4404C"/>
@@ -7751,10 +10741,10 @@
       </w:pPr>
     </w:lvl>
   </w:abstractNum>
-  <w:abstractNum w:abstractNumId="6" w15:restartNumberingAfterBreak="0">
+  <w:abstractNum w:abstractNumId="18" w15:restartNumberingAfterBreak="0">
     <w:nsid w:val="664646E2"/>
     <w:multiLevelType w:val="hybridMultilevel"/>
-    <w:tmpl w:val="96EAF268"/>
+    <w:tmpl w:val="E288027E"/>
     <w:lvl w:ilvl="0" w:tplc="0409000F">
       <w:start w:val="1"/>
       <w:numFmt w:val="decimal"/>
@@ -7767,7 +10757,7 @@
         <w:rFonts w:hint="default"/>
       </w:rPr>
     </w:lvl>
-    <w:lvl w:ilvl="1" w:tplc="04090019" w:tentative="1">
+    <w:lvl w:ilvl="1" w:tplc="04090019">
       <w:start w:val="1"/>
       <w:numFmt w:val="lowerLetter"/>
       <w:lvlText w:val="%2."/>
@@ -7776,14 +10766,16 @@
         <w:ind w:left="1440" w:hanging="360"/>
       </w:pPr>
     </w:lvl>
-    <w:lvl w:ilvl="2" w:tplc="0409001B" w:tentative="1">
-      <w:start w:val="1"/>
-      <w:numFmt w:val="lowerRoman"/>
-      <w:lvlText w:val="%3."/>
-      <w:lvlJc w:val="right"/>
-      <w:pPr>
-        <w:ind w:left="2160" w:hanging="180"/>
-      </w:pPr>
+    <w:lvl w:ilvl="2" w:tplc="E01C4E94">
+      <w:numFmt w:val="bullet"/>
+      <w:lvlText w:val=""/>
+      <w:lvlJc w:val="left"/>
+      <w:pPr>
+        <w:ind w:left="2340" w:hanging="360"/>
+      </w:pPr>
+      <w:rPr>
+        <w:rFonts w:ascii="Times New Roman" w:eastAsiaTheme="minorHAnsi" w:hAnsi="Times New Roman" w:cs="Times New Roman" w:hint="default"/>
+      </w:rPr>
     </w:lvl>
     <w:lvl w:ilvl="3" w:tplc="0409000F" w:tentative="1">
       <w:start w:val="1"/>
@@ -7840,7 +10832,233 @@
       </w:pPr>
     </w:lvl>
   </w:abstractNum>
-  <w:abstractNum w:abstractNumId="7" w15:restartNumberingAfterBreak="0">
+  <w:abstractNum w:abstractNumId="19" w15:restartNumberingAfterBreak="0">
+    <w:nsid w:val="6B810E6A"/>
+    <w:multiLevelType w:val="hybridMultilevel"/>
+    <w:tmpl w:val="4A88DC34"/>
+    <w:lvl w:ilvl="0" w:tplc="04090001">
+      <w:start w:val="1"/>
+      <w:numFmt w:val="bullet"/>
+      <w:lvlText w:val=""/>
+      <w:lvlJc w:val="left"/>
+      <w:pPr>
+        <w:ind w:left="2520" w:hanging="360"/>
+      </w:pPr>
+      <w:rPr>
+        <w:rFonts w:ascii="Symbol" w:hAnsi="Symbol" w:hint="default"/>
+      </w:rPr>
+    </w:lvl>
+    <w:lvl w:ilvl="1" w:tplc="04090003" w:tentative="1">
+      <w:start w:val="1"/>
+      <w:numFmt w:val="bullet"/>
+      <w:lvlText w:val="o"/>
+      <w:lvlJc w:val="left"/>
+      <w:pPr>
+        <w:ind w:left="3240" w:hanging="360"/>
+      </w:pPr>
+      <w:rPr>
+        <w:rFonts w:ascii="Courier New" w:hAnsi="Courier New" w:cs="Courier New" w:hint="default"/>
+      </w:rPr>
+    </w:lvl>
+    <w:lvl w:ilvl="2" w:tplc="04090005" w:tentative="1">
+      <w:start w:val="1"/>
+      <w:numFmt w:val="bullet"/>
+      <w:lvlText w:val=""/>
+      <w:lvlJc w:val="left"/>
+      <w:pPr>
+        <w:ind w:left="3960" w:hanging="360"/>
+      </w:pPr>
+      <w:rPr>
+        <w:rFonts w:ascii="Wingdings" w:hAnsi="Wingdings" w:hint="default"/>
+      </w:rPr>
+    </w:lvl>
+    <w:lvl w:ilvl="3" w:tplc="04090001" w:tentative="1">
+      <w:start w:val="1"/>
+      <w:numFmt w:val="bullet"/>
+      <w:lvlText w:val=""/>
+      <w:lvlJc w:val="left"/>
+      <w:pPr>
+        <w:ind w:left="4680" w:hanging="360"/>
+      </w:pPr>
+      <w:rPr>
+        <w:rFonts w:ascii="Symbol" w:hAnsi="Symbol" w:hint="default"/>
+      </w:rPr>
+    </w:lvl>
+    <w:lvl w:ilvl="4" w:tplc="04090003" w:tentative="1">
+      <w:start w:val="1"/>
+      <w:numFmt w:val="bullet"/>
+      <w:lvlText w:val="o"/>
+      <w:lvlJc w:val="left"/>
+      <w:pPr>
+        <w:ind w:left="5400" w:hanging="360"/>
+      </w:pPr>
+      <w:rPr>
+        <w:rFonts w:ascii="Courier New" w:hAnsi="Courier New" w:cs="Courier New" w:hint="default"/>
+      </w:rPr>
+    </w:lvl>
+    <w:lvl w:ilvl="5" w:tplc="04090005" w:tentative="1">
+      <w:start w:val="1"/>
+      <w:numFmt w:val="bullet"/>
+      <w:lvlText w:val=""/>
+      <w:lvlJc w:val="left"/>
+      <w:pPr>
+        <w:ind w:left="6120" w:hanging="360"/>
+      </w:pPr>
+      <w:rPr>
+        <w:rFonts w:ascii="Wingdings" w:hAnsi="Wingdings" w:hint="default"/>
+      </w:rPr>
+    </w:lvl>
+    <w:lvl w:ilvl="6" w:tplc="04090001" w:tentative="1">
+      <w:start w:val="1"/>
+      <w:numFmt w:val="bullet"/>
+      <w:lvlText w:val=""/>
+      <w:lvlJc w:val="left"/>
+      <w:pPr>
+        <w:ind w:left="6840" w:hanging="360"/>
+      </w:pPr>
+      <w:rPr>
+        <w:rFonts w:ascii="Symbol" w:hAnsi="Symbol" w:hint="default"/>
+      </w:rPr>
+    </w:lvl>
+    <w:lvl w:ilvl="7" w:tplc="04090003" w:tentative="1">
+      <w:start w:val="1"/>
+      <w:numFmt w:val="bullet"/>
+      <w:lvlText w:val="o"/>
+      <w:lvlJc w:val="left"/>
+      <w:pPr>
+        <w:ind w:left="7560" w:hanging="360"/>
+      </w:pPr>
+      <w:rPr>
+        <w:rFonts w:ascii="Courier New" w:hAnsi="Courier New" w:cs="Courier New" w:hint="default"/>
+      </w:rPr>
+    </w:lvl>
+    <w:lvl w:ilvl="8" w:tplc="04090005" w:tentative="1">
+      <w:start w:val="1"/>
+      <w:numFmt w:val="bullet"/>
+      <w:lvlText w:val=""/>
+      <w:lvlJc w:val="left"/>
+      <w:pPr>
+        <w:ind w:left="8280" w:hanging="360"/>
+      </w:pPr>
+      <w:rPr>
+        <w:rFonts w:ascii="Wingdings" w:hAnsi="Wingdings" w:hint="default"/>
+      </w:rPr>
+    </w:lvl>
+  </w:abstractNum>
+  <w:abstractNum w:abstractNumId="20" w15:restartNumberingAfterBreak="0">
+    <w:nsid w:val="71604BA4"/>
+    <w:multiLevelType w:val="hybridMultilevel"/>
+    <w:tmpl w:val="4D1A56B6"/>
+    <w:lvl w:ilvl="0" w:tplc="04090001">
+      <w:start w:val="1"/>
+      <w:numFmt w:val="bullet"/>
+      <w:lvlText w:val=""/>
+      <w:lvlJc w:val="left"/>
+      <w:pPr>
+        <w:ind w:left="2700" w:hanging="360"/>
+      </w:pPr>
+      <w:rPr>
+        <w:rFonts w:ascii="Symbol" w:hAnsi="Symbol" w:hint="default"/>
+      </w:rPr>
+    </w:lvl>
+    <w:lvl w:ilvl="1" w:tplc="04090003" w:tentative="1">
+      <w:start w:val="1"/>
+      <w:numFmt w:val="bullet"/>
+      <w:lvlText w:val="o"/>
+      <w:lvlJc w:val="left"/>
+      <w:pPr>
+        <w:ind w:left="3420" w:hanging="360"/>
+      </w:pPr>
+      <w:rPr>
+        <w:rFonts w:ascii="Courier New" w:hAnsi="Courier New" w:cs="Courier New" w:hint="default"/>
+      </w:rPr>
+    </w:lvl>
+    <w:lvl w:ilvl="2" w:tplc="04090005" w:tentative="1">
+      <w:start w:val="1"/>
+      <w:numFmt w:val="bullet"/>
+      <w:lvlText w:val=""/>
+      <w:lvlJc w:val="left"/>
+      <w:pPr>
+        <w:ind w:left="4140" w:hanging="360"/>
+      </w:pPr>
+      <w:rPr>
+        <w:rFonts w:ascii="Wingdings" w:hAnsi="Wingdings" w:hint="default"/>
+      </w:rPr>
+    </w:lvl>
+    <w:lvl w:ilvl="3" w:tplc="04090001" w:tentative="1">
+      <w:start w:val="1"/>
+      <w:numFmt w:val="bullet"/>
+      <w:lvlText w:val=""/>
+      <w:lvlJc w:val="left"/>
+      <w:pPr>
+        <w:ind w:left="4860" w:hanging="360"/>
+      </w:pPr>
+      <w:rPr>
+        <w:rFonts w:ascii="Symbol" w:hAnsi="Symbol" w:hint="default"/>
+      </w:rPr>
+    </w:lvl>
+    <w:lvl w:ilvl="4" w:tplc="04090003" w:tentative="1">
+      <w:start w:val="1"/>
+      <w:numFmt w:val="bullet"/>
+      <w:lvlText w:val="o"/>
+      <w:lvlJc w:val="left"/>
+      <w:pPr>
+        <w:ind w:left="5580" w:hanging="360"/>
+      </w:pPr>
+      <w:rPr>
+        <w:rFonts w:ascii="Courier New" w:hAnsi="Courier New" w:cs="Courier New" w:hint="default"/>
+      </w:rPr>
+    </w:lvl>
+    <w:lvl w:ilvl="5" w:tplc="04090005" w:tentative="1">
+      <w:start w:val="1"/>
+      <w:numFmt w:val="bullet"/>
+      <w:lvlText w:val=""/>
+      <w:lvlJc w:val="left"/>
+      <w:pPr>
+        <w:ind w:left="6300" w:hanging="360"/>
+      </w:pPr>
+      <w:rPr>
+        <w:rFonts w:ascii="Wingdings" w:hAnsi="Wingdings" w:hint="default"/>
+      </w:rPr>
+    </w:lvl>
+    <w:lvl w:ilvl="6" w:tplc="04090001" w:tentative="1">
+      <w:start w:val="1"/>
+      <w:numFmt w:val="bullet"/>
+      <w:lvlText w:val=""/>
+      <w:lvlJc w:val="left"/>
+      <w:pPr>
+        <w:ind w:left="7020" w:hanging="360"/>
+      </w:pPr>
+      <w:rPr>
+        <w:rFonts w:ascii="Symbol" w:hAnsi="Symbol" w:hint="default"/>
+      </w:rPr>
+    </w:lvl>
+    <w:lvl w:ilvl="7" w:tplc="04090003" w:tentative="1">
+      <w:start w:val="1"/>
+      <w:numFmt w:val="bullet"/>
+      <w:lvlText w:val="o"/>
+      <w:lvlJc w:val="left"/>
+      <w:pPr>
+        <w:ind w:left="7740" w:hanging="360"/>
+      </w:pPr>
+      <w:rPr>
+        <w:rFonts w:ascii="Courier New" w:hAnsi="Courier New" w:cs="Courier New" w:hint="default"/>
+      </w:rPr>
+    </w:lvl>
+    <w:lvl w:ilvl="8" w:tplc="04090005" w:tentative="1">
+      <w:start w:val="1"/>
+      <w:numFmt w:val="bullet"/>
+      <w:lvlText w:val=""/>
+      <w:lvlJc w:val="left"/>
+      <w:pPr>
+        <w:ind w:left="8460" w:hanging="360"/>
+      </w:pPr>
+      <w:rPr>
+        <w:rFonts w:ascii="Wingdings" w:hAnsi="Wingdings" w:hint="default"/>
+      </w:rPr>
+    </w:lvl>
+  </w:abstractNum>
+  <w:abstractNum w:abstractNumId="21" w15:restartNumberingAfterBreak="0">
     <w:nsid w:val="74DF6D80"/>
     <w:multiLevelType w:val="hybridMultilevel"/>
     <w:tmpl w:val="1AC079E8"/>
@@ -7931,7 +11149,120 @@
       </w:pPr>
     </w:lvl>
   </w:abstractNum>
-  <w:abstractNum w:abstractNumId="8" w15:restartNumberingAfterBreak="0">
+  <w:abstractNum w:abstractNumId="22" w15:restartNumberingAfterBreak="0">
+    <w:nsid w:val="78900F63"/>
+    <w:multiLevelType w:val="hybridMultilevel"/>
+    <w:tmpl w:val="AB52E8F6"/>
+    <w:lvl w:ilvl="0" w:tplc="4168AE56">
+      <w:start w:val="1"/>
+      <w:numFmt w:val="bullet"/>
+      <w:lvlText w:val=""/>
+      <w:lvlJc w:val="left"/>
+      <w:pPr>
+        <w:ind w:left="2700" w:hanging="360"/>
+      </w:pPr>
+      <w:rPr>
+        <w:rFonts w:ascii="Symbol" w:hAnsi="Symbol" w:hint="default"/>
+      </w:rPr>
+    </w:lvl>
+    <w:lvl w:ilvl="1" w:tplc="FFFFFFFF" w:tentative="1">
+      <w:start w:val="1"/>
+      <w:numFmt w:val="bullet"/>
+      <w:lvlText w:val="o"/>
+      <w:lvlJc w:val="left"/>
+      <w:pPr>
+        <w:ind w:left="3420" w:hanging="360"/>
+      </w:pPr>
+      <w:rPr>
+        <w:rFonts w:ascii="Courier New" w:hAnsi="Courier New" w:cs="Courier New" w:hint="default"/>
+      </w:rPr>
+    </w:lvl>
+    <w:lvl w:ilvl="2" w:tplc="FFFFFFFF" w:tentative="1">
+      <w:start w:val="1"/>
+      <w:numFmt w:val="bullet"/>
+      <w:lvlText w:val=""/>
+      <w:lvlJc w:val="left"/>
+      <w:pPr>
+        <w:ind w:left="4140" w:hanging="360"/>
+      </w:pPr>
+      <w:rPr>
+        <w:rFonts w:ascii="Wingdings" w:hAnsi="Wingdings" w:hint="default"/>
+      </w:rPr>
+    </w:lvl>
+    <w:lvl w:ilvl="3" w:tplc="FFFFFFFF" w:tentative="1">
+      <w:start w:val="1"/>
+      <w:numFmt w:val="bullet"/>
+      <w:lvlText w:val=""/>
+      <w:lvlJc w:val="left"/>
+      <w:pPr>
+        <w:ind w:left="4860" w:hanging="360"/>
+      </w:pPr>
+      <w:rPr>
+        <w:rFonts w:ascii="Symbol" w:hAnsi="Symbol" w:hint="default"/>
+      </w:rPr>
+    </w:lvl>
+    <w:lvl w:ilvl="4" w:tplc="FFFFFFFF" w:tentative="1">
+      <w:start w:val="1"/>
+      <w:numFmt w:val="bullet"/>
+      <w:lvlText w:val="o"/>
+      <w:lvlJc w:val="left"/>
+      <w:pPr>
+        <w:ind w:left="5580" w:hanging="360"/>
+      </w:pPr>
+      <w:rPr>
+        <w:rFonts w:ascii="Courier New" w:hAnsi="Courier New" w:cs="Courier New" w:hint="default"/>
+      </w:rPr>
+    </w:lvl>
+    <w:lvl w:ilvl="5" w:tplc="FFFFFFFF" w:tentative="1">
+      <w:start w:val="1"/>
+      <w:numFmt w:val="bullet"/>
+      <w:lvlText w:val=""/>
+      <w:lvlJc w:val="left"/>
+      <w:pPr>
+        <w:ind w:left="6300" w:hanging="360"/>
+      </w:pPr>
+      <w:rPr>
+        <w:rFonts w:ascii="Wingdings" w:hAnsi="Wingdings" w:hint="default"/>
+      </w:rPr>
+    </w:lvl>
+    <w:lvl w:ilvl="6" w:tplc="FFFFFFFF" w:tentative="1">
+      <w:start w:val="1"/>
+      <w:numFmt w:val="bullet"/>
+      <w:lvlText w:val=""/>
+      <w:lvlJc w:val="left"/>
+      <w:pPr>
+        <w:ind w:left="7020" w:hanging="360"/>
+      </w:pPr>
+      <w:rPr>
+        <w:rFonts w:ascii="Symbol" w:hAnsi="Symbol" w:hint="default"/>
+      </w:rPr>
+    </w:lvl>
+    <w:lvl w:ilvl="7" w:tplc="FFFFFFFF" w:tentative="1">
+      <w:start w:val="1"/>
+      <w:numFmt w:val="bullet"/>
+      <w:lvlText w:val="o"/>
+      <w:lvlJc w:val="left"/>
+      <w:pPr>
+        <w:ind w:left="7740" w:hanging="360"/>
+      </w:pPr>
+      <w:rPr>
+        <w:rFonts w:ascii="Courier New" w:hAnsi="Courier New" w:cs="Courier New" w:hint="default"/>
+      </w:rPr>
+    </w:lvl>
+    <w:lvl w:ilvl="8" w:tplc="FFFFFFFF" w:tentative="1">
+      <w:start w:val="1"/>
+      <w:numFmt w:val="bullet"/>
+      <w:lvlText w:val=""/>
+      <w:lvlJc w:val="left"/>
+      <w:pPr>
+        <w:ind w:left="8460" w:hanging="360"/>
+      </w:pPr>
+      <w:rPr>
+        <w:rFonts w:ascii="Wingdings" w:hAnsi="Wingdings" w:hint="default"/>
+      </w:rPr>
+    </w:lvl>
+  </w:abstractNum>
+  <w:abstractNum w:abstractNumId="23" w15:restartNumberingAfterBreak="0">
     <w:nsid w:val="79BF5A33"/>
     <w:multiLevelType w:val="hybridMultilevel"/>
     <w:tmpl w:val="F466ABF6"/>
@@ -8020,7 +11351,7 @@
       </w:pPr>
     </w:lvl>
   </w:abstractNum>
-  <w:abstractNum w:abstractNumId="9" w15:restartNumberingAfterBreak="0">
+  <w:abstractNum w:abstractNumId="24" w15:restartNumberingAfterBreak="0">
     <w:nsid w:val="7CDB395B"/>
     <w:multiLevelType w:val="hybridMultilevel"/>
     <w:tmpl w:val="EAE86480"/>
@@ -8134,33 +11465,78 @@
     </w:lvl>
   </w:abstractNum>
   <w:num w:numId="1" w16cid:durableId="350884850">
+    <w:abstractNumId w:val="23"/>
+  </w:num>
+  <w:num w:numId="2" w16cid:durableId="1043478131">
     <w:abstractNumId w:val="8"/>
   </w:num>
-  <w:num w:numId="2" w16cid:durableId="1043478131">
+  <w:num w:numId="3" w16cid:durableId="1185749737">
+    <w:abstractNumId w:val="16"/>
+  </w:num>
+  <w:num w:numId="4" w16cid:durableId="963776825">
+    <w:abstractNumId w:val="18"/>
+  </w:num>
+  <w:num w:numId="5" w16cid:durableId="872424141">
+    <w:abstractNumId w:val="14"/>
+  </w:num>
+  <w:num w:numId="6" w16cid:durableId="1549294638">
+    <w:abstractNumId w:val="4"/>
+  </w:num>
+  <w:num w:numId="7" w16cid:durableId="2070423983">
+    <w:abstractNumId w:val="17"/>
+  </w:num>
+  <w:num w:numId="8" w16cid:durableId="470639295">
+    <w:abstractNumId w:val="21"/>
+  </w:num>
+  <w:num w:numId="9" w16cid:durableId="681392705">
+    <w:abstractNumId w:val="1"/>
+  </w:num>
+  <w:num w:numId="10" w16cid:durableId="126167635">
+    <w:abstractNumId w:val="24"/>
+  </w:num>
+  <w:num w:numId="11" w16cid:durableId="832376439">
+    <w:abstractNumId w:val="5"/>
+  </w:num>
+  <w:num w:numId="12" w16cid:durableId="1749958965">
+    <w:abstractNumId w:val="13"/>
+  </w:num>
+  <w:num w:numId="13" w16cid:durableId="469397028">
+    <w:abstractNumId w:val="10"/>
+  </w:num>
+  <w:num w:numId="14" w16cid:durableId="1643727518">
+    <w:abstractNumId w:val="12"/>
+  </w:num>
+  <w:num w:numId="15" w16cid:durableId="141823487">
+    <w:abstractNumId w:val="6"/>
+  </w:num>
+  <w:num w:numId="16" w16cid:durableId="946157434">
+    <w:abstractNumId w:val="20"/>
+  </w:num>
+  <w:num w:numId="17" w16cid:durableId="1799108256">
+    <w:abstractNumId w:val="22"/>
+  </w:num>
+  <w:num w:numId="18" w16cid:durableId="426659532">
+    <w:abstractNumId w:val="11"/>
+  </w:num>
+  <w:num w:numId="19" w16cid:durableId="452098517">
+    <w:abstractNumId w:val="7"/>
+  </w:num>
+  <w:num w:numId="20" w16cid:durableId="749884031">
     <w:abstractNumId w:val="2"/>
   </w:num>
-  <w:num w:numId="3" w16cid:durableId="1185749737">
-    <w:abstractNumId w:val="4"/>
+  <w:num w:numId="21" w16cid:durableId="2022506827">
+    <w:abstractNumId w:val="15"/>
   </w:num>
-  <w:num w:numId="4" w16cid:durableId="963776825">
-    <w:abstractNumId w:val="6"/>
+  <w:num w:numId="22" w16cid:durableId="410855309">
+    <w:abstractNumId w:val="0"/>
   </w:num>
-  <w:num w:numId="5" w16cid:durableId="872424141">
+  <w:num w:numId="23" w16cid:durableId="752629763">
     <w:abstractNumId w:val="3"/>
   </w:num>
-  <w:num w:numId="6" w16cid:durableId="1549294638">
-    <w:abstractNumId w:val="1"/>
+  <w:num w:numId="24" w16cid:durableId="1365910142">
+    <w:abstractNumId w:val="19"/>
   </w:num>
-  <w:num w:numId="7" w16cid:durableId="2070423983">
-    <w:abstractNumId w:val="5"/>
-  </w:num>
-  <w:num w:numId="8" w16cid:durableId="470639295">
-    <w:abstractNumId w:val="7"/>
-  </w:num>
-  <w:num w:numId="9" w16cid:durableId="681392705">
-    <w:abstractNumId w:val="0"/>
-  </w:num>
-  <w:num w:numId="10" w16cid:durableId="126167635">
+  <w:num w:numId="25" w16cid:durableId="42213318">
     <w:abstractNumId w:val="9"/>
   </w:num>
 </w:numbering>
@@ -9070,4 +12446,16 @@
     </a:ext>
   </a:extLst>
 </a:theme>
+</file>
+
+<file path=customXml/item1.xml><?xml version="1.0" encoding="utf-8"?>
+<b:Sources xmlns:b="http://schemas.openxmlformats.org/officeDocument/2006/bibliography" xmlns="http://schemas.openxmlformats.org/officeDocument/2006/bibliography" SelectedStyle="\APASixthEditionOfficeOnline.xsl" StyleName="APA" Version="6"/>
+</file>
+
+<file path=customXml/itemProps1.xml><?xml version="1.0" encoding="utf-8"?>
+<ds:datastoreItem xmlns:ds="http://schemas.openxmlformats.org/officeDocument/2006/customXml" ds:itemID="{28DD81C9-733F-47FC-99BF-F25B273BE052}">
+  <ds:schemaRefs>
+    <ds:schemaRef ds:uri="http://schemas.openxmlformats.org/officeDocument/2006/bibliography"/>
+  </ds:schemaRefs>
+</ds:datastoreItem>
 </file>
--- a/doc/02-NguyenMinhThuan.docx
+++ b/doc/02-NguyenMinhThuan.docx
@@ -1135,7 +1135,7 @@
           <w:sz w:val="26"/>
           <w:szCs w:val="26"/>
         </w:rPr>
-        <w:t xml:space="preserve"> bằng cách xem lại lịch sử điều trị, kiểm tra tình trạng hiện tại và ghi nhận kết quả. Dựa trên kết quả tái khám, bác sĩ có thể xác định tình trạng đã ổn định, tiếp tục kế hoạch điều trị, điều chỉnh kế hoạch hoặc thực </w:t>
+        <w:t xml:space="preserve"> bằng cách xem lại lịch sử điều trị, kiểm tra tình trạng hiện tại và ghi nhận kết quả. Dựa trên kết quả tái khám, bác sĩ có </w:t>
       </w:r>
       <w:r>
         <w:rPr>
@@ -1143,7 +1143,7 @@
           <w:szCs w:val="26"/>
         </w:rPr>
         <w:lastRenderedPageBreak/>
-        <w:t>hiện thêm dịch vụ. Kết quả tái khám được lưu vào hồ sơ và là cơ sở cho các buổi điều trị hoặc lịch tái khám tiếp theo.</w:t>
+        <w:t>thể xác định tình trạng đã ổn định, tiếp tục kế hoạch điều trị, điều chỉnh kế hoạch hoặc thực hiện thêm dịch vụ. Kết quả tái khám được lưu vào hồ sơ và là cơ sở cho các buổi điều trị hoặc lịch tái khám tiếp theo.</w:t>
       </w:r>
     </w:p>
     <w:p>
@@ -1438,6 +1438,7 @@
           <w:sz w:val="26"/>
           <w:szCs w:val="26"/>
         </w:rPr>
+        <w:lastRenderedPageBreak/>
         <w:t>Bước 3: Xác định phương án điều trị</w:t>
       </w:r>
     </w:p>
@@ -1457,7 +1458,6 @@
           <w:sz w:val="26"/>
           <w:szCs w:val="26"/>
         </w:rPr>
-        <w:lastRenderedPageBreak/>
         <w:t>Dựa trên tình trạng thực tế, bác sĩ xác định phương án điều trị phù hợp. Một bệnh nhân có thể có nhiều vấn đề răng miệng và cần thực hiện nhiều dịch vụ khác nhau.</w:t>
       </w:r>
     </w:p>
@@ -1807,6 +1807,7 @@
           <w:sz w:val="26"/>
           <w:szCs w:val="26"/>
         </w:rPr>
+        <w:lastRenderedPageBreak/>
         <w:t>Quy trình thực hiện buổi điều trị</w:t>
       </w:r>
     </w:p>
@@ -1842,7 +1843,6 @@
           <w:sz w:val="26"/>
           <w:szCs w:val="26"/>
         </w:rPr>
-        <w:lastRenderedPageBreak/>
         <w:t>Bệnh nhân đến phòng khám theo lịch đã được đặt trước.</w:t>
       </w:r>
     </w:p>
@@ -2172,6 +2172,7 @@
           <w:sz w:val="26"/>
           <w:szCs w:val="26"/>
         </w:rPr>
+        <w:lastRenderedPageBreak/>
         <w:t>Bước 10: Ghi nhận nội dung điều trị</w:t>
       </w:r>
     </w:p>
@@ -2207,7 +2208,6 @@
           <w:sz w:val="26"/>
           <w:szCs w:val="26"/>
         </w:rPr>
-        <w:lastRenderedPageBreak/>
         <w:t>Bước 11: Xác nhận buổi điều trị</w:t>
       </w:r>
     </w:p>
@@ -2644,6 +2644,7 @@
           <w:sz w:val="26"/>
           <w:szCs w:val="26"/>
         </w:rPr>
+        <w:lastRenderedPageBreak/>
         <w:t>Quy trình điều chỉnh kế hoạch điều trị</w:t>
       </w:r>
     </w:p>
@@ -2712,7 +2713,6 @@
           <w:sz w:val="26"/>
           <w:szCs w:val="26"/>
         </w:rPr>
-        <w:lastRenderedPageBreak/>
         <w:t>Bước 3:</w:t>
       </w:r>
       <w:r>
@@ -3139,6 +3139,7 @@
           <w:sz w:val="26"/>
           <w:szCs w:val="26"/>
         </w:rPr>
+        <w:lastRenderedPageBreak/>
         <w:t>Bước 5: Trao đổi với bệnh nhân</w:t>
       </w:r>
     </w:p>
@@ -3191,7 +3192,6 @@
           <w:sz w:val="26"/>
           <w:szCs w:val="26"/>
         </w:rPr>
-        <w:lastRenderedPageBreak/>
         <w:t>Nhân viên kiểm tra xem thời gian lựa chọn có bị trùng với lịch làm việc hoặc lịch hẹn khác hay không.</w:t>
       </w:r>
     </w:p>
@@ -3669,6 +3669,7 @@
           <w:sz w:val="26"/>
           <w:szCs w:val="26"/>
         </w:rPr>
+        <w:lastRenderedPageBreak/>
         <w:t>Bước 4:</w:t>
       </w:r>
       <w:r>
@@ -3783,7 +3784,6 @@
           <w:sz w:val="26"/>
           <w:szCs w:val="26"/>
         </w:rPr>
-        <w:lastRenderedPageBreak/>
         <w:t>Bước 3:</w:t>
       </w:r>
       <w:r>
@@ -4481,6 +4481,7 @@
           <w:sz w:val="26"/>
           <w:szCs w:val="26"/>
         </w:rPr>
+        <w:lastRenderedPageBreak/>
         <w:t>Bước 1</w:t>
       </w:r>
       <w:r>
@@ -4635,7 +4636,6 @@
           <w:sz w:val="26"/>
           <w:szCs w:val="26"/>
         </w:rPr>
-        <w:lastRenderedPageBreak/>
         <w:t>Bước 2:</w:t>
       </w:r>
       <w:r>
@@ -5014,6 +5014,7 @@
           <w:sz w:val="26"/>
           <w:szCs w:val="26"/>
         </w:rPr>
+        <w:lastRenderedPageBreak/>
         <w:t>Y tá theo dõi trạng thái và các thay đổi liên quan đến lịch được phân công. Khi lịch được thay đổi, hủy hoặc phân công lại, thông tin trên hệ thống được cập nhật để y tá nắm được lịch làm việc mới.</w:t>
       </w:r>
     </w:p>
@@ -5084,7 +5085,6 @@
           <w:sz w:val="26"/>
           <w:szCs w:val="26"/>
         </w:rPr>
-        <w:lastRenderedPageBreak/>
         <w:t>Khi đến thời gian được phân công, y tá hỗ trợ bác sĩ trong quá trình điều trị hoặc tái khám theo phạm vi công việc được giao.</w:t>
       </w:r>
     </w:p>
@@ -5173,6 +5173,7 @@
           <w:sz w:val="26"/>
           <w:szCs w:val="26"/>
         </w:rPr>
+        <w:lastRenderedPageBreak/>
         <w:drawing>
           <wp:inline distT="0" distB="0" distL="0" distR="0" wp14:anchorId="041E02EA" wp14:editId="302AC97D">
             <wp:extent cx="5994944" cy="4747895"/>
@@ -5295,7 +5296,6 @@
           <w:sz w:val="26"/>
           <w:szCs w:val="26"/>
         </w:rPr>
-        <w:lastRenderedPageBreak/>
         <w:t>Quy định 2: Về số buổi điều trị:</w:t>
       </w:r>
       <w:r>
@@ -5371,6 +5371,7 @@
           <w:sz w:val="26"/>
           <w:szCs w:val="26"/>
         </w:rPr>
+        <w:lastRenderedPageBreak/>
         <w:t>Quy định 5: Về điều chỉnh kế hoạch:</w:t>
       </w:r>
       <w:r>
@@ -5770,16 +5771,7 @@
                 <w:sz w:val="26"/>
                 <w:szCs w:val="26"/>
               </w:rPr>
-              <w:t xml:space="preserve">Sau khi bệnh nhân hoàn thành một lần điều trị, hệ thống có cần cho phép bác sĩ hoặc nhân viên tạo lịch tái khám tiếp theo không? Nếu </w:t>
-            </w:r>
-            <w:r>
-              <w:rPr>
-                <w:rFonts w:ascii="Times New Roman" w:hAnsi="Times New Roman" w:cs="Times New Roman"/>
-                <w:sz w:val="26"/>
-                <w:szCs w:val="26"/>
-              </w:rPr>
-              <w:lastRenderedPageBreak/>
-              <w:t>có, tôi đề xuất lưu các thông tin gồm ngày tái khám, nội dung cần tái khám và bác sĩ phụ trách, đồng thời hệ thống hiển thị trạng thái như chưa tái khám, đã tái khám hoặc quá hạn để thuận tiện theo dõi. Cách xử lý này có phù hợp với quy trình thực tế của phòng khám không?</w:t>
+              <w:t>Sau khi bệnh nhân hoàn thành một lần điều trị, hệ thống có cần cho phép bác sĩ hoặc nhân viên tạo lịch tái khám tiếp theo không? Nếu có, tôi đề xuất lưu các thông tin gồm ngày tái khám, nội dung cần tái khám và bác sĩ phụ trách, đồng thời hệ thống hiển thị trạng thái như chưa tái khám, đã tái khám hoặc quá hạn để thuận tiện theo dõi. Cách xử lý này có phù hợp với quy trình thực tế của phòng khám không?</w:t>
             </w:r>
           </w:p>
         </w:tc>
@@ -5804,17 +5796,7 @@
                 <w:sz w:val="26"/>
                 <w:szCs w:val="26"/>
               </w:rPr>
-              <w:lastRenderedPageBreak/>
-              <w:t xml:space="preserve">Có. Hệ thống cần cho phép tạo lịch tái khám sau mỗi lần điều trị. Thông tin lịch tái khám gồm ngày tái khám, nội dung cần thực hiện và bác sĩ phụ trách. Hệ thống cũng cần theo dõi </w:t>
-            </w:r>
-            <w:r>
-              <w:rPr>
-                <w:rFonts w:ascii="Times New Roman" w:hAnsi="Times New Roman" w:cs="Times New Roman"/>
-                <w:sz w:val="26"/>
-                <w:szCs w:val="26"/>
-              </w:rPr>
-              <w:lastRenderedPageBreak/>
-              <w:t>trạng thái của lịch tái khám để nhân viên dễ dàng quản lý và nhắc bệnh nhân khi cần thiết.</w:t>
+              <w:t>Có. Hệ thống cần cho phép tạo lịch tái khám sau mỗi lần điều trị. Thông tin lịch tái khám gồm ngày tái khám, nội dung cần thực hiện và bác sĩ phụ trách. Hệ thống cũng cần theo dõi trạng thái của lịch tái khám để nhân viên dễ dàng quản lý và nhắc bệnh nhân khi cần thiết.</w:t>
             </w:r>
           </w:p>
         </w:tc>
@@ -5838,17 +5820,7 @@
                 <w:sz w:val="26"/>
                 <w:szCs w:val="26"/>
               </w:rPr>
-              <w:lastRenderedPageBreak/>
-              <w:t xml:space="preserve">Cần làm rõ thêm quy tắc xác định lịch tái khám và thời điểm hệ </w:t>
-            </w:r>
-            <w:r>
-              <w:rPr>
-                <w:rFonts w:ascii="Times New Roman" w:hAnsi="Times New Roman" w:cs="Times New Roman"/>
-                <w:sz w:val="26"/>
-                <w:szCs w:val="26"/>
-              </w:rPr>
-              <w:lastRenderedPageBreak/>
-              <w:t>thống thông báo/nhắc bệnh nhân.</w:t>
+              <w:t>Cần làm rõ thêm quy tắc xác định lịch tái khám và thời điểm hệ thống thông báo/nhắc bệnh nhân.</w:t>
             </w:r>
           </w:p>
         </w:tc>
@@ -6676,7 +6648,7 @@
       <w:pPr>
         <w:pStyle w:val="ListParagraph"/>
         <w:spacing w:afterLines="120" w:after="288" w:line="240" w:lineRule="auto"/>
-        <w:ind w:left="284"/>
+        <w:ind w:left="1440"/>
         <w:jc w:val="both"/>
         <w:rPr>
           <w:rFonts w:ascii="Times New Roman" w:hAnsi="Times New Roman" w:cs="Times New Roman"/>
@@ -6691,7 +6663,181 @@
         <w:pStyle w:val="ListParagraph"/>
         <w:numPr>
           <w:ilvl w:val="0"/>
-          <w:numId w:val="14"/>
+          <w:numId w:val="27"/>
+        </w:numPr>
+        <w:spacing w:after="0" w:line="240" w:lineRule="auto"/>
+        <w:rPr>
+          <w:rFonts w:ascii="Times New Roman" w:eastAsia="Times New Roman" w:hAnsi="Times New Roman" w:cs="Times New Roman"/>
+          <w:color w:val="1F1F1F"/>
+          <w:sz w:val="26"/>
+          <w:szCs w:val="26"/>
+          <w:u w:val="single"/>
+          <w:lang w:val="vi-VN" w:eastAsia="vi-VN"/>
+        </w:rPr>
+      </w:pPr>
+      <w:r>
+        <w:rPr>
+          <w:rFonts w:ascii="Times New Roman" w:eastAsia="Times New Roman" w:hAnsi="Times New Roman" w:cs="Times New Roman"/>
+          <w:color w:val="1F1F1F"/>
+          <w:sz w:val="26"/>
+          <w:szCs w:val="26"/>
+          <w:u w:val="single"/>
+          <w:lang w:val="vi-VN" w:eastAsia="vi-VN"/>
+        </w:rPr>
+        <w:t>Lễ tân:</w:t>
+      </w:r>
+    </w:p>
+    <w:p>
+      <w:pPr>
+        <w:pStyle w:val="ListParagraph"/>
+        <w:numPr>
+          <w:ilvl w:val="1"/>
+          <w:numId w:val="27"/>
+        </w:numPr>
+        <w:spacing w:after="120" w:line="240" w:lineRule="auto"/>
+        <w:jc w:val="both"/>
+        <w:rPr>
+          <w:rFonts w:ascii="Times New Roman" w:hAnsi="Times New Roman" w:cs="Times New Roman"/>
+          <w:b/>
+          <w:sz w:val="26"/>
+          <w:szCs w:val="26"/>
+        </w:rPr>
+      </w:pPr>
+      <w:r>
+        <w:rPr>
+          <w:rFonts w:ascii="Times New Roman" w:hAnsi="Times New Roman" w:cs="Times New Roman"/>
+          <w:bCs/>
+          <w:sz w:val="26"/>
+          <w:szCs w:val="26"/>
+        </w:rPr>
+        <w:t>Đăng</w:t>
+      </w:r>
+      <w:r>
+        <w:rPr>
+          <w:rFonts w:ascii="Times New Roman" w:hAnsi="Times New Roman" w:cs="Times New Roman"/>
+          <w:bCs/>
+          <w:sz w:val="26"/>
+          <w:szCs w:val="26"/>
+          <w:lang w:val="vi-VN"/>
+        </w:rPr>
+        <w:t xml:space="preserve"> nhập.</w:t>
+      </w:r>
+    </w:p>
+    <w:p>
+      <w:pPr>
+        <w:pStyle w:val="ListParagraph"/>
+        <w:numPr>
+          <w:ilvl w:val="1"/>
+          <w:numId w:val="27"/>
+        </w:numPr>
+        <w:spacing w:after="0" w:line="240" w:lineRule="auto"/>
+        <w:rPr>
+          <w:rFonts w:ascii="Times New Roman" w:eastAsia="Times New Roman" w:hAnsi="Times New Roman" w:cs="Times New Roman"/>
+          <w:color w:val="1F1F1F"/>
+          <w:sz w:val="26"/>
+          <w:szCs w:val="26"/>
+          <w:lang w:val="vi-VN" w:eastAsia="vi-VN"/>
+        </w:rPr>
+      </w:pPr>
+      <w:r>
+        <w:rPr>
+          <w:rFonts w:ascii="Times New Roman" w:eastAsia="Times New Roman" w:hAnsi="Times New Roman" w:cs="Times New Roman"/>
+          <w:color w:val="1F1F1F"/>
+          <w:sz w:val="26"/>
+          <w:szCs w:val="26"/>
+          <w:lang w:val="vi-VN" w:eastAsia="vi-VN"/>
+        </w:rPr>
+        <w:t xml:space="preserve">Đăng ký thông tin bệnh nhân </w:t>
+      </w:r>
+    </w:p>
+    <w:p>
+      <w:pPr>
+        <w:pStyle w:val="ListParagraph"/>
+        <w:numPr>
+          <w:ilvl w:val="1"/>
+          <w:numId w:val="27"/>
+        </w:numPr>
+        <w:spacing w:after="0" w:line="240" w:lineRule="auto"/>
+        <w:rPr>
+          <w:rFonts w:ascii="Times New Roman" w:eastAsia="Times New Roman" w:hAnsi="Times New Roman" w:cs="Times New Roman"/>
+          <w:color w:val="1F1F1F"/>
+          <w:sz w:val="26"/>
+          <w:szCs w:val="26"/>
+          <w:lang w:val="vi-VN" w:eastAsia="vi-VN"/>
+        </w:rPr>
+      </w:pPr>
+      <w:r>
+        <w:rPr>
+          <w:rFonts w:ascii="Times New Roman" w:eastAsia="Times New Roman" w:hAnsi="Times New Roman" w:cs="Times New Roman"/>
+          <w:color w:val="1F1F1F"/>
+          <w:sz w:val="26"/>
+          <w:szCs w:val="26"/>
+          <w:lang w:val="vi-VN" w:eastAsia="vi-VN"/>
+        </w:rPr>
+        <w:t xml:space="preserve">Cập nhật thông tin hành chính bệnh nhân </w:t>
+      </w:r>
+    </w:p>
+    <w:p>
+      <w:pPr>
+        <w:pStyle w:val="ListParagraph"/>
+        <w:numPr>
+          <w:ilvl w:val="1"/>
+          <w:numId w:val="27"/>
+        </w:numPr>
+        <w:spacing w:after="0" w:line="240" w:lineRule="auto"/>
+        <w:rPr>
+          <w:rFonts w:ascii="Times New Roman" w:eastAsia="Times New Roman" w:hAnsi="Times New Roman" w:cs="Times New Roman"/>
+          <w:color w:val="1F1F1F"/>
+          <w:sz w:val="26"/>
+          <w:szCs w:val="26"/>
+          <w:lang w:val="vi-VN" w:eastAsia="vi-VN"/>
+        </w:rPr>
+      </w:pPr>
+      <w:r>
+        <w:rPr>
+          <w:rFonts w:ascii="Times New Roman" w:eastAsia="Times New Roman" w:hAnsi="Times New Roman" w:cs="Times New Roman"/>
+          <w:color w:val="1F1F1F"/>
+          <w:sz w:val="26"/>
+          <w:szCs w:val="26"/>
+          <w:lang w:val="vi-VN" w:eastAsia="vi-VN"/>
+        </w:rPr>
+        <w:t xml:space="preserve">Tra cứu thông tin bệnh nhân </w:t>
+      </w:r>
+    </w:p>
+    <w:p>
+      <w:pPr>
+        <w:pStyle w:val="ListParagraph"/>
+        <w:numPr>
+          <w:ilvl w:val="1"/>
+          <w:numId w:val="27"/>
+        </w:numPr>
+        <w:spacing w:after="120" w:line="240" w:lineRule="auto"/>
+        <w:jc w:val="both"/>
+        <w:rPr>
+          <w:rFonts w:ascii="Times New Roman" w:hAnsi="Times New Roman" w:cs="Times New Roman"/>
+          <w:b/>
+          <w:sz w:val="26"/>
+          <w:szCs w:val="26"/>
+        </w:rPr>
+      </w:pPr>
+      <w:r>
+        <w:rPr>
+          <w:rFonts w:ascii="Times New Roman" w:hAnsi="Times New Roman" w:cs="Times New Roman"/>
+          <w:bCs/>
+          <w:sz w:val="26"/>
+          <w:szCs w:val="26"/>
+          <w:lang w:val="vi-VN"/>
+        </w:rPr>
+        <w:lastRenderedPageBreak/>
+        <w:t>Đặt lịch khám.</w:t>
+      </w:r>
+    </w:p>
+    <w:p>
+      <w:pPr>
+        <w:pStyle w:val="ListParagraph"/>
+        <w:numPr>
+          <w:ilvl w:val="1"/>
+          <w:numId w:val="27"/>
         </w:numPr>
         <w:spacing w:afterLines="120" w:after="288" w:line="240" w:lineRule="auto"/>
         <w:jc w:val="both"/>
@@ -6705,13 +6851,353 @@
       </w:pPr>
       <w:r>
         <w:rPr>
+          <w:rFonts w:ascii="Times New Roman" w:eastAsia="Times New Roman" w:hAnsi="Times New Roman" w:cs="Times New Roman"/>
+          <w:sz w:val="26"/>
+          <w:szCs w:val="26"/>
+        </w:rPr>
+        <w:t xml:space="preserve">Tạo lịch tái khám </w:t>
+      </w:r>
+    </w:p>
+    <w:p>
+      <w:pPr>
+        <w:pStyle w:val="ListParagraph"/>
+        <w:numPr>
+          <w:ilvl w:val="1"/>
+          <w:numId w:val="27"/>
+        </w:numPr>
+        <w:spacing w:after="120" w:line="240" w:lineRule="auto"/>
+        <w:jc w:val="both"/>
+        <w:rPr>
+          <w:rFonts w:ascii="Times New Roman" w:hAnsi="Times New Roman" w:cs="Times New Roman"/>
+          <w:b/>
+          <w:sz w:val="26"/>
+          <w:szCs w:val="26"/>
+        </w:rPr>
+      </w:pPr>
+      <w:r>
+        <w:rPr>
+          <w:rFonts w:ascii="Times New Roman" w:hAnsi="Times New Roman" w:cs="Times New Roman"/>
+          <w:bCs/>
+          <w:sz w:val="26"/>
+          <w:szCs w:val="26"/>
+          <w:lang w:val="vi-VN"/>
+        </w:rPr>
+        <w:t>Quản lý lịch hẹn.</w:t>
+      </w:r>
+    </w:p>
+    <w:p>
+      <w:pPr>
+        <w:pStyle w:val="ListParagraph"/>
+        <w:numPr>
+          <w:ilvl w:val="1"/>
+          <w:numId w:val="27"/>
+        </w:numPr>
+        <w:spacing w:after="120" w:line="240" w:lineRule="auto"/>
+        <w:jc w:val="both"/>
+        <w:rPr>
+          <w:rFonts w:ascii="Times New Roman" w:hAnsi="Times New Roman" w:cs="Times New Roman"/>
+          <w:b/>
+          <w:sz w:val="26"/>
+          <w:szCs w:val="26"/>
+        </w:rPr>
+      </w:pPr>
+      <w:r>
+        <w:rPr>
+          <w:rFonts w:ascii="Times New Roman" w:hAnsi="Times New Roman" w:cs="Times New Roman"/>
+          <w:bCs/>
+          <w:sz w:val="26"/>
+          <w:szCs w:val="26"/>
+        </w:rPr>
+        <w:t>Xác nhận lịch hẹn.</w:t>
+      </w:r>
+    </w:p>
+    <w:p>
+      <w:pPr>
+        <w:pStyle w:val="ListParagraph"/>
+        <w:numPr>
+          <w:ilvl w:val="1"/>
+          <w:numId w:val="27"/>
+        </w:numPr>
+        <w:spacing w:after="120" w:line="240" w:lineRule="auto"/>
+        <w:jc w:val="both"/>
+        <w:rPr>
+          <w:rFonts w:ascii="Times New Roman" w:hAnsi="Times New Roman" w:cs="Times New Roman"/>
+          <w:bCs/>
+          <w:sz w:val="26"/>
+          <w:szCs w:val="26"/>
+        </w:rPr>
+      </w:pPr>
+      <w:r>
+        <w:rPr>
+          <w:rFonts w:ascii="Times New Roman" w:hAnsi="Times New Roman" w:cs="Times New Roman"/>
+          <w:bCs/>
+          <w:sz w:val="26"/>
+          <w:szCs w:val="26"/>
+        </w:rPr>
+        <w:t>Hủy lịch hẹn.</w:t>
+      </w:r>
+    </w:p>
+    <w:p>
+      <w:pPr>
+        <w:pStyle w:val="ListParagraph"/>
+        <w:numPr>
+          <w:ilvl w:val="1"/>
+          <w:numId w:val="27"/>
+        </w:numPr>
+        <w:spacing w:after="120" w:line="240" w:lineRule="auto"/>
+        <w:jc w:val="both"/>
+        <w:rPr>
+          <w:rFonts w:ascii="Times New Roman" w:hAnsi="Times New Roman" w:cs="Times New Roman"/>
+          <w:b/>
+          <w:sz w:val="26"/>
+          <w:szCs w:val="26"/>
+        </w:rPr>
+      </w:pPr>
+      <w:r>
+        <w:rPr>
+          <w:rFonts w:ascii="Times New Roman" w:hAnsi="Times New Roman" w:cs="Times New Roman"/>
+          <w:bCs/>
+          <w:sz w:val="26"/>
+          <w:szCs w:val="26"/>
+          <w:lang w:val="vi-VN"/>
+        </w:rPr>
+        <w:t>Thay đổi lịch hẹn.</w:t>
+      </w:r>
+    </w:p>
+    <w:p>
+      <w:pPr>
+        <w:pStyle w:val="ListParagraph"/>
+        <w:numPr>
+          <w:ilvl w:val="1"/>
+          <w:numId w:val="27"/>
+        </w:numPr>
+        <w:spacing w:after="120" w:line="240" w:lineRule="auto"/>
+        <w:jc w:val="both"/>
+        <w:rPr>
+          <w:rFonts w:ascii="Times New Roman" w:hAnsi="Times New Roman" w:cs="Times New Roman"/>
+          <w:b/>
+          <w:sz w:val="26"/>
+          <w:szCs w:val="26"/>
+        </w:rPr>
+      </w:pPr>
+      <w:r>
+        <w:rPr>
+          <w:rFonts w:ascii="Times New Roman" w:hAnsi="Times New Roman" w:cs="Times New Roman"/>
+          <w:bCs/>
+          <w:sz w:val="26"/>
+          <w:szCs w:val="26"/>
+        </w:rPr>
+        <w:t>Xem</w:t>
+      </w:r>
+      <w:r>
+        <w:rPr>
+          <w:rFonts w:ascii="Times New Roman" w:hAnsi="Times New Roman" w:cs="Times New Roman"/>
+          <w:bCs/>
+          <w:sz w:val="26"/>
+          <w:szCs w:val="26"/>
+          <w:lang w:val="vi-VN"/>
+        </w:rPr>
+        <w:t xml:space="preserve"> và cập nhật hồ sơ bệnh nhân.</w:t>
+      </w:r>
+    </w:p>
+    <w:p>
+      <w:pPr>
+        <w:pStyle w:val="ListParagraph"/>
+        <w:numPr>
+          <w:ilvl w:val="1"/>
+          <w:numId w:val="27"/>
+        </w:numPr>
+        <w:spacing w:after="120" w:line="240" w:lineRule="auto"/>
+        <w:jc w:val="both"/>
+        <w:rPr>
+          <w:rFonts w:ascii="Times New Roman" w:hAnsi="Times New Roman" w:cs="Times New Roman"/>
+          <w:b/>
+          <w:sz w:val="26"/>
+          <w:szCs w:val="26"/>
+        </w:rPr>
+      </w:pPr>
+      <w:r>
+        <w:rPr>
+          <w:rFonts w:ascii="Times New Roman" w:hAnsi="Times New Roman" w:cs="Times New Roman"/>
+          <w:bCs/>
+          <w:sz w:val="26"/>
+          <w:szCs w:val="26"/>
+          <w:lang w:val="vi-VN"/>
+        </w:rPr>
+        <w:t>Theo dõi danh sách bệnh nhân.</w:t>
+      </w:r>
+    </w:p>
+    <w:p>
+      <w:pPr>
+        <w:pStyle w:val="ListParagraph"/>
+        <w:numPr>
+          <w:ilvl w:val="1"/>
+          <w:numId w:val="27"/>
+        </w:numPr>
+        <w:spacing w:after="120" w:line="240" w:lineRule="auto"/>
+        <w:jc w:val="both"/>
+        <w:rPr>
+          <w:rFonts w:ascii="Times New Roman" w:hAnsi="Times New Roman" w:cs="Times New Roman"/>
+          <w:bCs/>
+          <w:sz w:val="26"/>
+          <w:szCs w:val="26"/>
+        </w:rPr>
+      </w:pPr>
+      <w:r>
+        <w:rPr>
+          <w:rFonts w:ascii="Times New Roman" w:hAnsi="Times New Roman" w:cs="Times New Roman"/>
+          <w:bCs/>
+          <w:sz w:val="26"/>
+          <w:szCs w:val="26"/>
+        </w:rPr>
+        <w:t>Tiếp nhận và check-in bệnh nhân.</w:t>
+      </w:r>
+    </w:p>
+    <w:p>
+      <w:pPr>
+        <w:pStyle w:val="ListParagraph"/>
+        <w:spacing w:after="0" w:line="240" w:lineRule="auto"/>
+        <w:ind w:left="1800"/>
+        <w:rPr>
+          <w:rFonts w:ascii="Times New Roman" w:eastAsia="Times New Roman" w:hAnsi="Times New Roman" w:cs="Times New Roman"/>
+          <w:color w:val="1F1F1F"/>
+          <w:sz w:val="26"/>
+          <w:szCs w:val="26"/>
+          <w:lang w:val="vi-VN" w:eastAsia="vi-VN"/>
+        </w:rPr>
+      </w:pPr>
+    </w:p>
+    <w:p>
+      <w:pPr>
+        <w:pStyle w:val="ListParagraph"/>
+        <w:spacing w:afterLines="120" w:after="288" w:line="240" w:lineRule="auto"/>
+        <w:ind w:left="1440"/>
+        <w:jc w:val="both"/>
+        <w:rPr>
+          <w:rFonts w:ascii="Times New Roman" w:hAnsi="Times New Roman" w:cs="Times New Roman"/>
+          <w:b/>
+          <w:sz w:val="26"/>
+          <w:szCs w:val="26"/>
+        </w:rPr>
+      </w:pPr>
+    </w:p>
+    <w:p>
+      <w:pPr>
+        <w:pStyle w:val="ListParagraph"/>
+        <w:numPr>
+          <w:ilvl w:val="0"/>
+          <w:numId w:val="27"/>
+        </w:numPr>
+        <w:spacing w:afterLines="120" w:after="288" w:line="240" w:lineRule="auto"/>
+        <w:jc w:val="both"/>
+        <w:rPr>
           <w:rFonts w:ascii="Times New Roman" w:hAnsi="Times New Roman" w:cs="Times New Roman"/>
           <w:bCs/>
           <w:sz w:val="26"/>
           <w:szCs w:val="26"/>
           <w:u w:val="single"/>
         </w:rPr>
+      </w:pPr>
+      <w:r>
+        <w:rPr>
+          <w:rFonts w:ascii="Times New Roman" w:hAnsi="Times New Roman" w:cs="Times New Roman"/>
+          <w:bCs/>
+          <w:sz w:val="26"/>
+          <w:szCs w:val="26"/>
+          <w:u w:val="single"/>
+        </w:rPr>
         <w:t>Nha sĩ:</w:t>
+      </w:r>
+    </w:p>
+    <w:p>
+      <w:pPr>
+        <w:pStyle w:val="ListParagraph"/>
+        <w:numPr>
+          <w:ilvl w:val="1"/>
+          <w:numId w:val="27"/>
+        </w:numPr>
+        <w:spacing w:after="120" w:line="240" w:lineRule="auto"/>
+        <w:jc w:val="both"/>
+        <w:rPr>
+          <w:rFonts w:ascii="Times New Roman" w:hAnsi="Times New Roman" w:cs="Times New Roman"/>
+          <w:b/>
+          <w:sz w:val="26"/>
+          <w:szCs w:val="26"/>
+        </w:rPr>
+      </w:pPr>
+      <w:r>
+        <w:rPr>
+          <w:rFonts w:ascii="Times New Roman" w:hAnsi="Times New Roman" w:cs="Times New Roman"/>
+          <w:bCs/>
+          <w:sz w:val="26"/>
+          <w:szCs w:val="26"/>
+        </w:rPr>
+        <w:t>Đăng</w:t>
+      </w:r>
+      <w:r>
+        <w:rPr>
+          <w:rFonts w:ascii="Times New Roman" w:hAnsi="Times New Roman" w:cs="Times New Roman"/>
+          <w:bCs/>
+          <w:sz w:val="26"/>
+          <w:szCs w:val="26"/>
+          <w:lang w:val="vi-VN"/>
+        </w:rPr>
+        <w:t xml:space="preserve"> nhập.</w:t>
+      </w:r>
+    </w:p>
+    <w:p>
+      <w:pPr>
+        <w:pStyle w:val="ListParagraph"/>
+        <w:numPr>
+          <w:ilvl w:val="1"/>
+          <w:numId w:val="27"/>
+        </w:numPr>
+        <w:spacing w:after="120" w:line="240" w:lineRule="auto"/>
+        <w:jc w:val="both"/>
+        <w:rPr>
+          <w:rFonts w:ascii="Times New Roman" w:hAnsi="Times New Roman" w:cs="Times New Roman"/>
+          <w:bCs/>
+          <w:sz w:val="26"/>
+          <w:szCs w:val="26"/>
+          <w:lang w:val="vi-VN"/>
+        </w:rPr>
+      </w:pPr>
+      <w:r>
+        <w:rPr>
+          <w:rFonts w:ascii="Times New Roman" w:hAnsi="Times New Roman" w:cs="Times New Roman"/>
+          <w:bCs/>
+          <w:sz w:val="26"/>
+          <w:szCs w:val="26"/>
+          <w:lang w:val="vi-VN"/>
+        </w:rPr>
+        <w:t>Xem lịch làm việc.</w:t>
+      </w:r>
+    </w:p>
+    <w:p>
+      <w:pPr>
+        <w:pStyle w:val="ListParagraph"/>
+        <w:numPr>
+          <w:ilvl w:val="1"/>
+          <w:numId w:val="27"/>
+        </w:numPr>
+        <w:spacing w:afterLines="120" w:after="288" w:line="240" w:lineRule="auto"/>
+        <w:jc w:val="both"/>
+        <w:rPr>
+          <w:rFonts w:ascii="Times New Roman" w:hAnsi="Times New Roman" w:cs="Times New Roman"/>
+          <w:bCs/>
+          <w:sz w:val="26"/>
+          <w:szCs w:val="26"/>
+        </w:rPr>
+      </w:pPr>
+      <w:r>
+        <w:rPr>
+          <w:rFonts w:ascii="Times New Roman" w:eastAsia="Times New Roman" w:hAnsi="Times New Roman" w:cs="Times New Roman"/>
+          <w:color w:val="1F1F1F"/>
+          <w:sz w:val="26"/>
+          <w:szCs w:val="26"/>
+          <w:lang w:val="vi-VN" w:eastAsia="vi-VN"/>
+        </w:rPr>
+        <w:t>Tra cứu thông tin bệnh nhân</w:t>
       </w:r>
     </w:p>
     <w:p>
@@ -6737,7 +7223,7 @@
           <w:sz w:val="26"/>
           <w:szCs w:val="26"/>
         </w:rPr>
-        <w:t>Xem kế hoạch điều trị của bệnh nhân.</w:t>
+        <w:t>Xem hồ sơ và lịch sử điều trị của bệnh nhân.</w:t>
       </w:r>
     </w:p>
     <w:p>
@@ -6763,7 +7249,7 @@
           <w:sz w:val="26"/>
           <w:szCs w:val="26"/>
         </w:rPr>
-        <w:t>Tạo kế hoạch điều trị.</w:t>
+        <w:t>Cập nhật dữ liệu y khoa chuyên sâu.</w:t>
       </w:r>
     </w:p>
     <w:p>
@@ -6789,7 +7275,7 @@
           <w:sz w:val="26"/>
           <w:szCs w:val="26"/>
         </w:rPr>
-        <w:t>Xác định phương án điều trị.</w:t>
+        <w:t>Xem tình trạng và tiến độ điều trị hiện tại.</w:t>
       </w:r>
     </w:p>
     <w:p>
@@ -6815,7 +7301,7 @@
           <w:sz w:val="26"/>
           <w:szCs w:val="26"/>
         </w:rPr>
-        <w:t>Thêm dịch vụ vào kế hoạch điều trị.</w:t>
+        <w:t>Tạo kế hoạch điều trị.</w:t>
       </w:r>
     </w:p>
     <w:p>
@@ -6841,7 +7327,7 @@
           <w:sz w:val="26"/>
           <w:szCs w:val="26"/>
         </w:rPr>
-        <w:t>Phân chia dịch vụ theo từng buổi điều trị.</w:t>
+        <w:t>Xác định phương án điều trị.</w:t>
       </w:r>
     </w:p>
     <w:p>
@@ -6867,7 +7353,7 @@
           <w:sz w:val="26"/>
           <w:szCs w:val="26"/>
         </w:rPr>
-        <w:t>Xác nhận kế hoạch điều trị.</w:t>
+        <w:t>Thêm dịch vụ vào kế hoạch điều trị.</w:t>
       </w:r>
     </w:p>
     <w:p>
@@ -6893,7 +7379,7 @@
           <w:sz w:val="26"/>
           <w:szCs w:val="26"/>
         </w:rPr>
-        <w:t>Xem lịch sử điều trị của bệnh nhân.</w:t>
+        <w:t>Phân chia dịch vụ theo từng buổi điều trị.</w:t>
       </w:r>
     </w:p>
     <w:p>
@@ -6919,7 +7405,7 @@
           <w:sz w:val="26"/>
           <w:szCs w:val="26"/>
         </w:rPr>
-        <w:t>Xem tình trạng và tiến độ điều trị hiện tại.</w:t>
+        <w:t>Xác nhận kế hoạch điều trị.</w:t>
       </w:r>
     </w:p>
     <w:p>
@@ -6945,16 +7431,16 @@
           <w:sz w:val="26"/>
           <w:szCs w:val="26"/>
         </w:rPr>
-        <w:t>Cập nhật</w:t>
-      </w:r>
-      <w:r>
-        <w:rPr>
-          <w:rFonts w:ascii="Times New Roman" w:hAnsi="Times New Roman" w:cs="Times New Roman"/>
-          <w:bCs/>
-          <w:sz w:val="26"/>
-          <w:szCs w:val="26"/>
-        </w:rPr>
-        <w:t xml:space="preserve"> kết quả buổi điều trị.</w:t>
+        <w:t>Chỉnh sửa</w:t>
+      </w:r>
+      <w:r>
+        <w:rPr>
+          <w:rFonts w:ascii="Times New Roman" w:hAnsi="Times New Roman" w:cs="Times New Roman"/>
+          <w:bCs/>
+          <w:sz w:val="26"/>
+          <w:szCs w:val="26"/>
+        </w:rPr>
+        <w:t xml:space="preserve"> kế hoạch điều trị.</w:t>
       </w:r>
     </w:p>
     <w:p>
@@ -6980,16 +7466,7 @@
           <w:sz w:val="26"/>
           <w:szCs w:val="26"/>
         </w:rPr>
-        <w:t>Cập nhật</w:t>
-      </w:r>
-      <w:r>
-        <w:rPr>
-          <w:rFonts w:ascii="Times New Roman" w:hAnsi="Times New Roman" w:cs="Times New Roman"/>
-          <w:bCs/>
-          <w:sz w:val="26"/>
-          <w:szCs w:val="26"/>
-        </w:rPr>
-        <w:t xml:space="preserve"> các dịch vụ đã thực hiện.</w:t>
+        <w:t>Ghi nhận lý do điều chỉnh.</w:t>
       </w:r>
     </w:p>
     <w:p>
@@ -7015,16 +7492,7 @@
           <w:sz w:val="26"/>
           <w:szCs w:val="26"/>
         </w:rPr>
-        <w:t>Cập nhật</w:t>
-      </w:r>
-      <w:r>
-        <w:rPr>
-          <w:rFonts w:ascii="Times New Roman" w:hAnsi="Times New Roman" w:cs="Times New Roman"/>
-          <w:bCs/>
-          <w:sz w:val="26"/>
-          <w:szCs w:val="26"/>
-        </w:rPr>
-        <w:t xml:space="preserve"> tình trạng trước và sau điều trị.</w:t>
+        <w:t>Xác nhận kế hoạch điều trị sau điều chỉnh.</w:t>
       </w:r>
     </w:p>
     <w:p>
@@ -7050,7 +7518,7 @@
           <w:sz w:val="26"/>
           <w:szCs w:val="26"/>
         </w:rPr>
-        <w:t>Xác nhận hoàn tất buổi điều trị.</w:t>
+        <w:t>Xem chi tiết buổi điều trị.</w:t>
       </w:r>
     </w:p>
     <w:p>
@@ -7076,7 +7544,7 @@
           <w:sz w:val="26"/>
           <w:szCs w:val="26"/>
         </w:rPr>
-        <w:t>Điều chỉnh kế hoạch điều trị.</w:t>
+        <w:t>Cập nhật kết quả buổi điều trị.</w:t>
       </w:r>
     </w:p>
     <w:p>
@@ -7102,7 +7570,16 @@
           <w:sz w:val="26"/>
           <w:szCs w:val="26"/>
         </w:rPr>
-        <w:t>Ghi nhận lý do điều chỉnh kế hoạch.</w:t>
+        <w:t>Cập nhật</w:t>
+      </w:r>
+      <w:r>
+        <w:rPr>
+          <w:rFonts w:ascii="Times New Roman" w:hAnsi="Times New Roman" w:cs="Times New Roman"/>
+          <w:bCs/>
+          <w:sz w:val="26"/>
+          <w:szCs w:val="26"/>
+        </w:rPr>
+        <w:t xml:space="preserve"> các dịch vụ đã thực hiện.</w:t>
       </w:r>
     </w:p>
     <w:p>
@@ -7128,7 +7605,16 @@
           <w:sz w:val="26"/>
           <w:szCs w:val="26"/>
         </w:rPr>
-        <w:t>Xác nhận kế hoạch điều trị sau khi điều chỉnh.</w:t>
+        <w:t>Cập nhật</w:t>
+      </w:r>
+      <w:r>
+        <w:rPr>
+          <w:rFonts w:ascii="Times New Roman" w:hAnsi="Times New Roman" w:cs="Times New Roman"/>
+          <w:bCs/>
+          <w:sz w:val="26"/>
+          <w:szCs w:val="26"/>
+        </w:rPr>
+        <w:t xml:space="preserve"> tình trạng trước và sau điều trị.</w:t>
       </w:r>
     </w:p>
     <w:p>
@@ -7154,7 +7640,7 @@
           <w:sz w:val="26"/>
           <w:szCs w:val="26"/>
         </w:rPr>
-        <w:t>Đánh giá nhu cầu tái khám.</w:t>
+        <w:t>Xác nhận hoàn tất buổi điều trị.</w:t>
       </w:r>
     </w:p>
     <w:p>
@@ -7180,7 +7666,7 @@
           <w:sz w:val="26"/>
           <w:szCs w:val="26"/>
         </w:rPr>
-        <w:t>Xác định mục đích và thời gian tái khám.</w:t>
+        <w:t>Đánh giá nhu cầu tái khám.</w:t>
       </w:r>
     </w:p>
     <w:p>
@@ -7206,7 +7692,7 @@
           <w:sz w:val="26"/>
           <w:szCs w:val="26"/>
         </w:rPr>
-        <w:t>Xem kết quả các lần tái khám.</w:t>
+        <w:t>Xác định mục đích và thời gian tái khám.</w:t>
       </w:r>
     </w:p>
     <w:p>
@@ -7232,7 +7718,7 @@
           <w:sz w:val="26"/>
           <w:szCs w:val="26"/>
         </w:rPr>
-        <w:t>Ghi nhận kết quả tái khám.</w:t>
+        <w:t>Xem kết quả các lần tái khám.</w:t>
       </w:r>
     </w:p>
     <w:p>
@@ -7258,7 +7744,16 @@
           <w:sz w:val="26"/>
           <w:szCs w:val="26"/>
         </w:rPr>
-        <w:t>Xác định phương án xử lý sau tái khám.</w:t>
+        <w:t>Ghi nhận kết quả tái khám.</w:t>
+      </w:r>
+      <w:r>
+        <w:rPr>
+          <w:rFonts w:ascii="Times New Roman" w:hAnsi="Times New Roman" w:cs="Times New Roman"/>
+          <w:bCs/>
+          <w:sz w:val="26"/>
+          <w:szCs w:val="26"/>
+        </w:rPr>
+        <w:tab/>
       </w:r>
     </w:p>
     <w:p>
@@ -7284,7 +7779,7 @@
           <w:sz w:val="26"/>
           <w:szCs w:val="26"/>
         </w:rPr>
-        <w:t>Xác định dịch vụ hoặc buổi điều trị tiếp theo.</w:t>
+        <w:t>Xác định phương án xử lý sau tái khám.</w:t>
       </w:r>
     </w:p>
     <w:p>
@@ -7310,349 +7805,7 @@
           <w:sz w:val="26"/>
           <w:szCs w:val="26"/>
         </w:rPr>
-        <w:t>Xác nhận hoàn tất kế hoạch điều trị.</w:t>
-      </w:r>
-    </w:p>
-    <w:p>
-      <w:pPr>
-        <w:pStyle w:val="ListParagraph"/>
-        <w:spacing w:afterLines="120" w:after="288" w:line="240" w:lineRule="auto"/>
-        <w:ind w:left="1800"/>
-        <w:jc w:val="both"/>
-        <w:rPr>
-          <w:rFonts w:ascii="Times New Roman" w:hAnsi="Times New Roman" w:cs="Times New Roman"/>
-          <w:bCs/>
-          <w:sz w:val="26"/>
-          <w:szCs w:val="26"/>
-        </w:rPr>
-      </w:pPr>
-    </w:p>
-    <w:p>
-      <w:pPr>
-        <w:pStyle w:val="ListParagraph"/>
-        <w:numPr>
-          <w:ilvl w:val="0"/>
-          <w:numId w:val="14"/>
-        </w:numPr>
-        <w:spacing w:afterLines="120" w:after="288" w:line="240" w:lineRule="auto"/>
-        <w:jc w:val="both"/>
-        <w:rPr>
-          <w:rFonts w:ascii="Times New Roman" w:hAnsi="Times New Roman" w:cs="Times New Roman"/>
-          <w:bCs/>
-          <w:sz w:val="26"/>
-          <w:szCs w:val="26"/>
-          <w:u w:val="single"/>
-        </w:rPr>
-      </w:pPr>
-      <w:r>
-        <w:rPr>
-          <w:rFonts w:ascii="Times New Roman" w:hAnsi="Times New Roman" w:cs="Times New Roman"/>
-          <w:bCs/>
-          <w:sz w:val="26"/>
-          <w:szCs w:val="26"/>
-          <w:u w:val="single"/>
-        </w:rPr>
-        <w:t>Y tá:</w:t>
-      </w:r>
-    </w:p>
-    <w:p>
-      <w:pPr>
-        <w:pStyle w:val="ListParagraph"/>
-        <w:numPr>
-          <w:ilvl w:val="1"/>
-          <w:numId w:val="14"/>
-        </w:numPr>
-        <w:spacing w:after="0" w:line="240" w:lineRule="auto"/>
-        <w:rPr>
-          <w:rFonts w:ascii="Times New Roman" w:eastAsia="Times New Roman" w:hAnsi="Times New Roman" w:cs="Times New Roman"/>
-          <w:sz w:val="26"/>
-          <w:szCs w:val="26"/>
-        </w:rPr>
-      </w:pPr>
-      <w:r>
-        <w:rPr>
-          <w:rFonts w:ascii="Times New Roman" w:eastAsia="Times New Roman" w:hAnsi="Times New Roman" w:cs="Times New Roman"/>
-          <w:sz w:val="26"/>
-          <w:szCs w:val="26"/>
-        </w:rPr>
-        <w:t xml:space="preserve">Xem lịch phân công điều trị. </w:t>
-      </w:r>
-    </w:p>
-    <w:p>
-      <w:pPr>
-        <w:pStyle w:val="ListParagraph"/>
-        <w:numPr>
-          <w:ilvl w:val="1"/>
-          <w:numId w:val="14"/>
-        </w:numPr>
-        <w:spacing w:after="0" w:line="240" w:lineRule="auto"/>
-        <w:rPr>
-          <w:rFonts w:ascii="Times New Roman" w:eastAsia="Times New Roman" w:hAnsi="Times New Roman" w:cs="Times New Roman"/>
-          <w:sz w:val="26"/>
-          <w:szCs w:val="26"/>
-        </w:rPr>
-      </w:pPr>
-      <w:r>
-        <w:rPr>
-          <w:rFonts w:ascii="Times New Roman" w:eastAsia="Times New Roman" w:hAnsi="Times New Roman" w:cs="Times New Roman"/>
-          <w:sz w:val="26"/>
-          <w:szCs w:val="26"/>
-        </w:rPr>
-        <w:t xml:space="preserve">Xem lịch phân công tái khám. </w:t>
-      </w:r>
-    </w:p>
-    <w:p>
-      <w:pPr>
-        <w:pStyle w:val="ListParagraph"/>
-        <w:numPr>
-          <w:ilvl w:val="1"/>
-          <w:numId w:val="14"/>
-        </w:numPr>
-        <w:spacing w:after="0" w:line="240" w:lineRule="auto"/>
-        <w:rPr>
-          <w:rFonts w:ascii="Times New Roman" w:eastAsia="Times New Roman" w:hAnsi="Times New Roman" w:cs="Times New Roman"/>
-          <w:sz w:val="26"/>
-          <w:szCs w:val="26"/>
-        </w:rPr>
-      </w:pPr>
-      <w:r>
-        <w:rPr>
-          <w:rFonts w:ascii="Times New Roman" w:eastAsia="Times New Roman" w:hAnsi="Times New Roman" w:cs="Times New Roman"/>
-          <w:sz w:val="26"/>
-          <w:szCs w:val="26"/>
-        </w:rPr>
-        <w:t xml:space="preserve">Xem chi tiết buổi điều trị được phân công. </w:t>
-      </w:r>
-    </w:p>
-    <w:p>
-      <w:pPr>
-        <w:pStyle w:val="ListParagraph"/>
-        <w:numPr>
-          <w:ilvl w:val="1"/>
-          <w:numId w:val="14"/>
-        </w:numPr>
-        <w:spacing w:after="0" w:line="240" w:lineRule="auto"/>
-        <w:rPr>
-          <w:rFonts w:ascii="Times New Roman" w:eastAsia="Times New Roman" w:hAnsi="Times New Roman" w:cs="Times New Roman"/>
-          <w:sz w:val="26"/>
-          <w:szCs w:val="26"/>
-        </w:rPr>
-      </w:pPr>
-      <w:r>
-        <w:rPr>
-          <w:rFonts w:ascii="Times New Roman" w:eastAsia="Times New Roman" w:hAnsi="Times New Roman" w:cs="Times New Roman"/>
-          <w:sz w:val="26"/>
-          <w:szCs w:val="26"/>
-        </w:rPr>
-        <w:t xml:space="preserve">Xem chi tiết buổi tái khám được phân công. </w:t>
-      </w:r>
-    </w:p>
-    <w:p>
-      <w:pPr>
-        <w:pStyle w:val="ListParagraph"/>
-        <w:numPr>
-          <w:ilvl w:val="1"/>
-          <w:numId w:val="14"/>
-        </w:numPr>
-        <w:spacing w:after="0" w:line="240" w:lineRule="auto"/>
-        <w:rPr>
-          <w:rFonts w:ascii="Times New Roman" w:eastAsia="Times New Roman" w:hAnsi="Times New Roman" w:cs="Times New Roman"/>
-          <w:sz w:val="26"/>
-          <w:szCs w:val="26"/>
-        </w:rPr>
-      </w:pPr>
-      <w:r>
-        <w:rPr>
-          <w:rFonts w:ascii="Times New Roman" w:eastAsia="Times New Roman" w:hAnsi="Times New Roman" w:cs="Times New Roman"/>
-          <w:sz w:val="26"/>
-          <w:szCs w:val="26"/>
-        </w:rPr>
-        <w:t xml:space="preserve">Theo dõi thay đổi lịch phân công. </w:t>
-      </w:r>
-    </w:p>
-    <w:p>
-      <w:pPr>
-        <w:pStyle w:val="ListParagraph"/>
-        <w:numPr>
-          <w:ilvl w:val="1"/>
-          <w:numId w:val="14"/>
-        </w:numPr>
-        <w:spacing w:after="0" w:line="240" w:lineRule="auto"/>
-        <w:rPr>
-          <w:rFonts w:ascii="Times New Roman" w:eastAsia="Times New Roman" w:hAnsi="Times New Roman" w:cs="Times New Roman"/>
-          <w:sz w:val="26"/>
-          <w:szCs w:val="26"/>
-        </w:rPr>
-      </w:pPr>
-      <w:r>
-        <w:rPr>
-          <w:rFonts w:ascii="Times New Roman" w:eastAsia="Times New Roman" w:hAnsi="Times New Roman" w:cs="Times New Roman"/>
-          <w:sz w:val="26"/>
-          <w:szCs w:val="26"/>
-        </w:rPr>
-        <w:t xml:space="preserve">Xem nội dung điều trị và các dịch vụ dự kiến. </w:t>
-      </w:r>
-    </w:p>
-    <w:p>
-      <w:pPr>
-        <w:pStyle w:val="ListParagraph"/>
-        <w:numPr>
-          <w:ilvl w:val="1"/>
-          <w:numId w:val="14"/>
-        </w:numPr>
-        <w:spacing w:after="0" w:line="240" w:lineRule="auto"/>
-        <w:rPr>
-          <w:rFonts w:ascii="Times New Roman" w:eastAsia="Times New Roman" w:hAnsi="Times New Roman" w:cs="Times New Roman"/>
-          <w:sz w:val="26"/>
-          <w:szCs w:val="26"/>
-        </w:rPr>
-      </w:pPr>
-      <w:r>
-        <w:rPr>
-          <w:rFonts w:ascii="Times New Roman" w:eastAsia="Times New Roman" w:hAnsi="Times New Roman" w:cs="Times New Roman"/>
-          <w:sz w:val="26"/>
-          <w:szCs w:val="26"/>
-        </w:rPr>
-        <w:t xml:space="preserve">Xem yêu cầu chuẩn bị cho buổi điều trị. </w:t>
-      </w:r>
-    </w:p>
-    <w:p>
-      <w:pPr>
-        <w:pStyle w:val="ListParagraph"/>
-        <w:numPr>
-          <w:ilvl w:val="1"/>
-          <w:numId w:val="14"/>
-        </w:numPr>
-        <w:spacing w:after="0" w:line="240" w:lineRule="auto"/>
-        <w:rPr>
-          <w:rFonts w:ascii="Times New Roman" w:eastAsia="Times New Roman" w:hAnsi="Times New Roman" w:cs="Times New Roman"/>
-          <w:sz w:val="26"/>
-          <w:szCs w:val="26"/>
-        </w:rPr>
-      </w:pPr>
-      <w:r>
-        <w:rPr>
-          <w:rFonts w:ascii="Times New Roman" w:eastAsia="Times New Roman" w:hAnsi="Times New Roman" w:cs="Times New Roman"/>
-          <w:sz w:val="26"/>
-          <w:szCs w:val="26"/>
-        </w:rPr>
-        <w:t xml:space="preserve">Xem yêu cầu chuẩn bị cho buổi tái khám. </w:t>
-      </w:r>
-    </w:p>
-    <w:p>
-      <w:pPr>
-        <w:pStyle w:val="ListParagraph"/>
-        <w:numPr>
-          <w:ilvl w:val="1"/>
-          <w:numId w:val="14"/>
-        </w:numPr>
-        <w:spacing w:after="0" w:line="240" w:lineRule="auto"/>
-        <w:rPr>
-          <w:rFonts w:ascii="Times New Roman" w:eastAsia="Times New Roman" w:hAnsi="Times New Roman" w:cs="Times New Roman"/>
-          <w:sz w:val="26"/>
-          <w:szCs w:val="26"/>
-        </w:rPr>
-      </w:pPr>
-      <w:r>
-        <w:rPr>
-          <w:rFonts w:ascii="Times New Roman" w:eastAsia="Times New Roman" w:hAnsi="Times New Roman" w:cs="Times New Roman"/>
-          <w:sz w:val="26"/>
-          <w:szCs w:val="26"/>
-        </w:rPr>
-        <w:t xml:space="preserve">Hỗ trợ nha sĩ trong quá trình thực hiện điều trị. </w:t>
-      </w:r>
-    </w:p>
-    <w:p>
-      <w:pPr>
-        <w:pStyle w:val="ListParagraph"/>
-        <w:numPr>
-          <w:ilvl w:val="1"/>
-          <w:numId w:val="14"/>
-        </w:numPr>
-        <w:spacing w:after="0" w:line="240" w:lineRule="auto"/>
-        <w:rPr>
-          <w:rFonts w:ascii="Times New Roman" w:eastAsia="Times New Roman" w:hAnsi="Times New Roman" w:cs="Times New Roman"/>
-          <w:sz w:val="26"/>
-          <w:szCs w:val="26"/>
-        </w:rPr>
-      </w:pPr>
-      <w:r>
-        <w:rPr>
-          <w:rFonts w:ascii="Times New Roman" w:eastAsia="Times New Roman" w:hAnsi="Times New Roman" w:cs="Times New Roman"/>
-          <w:sz w:val="26"/>
-          <w:szCs w:val="26"/>
-        </w:rPr>
-        <w:t xml:space="preserve">Hỗ trợ nha sĩ trong quá trình tái khám. </w:t>
-      </w:r>
-    </w:p>
-    <w:p>
-      <w:pPr>
-        <w:pStyle w:val="ListParagraph"/>
-        <w:numPr>
-          <w:ilvl w:val="1"/>
-          <w:numId w:val="14"/>
-        </w:numPr>
-        <w:spacing w:after="0" w:line="240" w:lineRule="auto"/>
-        <w:rPr>
-          <w:rFonts w:ascii="Times New Roman" w:eastAsia="Times New Roman" w:hAnsi="Times New Roman" w:cs="Times New Roman"/>
-          <w:sz w:val="26"/>
-          <w:szCs w:val="26"/>
-        </w:rPr>
-      </w:pPr>
-      <w:r>
-        <w:rPr>
-          <w:rFonts w:ascii="Times New Roman" w:eastAsia="Times New Roman" w:hAnsi="Times New Roman" w:cs="Times New Roman"/>
-          <w:sz w:val="26"/>
-          <w:szCs w:val="26"/>
-        </w:rPr>
-        <w:t xml:space="preserve">Ghi nhận thông tin hỗ trợ trong phạm vi được phân quyền. </w:t>
-      </w:r>
-    </w:p>
-    <w:p>
-      <w:pPr>
-        <w:pStyle w:val="ListParagraph"/>
-        <w:numPr>
-          <w:ilvl w:val="1"/>
-          <w:numId w:val="14"/>
-        </w:numPr>
-        <w:spacing w:after="0" w:line="240" w:lineRule="auto"/>
-        <w:rPr>
-          <w:rFonts w:ascii="Times New Roman" w:eastAsia="Times New Roman" w:hAnsi="Times New Roman" w:cs="Times New Roman"/>
-          <w:sz w:val="26"/>
-          <w:szCs w:val="26"/>
-        </w:rPr>
-      </w:pPr>
-      <w:r>
-        <w:rPr>
-          <w:rFonts w:ascii="Times New Roman" w:eastAsia="Times New Roman" w:hAnsi="Times New Roman" w:cs="Times New Roman"/>
-          <w:sz w:val="26"/>
-          <w:szCs w:val="26"/>
-        </w:rPr>
-        <w:t xml:space="preserve">Theo dõi các buổi điều trị tiếp theo. </w:t>
-      </w:r>
-    </w:p>
-    <w:p>
-      <w:pPr>
-        <w:pStyle w:val="ListParagraph"/>
-        <w:numPr>
-          <w:ilvl w:val="1"/>
-          <w:numId w:val="14"/>
-        </w:numPr>
-        <w:spacing w:after="0" w:line="240" w:lineRule="auto"/>
-        <w:rPr>
-          <w:rFonts w:ascii="Times New Roman" w:eastAsia="Times New Roman" w:hAnsi="Times New Roman" w:cs="Times New Roman"/>
-          <w:sz w:val="26"/>
-          <w:szCs w:val="26"/>
-        </w:rPr>
-      </w:pPr>
-      <w:r>
-        <w:rPr>
-          <w:rFonts w:ascii="Times New Roman" w:eastAsia="Times New Roman" w:hAnsi="Times New Roman" w:cs="Times New Roman"/>
-          <w:sz w:val="26"/>
-          <w:szCs w:val="26"/>
-        </w:rPr>
-        <w:lastRenderedPageBreak/>
-        <w:t xml:space="preserve">Theo dõi các lịch tái khám tiếp theo. </w:t>
+        <w:t>Xác định dịch vụ hoặc buổi điều trị tiếp theo.</w:t>
       </w:r>
     </w:p>
     <w:p>
@@ -7669,16 +7822,386 @@
           <w:bCs/>
           <w:sz w:val="26"/>
           <w:szCs w:val="26"/>
+        </w:rPr>
+      </w:pPr>
+      <w:r>
+        <w:rPr>
+          <w:rFonts w:ascii="Times New Roman" w:hAnsi="Times New Roman" w:cs="Times New Roman"/>
+          <w:bCs/>
+          <w:sz w:val="26"/>
+          <w:szCs w:val="26"/>
+        </w:rPr>
+        <w:t>Xác nhận hoàn tất kế hoạch điều trị.</w:t>
+      </w:r>
+    </w:p>
+    <w:p>
+      <w:pPr>
+        <w:pStyle w:val="ListParagraph"/>
+        <w:spacing w:afterLines="120" w:after="288" w:line="240" w:lineRule="auto"/>
+        <w:ind w:left="1800"/>
+        <w:jc w:val="both"/>
+        <w:rPr>
+          <w:rFonts w:ascii="Times New Roman" w:hAnsi="Times New Roman" w:cs="Times New Roman"/>
+          <w:bCs/>
+          <w:sz w:val="26"/>
+          <w:szCs w:val="26"/>
+        </w:rPr>
+      </w:pPr>
+    </w:p>
+    <w:p>
+      <w:pPr>
+        <w:pStyle w:val="ListParagraph"/>
+        <w:numPr>
+          <w:ilvl w:val="0"/>
+          <w:numId w:val="28"/>
+        </w:numPr>
+        <w:spacing w:afterLines="120" w:after="288" w:line="240" w:lineRule="auto"/>
+        <w:jc w:val="both"/>
+        <w:rPr>
+          <w:rFonts w:ascii="Times New Roman" w:hAnsi="Times New Roman" w:cs="Times New Roman"/>
+          <w:bCs/>
+          <w:sz w:val="26"/>
+          <w:szCs w:val="26"/>
           <w:u w:val="single"/>
         </w:rPr>
       </w:pPr>
       <w:r>
         <w:rPr>
-          <w:rFonts w:ascii="Times New Roman" w:eastAsia="Times New Roman" w:hAnsi="Times New Roman" w:cs="Times New Roman"/>
-          <w:sz w:val="26"/>
-          <w:szCs w:val="26"/>
-        </w:rPr>
-        <w:t>Tạo lịch tái khám theo chỉ định của nha sĩ.</w:t>
+          <w:rFonts w:ascii="Times New Roman" w:hAnsi="Times New Roman" w:cs="Times New Roman"/>
+          <w:bCs/>
+          <w:sz w:val="26"/>
+          <w:szCs w:val="26"/>
+          <w:u w:val="single"/>
+        </w:rPr>
+        <w:t>Y tá:</w:t>
+      </w:r>
+    </w:p>
+    <w:p>
+      <w:pPr>
+        <w:pStyle w:val="ListParagraph"/>
+        <w:numPr>
+          <w:ilvl w:val="1"/>
+          <w:numId w:val="28"/>
+        </w:numPr>
+        <w:spacing w:afterLines="120" w:after="288" w:line="240" w:lineRule="auto"/>
+        <w:jc w:val="both"/>
+        <w:rPr>
+          <w:rFonts w:ascii="Times New Roman" w:hAnsi="Times New Roman" w:cs="Times New Roman"/>
+          <w:bCs/>
+          <w:sz w:val="26"/>
+          <w:szCs w:val="26"/>
+          <w:u w:val="single"/>
+        </w:rPr>
+      </w:pPr>
+      <w:r>
+        <w:rPr>
+          <w:rFonts w:ascii="Times New Roman" w:hAnsi="Times New Roman" w:cs="Times New Roman"/>
+          <w:bCs/>
+          <w:sz w:val="26"/>
+          <w:szCs w:val="26"/>
+        </w:rPr>
+        <w:t>Đăng nhập</w:t>
+      </w:r>
+    </w:p>
+    <w:p>
+      <w:pPr>
+        <w:pStyle w:val="ListParagraph"/>
+        <w:numPr>
+          <w:ilvl w:val="1"/>
+          <w:numId w:val="14"/>
+        </w:numPr>
+        <w:spacing w:after="0" w:line="240" w:lineRule="auto"/>
+        <w:rPr>
+          <w:rFonts w:ascii="Times New Roman" w:eastAsia="Times New Roman" w:hAnsi="Times New Roman" w:cs="Times New Roman"/>
+          <w:sz w:val="26"/>
+          <w:szCs w:val="26"/>
+        </w:rPr>
+      </w:pPr>
+      <w:r>
+        <w:rPr>
+          <w:rFonts w:ascii="Times New Roman" w:eastAsia="Times New Roman" w:hAnsi="Times New Roman" w:cs="Times New Roman"/>
+          <w:sz w:val="26"/>
+          <w:szCs w:val="26"/>
+        </w:rPr>
+        <w:t xml:space="preserve">Xem lịch phân công điều trị. </w:t>
+      </w:r>
+    </w:p>
+    <w:p>
+      <w:pPr>
+        <w:pStyle w:val="ListParagraph"/>
+        <w:numPr>
+          <w:ilvl w:val="1"/>
+          <w:numId w:val="14"/>
+        </w:numPr>
+        <w:spacing w:after="0" w:line="240" w:lineRule="auto"/>
+        <w:rPr>
+          <w:rFonts w:ascii="Times New Roman" w:eastAsia="Times New Roman" w:hAnsi="Times New Roman" w:cs="Times New Roman"/>
+          <w:sz w:val="26"/>
+          <w:szCs w:val="26"/>
+        </w:rPr>
+      </w:pPr>
+      <w:r>
+        <w:rPr>
+          <w:rFonts w:ascii="Times New Roman" w:eastAsia="Times New Roman" w:hAnsi="Times New Roman" w:cs="Times New Roman"/>
+          <w:sz w:val="26"/>
+          <w:szCs w:val="26"/>
+        </w:rPr>
+        <w:lastRenderedPageBreak/>
+        <w:t xml:space="preserve">Xem lịch phân công tái khám. </w:t>
+      </w:r>
+    </w:p>
+    <w:p>
+      <w:pPr>
+        <w:pStyle w:val="ListParagraph"/>
+        <w:numPr>
+          <w:ilvl w:val="1"/>
+          <w:numId w:val="14"/>
+        </w:numPr>
+        <w:spacing w:after="0" w:line="240" w:lineRule="auto"/>
+        <w:rPr>
+          <w:rFonts w:ascii="Times New Roman" w:eastAsia="Times New Roman" w:hAnsi="Times New Roman" w:cs="Times New Roman"/>
+          <w:sz w:val="26"/>
+          <w:szCs w:val="26"/>
+        </w:rPr>
+      </w:pPr>
+      <w:r>
+        <w:rPr>
+          <w:rFonts w:ascii="Times New Roman" w:eastAsia="Times New Roman" w:hAnsi="Times New Roman" w:cs="Times New Roman"/>
+          <w:sz w:val="26"/>
+          <w:szCs w:val="26"/>
+        </w:rPr>
+        <w:t xml:space="preserve">Xem chi tiết buổi điều trị được phân công. </w:t>
+      </w:r>
+    </w:p>
+    <w:p>
+      <w:pPr>
+        <w:pStyle w:val="ListParagraph"/>
+        <w:numPr>
+          <w:ilvl w:val="1"/>
+          <w:numId w:val="14"/>
+        </w:numPr>
+        <w:spacing w:after="0" w:line="240" w:lineRule="auto"/>
+        <w:rPr>
+          <w:rFonts w:ascii="Times New Roman" w:eastAsia="Times New Roman" w:hAnsi="Times New Roman" w:cs="Times New Roman"/>
+          <w:sz w:val="26"/>
+          <w:szCs w:val="26"/>
+        </w:rPr>
+      </w:pPr>
+      <w:r>
+        <w:rPr>
+          <w:rFonts w:ascii="Times New Roman" w:eastAsia="Times New Roman" w:hAnsi="Times New Roman" w:cs="Times New Roman"/>
+          <w:sz w:val="26"/>
+          <w:szCs w:val="26"/>
+        </w:rPr>
+        <w:t xml:space="preserve">Xem chi tiết buổi tái khám được phân công. </w:t>
+      </w:r>
+    </w:p>
+    <w:p>
+      <w:pPr>
+        <w:pStyle w:val="ListParagraph"/>
+        <w:numPr>
+          <w:ilvl w:val="1"/>
+          <w:numId w:val="14"/>
+        </w:numPr>
+        <w:spacing w:after="0" w:line="240" w:lineRule="auto"/>
+        <w:rPr>
+          <w:rFonts w:ascii="Times New Roman" w:eastAsia="Times New Roman" w:hAnsi="Times New Roman" w:cs="Times New Roman"/>
+          <w:sz w:val="26"/>
+          <w:szCs w:val="26"/>
+        </w:rPr>
+      </w:pPr>
+      <w:r>
+        <w:rPr>
+          <w:rFonts w:ascii="Times New Roman" w:eastAsia="Times New Roman" w:hAnsi="Times New Roman" w:cs="Times New Roman"/>
+          <w:sz w:val="26"/>
+          <w:szCs w:val="26"/>
+        </w:rPr>
+        <w:t>Xem</w:t>
+      </w:r>
+      <w:r>
+        <w:rPr>
+          <w:rFonts w:ascii="Times New Roman" w:eastAsia="Times New Roman" w:hAnsi="Times New Roman" w:cs="Times New Roman"/>
+          <w:sz w:val="26"/>
+          <w:szCs w:val="26"/>
+        </w:rPr>
+        <w:t xml:space="preserve"> thay đổi lịch phân công. </w:t>
+      </w:r>
+    </w:p>
+    <w:p>
+      <w:pPr>
+        <w:pStyle w:val="ListParagraph"/>
+        <w:numPr>
+          <w:ilvl w:val="1"/>
+          <w:numId w:val="14"/>
+        </w:numPr>
+        <w:spacing w:after="0" w:line="240" w:lineRule="auto"/>
+        <w:rPr>
+          <w:rFonts w:ascii="Times New Roman" w:eastAsia="Times New Roman" w:hAnsi="Times New Roman" w:cs="Times New Roman"/>
+          <w:sz w:val="26"/>
+          <w:szCs w:val="26"/>
+        </w:rPr>
+      </w:pPr>
+      <w:r>
+        <w:rPr>
+          <w:rFonts w:ascii="Times New Roman" w:eastAsia="Times New Roman" w:hAnsi="Times New Roman" w:cs="Times New Roman"/>
+          <w:sz w:val="26"/>
+          <w:szCs w:val="26"/>
+        </w:rPr>
+        <w:t xml:space="preserve">Xem nội dung điều trị và các dịch vụ dự kiến. </w:t>
+      </w:r>
+    </w:p>
+    <w:p>
+      <w:pPr>
+        <w:pStyle w:val="ListParagraph"/>
+        <w:numPr>
+          <w:ilvl w:val="1"/>
+          <w:numId w:val="14"/>
+        </w:numPr>
+        <w:spacing w:after="0" w:line="240" w:lineRule="auto"/>
+        <w:rPr>
+          <w:rFonts w:ascii="Times New Roman" w:eastAsia="Times New Roman" w:hAnsi="Times New Roman" w:cs="Times New Roman"/>
+          <w:sz w:val="26"/>
+          <w:szCs w:val="26"/>
+        </w:rPr>
+      </w:pPr>
+      <w:r>
+        <w:rPr>
+          <w:rFonts w:ascii="Times New Roman" w:eastAsia="Times New Roman" w:hAnsi="Times New Roman" w:cs="Times New Roman"/>
+          <w:sz w:val="26"/>
+          <w:szCs w:val="26"/>
+        </w:rPr>
+        <w:t xml:space="preserve">Xem yêu cầu chuẩn bị cho buổi điều trị. </w:t>
+      </w:r>
+    </w:p>
+    <w:p>
+      <w:pPr>
+        <w:pStyle w:val="ListParagraph"/>
+        <w:numPr>
+          <w:ilvl w:val="1"/>
+          <w:numId w:val="14"/>
+        </w:numPr>
+        <w:spacing w:after="0" w:line="240" w:lineRule="auto"/>
+        <w:rPr>
+          <w:rFonts w:ascii="Times New Roman" w:eastAsia="Times New Roman" w:hAnsi="Times New Roman" w:cs="Times New Roman"/>
+          <w:sz w:val="26"/>
+          <w:szCs w:val="26"/>
+        </w:rPr>
+      </w:pPr>
+      <w:r>
+        <w:rPr>
+          <w:rFonts w:ascii="Times New Roman" w:eastAsia="Times New Roman" w:hAnsi="Times New Roman" w:cs="Times New Roman"/>
+          <w:sz w:val="26"/>
+          <w:szCs w:val="26"/>
+        </w:rPr>
+        <w:t xml:space="preserve">Xem yêu cầu chuẩn bị cho buổi tái khám. </w:t>
+      </w:r>
+    </w:p>
+    <w:p>
+      <w:pPr>
+        <w:pStyle w:val="ListParagraph"/>
+        <w:numPr>
+          <w:ilvl w:val="1"/>
+          <w:numId w:val="14"/>
+        </w:numPr>
+        <w:spacing w:after="0" w:line="240" w:lineRule="auto"/>
+        <w:rPr>
+          <w:rFonts w:ascii="Times New Roman" w:eastAsia="Times New Roman" w:hAnsi="Times New Roman" w:cs="Times New Roman"/>
+          <w:sz w:val="26"/>
+          <w:szCs w:val="26"/>
+        </w:rPr>
+      </w:pPr>
+      <w:r>
+        <w:rPr>
+          <w:rFonts w:ascii="Times New Roman" w:eastAsia="Times New Roman" w:hAnsi="Times New Roman" w:cs="Times New Roman"/>
+          <w:sz w:val="26"/>
+          <w:szCs w:val="26"/>
+        </w:rPr>
+        <w:t>Ghi nhận tình trạng chuẩn bị cho buổi điều trị.</w:t>
+      </w:r>
+    </w:p>
+    <w:p>
+      <w:pPr>
+        <w:pStyle w:val="ListParagraph"/>
+        <w:numPr>
+          <w:ilvl w:val="1"/>
+          <w:numId w:val="14"/>
+        </w:numPr>
+        <w:spacing w:after="0" w:line="240" w:lineRule="auto"/>
+        <w:rPr>
+          <w:rFonts w:ascii="Times New Roman" w:eastAsia="Times New Roman" w:hAnsi="Times New Roman" w:cs="Times New Roman"/>
+          <w:sz w:val="26"/>
+          <w:szCs w:val="26"/>
+        </w:rPr>
+      </w:pPr>
+      <w:r>
+        <w:rPr>
+          <w:rFonts w:ascii="Times New Roman" w:eastAsia="Times New Roman" w:hAnsi="Times New Roman" w:cs="Times New Roman"/>
+          <w:sz w:val="26"/>
+          <w:szCs w:val="26"/>
+        </w:rPr>
+        <w:t>Ghi nhận tình trạng chuẩn bị cho buổi tái khám.</w:t>
+      </w:r>
+    </w:p>
+    <w:p>
+      <w:pPr>
+        <w:pStyle w:val="ListParagraph"/>
+        <w:numPr>
+          <w:ilvl w:val="1"/>
+          <w:numId w:val="14"/>
+        </w:numPr>
+        <w:spacing w:after="0" w:line="240" w:lineRule="auto"/>
+        <w:rPr>
+          <w:rFonts w:ascii="Times New Roman" w:eastAsia="Times New Roman" w:hAnsi="Times New Roman" w:cs="Times New Roman"/>
+          <w:sz w:val="26"/>
+          <w:szCs w:val="26"/>
+        </w:rPr>
+      </w:pPr>
+      <w:r>
+        <w:rPr>
+          <w:rFonts w:ascii="Times New Roman" w:eastAsia="Times New Roman" w:hAnsi="Times New Roman" w:cs="Times New Roman"/>
+          <w:sz w:val="26"/>
+          <w:szCs w:val="26"/>
+        </w:rPr>
+        <w:t>Xem</w:t>
+      </w:r>
+      <w:r>
+        <w:rPr>
+          <w:rFonts w:ascii="Times New Roman" w:eastAsia="Times New Roman" w:hAnsi="Times New Roman" w:cs="Times New Roman"/>
+          <w:sz w:val="26"/>
+          <w:szCs w:val="26"/>
+        </w:rPr>
+        <w:t xml:space="preserve"> các buổi điều trị tiếp theo. </w:t>
+      </w:r>
+    </w:p>
+    <w:p>
+      <w:pPr>
+        <w:pStyle w:val="ListParagraph"/>
+        <w:numPr>
+          <w:ilvl w:val="1"/>
+          <w:numId w:val="14"/>
+        </w:numPr>
+        <w:spacing w:after="0" w:line="240" w:lineRule="auto"/>
+        <w:rPr>
+          <w:rFonts w:ascii="Times New Roman" w:eastAsia="Times New Roman" w:hAnsi="Times New Roman" w:cs="Times New Roman"/>
+          <w:sz w:val="26"/>
+          <w:szCs w:val="26"/>
+        </w:rPr>
+      </w:pPr>
+      <w:r>
+        <w:rPr>
+          <w:rFonts w:ascii="Times New Roman" w:eastAsia="Times New Roman" w:hAnsi="Times New Roman" w:cs="Times New Roman"/>
+          <w:sz w:val="26"/>
+          <w:szCs w:val="26"/>
+        </w:rPr>
+        <w:t>Xem</w:t>
+      </w:r>
+      <w:r>
+        <w:rPr>
+          <w:rFonts w:ascii="Times New Roman" w:eastAsia="Times New Roman" w:hAnsi="Times New Roman" w:cs="Times New Roman"/>
+          <w:sz w:val="26"/>
+          <w:szCs w:val="26"/>
+        </w:rPr>
+        <w:t xml:space="preserve"> các lịch tái khám tiếp theo. </w:t>
       </w:r>
     </w:p>
     <w:p>
@@ -8095,6 +8618,7 @@
           <w:sz w:val="26"/>
           <w:szCs w:val="26"/>
         </w:rPr>
+        <w:lastRenderedPageBreak/>
         <w:tab/>
       </w:r>
     </w:p>
@@ -8172,7 +8696,6 @@
           <w:sz w:val="26"/>
           <w:szCs w:val="26"/>
         </w:rPr>
-        <w:lastRenderedPageBreak/>
         <w:tab/>
       </w:r>
     </w:p>
@@ -8750,7 +9273,7 @@
         <v:path o:extrusionok="f" gradientshapeok="t" o:connecttype="rect"/>
         <o:lock v:ext="edit" aspectratio="t"/>
       </v:shapetype>
-      <v:shape id="_x0000_i1025" type="#_x0000_t75" style="width:11.15pt;height:11.15pt" o:bullet="t">
+      <v:shape id="_x0000_i1025" type="#_x0000_t75" style="width:11pt;height:11pt" o:bullet="t">
         <v:imagedata r:id="rId1" o:title="mso5725"/>
       </v:shape>
     </w:pict>
@@ -10198,6 +10721,119 @@
     </w:lvl>
   </w:abstractNum>
   <w:abstractNum w:abstractNumId="13" w15:restartNumberingAfterBreak="0">
+    <w:nsid w:val="46A162C2"/>
+    <w:multiLevelType w:val="hybridMultilevel"/>
+    <w:tmpl w:val="3FC60F02"/>
+    <w:lvl w:ilvl="0" w:tplc="394EDC3C">
+      <w:start w:val="1"/>
+      <w:numFmt w:val="bullet"/>
+      <w:lvlText w:val=""/>
+      <w:lvlJc w:val="center"/>
+      <w:pPr>
+        <w:ind w:left="1080" w:hanging="360"/>
+      </w:pPr>
+      <w:rPr>
+        <w:rFonts w:ascii="Symbol" w:hAnsi="Symbol" w:hint="default"/>
+      </w:rPr>
+    </w:lvl>
+    <w:lvl w:ilvl="1" w:tplc="04090003">
+      <w:start w:val="1"/>
+      <w:numFmt w:val="bullet"/>
+      <w:lvlText w:val="o"/>
+      <w:lvlJc w:val="left"/>
+      <w:pPr>
+        <w:ind w:left="1800" w:hanging="360"/>
+      </w:pPr>
+      <w:rPr>
+        <w:rFonts w:ascii="Courier New" w:hAnsi="Courier New" w:cs="Courier New" w:hint="default"/>
+      </w:rPr>
+    </w:lvl>
+    <w:lvl w:ilvl="2" w:tplc="04090005" w:tentative="1">
+      <w:start w:val="1"/>
+      <w:numFmt w:val="bullet"/>
+      <w:lvlText w:val=""/>
+      <w:lvlJc w:val="left"/>
+      <w:pPr>
+        <w:ind w:left="2520" w:hanging="360"/>
+      </w:pPr>
+      <w:rPr>
+        <w:rFonts w:ascii="Wingdings" w:hAnsi="Wingdings" w:hint="default"/>
+      </w:rPr>
+    </w:lvl>
+    <w:lvl w:ilvl="3" w:tplc="04090001" w:tentative="1">
+      <w:start w:val="1"/>
+      <w:numFmt w:val="bullet"/>
+      <w:lvlText w:val=""/>
+      <w:lvlJc w:val="left"/>
+      <w:pPr>
+        <w:ind w:left="3240" w:hanging="360"/>
+      </w:pPr>
+      <w:rPr>
+        <w:rFonts w:ascii="Symbol" w:hAnsi="Symbol" w:hint="default"/>
+      </w:rPr>
+    </w:lvl>
+    <w:lvl w:ilvl="4" w:tplc="04090003" w:tentative="1">
+      <w:start w:val="1"/>
+      <w:numFmt w:val="bullet"/>
+      <w:lvlText w:val="o"/>
+      <w:lvlJc w:val="left"/>
+      <w:pPr>
+        <w:ind w:left="3960" w:hanging="360"/>
+      </w:pPr>
+      <w:rPr>
+        <w:rFonts w:ascii="Courier New" w:hAnsi="Courier New" w:cs="Courier New" w:hint="default"/>
+      </w:rPr>
+    </w:lvl>
+    <w:lvl w:ilvl="5" w:tplc="04090005" w:tentative="1">
+      <w:start w:val="1"/>
+      <w:numFmt w:val="bullet"/>
+      <w:lvlText w:val=""/>
+      <w:lvlJc w:val="left"/>
+      <w:pPr>
+        <w:ind w:left="4680" w:hanging="360"/>
+      </w:pPr>
+      <w:rPr>
+        <w:rFonts w:ascii="Wingdings" w:hAnsi="Wingdings" w:hint="default"/>
+      </w:rPr>
+    </w:lvl>
+    <w:lvl w:ilvl="6" w:tplc="04090001" w:tentative="1">
+      <w:start w:val="1"/>
+      <w:numFmt w:val="bullet"/>
+      <w:lvlText w:val=""/>
+      <w:lvlJc w:val="left"/>
+      <w:pPr>
+        <w:ind w:left="5400" w:hanging="360"/>
+      </w:pPr>
+      <w:rPr>
+        <w:rFonts w:ascii="Symbol" w:hAnsi="Symbol" w:hint="default"/>
+      </w:rPr>
+    </w:lvl>
+    <w:lvl w:ilvl="7" w:tplc="04090003" w:tentative="1">
+      <w:start w:val="1"/>
+      <w:numFmt w:val="bullet"/>
+      <w:lvlText w:val="o"/>
+      <w:lvlJc w:val="left"/>
+      <w:pPr>
+        <w:ind w:left="6120" w:hanging="360"/>
+      </w:pPr>
+      <w:rPr>
+        <w:rFonts w:ascii="Courier New" w:hAnsi="Courier New" w:cs="Courier New" w:hint="default"/>
+      </w:rPr>
+    </w:lvl>
+    <w:lvl w:ilvl="8" w:tplc="04090005" w:tentative="1">
+      <w:start w:val="1"/>
+      <w:numFmt w:val="bullet"/>
+      <w:lvlText w:val=""/>
+      <w:lvlJc w:val="left"/>
+      <w:pPr>
+        <w:ind w:left="6840" w:hanging="360"/>
+      </w:pPr>
+      <w:rPr>
+        <w:rFonts w:ascii="Wingdings" w:hAnsi="Wingdings" w:hint="default"/>
+      </w:rPr>
+    </w:lvl>
+  </w:abstractNum>
+  <w:abstractNum w:abstractNumId="14" w15:restartNumberingAfterBreak="0">
     <w:nsid w:val="52C3509E"/>
     <w:multiLevelType w:val="hybridMultilevel"/>
     <w:tmpl w:val="57408BEE"/>
@@ -10310,7 +10946,7 @@
       </w:rPr>
     </w:lvl>
   </w:abstractNum>
-  <w:abstractNum w:abstractNumId="14" w15:restartNumberingAfterBreak="0">
+  <w:abstractNum w:abstractNumId="15" w15:restartNumberingAfterBreak="0">
     <w:nsid w:val="53FD5395"/>
     <w:multiLevelType w:val="hybridMultilevel"/>
     <w:tmpl w:val="F13E80CC"/>
@@ -10399,7 +11035,7 @@
       </w:pPr>
     </w:lvl>
   </w:abstractNum>
-  <w:abstractNum w:abstractNumId="15" w15:restartNumberingAfterBreak="0">
+  <w:abstractNum w:abstractNumId="16" w15:restartNumberingAfterBreak="0">
     <w:nsid w:val="58F04543"/>
     <w:multiLevelType w:val="hybridMultilevel"/>
     <w:tmpl w:val="DE0297C6"/>
@@ -10512,7 +11148,7 @@
       </w:rPr>
     </w:lvl>
   </w:abstractNum>
-  <w:abstractNum w:abstractNumId="16" w15:restartNumberingAfterBreak="0">
+  <w:abstractNum w:abstractNumId="17" w15:restartNumberingAfterBreak="0">
     <w:nsid w:val="59FD1723"/>
     <w:multiLevelType w:val="hybridMultilevel"/>
     <w:tmpl w:val="8990CF0E"/>
@@ -10652,7 +11288,7 @@
       </w:rPr>
     </w:lvl>
   </w:abstractNum>
-  <w:abstractNum w:abstractNumId="17" w15:restartNumberingAfterBreak="0">
+  <w:abstractNum w:abstractNumId="18" w15:restartNumberingAfterBreak="0">
     <w:nsid w:val="60F1451F"/>
     <w:multiLevelType w:val="hybridMultilevel"/>
     <w:tmpl w:val="96E4404C"/>
@@ -10741,7 +11377,233 @@
       </w:pPr>
     </w:lvl>
   </w:abstractNum>
-  <w:abstractNum w:abstractNumId="18" w15:restartNumberingAfterBreak="0">
+  <w:abstractNum w:abstractNumId="19" w15:restartNumberingAfterBreak="0">
+    <w:nsid w:val="632B4361"/>
+    <w:multiLevelType w:val="hybridMultilevel"/>
+    <w:tmpl w:val="1E94682E"/>
+    <w:lvl w:ilvl="0" w:tplc="394EDC3C">
+      <w:start w:val="1"/>
+      <w:numFmt w:val="bullet"/>
+      <w:lvlText w:val=""/>
+      <w:lvlJc w:val="center"/>
+      <w:pPr>
+        <w:ind w:left="1440" w:hanging="360"/>
+      </w:pPr>
+      <w:rPr>
+        <w:rFonts w:ascii="Symbol" w:hAnsi="Symbol" w:hint="default"/>
+      </w:rPr>
+    </w:lvl>
+    <w:lvl w:ilvl="1" w:tplc="4168AE56">
+      <w:start w:val="1"/>
+      <w:numFmt w:val="bullet"/>
+      <w:lvlText w:val=""/>
+      <w:lvlJc w:val="left"/>
+      <w:pPr>
+        <w:ind w:left="1800" w:hanging="360"/>
+      </w:pPr>
+      <w:rPr>
+        <w:rFonts w:ascii="Symbol" w:hAnsi="Symbol" w:hint="default"/>
+      </w:rPr>
+    </w:lvl>
+    <w:lvl w:ilvl="2" w:tplc="04090005" w:tentative="1">
+      <w:start w:val="1"/>
+      <w:numFmt w:val="bullet"/>
+      <w:lvlText w:val=""/>
+      <w:lvlJc w:val="left"/>
+      <w:pPr>
+        <w:ind w:left="2880" w:hanging="360"/>
+      </w:pPr>
+      <w:rPr>
+        <w:rFonts w:ascii="Wingdings" w:hAnsi="Wingdings" w:hint="default"/>
+      </w:rPr>
+    </w:lvl>
+    <w:lvl w:ilvl="3" w:tplc="04090001" w:tentative="1">
+      <w:start w:val="1"/>
+      <w:numFmt w:val="bullet"/>
+      <w:lvlText w:val=""/>
+      <w:lvlJc w:val="left"/>
+      <w:pPr>
+        <w:ind w:left="3600" w:hanging="360"/>
+      </w:pPr>
+      <w:rPr>
+        <w:rFonts w:ascii="Symbol" w:hAnsi="Symbol" w:hint="default"/>
+      </w:rPr>
+    </w:lvl>
+    <w:lvl w:ilvl="4" w:tplc="04090003" w:tentative="1">
+      <w:start w:val="1"/>
+      <w:numFmt w:val="bullet"/>
+      <w:lvlText w:val="o"/>
+      <w:lvlJc w:val="left"/>
+      <w:pPr>
+        <w:ind w:left="4320" w:hanging="360"/>
+      </w:pPr>
+      <w:rPr>
+        <w:rFonts w:ascii="Courier New" w:hAnsi="Courier New" w:cs="Courier New" w:hint="default"/>
+      </w:rPr>
+    </w:lvl>
+    <w:lvl w:ilvl="5" w:tplc="04090005" w:tentative="1">
+      <w:start w:val="1"/>
+      <w:numFmt w:val="bullet"/>
+      <w:lvlText w:val=""/>
+      <w:lvlJc w:val="left"/>
+      <w:pPr>
+        <w:ind w:left="5040" w:hanging="360"/>
+      </w:pPr>
+      <w:rPr>
+        <w:rFonts w:ascii="Wingdings" w:hAnsi="Wingdings" w:hint="default"/>
+      </w:rPr>
+    </w:lvl>
+    <w:lvl w:ilvl="6" w:tplc="04090001" w:tentative="1">
+      <w:start w:val="1"/>
+      <w:numFmt w:val="bullet"/>
+      <w:lvlText w:val=""/>
+      <w:lvlJc w:val="left"/>
+      <w:pPr>
+        <w:ind w:left="5760" w:hanging="360"/>
+      </w:pPr>
+      <w:rPr>
+        <w:rFonts w:ascii="Symbol" w:hAnsi="Symbol" w:hint="default"/>
+      </w:rPr>
+    </w:lvl>
+    <w:lvl w:ilvl="7" w:tplc="04090003" w:tentative="1">
+      <w:start w:val="1"/>
+      <w:numFmt w:val="bullet"/>
+      <w:lvlText w:val="o"/>
+      <w:lvlJc w:val="left"/>
+      <w:pPr>
+        <w:ind w:left="6480" w:hanging="360"/>
+      </w:pPr>
+      <w:rPr>
+        <w:rFonts w:ascii="Courier New" w:hAnsi="Courier New" w:cs="Courier New" w:hint="default"/>
+      </w:rPr>
+    </w:lvl>
+    <w:lvl w:ilvl="8" w:tplc="04090005" w:tentative="1">
+      <w:start w:val="1"/>
+      <w:numFmt w:val="bullet"/>
+      <w:lvlText w:val=""/>
+      <w:lvlJc w:val="left"/>
+      <w:pPr>
+        <w:ind w:left="7200" w:hanging="360"/>
+      </w:pPr>
+      <w:rPr>
+        <w:rFonts w:ascii="Wingdings" w:hAnsi="Wingdings" w:hint="default"/>
+      </w:rPr>
+    </w:lvl>
+  </w:abstractNum>
+  <w:abstractNum w:abstractNumId="20" w15:restartNumberingAfterBreak="0">
+    <w:nsid w:val="655D5C93"/>
+    <w:multiLevelType w:val="hybridMultilevel"/>
+    <w:tmpl w:val="8A508202"/>
+    <w:lvl w:ilvl="0" w:tplc="394EDC3C">
+      <w:start w:val="1"/>
+      <w:numFmt w:val="bullet"/>
+      <w:lvlText w:val=""/>
+      <w:lvlJc w:val="center"/>
+      <w:pPr>
+        <w:ind w:left="1080" w:hanging="360"/>
+      </w:pPr>
+      <w:rPr>
+        <w:rFonts w:ascii="Symbol" w:hAnsi="Symbol" w:hint="default"/>
+      </w:rPr>
+    </w:lvl>
+    <w:lvl w:ilvl="1" w:tplc="4168AE56">
+      <w:start w:val="1"/>
+      <w:numFmt w:val="bullet"/>
+      <w:lvlText w:val=""/>
+      <w:lvlJc w:val="left"/>
+      <w:pPr>
+        <w:ind w:left="1800" w:hanging="360"/>
+      </w:pPr>
+      <w:rPr>
+        <w:rFonts w:ascii="Symbol" w:hAnsi="Symbol" w:hint="default"/>
+      </w:rPr>
+    </w:lvl>
+    <w:lvl w:ilvl="2" w:tplc="04090005">
+      <w:start w:val="1"/>
+      <w:numFmt w:val="bullet"/>
+      <w:lvlText w:val=""/>
+      <w:lvlJc w:val="left"/>
+      <w:pPr>
+        <w:ind w:left="2520" w:hanging="360"/>
+      </w:pPr>
+      <w:rPr>
+        <w:rFonts w:ascii="Wingdings" w:hAnsi="Wingdings" w:hint="default"/>
+      </w:rPr>
+    </w:lvl>
+    <w:lvl w:ilvl="3" w:tplc="04090001" w:tentative="1">
+      <w:start w:val="1"/>
+      <w:numFmt w:val="bullet"/>
+      <w:lvlText w:val=""/>
+      <w:lvlJc w:val="left"/>
+      <w:pPr>
+        <w:ind w:left="3240" w:hanging="360"/>
+      </w:pPr>
+      <w:rPr>
+        <w:rFonts w:ascii="Symbol" w:hAnsi="Symbol" w:hint="default"/>
+      </w:rPr>
+    </w:lvl>
+    <w:lvl w:ilvl="4" w:tplc="04090003" w:tentative="1">
+      <w:start w:val="1"/>
+      <w:numFmt w:val="bullet"/>
+      <w:lvlText w:val="o"/>
+      <w:lvlJc w:val="left"/>
+      <w:pPr>
+        <w:ind w:left="3960" w:hanging="360"/>
+      </w:pPr>
+      <w:rPr>
+        <w:rFonts w:ascii="Courier New" w:hAnsi="Courier New" w:cs="Courier New" w:hint="default"/>
+      </w:rPr>
+    </w:lvl>
+    <w:lvl w:ilvl="5" w:tplc="04090005" w:tentative="1">
+      <w:start w:val="1"/>
+      <w:numFmt w:val="bullet"/>
+      <w:lvlText w:val=""/>
+      <w:lvlJc w:val="left"/>
+      <w:pPr>
+        <w:ind w:left="4680" w:hanging="360"/>
+      </w:pPr>
+      <w:rPr>
+        <w:rFonts w:ascii="Wingdings" w:hAnsi="Wingdings" w:hint="default"/>
+      </w:rPr>
+    </w:lvl>
+    <w:lvl w:ilvl="6" w:tplc="04090001" w:tentative="1">
+      <w:start w:val="1"/>
+      <w:numFmt w:val="bullet"/>
+      <w:lvlText w:val=""/>
+      <w:lvlJc w:val="left"/>
+      <w:pPr>
+        <w:ind w:left="5400" w:hanging="360"/>
+      </w:pPr>
+      <w:rPr>
+        <w:rFonts w:ascii="Symbol" w:hAnsi="Symbol" w:hint="default"/>
+      </w:rPr>
+    </w:lvl>
+    <w:lvl w:ilvl="7" w:tplc="04090003" w:tentative="1">
+      <w:start w:val="1"/>
+      <w:numFmt w:val="bullet"/>
+      <w:lvlText w:val="o"/>
+      <w:lvlJc w:val="left"/>
+      <w:pPr>
+        <w:ind w:left="6120" w:hanging="360"/>
+      </w:pPr>
+      <w:rPr>
+        <w:rFonts w:ascii="Courier New" w:hAnsi="Courier New" w:cs="Courier New" w:hint="default"/>
+      </w:rPr>
+    </w:lvl>
+    <w:lvl w:ilvl="8" w:tplc="04090005" w:tentative="1">
+      <w:start w:val="1"/>
+      <w:numFmt w:val="bullet"/>
+      <w:lvlText w:val=""/>
+      <w:lvlJc w:val="left"/>
+      <w:pPr>
+        <w:ind w:left="6840" w:hanging="360"/>
+      </w:pPr>
+      <w:rPr>
+        <w:rFonts w:ascii="Wingdings" w:hAnsi="Wingdings" w:hint="default"/>
+      </w:rPr>
+    </w:lvl>
+  </w:abstractNum>
+  <w:abstractNum w:abstractNumId="21" w15:restartNumberingAfterBreak="0">
     <w:nsid w:val="664646E2"/>
     <w:multiLevelType w:val="hybridMultilevel"/>
     <w:tmpl w:val="E288027E"/>
@@ -10832,7 +11694,119 @@
       </w:pPr>
     </w:lvl>
   </w:abstractNum>
-  <w:abstractNum w:abstractNumId="19" w15:restartNumberingAfterBreak="0">
+  <w:abstractNum w:abstractNumId="22" w15:restartNumberingAfterBreak="0">
+    <w:nsid w:val="6ABE4E6B"/>
+    <w:multiLevelType w:val="hybridMultilevel"/>
+    <w:tmpl w:val="C1929978"/>
+    <w:lvl w:ilvl="0" w:tplc="1542DD70">
+      <w:numFmt w:val="bullet"/>
+      <w:lvlText w:val="-"/>
+      <w:lvlJc w:val="left"/>
+      <w:pPr>
+        <w:ind w:left="720" w:hanging="360"/>
+      </w:pPr>
+      <w:rPr>
+        <w:rFonts w:ascii="Times New Roman" w:eastAsiaTheme="minorHAnsi" w:hAnsi="Times New Roman" w:cs="Times New Roman" w:hint="default"/>
+      </w:rPr>
+    </w:lvl>
+    <w:lvl w:ilvl="1" w:tplc="04090003">
+      <w:start w:val="1"/>
+      <w:numFmt w:val="bullet"/>
+      <w:lvlText w:val="o"/>
+      <w:lvlJc w:val="left"/>
+      <w:pPr>
+        <w:ind w:left="1440" w:hanging="360"/>
+      </w:pPr>
+      <w:rPr>
+        <w:rFonts w:ascii="Courier New" w:hAnsi="Courier New" w:cs="Courier New" w:hint="default"/>
+      </w:rPr>
+    </w:lvl>
+    <w:lvl w:ilvl="2" w:tplc="04090005" w:tentative="1">
+      <w:start w:val="1"/>
+      <w:numFmt w:val="bullet"/>
+      <w:lvlText w:val=""/>
+      <w:lvlJc w:val="left"/>
+      <w:pPr>
+        <w:ind w:left="2160" w:hanging="360"/>
+      </w:pPr>
+      <w:rPr>
+        <w:rFonts w:ascii="Wingdings" w:hAnsi="Wingdings" w:hint="default"/>
+      </w:rPr>
+    </w:lvl>
+    <w:lvl w:ilvl="3" w:tplc="04090001" w:tentative="1">
+      <w:start w:val="1"/>
+      <w:numFmt w:val="bullet"/>
+      <w:lvlText w:val=""/>
+      <w:lvlJc w:val="left"/>
+      <w:pPr>
+        <w:ind w:left="2880" w:hanging="360"/>
+      </w:pPr>
+      <w:rPr>
+        <w:rFonts w:ascii="Symbol" w:hAnsi="Symbol" w:hint="default"/>
+      </w:rPr>
+    </w:lvl>
+    <w:lvl w:ilvl="4" w:tplc="04090003" w:tentative="1">
+      <w:start w:val="1"/>
+      <w:numFmt w:val="bullet"/>
+      <w:lvlText w:val="o"/>
+      <w:lvlJc w:val="left"/>
+      <w:pPr>
+        <w:ind w:left="3600" w:hanging="360"/>
+      </w:pPr>
+      <w:rPr>
+        <w:rFonts w:ascii="Courier New" w:hAnsi="Courier New" w:cs="Courier New" w:hint="default"/>
+      </w:rPr>
+    </w:lvl>
+    <w:lvl w:ilvl="5" w:tplc="04090005" w:tentative="1">
+      <w:start w:val="1"/>
+      <w:numFmt w:val="bullet"/>
+      <w:lvlText w:val=""/>
+      <w:lvlJc w:val="left"/>
+      <w:pPr>
+        <w:ind w:left="4320" w:hanging="360"/>
+      </w:pPr>
+      <w:rPr>
+        <w:rFonts w:ascii="Wingdings" w:hAnsi="Wingdings" w:hint="default"/>
+      </w:rPr>
+    </w:lvl>
+    <w:lvl w:ilvl="6" w:tplc="04090001" w:tentative="1">
+      <w:start w:val="1"/>
+      <w:numFmt w:val="bullet"/>
+      <w:lvlText w:val=""/>
+      <w:lvlJc w:val="left"/>
+      <w:pPr>
+        <w:ind w:left="5040" w:hanging="360"/>
+      </w:pPr>
+      <w:rPr>
+        <w:rFonts w:ascii="Symbol" w:hAnsi="Symbol" w:hint="default"/>
+      </w:rPr>
+    </w:lvl>
+    <w:lvl w:ilvl="7" w:tplc="04090003" w:tentative="1">
+      <w:start w:val="1"/>
+      <w:numFmt w:val="bullet"/>
+      <w:lvlText w:val="o"/>
+      <w:lvlJc w:val="left"/>
+      <w:pPr>
+        <w:ind w:left="5760" w:hanging="360"/>
+      </w:pPr>
+      <w:rPr>
+        <w:rFonts w:ascii="Courier New" w:hAnsi="Courier New" w:cs="Courier New" w:hint="default"/>
+      </w:rPr>
+    </w:lvl>
+    <w:lvl w:ilvl="8" w:tplc="04090005" w:tentative="1">
+      <w:start w:val="1"/>
+      <w:numFmt w:val="bullet"/>
+      <w:lvlText w:val=""/>
+      <w:lvlJc w:val="left"/>
+      <w:pPr>
+        <w:ind w:left="6480" w:hanging="360"/>
+      </w:pPr>
+      <w:rPr>
+        <w:rFonts w:ascii="Wingdings" w:hAnsi="Wingdings" w:hint="default"/>
+      </w:rPr>
+    </w:lvl>
+  </w:abstractNum>
+  <w:abstractNum w:abstractNumId="23" w15:restartNumberingAfterBreak="0">
     <w:nsid w:val="6B810E6A"/>
     <w:multiLevelType w:val="hybridMultilevel"/>
     <w:tmpl w:val="4A88DC34"/>
@@ -10945,7 +11919,7 @@
       </w:rPr>
     </w:lvl>
   </w:abstractNum>
-  <w:abstractNum w:abstractNumId="20" w15:restartNumberingAfterBreak="0">
+  <w:abstractNum w:abstractNumId="24" w15:restartNumberingAfterBreak="0">
     <w:nsid w:val="71604BA4"/>
     <w:multiLevelType w:val="hybridMultilevel"/>
     <w:tmpl w:val="4D1A56B6"/>
@@ -11058,7 +12032,7 @@
       </w:rPr>
     </w:lvl>
   </w:abstractNum>
-  <w:abstractNum w:abstractNumId="21" w15:restartNumberingAfterBreak="0">
+  <w:abstractNum w:abstractNumId="25" w15:restartNumberingAfterBreak="0">
     <w:nsid w:val="74DF6D80"/>
     <w:multiLevelType w:val="hybridMultilevel"/>
     <w:tmpl w:val="1AC079E8"/>
@@ -11149,7 +12123,7 @@
       </w:pPr>
     </w:lvl>
   </w:abstractNum>
-  <w:abstractNum w:abstractNumId="22" w15:restartNumberingAfterBreak="0">
+  <w:abstractNum w:abstractNumId="26" w15:restartNumberingAfterBreak="0">
     <w:nsid w:val="78900F63"/>
     <w:multiLevelType w:val="hybridMultilevel"/>
     <w:tmpl w:val="AB52E8F6"/>
@@ -11262,7 +12236,7 @@
       </w:rPr>
     </w:lvl>
   </w:abstractNum>
-  <w:abstractNum w:abstractNumId="23" w15:restartNumberingAfterBreak="0">
+  <w:abstractNum w:abstractNumId="27" w15:restartNumberingAfterBreak="0">
     <w:nsid w:val="79BF5A33"/>
     <w:multiLevelType w:val="hybridMultilevel"/>
     <w:tmpl w:val="F466ABF6"/>
@@ -11351,7 +12325,7 @@
       </w:pPr>
     </w:lvl>
   </w:abstractNum>
-  <w:abstractNum w:abstractNumId="24" w15:restartNumberingAfterBreak="0">
+  <w:abstractNum w:abstractNumId="28" w15:restartNumberingAfterBreak="0">
     <w:nsid w:val="7CDB395B"/>
     <w:multiLevelType w:val="hybridMultilevel"/>
     <w:tmpl w:val="EAE86480"/>
@@ -11465,40 +12439,40 @@
     </w:lvl>
   </w:abstractNum>
   <w:num w:numId="1" w16cid:durableId="350884850">
-    <w:abstractNumId w:val="23"/>
+    <w:abstractNumId w:val="27"/>
   </w:num>
   <w:num w:numId="2" w16cid:durableId="1043478131">
     <w:abstractNumId w:val="8"/>
   </w:num>
   <w:num w:numId="3" w16cid:durableId="1185749737">
-    <w:abstractNumId w:val="16"/>
+    <w:abstractNumId w:val="17"/>
   </w:num>
   <w:num w:numId="4" w16cid:durableId="963776825">
-    <w:abstractNumId w:val="18"/>
+    <w:abstractNumId w:val="21"/>
   </w:num>
   <w:num w:numId="5" w16cid:durableId="872424141">
-    <w:abstractNumId w:val="14"/>
+    <w:abstractNumId w:val="15"/>
   </w:num>
   <w:num w:numId="6" w16cid:durableId="1549294638">
     <w:abstractNumId w:val="4"/>
   </w:num>
   <w:num w:numId="7" w16cid:durableId="2070423983">
-    <w:abstractNumId w:val="17"/>
+    <w:abstractNumId w:val="18"/>
   </w:num>
   <w:num w:numId="8" w16cid:durableId="470639295">
-    <w:abstractNumId w:val="21"/>
+    <w:abstractNumId w:val="25"/>
   </w:num>
   <w:num w:numId="9" w16cid:durableId="681392705">
     <w:abstractNumId w:val="1"/>
   </w:num>
   <w:num w:numId="10" w16cid:durableId="126167635">
-    <w:abstractNumId w:val="24"/>
+    <w:abstractNumId w:val="28"/>
   </w:num>
   <w:num w:numId="11" w16cid:durableId="832376439">
     <w:abstractNumId w:val="5"/>
   </w:num>
   <w:num w:numId="12" w16cid:durableId="1749958965">
-    <w:abstractNumId w:val="13"/>
+    <w:abstractNumId w:val="14"/>
   </w:num>
   <w:num w:numId="13" w16cid:durableId="469397028">
     <w:abstractNumId w:val="10"/>
@@ -11510,10 +12484,10 @@
     <w:abstractNumId w:val="6"/>
   </w:num>
   <w:num w:numId="16" w16cid:durableId="946157434">
-    <w:abstractNumId w:val="20"/>
+    <w:abstractNumId w:val="24"/>
   </w:num>
   <w:num w:numId="17" w16cid:durableId="1799108256">
-    <w:abstractNumId w:val="22"/>
+    <w:abstractNumId w:val="26"/>
   </w:num>
   <w:num w:numId="18" w16cid:durableId="426659532">
     <w:abstractNumId w:val="11"/>
@@ -11525,7 +12499,7 @@
     <w:abstractNumId w:val="2"/>
   </w:num>
   <w:num w:numId="21" w16cid:durableId="2022506827">
-    <w:abstractNumId w:val="15"/>
+    <w:abstractNumId w:val="16"/>
   </w:num>
   <w:num w:numId="22" w16cid:durableId="410855309">
     <w:abstractNumId w:val="0"/>
@@ -11534,10 +12508,22 @@
     <w:abstractNumId w:val="3"/>
   </w:num>
   <w:num w:numId="24" w16cid:durableId="1365910142">
-    <w:abstractNumId w:val="19"/>
+    <w:abstractNumId w:val="23"/>
   </w:num>
   <w:num w:numId="25" w16cid:durableId="42213318">
     <w:abstractNumId w:val="9"/>
+  </w:num>
+  <w:num w:numId="26" w16cid:durableId="357775218">
+    <w:abstractNumId w:val="13"/>
+  </w:num>
+  <w:num w:numId="27" w16cid:durableId="1276332289">
+    <w:abstractNumId w:val="20"/>
+  </w:num>
+  <w:num w:numId="28" w16cid:durableId="2057662280">
+    <w:abstractNumId w:val="19"/>
+  </w:num>
+  <w:num w:numId="29" w16cid:durableId="1934894442">
+    <w:abstractNumId w:val="22"/>
   </w:num>
 </w:numbering>
 </file>
